--- a/Modelos_documentos/tdr_tipoB_.docx
+++ b/Modelos_documentos/tdr_tipoB_.docx
@@ -296,7 +296,6 @@
           <w:szCs w:val="21"/>
         </w:rPr>
       </w:pPr>
-      <w:proofErr w:type="spellStart"/>
       <w:r>
         <w:rPr>
           <w:rFonts w:ascii="Georgia" w:hAnsi="Georgia"/>
@@ -307,7 +306,6 @@
         </w:rPr>
         <w:t>descripcion</w:t>
       </w:r>
-      <w:proofErr w:type="spellEnd"/>
       <w:r>
         <w:rPr>
           <w:rFonts w:ascii="Georgia" w:hAnsi="Georgia"/>
@@ -946,130 +944,34 @@
           <w:p>
             <w:pPr>
               <w:pStyle w:val="TableParagraph"/>
-              <w:spacing w:line="249" w:lineRule="auto"/>
-              <w:rPr>
+              <w:spacing w:line="206" w:lineRule="exact"/>
+              <w:rPr>
+                <w:w w:val="105"/>
                 <w:sz w:val="18"/>
               </w:rPr>
             </w:pPr>
             <w:r>
               <w:rPr>
-                <w:sz w:val="18"/>
-              </w:rPr>
-              <w:t>Licenciado</w:t>
+                <w:w w:val="105"/>
+                <w:sz w:val="18"/>
+              </w:rPr>
+              <w:t xml:space="preserve">Licenciado en la carrera de Educación, con especialidad de </w:t>
             </w:r>
             <w:r>
               <w:rPr>
-                <w:spacing w:val="40"/>
-                <w:sz w:val="18"/>
-              </w:rPr>
-              <w:t xml:space="preserve"> </w:t>
+                <w:b/>
+                <w:bCs/>
+                <w:w w:val="105"/>
+                <w:sz w:val="18"/>
+              </w:rPr>
+              <w:t>docente_idioma</w:t>
             </w:r>
             <w:r>
               <w:rPr>
-                <w:sz w:val="18"/>
-              </w:rPr>
-              <w:t>en</w:t>
-            </w:r>
-            <w:r>
-              <w:rPr>
-                <w:spacing w:val="40"/>
-                <w:sz w:val="18"/>
-              </w:rPr>
-              <w:t xml:space="preserve"> </w:t>
-            </w:r>
-            <w:r>
-              <w:rPr>
-                <w:sz w:val="18"/>
-              </w:rPr>
-              <w:t>la</w:t>
-            </w:r>
-            <w:r>
-              <w:rPr>
-                <w:spacing w:val="40"/>
-                <w:sz w:val="18"/>
-              </w:rPr>
-              <w:t xml:space="preserve"> </w:t>
-            </w:r>
-            <w:r>
-              <w:rPr>
-                <w:sz w:val="18"/>
-              </w:rPr>
-              <w:t>carrera</w:t>
-            </w:r>
-            <w:r>
-              <w:rPr>
-                <w:spacing w:val="80"/>
-                <w:sz w:val="18"/>
-              </w:rPr>
-              <w:t xml:space="preserve"> </w:t>
-            </w:r>
-            <w:r>
-              <w:rPr>
-                <w:sz w:val="18"/>
-              </w:rPr>
-              <w:t>de</w:t>
-            </w:r>
-            <w:r>
-              <w:rPr>
-                <w:spacing w:val="80"/>
-                <w:sz w:val="18"/>
-              </w:rPr>
-              <w:t xml:space="preserve"> </w:t>
-            </w:r>
-            <w:r>
-              <w:rPr>
-                <w:spacing w:val="13"/>
-                <w:sz w:val="18"/>
-              </w:rPr>
-              <w:t>Educación,</w:t>
-            </w:r>
-            <w:r>
-              <w:rPr>
-                <w:spacing w:val="80"/>
-                <w:sz w:val="18"/>
-              </w:rPr>
-              <w:t xml:space="preserve"> </w:t>
-            </w:r>
-            <w:r>
-              <w:rPr>
-                <w:spacing w:val="10"/>
-                <w:sz w:val="18"/>
-              </w:rPr>
-              <w:t>con</w:t>
-            </w:r>
-            <w:r>
-              <w:rPr>
-                <w:spacing w:val="80"/>
-                <w:sz w:val="18"/>
-              </w:rPr>
-              <w:t xml:space="preserve"> </w:t>
-            </w:r>
-            <w:r>
-              <w:rPr>
-                <w:spacing w:val="14"/>
-                <w:sz w:val="18"/>
-              </w:rPr>
-              <w:t>especialidad</w:t>
-            </w:r>
-            <w:r>
-              <w:rPr>
-                <w:spacing w:val="80"/>
-                <w:sz w:val="18"/>
-              </w:rPr>
-              <w:t xml:space="preserve"> </w:t>
-            </w:r>
-            <w:r>
-              <w:rPr>
-                <w:sz w:val="18"/>
-              </w:rPr>
-              <w:t xml:space="preserve">de </w:t>
-            </w:r>
-            <w:r>
-              <w:rPr>
-                <w:spacing w:val="11"/>
-                <w:sz w:val="18"/>
-              </w:rPr>
-              <w:t>inglés.</w:t>
+                <w:w w:val="105"/>
+                <w:sz w:val="18"/>
+              </w:rPr>
+              <w:t>.</w:t>
             </w:r>
           </w:p>
           <w:p>
@@ -2424,7 +2326,6 @@
         </w:rPr>
         <w:t xml:space="preserve"> </w:t>
       </w:r>
-      <w:proofErr w:type="spellStart"/>
       <w:r>
         <w:rPr>
           <w:rFonts w:ascii="Georgia" w:hAnsi="Georgia"/>
@@ -2435,7 +2336,6 @@
         </w:rPr>
         <w:t>categoria</w:t>
       </w:r>
-      <w:proofErr w:type="spellEnd"/>
     </w:p>
     <w:p>
       <w:pPr>
@@ -2472,7 +2372,6 @@
         </w:rPr>
         <w:t xml:space="preserve">: </w:t>
       </w:r>
-      <w:proofErr w:type="spellStart"/>
       <w:r>
         <w:rPr>
           <w:rFonts w:ascii="Georgia" w:hAnsi="Georgia"/>
@@ -2483,7 +2382,6 @@
         </w:rPr>
         <w:t>monto_subtotal</w:t>
       </w:r>
-      <w:proofErr w:type="spellEnd"/>
       <w:r>
         <w:rPr>
           <w:rFonts w:ascii="Georgia" w:hAnsi="Georgia"/>
@@ -3072,7 +2970,25 @@
           <w:sz w:val="21"/>
           <w:szCs w:val="21"/>
         </w:rPr>
-        <w:t xml:space="preserve"> Dirección de </w:t>
+        <w:t xml:space="preserve"> </w:t>
+      </w:r>
+      <w:r>
+        <w:rPr>
+          <w:rFonts w:ascii="Georgia" w:hAnsi="Georgia"/>
+          <w:spacing w:val="-2"/>
+          <w:sz w:val="21"/>
+          <w:szCs w:val="21"/>
+        </w:rPr>
+        <w:t xml:space="preserve">la </w:t>
+      </w:r>
+      <w:r>
+        <w:rPr>
+          <w:rFonts w:ascii="Georgia" w:hAnsi="Georgia"/>
+          <w:spacing w:val="-2"/>
+          <w:sz w:val="21"/>
+          <w:szCs w:val="21"/>
+        </w:rPr>
+        <w:t xml:space="preserve">Dirección de </w:t>
       </w:r>
       <w:r>
         <w:rPr>

--- a/Modelos_documentos/tdr_tipoB_.docx
+++ b/Modelos_documentos/tdr_tipoB_.docx
@@ -825,7 +825,7 @@
     <w:tbl>
       <w:tblPr>
         <w:tblStyle w:val="TableNormal"/>
-        <w:tblW w:w="0" w:type="auto"/>
+        <w:tblW w:w="9072" w:type="dxa"/>
         <w:tblInd w:w="-5" w:type="dxa"/>
         <w:tblBorders>
           <w:top w:val="single" w:sz="4" w:space="0" w:color="000000"/>
@@ -839,8 +839,8 @@
         <w:tblLook w:val="01E0" w:firstRow="1" w:lastRow="1" w:firstColumn="1" w:lastColumn="1" w:noHBand="0" w:noVBand="0"/>
       </w:tblPr>
       <w:tblGrid>
-        <w:gridCol w:w="2561"/>
-        <w:gridCol w:w="6044"/>
+        <w:gridCol w:w="1985"/>
+        <w:gridCol w:w="7087"/>
       </w:tblGrid>
       <w:tr>
         <w:trPr>
@@ -848,7 +848,8 @@
         </w:trPr>
         <w:tc>
           <w:tcPr>
-            <w:tcW w:w="2561" w:type="dxa"/>
+            <w:tcW w:w="1985" w:type="dxa"/>
+            <w:vAlign w:val="center"/>
           </w:tcPr>
           <w:p>
             <w:pPr>
@@ -873,7 +874,8 @@
         </w:tc>
         <w:tc>
           <w:tcPr>
-            <w:tcW w:w="6044" w:type="dxa"/>
+            <w:tcW w:w="7087" w:type="dxa"/>
+            <w:vAlign w:val="center"/>
           </w:tcPr>
           <w:p>
             <w:pPr>
@@ -904,7 +906,8 @@
         </w:trPr>
         <w:tc>
           <w:tcPr>
-            <w:tcW w:w="2561" w:type="dxa"/>
+            <w:tcW w:w="1985" w:type="dxa"/>
+            <w:vAlign w:val="center"/>
           </w:tcPr>
           <w:p>
             <w:pPr>
@@ -939,178 +942,89 @@
         </w:tc>
         <w:tc>
           <w:tcPr>
-            <w:tcW w:w="6044" w:type="dxa"/>
+            <w:tcW w:w="7087" w:type="dxa"/>
+            <w:vAlign w:val="center"/>
           </w:tcPr>
           <w:p>
             <w:pPr>
               <w:pStyle w:val="TableParagraph"/>
-              <w:spacing w:line="206" w:lineRule="exact"/>
-              <w:rPr>
-                <w:w w:val="105"/>
-                <w:sz w:val="18"/>
-              </w:rPr>
-            </w:pPr>
-            <w:r>
-              <w:rPr>
-                <w:w w:val="105"/>
-                <w:sz w:val="18"/>
-              </w:rPr>
-              <w:t xml:space="preserve">Licenciado en la carrera de Educación, con especialidad de </w:t>
-            </w:r>
-            <w:r>
-              <w:rPr>
-                <w:b/>
-                <w:bCs/>
-                <w:w w:val="105"/>
-                <w:sz w:val="18"/>
-              </w:rPr>
-              <w:t>docente_idioma</w:t>
-            </w:r>
-            <w:r>
-              <w:rPr>
-                <w:w w:val="105"/>
-                <w:sz w:val="18"/>
-              </w:rPr>
-              <w:t>.</w:t>
-            </w:r>
-          </w:p>
-          <w:p>
-            <w:pPr>
-              <w:pStyle w:val="TableParagraph"/>
-              <w:spacing w:line="206" w:lineRule="exact"/>
+              <w:spacing w:before="8" w:line="194" w:lineRule="exact"/>
+              <w:jc w:val="both"/>
               <w:rPr>
                 <w:sz w:val="18"/>
               </w:rPr>
             </w:pPr>
             <w:r>
               <w:rPr>
-                <w:w w:val="105"/>
                 <w:sz w:val="18"/>
               </w:rPr>
-              <w:t>Certificado</w:t>
+              <w:t>Licenciado, preferentemente de Humanidades</w:t>
             </w:r>
             <w:r>
               <w:rPr>
-                <w:spacing w:val="17"/>
-                <w:w w:val="105"/>
+                <w:sz w:val="18"/>
+              </w:rPr>
+              <w:t xml:space="preserve">. </w:t>
+            </w:r>
+            <w:r>
+              <w:rPr>
+                <w:sz w:val="18"/>
+              </w:rPr>
+              <w:t>Certificado de estudios de idiomas del nivel B2 o Certificado</w:t>
+            </w:r>
+            <w:r>
+              <w:rPr>
                 <w:sz w:val="18"/>
               </w:rPr>
               <w:t xml:space="preserve"> </w:t>
             </w:r>
             <w:r>
               <w:rPr>
-                <w:w w:val="105"/>
                 <w:sz w:val="18"/>
               </w:rPr>
-              <w:t>de</w:t>
+              <w:t>Internacional o Certificación Emitida por Ministerio de Educación, Ministerio de Cultura o sus equivalentes en el territorio</w:t>
             </w:r>
             <w:r>
               <w:rPr>
-                <w:spacing w:val="17"/>
-                <w:w w:val="105"/>
                 <w:sz w:val="18"/>
               </w:rPr>
               <w:t xml:space="preserve"> </w:t>
             </w:r>
             <w:r>
               <w:rPr>
-                <w:w w:val="105"/>
                 <w:sz w:val="18"/>
               </w:rPr>
-              <w:t>estudios</w:t>
+              <w:t>nacional</w:t>
             </w:r>
             <w:r>
               <w:rPr>
-                <w:spacing w:val="17"/>
-                <w:w w:val="105"/>
+                <w:sz w:val="18"/>
+              </w:rPr>
+              <w:t xml:space="preserve">, </w:t>
+            </w:r>
+            <w:r>
+              <w:rPr>
+                <w:sz w:val="18"/>
+              </w:rPr>
+              <w:t>en idioma extranjero u originario</w:t>
+            </w:r>
+            <w:r>
+              <w:rPr>
+                <w:sz w:val="18"/>
+              </w:rPr>
+              <w:t>.</w:t>
+            </w:r>
+            <w:r>
+              <w:rPr>
                 <w:sz w:val="18"/>
               </w:rPr>
               <w:t xml:space="preserve"> </w:t>
             </w:r>
             <w:r>
               <w:rPr>
-                <w:w w:val="105"/>
                 <w:sz w:val="18"/>
               </w:rPr>
-              <w:t>nivel</w:t>
-            </w:r>
-            <w:r>
-              <w:rPr>
-                <w:spacing w:val="17"/>
-                <w:w w:val="105"/>
-                <w:sz w:val="18"/>
-              </w:rPr>
-              <w:t xml:space="preserve"> </w:t>
-            </w:r>
-            <w:r>
-              <w:rPr>
-                <w:w w:val="105"/>
-                <w:sz w:val="18"/>
-              </w:rPr>
-              <w:t>B2</w:t>
-            </w:r>
-            <w:r>
-              <w:rPr>
-                <w:spacing w:val="19"/>
-                <w:w w:val="105"/>
-                <w:sz w:val="18"/>
-              </w:rPr>
-              <w:t xml:space="preserve"> </w:t>
-            </w:r>
-            <w:r>
-              <w:rPr>
-                <w:w w:val="105"/>
-                <w:sz w:val="18"/>
-              </w:rPr>
-              <w:t>(intermedio-avanzado)</w:t>
-            </w:r>
-            <w:r>
-              <w:rPr>
-                <w:spacing w:val="18"/>
-                <w:w w:val="105"/>
-                <w:sz w:val="18"/>
-              </w:rPr>
-              <w:t xml:space="preserve"> </w:t>
-            </w:r>
-            <w:r>
-              <w:rPr>
-                <w:w w:val="105"/>
-                <w:sz w:val="18"/>
-              </w:rPr>
-              <w:t>Institutos</w:t>
-            </w:r>
-            <w:r>
-              <w:rPr>
-                <w:spacing w:val="18"/>
-                <w:w w:val="105"/>
-                <w:sz w:val="18"/>
-              </w:rPr>
-              <w:t xml:space="preserve"> </w:t>
-            </w:r>
-            <w:r>
-              <w:rPr>
-                <w:spacing w:val="-5"/>
-                <w:w w:val="105"/>
-                <w:sz w:val="18"/>
-              </w:rPr>
-              <w:t>de</w:t>
-            </w:r>
-          </w:p>
-          <w:p>
-            <w:pPr>
-              <w:pStyle w:val="TableParagraph"/>
-              <w:spacing w:before="8" w:line="194" w:lineRule="exact"/>
-              <w:rPr>
-                <w:sz w:val="18"/>
-              </w:rPr>
-            </w:pPr>
-            <w:r>
-              <w:rPr>
-                <w:spacing w:val="-2"/>
-                <w:w w:val="105"/>
-                <w:sz w:val="18"/>
-              </w:rPr>
-              <w:t>idiomas.</w:t>
+              <w:t>Curso de Metodología de la enseñanza en idiomas o equivalentes.</w:t>
             </w:r>
           </w:p>
         </w:tc>
@@ -1121,7 +1035,8 @@
         </w:trPr>
         <w:tc>
           <w:tcPr>
-            <w:tcW w:w="2561" w:type="dxa"/>
+            <w:tcW w:w="1985" w:type="dxa"/>
+            <w:vAlign w:val="center"/>
           </w:tcPr>
           <w:p>
             <w:pPr>
@@ -1156,7 +1071,8 @@
         </w:tc>
         <w:tc>
           <w:tcPr>
-            <w:tcW w:w="6044" w:type="dxa"/>
+            <w:tcW w:w="7087" w:type="dxa"/>
+            <w:vAlign w:val="center"/>
           </w:tcPr>
           <w:p>
             <w:pPr>
@@ -1194,11 +1110,12 @@
       </w:tr>
       <w:tr>
         <w:trPr>
-          <w:trHeight w:val="213"/>
+          <w:trHeight w:val="529"/>
         </w:trPr>
         <w:tc>
           <w:tcPr>
-            <w:tcW w:w="2561" w:type="dxa"/>
+            <w:tcW w:w="1985" w:type="dxa"/>
+            <w:vAlign w:val="center"/>
           </w:tcPr>
           <w:p>
             <w:pPr>
@@ -1246,7 +1163,8 @@
         </w:tc>
         <w:tc>
           <w:tcPr>
-            <w:tcW w:w="6044" w:type="dxa"/>
+            <w:tcW w:w="7087" w:type="dxa"/>
+            <w:vAlign w:val="center"/>
           </w:tcPr>
           <w:p>
             <w:pPr>
@@ -1263,38 +1181,15 @@
             </w:pPr>
             <w:r>
               <w:rPr>
-                <w:spacing w:val="-2"/>
-                <w:w w:val="105"/>
                 <w:sz w:val="18"/>
               </w:rPr>
-              <w:t>Certificación</w:t>
+              <w:t>Certificación nacional</w:t>
             </w:r>
             <w:r>
               <w:rPr>
                 <w:sz w:val="18"/>
               </w:rPr>
               <w:tab/>
-            </w:r>
-            <w:r>
-              <w:rPr>
-                <w:spacing w:val="-2"/>
-                <w:w w:val="105"/>
-                <w:sz w:val="18"/>
-              </w:rPr>
-              <w:t>nacional</w:t>
-            </w:r>
-            <w:r>
-              <w:rPr>
-                <w:sz w:val="18"/>
-              </w:rPr>
-              <w:tab/>
-            </w:r>
-            <w:r>
-              <w:rPr>
-                <w:spacing w:val="-10"/>
-                <w:w w:val="105"/>
-                <w:sz w:val="18"/>
-              </w:rPr>
               <w:t>o</w:t>
             </w:r>
             <w:r>
@@ -1302,13 +1197,6 @@
                 <w:sz w:val="18"/>
               </w:rPr>
               <w:tab/>
-            </w:r>
-            <w:r>
-              <w:rPr>
-                <w:spacing w:val="-2"/>
-                <w:w w:val="105"/>
-                <w:sz w:val="18"/>
-              </w:rPr>
               <w:t>internacional.</w:t>
             </w:r>
           </w:p>

--- a/Modelos_documentos/tdr_tipoB_.docx
+++ b/Modelos_documentos/tdr_tipoB_.docx
@@ -296,6 +296,7 @@
           <w:szCs w:val="21"/>
         </w:rPr>
       </w:pPr>
+      <w:proofErr w:type="spellStart"/>
       <w:r>
         <w:rPr>
           <w:rFonts w:ascii="Georgia" w:hAnsi="Georgia"/>
@@ -306,6 +307,7 @@
         </w:rPr>
         <w:t>descripcion</w:t>
       </w:r>
+      <w:proofErr w:type="spellEnd"/>
       <w:r>
         <w:rPr>
           <w:rFonts w:ascii="Georgia" w:hAnsi="Georgia"/>
@@ -825,7 +827,7 @@
     <w:tbl>
       <w:tblPr>
         <w:tblStyle w:val="TableNormal"/>
-        <w:tblW w:w="9072" w:type="dxa"/>
+        <w:tblW w:w="9214" w:type="dxa"/>
         <w:tblInd w:w="-5" w:type="dxa"/>
         <w:tblBorders>
           <w:top w:val="single" w:sz="4" w:space="0" w:color="000000"/>
@@ -840,7 +842,7 @@
       </w:tblPr>
       <w:tblGrid>
         <w:gridCol w:w="1985"/>
-        <w:gridCol w:w="7087"/>
+        <w:gridCol w:w="7229"/>
       </w:tblGrid>
       <w:tr>
         <w:trPr>
@@ -874,7 +876,7 @@
         </w:tc>
         <w:tc>
           <w:tcPr>
-            <w:tcW w:w="7087" w:type="dxa"/>
+            <w:tcW w:w="7229" w:type="dxa"/>
             <w:vAlign w:val="center"/>
           </w:tcPr>
           <w:p>
@@ -942,7 +944,7 @@
         </w:tc>
         <w:tc>
           <w:tcPr>
-            <w:tcW w:w="7087" w:type="dxa"/>
+            <w:tcW w:w="7229" w:type="dxa"/>
             <w:vAlign w:val="center"/>
           </w:tcPr>
           <w:p>
@@ -1071,7 +1073,7 @@
         </w:tc>
         <w:tc>
           <w:tcPr>
-            <w:tcW w:w="7087" w:type="dxa"/>
+            <w:tcW w:w="7229" w:type="dxa"/>
             <w:vAlign w:val="center"/>
           </w:tcPr>
           <w:p>
@@ -1163,7 +1165,7 @@
         </w:tc>
         <w:tc>
           <w:tcPr>
-            <w:tcW w:w="7087" w:type="dxa"/>
+            <w:tcW w:w="7229" w:type="dxa"/>
             <w:vAlign w:val="center"/>
           </w:tcPr>
           <w:p>
@@ -1238,6 +1240,7 @@
           <w:szCs w:val="21"/>
         </w:rPr>
       </w:pPr>
+      <w:proofErr w:type="gramStart"/>
       <w:r>
         <w:rPr>
           <w:rFonts w:ascii="Georgia" w:hAnsi="Georgia"/>
@@ -1266,7 +1269,18 @@
           <w:sz w:val="21"/>
           <w:szCs w:val="21"/>
         </w:rPr>
-        <w:t>REALIZAR:</w:t>
+        <w:t>REALIZAR</w:t>
+      </w:r>
+      <w:proofErr w:type="gramEnd"/>
+      <w:r>
+        <w:rPr>
+          <w:rFonts w:ascii="Georgia" w:hAnsi="Georgia"/>
+          <w:b/>
+          <w:spacing w:val="-2"/>
+          <w:sz w:val="21"/>
+          <w:szCs w:val="21"/>
+        </w:rPr>
+        <w:t>:</w:t>
       </w:r>
     </w:p>
     <w:p>
@@ -2214,6 +2228,7 @@
         </w:rPr>
         <w:t xml:space="preserve"> </w:t>
       </w:r>
+      <w:proofErr w:type="spellStart"/>
       <w:r>
         <w:rPr>
           <w:rFonts w:ascii="Georgia" w:hAnsi="Georgia"/>
@@ -2224,6 +2239,7 @@
         </w:rPr>
         <w:t>categoria</w:t>
       </w:r>
+      <w:proofErr w:type="spellEnd"/>
     </w:p>
     <w:p>
       <w:pPr>
@@ -2260,6 +2276,7 @@
         </w:rPr>
         <w:t xml:space="preserve">: </w:t>
       </w:r>
+      <w:proofErr w:type="spellStart"/>
       <w:r>
         <w:rPr>
           <w:rFonts w:ascii="Georgia" w:hAnsi="Georgia"/>
@@ -2270,6 +2287,7 @@
         </w:rPr>
         <w:t>monto_subtotal</w:t>
       </w:r>
+      <w:proofErr w:type="spellEnd"/>
       <w:r>
         <w:rPr>
           <w:rFonts w:ascii="Georgia" w:hAnsi="Georgia"/>

--- a/Modelos_documentos/tdr_tipoB_.docx
+++ b/Modelos_documentos/tdr_tipoB_.docx
@@ -1,6 +1,6 @@
 
 <file path=word/document.xml><?xml version="1.0" encoding="utf-8"?>
-<w:document xmlns:wpc="http://schemas.microsoft.com/office/word/2010/wordprocessingCanvas" xmlns:cx="http://schemas.microsoft.com/office/drawing/2014/chartex" xmlns:cx1="http://schemas.microsoft.com/office/drawing/2015/9/8/chartex" xmlns:cx2="http://schemas.microsoft.com/office/drawing/2015/10/21/chartex" xmlns:cx3="http://schemas.microsoft.com/office/drawing/2016/5/9/chartex" xmlns:cx4="http://schemas.microsoft.com/office/drawing/2016/5/10/chartex" xmlns:cx5="http://schemas.microsoft.com/office/drawing/2016/5/11/chartex" xmlns:cx6="http://schemas.microsoft.com/office/drawing/2016/5/12/chartex" xmlns:cx7="http://schemas.microsoft.com/office/drawing/2016/5/13/chartex" xmlns:cx8="http://schemas.microsoft.com/office/drawing/2016/5/14/chartex" xmlns:mc="http://schemas.openxmlformats.org/markup-compatibility/2006" xmlns:aink="http://schemas.microsoft.com/office/drawing/2016/ink" xmlns:am3d="http://schemas.microsoft.com/office/drawing/2017/model3d" xmlns:o="urn:schemas-microsoft-com:office:office" xmlns:oel="http://schemas.microsoft.com/office/2019/extlst" xmlns:r="http://schemas.openxmlformats.org/officeDocument/2006/relationships" xmlns:m="http://schemas.openxmlformats.org/officeDocument/2006/math" xmlns:v="urn:schemas-microsoft-com:vml" xmlns:wp14="http://schemas.microsoft.com/office/word/2010/wordprocessingDrawing" xmlns:wp="http://schemas.openxmlformats.org/drawingml/2006/wordprocessingDrawing" xmlns:w10="urn:schemas-microsoft-com:office:word" xmlns:w="http://schemas.openxmlformats.org/wordprocessingml/2006/main" xmlns:w14="http://schemas.microsoft.com/office/word/2010/wordml" xmlns:w15="http://schemas.microsoft.com/office/word/2012/wordml" xmlns:w16cex="http://schemas.microsoft.com/office/word/2018/wordml/cex" xmlns:w16cid="http://schemas.microsoft.com/office/word/2016/wordml/cid" xmlns:w16="http://schemas.microsoft.com/office/word/2018/wordml" xmlns:w16du="http://schemas.microsoft.com/office/word/2023/wordml/word16du" xmlns:w16sdtdh="http://schemas.microsoft.com/office/word/2020/wordml/sdtdatahash" xmlns:w16sdtfl="http://schemas.microsoft.com/office/word/2024/wordml/sdtformatlock" xmlns:w16se="http://schemas.microsoft.com/office/word/2015/wordml/symex" xmlns:wpg="http://schemas.microsoft.com/office/word/2010/wordprocessingGroup" xmlns:wpi="http://schemas.microsoft.com/office/word/2010/wordprocessingInk" xmlns:wne="http://schemas.microsoft.com/office/word/2006/wordml" xmlns:wps="http://schemas.microsoft.com/office/word/2010/wordprocessingShape" mc:Ignorable="w14 w15 w16se w16cid w16 w16cex w16sdtdh w16sdtfl w16du wp14">
+<w:document xmlns:wpc="http://schemas.microsoft.com/office/word/2010/wordprocessingCanvas" xmlns:cx="http://schemas.microsoft.com/office/drawing/2014/chartex" xmlns:mc="http://schemas.openxmlformats.org/markup-compatibility/2006" xmlns:o="urn:schemas-microsoft-com:office:office" xmlns:r="http://schemas.openxmlformats.org/officeDocument/2006/relationships" xmlns:m="http://schemas.openxmlformats.org/officeDocument/2006/math" xmlns:v="urn:schemas-microsoft-com:vml" xmlns:wp14="http://schemas.microsoft.com/office/word/2010/wordprocessingDrawing" xmlns:wp="http://schemas.openxmlformats.org/drawingml/2006/wordprocessingDrawing" xmlns:w10="urn:schemas-microsoft-com:office:word" xmlns:w="http://schemas.openxmlformats.org/wordprocessingml/2006/main" xmlns:w14="http://schemas.microsoft.com/office/word/2010/wordml" xmlns:w15="http://schemas.microsoft.com/office/word/2012/wordml" xmlns:w16se="http://schemas.microsoft.com/office/word/2015/wordml/symex" xmlns:wpg="http://schemas.microsoft.com/office/word/2010/wordprocessingGroup" xmlns:wpi="http://schemas.microsoft.com/office/word/2010/wordprocessingInk" xmlns:wne="http://schemas.microsoft.com/office/word/2006/wordml" xmlns:wps="http://schemas.microsoft.com/office/word/2010/wordprocessingShape" mc:Ignorable="w14 w15 w16se wp14">
   <w:body>
     <w:p>
       <w:pPr>
@@ -10,18 +10,14 @@
         <w:spacing w:line="276" w:lineRule="auto"/>
         <w:jc w:val="center"/>
         <w:rPr>
-          <w:rFonts w:ascii="Georgia" w:hAnsi="Georgia"/>
+          <w:rFonts w:ascii="Garamond" w:hAnsi="Garamond"/>
           <w:b/>
-          <w:sz w:val="21"/>
-          <w:szCs w:val="21"/>
-        </w:rPr>
-      </w:pPr>
-      <w:r>
-        <w:rPr>
-          <w:rFonts w:ascii="Georgia" w:hAnsi="Georgia"/>
+        </w:rPr>
+      </w:pPr>
+      <w:r>
+        <w:rPr>
+          <w:rFonts w:ascii="Garamond" w:hAnsi="Garamond"/>
           <w:b/>
-          <w:sz w:val="21"/>
-          <w:szCs w:val="21"/>
         </w:rPr>
         <w:t>TÉRMINOS DE REFERENCIA</w:t>
       </w:r>
@@ -31,10 +27,10 @@
         <w:pStyle w:val="Textoindependiente"/>
         <w:spacing w:line="276" w:lineRule="auto"/>
         <w:rPr>
-          <w:rFonts w:ascii="Georgia" w:hAnsi="Georgia"/>
+          <w:rFonts w:ascii="Garamond" w:hAnsi="Garamond"/>
           <w:b/>
-          <w:sz w:val="21"/>
-          <w:szCs w:val="21"/>
+          <w:sz w:val="22"/>
+          <w:szCs w:val="22"/>
         </w:rPr>
       </w:pPr>
     </w:p>
@@ -43,10 +39,10 @@
         <w:pStyle w:val="Textoindependiente"/>
         <w:spacing w:line="276" w:lineRule="auto"/>
         <w:rPr>
-          <w:rFonts w:ascii="Georgia" w:hAnsi="Georgia"/>
+          <w:rFonts w:ascii="Garamond" w:hAnsi="Garamond"/>
           <w:b/>
-          <w:sz w:val="21"/>
-          <w:szCs w:val="21"/>
+          <w:sz w:val="22"/>
+          <w:szCs w:val="22"/>
         </w:rPr>
       </w:pPr>
     </w:p>
@@ -63,39 +59,31 @@
         <w:spacing w:before="0" w:line="276" w:lineRule="auto"/>
         <w:ind w:left="0"/>
         <w:rPr>
-          <w:rFonts w:ascii="Georgia" w:hAnsi="Georgia"/>
+          <w:rFonts w:ascii="Garamond" w:hAnsi="Garamond"/>
           <w:b/>
-          <w:sz w:val="21"/>
-          <w:szCs w:val="21"/>
-        </w:rPr>
-      </w:pPr>
-      <w:r>
-        <w:rPr>
-          <w:rFonts w:ascii="Georgia" w:hAnsi="Georgia"/>
+        </w:rPr>
+      </w:pPr>
+      <w:r>
+        <w:rPr>
+          <w:rFonts w:ascii="Garamond" w:hAnsi="Garamond"/>
           <w:b/>
           <w:spacing w:val="-2"/>
-          <w:sz w:val="21"/>
-          <w:szCs w:val="21"/>
         </w:rPr>
         <w:t>ÁREA</w:t>
       </w:r>
       <w:r>
         <w:rPr>
-          <w:rFonts w:ascii="Georgia" w:hAnsi="Georgia"/>
+          <w:rFonts w:ascii="Garamond" w:hAnsi="Garamond"/>
           <w:b/>
           <w:spacing w:val="-8"/>
-          <w:sz w:val="21"/>
-          <w:szCs w:val="21"/>
-        </w:rPr>
-        <w:t xml:space="preserve"> </w:t>
-      </w:r>
-      <w:r>
-        <w:rPr>
-          <w:rFonts w:ascii="Georgia" w:hAnsi="Georgia"/>
+        </w:rPr>
+        <w:t xml:space="preserve"> </w:t>
+      </w:r>
+      <w:r>
+        <w:rPr>
+          <w:rFonts w:ascii="Garamond" w:hAnsi="Garamond"/>
           <w:b/>
           <w:spacing w:val="-2"/>
-          <w:sz w:val="21"/>
-          <w:szCs w:val="21"/>
         </w:rPr>
         <w:t>USUARIA:</w:t>
       </w:r>
@@ -111,94 +99,83 @@
         <w:spacing w:before="0" w:line="276" w:lineRule="auto"/>
         <w:ind w:left="0" w:firstLine="0"/>
         <w:rPr>
-          <w:rFonts w:ascii="Georgia" w:hAnsi="Georgia"/>
-          <w:spacing w:val="-2"/>
-          <w:sz w:val="21"/>
-          <w:szCs w:val="21"/>
-        </w:rPr>
-      </w:pPr>
-      <w:r>
-        <w:rPr>
-          <w:rFonts w:ascii="Georgia" w:hAnsi="Georgia"/>
-          <w:sz w:val="21"/>
-          <w:szCs w:val="21"/>
+          <w:rFonts w:ascii="Garamond" w:hAnsi="Garamond"/>
+          <w:spacing w:val="-2"/>
+          <w:sz w:val="20"/>
+        </w:rPr>
+      </w:pPr>
+      <w:r>
+        <w:rPr>
+          <w:rFonts w:ascii="Garamond" w:hAnsi="Garamond"/>
+          <w:sz w:val="20"/>
         </w:rPr>
         <w:t>Centro</w:t>
       </w:r>
       <w:r>
         <w:rPr>
-          <w:rFonts w:ascii="Georgia" w:hAnsi="Georgia"/>
+          <w:rFonts w:ascii="Garamond" w:hAnsi="Garamond"/>
           <w:spacing w:val="-10"/>
-          <w:sz w:val="21"/>
-          <w:szCs w:val="21"/>
-        </w:rPr>
-        <w:t xml:space="preserve"> </w:t>
-      </w:r>
-      <w:r>
-        <w:rPr>
-          <w:rFonts w:ascii="Georgia" w:hAnsi="Georgia"/>
-          <w:sz w:val="21"/>
-          <w:szCs w:val="21"/>
+          <w:sz w:val="20"/>
+        </w:rPr>
+        <w:t xml:space="preserve"> </w:t>
+      </w:r>
+      <w:r>
+        <w:rPr>
+          <w:rFonts w:ascii="Garamond" w:hAnsi="Garamond"/>
+          <w:sz w:val="20"/>
         </w:rPr>
         <w:t>de</w:t>
       </w:r>
       <w:r>
         <w:rPr>
-          <w:rFonts w:ascii="Georgia" w:hAnsi="Georgia"/>
+          <w:rFonts w:ascii="Garamond" w:hAnsi="Garamond"/>
           <w:spacing w:val="-13"/>
-          <w:sz w:val="21"/>
-          <w:szCs w:val="21"/>
-        </w:rPr>
-        <w:t xml:space="preserve"> </w:t>
-      </w:r>
-      <w:r>
-        <w:rPr>
-          <w:rFonts w:ascii="Georgia" w:hAnsi="Georgia"/>
-          <w:sz w:val="21"/>
-          <w:szCs w:val="21"/>
+          <w:sz w:val="20"/>
+        </w:rPr>
+        <w:t xml:space="preserve"> </w:t>
+      </w:r>
+      <w:r>
+        <w:rPr>
+          <w:rFonts w:ascii="Garamond" w:hAnsi="Garamond"/>
+          <w:sz w:val="20"/>
         </w:rPr>
         <w:t>Idiomas</w:t>
       </w:r>
       <w:r>
         <w:rPr>
-          <w:rFonts w:ascii="Georgia" w:hAnsi="Georgia"/>
+          <w:rFonts w:ascii="Garamond" w:hAnsi="Garamond"/>
           <w:spacing w:val="-9"/>
-          <w:sz w:val="21"/>
-          <w:szCs w:val="21"/>
-        </w:rPr>
-        <w:t xml:space="preserve"> </w:t>
-      </w:r>
-      <w:r>
-        <w:rPr>
-          <w:rFonts w:ascii="Georgia" w:hAnsi="Georgia"/>
-          <w:sz w:val="21"/>
-          <w:szCs w:val="21"/>
+          <w:sz w:val="20"/>
+        </w:rPr>
+        <w:t xml:space="preserve"> </w:t>
+      </w:r>
+      <w:r>
+        <w:rPr>
+          <w:rFonts w:ascii="Garamond" w:hAnsi="Garamond"/>
+          <w:sz w:val="20"/>
         </w:rPr>
         <w:t>–</w:t>
       </w:r>
       <w:r>
         <w:rPr>
-          <w:rFonts w:ascii="Georgia" w:hAnsi="Georgia"/>
+          <w:rFonts w:ascii="Garamond" w:hAnsi="Garamond"/>
           <w:spacing w:val="-13"/>
-          <w:sz w:val="21"/>
-          <w:szCs w:val="21"/>
-        </w:rPr>
-        <w:t xml:space="preserve"> </w:t>
-      </w:r>
-      <w:r>
-        <w:rPr>
-          <w:rFonts w:ascii="Georgia" w:hAnsi="Georgia"/>
-          <w:sz w:val="21"/>
-          <w:szCs w:val="21"/>
+          <w:sz w:val="20"/>
+        </w:rPr>
+        <w:t xml:space="preserve"> </w:t>
+      </w:r>
+      <w:r>
+        <w:rPr>
+          <w:rFonts w:ascii="Garamond" w:hAnsi="Garamond"/>
+          <w:sz w:val="20"/>
         </w:rPr>
         <w:t>FLCH-</w:t>
       </w:r>
       <w:r>
         <w:rPr>
-          <w:rFonts w:ascii="Georgia" w:hAnsi="Georgia"/>
-          <w:spacing w:val="-2"/>
-          <w:sz w:val="21"/>
-          <w:szCs w:val="21"/>
+          <w:rFonts w:ascii="Garamond" w:hAnsi="Garamond"/>
+          <w:spacing w:val="-2"/>
+          <w:sz w:val="20"/>
         </w:rPr>
         <w:t>UNMSM</w:t>
       </w:r>
@@ -212,10 +189,8 @@
         <w:spacing w:before="0" w:line="276" w:lineRule="auto"/>
         <w:ind w:left="0" w:firstLine="0"/>
         <w:rPr>
-          <w:rFonts w:ascii="Georgia" w:hAnsi="Georgia"/>
+          <w:rFonts w:ascii="Garamond" w:hAnsi="Garamond"/>
           <w:b/>
-          <w:sz w:val="21"/>
-          <w:szCs w:val="21"/>
         </w:rPr>
       </w:pPr>
     </w:p>
@@ -232,53 +207,64 @@
         <w:spacing w:before="0" w:line="276" w:lineRule="auto"/>
         <w:ind w:left="0"/>
         <w:rPr>
-          <w:rFonts w:ascii="Georgia" w:hAnsi="Georgia"/>
-          <w:sz w:val="21"/>
-          <w:szCs w:val="21"/>
-        </w:rPr>
-      </w:pPr>
-      <w:r>
-        <w:rPr>
-          <w:rFonts w:ascii="Georgia" w:hAnsi="Georgia"/>
-          <w:sz w:val="21"/>
-          <w:szCs w:val="21"/>
+          <w:rFonts w:ascii="Garamond" w:hAnsi="Garamond"/>
+          <w:sz w:val="22"/>
+          <w:szCs w:val="22"/>
+        </w:rPr>
+      </w:pPr>
+      <w:r>
+        <w:rPr>
+          <w:rFonts w:ascii="Garamond" w:hAnsi="Garamond"/>
+          <w:sz w:val="22"/>
+          <w:szCs w:val="22"/>
         </w:rPr>
         <w:t>OBJETO</w:t>
       </w:r>
       <w:r>
         <w:rPr>
-          <w:rFonts w:ascii="Georgia" w:hAnsi="Georgia"/>
+          <w:rFonts w:ascii="Garamond" w:hAnsi="Garamond"/>
           <w:spacing w:val="-13"/>
-          <w:sz w:val="21"/>
-          <w:szCs w:val="21"/>
-        </w:rPr>
-        <w:t xml:space="preserve"> </w:t>
-      </w:r>
-      <w:r>
-        <w:rPr>
-          <w:rFonts w:ascii="Georgia" w:hAnsi="Georgia"/>
-          <w:sz w:val="21"/>
-          <w:szCs w:val="21"/>
+          <w:sz w:val="22"/>
+          <w:szCs w:val="22"/>
+        </w:rPr>
+        <w:t xml:space="preserve"> </w:t>
+      </w:r>
+      <w:r>
+        <w:rPr>
+          <w:rFonts w:ascii="Garamond" w:hAnsi="Garamond"/>
+          <w:sz w:val="22"/>
+          <w:szCs w:val="22"/>
         </w:rPr>
         <w:t>DEL</w:t>
       </w:r>
       <w:r>
         <w:rPr>
-          <w:rFonts w:ascii="Georgia" w:hAnsi="Georgia"/>
+          <w:rFonts w:ascii="Garamond" w:hAnsi="Garamond"/>
           <w:spacing w:val="-11"/>
-          <w:sz w:val="21"/>
-          <w:szCs w:val="21"/>
-        </w:rPr>
-        <w:t xml:space="preserve"> </w:t>
-      </w:r>
-      <w:r>
-        <w:rPr>
-          <w:rFonts w:ascii="Georgia" w:hAnsi="Georgia"/>
-          <w:spacing w:val="-2"/>
-          <w:sz w:val="21"/>
-          <w:szCs w:val="21"/>
-        </w:rPr>
-        <w:t>SERVICIO:</w:t>
+          <w:sz w:val="22"/>
+          <w:szCs w:val="22"/>
+        </w:rPr>
+        <w:t xml:space="preserve"> </w:t>
+      </w:r>
+      <w:r>
+        <w:rPr>
+          <w:rFonts w:ascii="Garamond" w:hAnsi="Garamond"/>
+          <w:spacing w:val="-2"/>
+          <w:sz w:val="22"/>
+          <w:szCs w:val="22"/>
+        </w:rPr>
+        <w:t>SERVICIO</w:t>
+      </w:r>
+      <w:bookmarkStart w:id="1" w:name="_GoBack"/>
+      <w:bookmarkEnd w:id="1"/>
+      <w:r>
+        <w:rPr>
+          <w:rFonts w:ascii="Garamond" w:hAnsi="Garamond"/>
+          <w:spacing w:val="-2"/>
+          <w:sz w:val="22"/>
+          <w:szCs w:val="22"/>
+        </w:rPr>
+        <w:t>:</w:t>
       </w:r>
     </w:p>
     <w:p>
@@ -290,68 +276,59 @@
         <w:spacing w:before="0" w:line="276" w:lineRule="auto"/>
         <w:ind w:left="0" w:firstLine="0"/>
         <w:rPr>
-          <w:rFonts w:ascii="Georgia" w:hAnsi="Georgia"/>
-          <w:b w:val="0"/>
-          <w:sz w:val="21"/>
-          <w:szCs w:val="21"/>
-        </w:rPr>
-      </w:pPr>
-      <w:proofErr w:type="spellStart"/>
-      <w:r>
-        <w:rPr>
-          <w:rFonts w:ascii="Georgia" w:hAnsi="Georgia"/>
+          <w:rFonts w:ascii="Garamond" w:hAnsi="Garamond"/>
+          <w:b w:val="0"/>
+          <w:szCs w:val="22"/>
+        </w:rPr>
+      </w:pPr>
+      <w:r>
+        <w:rPr>
+          <w:rFonts w:ascii="Garamond" w:hAnsi="Garamond"/>
           <w:b w:val="0"/>
           <w:bCs w:val="0"/>
-          <w:sz w:val="24"/>
-          <w:szCs w:val="24"/>
+          <w:szCs w:val="22"/>
         </w:rPr>
         <w:t>descripcion</w:t>
       </w:r>
-      <w:proofErr w:type="spellEnd"/>
-      <w:r>
-        <w:rPr>
-          <w:rFonts w:ascii="Georgia" w:hAnsi="Georgia"/>
-          <w:b w:val="0"/>
-          <w:sz w:val="21"/>
-          <w:szCs w:val="21"/>
+      <w:r>
+        <w:rPr>
+          <w:rFonts w:ascii="Garamond" w:hAnsi="Garamond"/>
+          <w:b w:val="0"/>
+          <w:szCs w:val="22"/>
         </w:rPr>
         <w:t>,</w:t>
       </w:r>
       <w:r>
         <w:rPr>
-          <w:rFonts w:ascii="Georgia" w:hAnsi="Georgia"/>
+          <w:rFonts w:ascii="Garamond" w:hAnsi="Garamond"/>
           <w:b w:val="0"/>
           <w:spacing w:val="-3"/>
-          <w:sz w:val="21"/>
-          <w:szCs w:val="21"/>
-        </w:rPr>
-        <w:t xml:space="preserve"> </w:t>
-      </w:r>
-      <w:r>
-        <w:rPr>
-          <w:rFonts w:ascii="Georgia" w:hAnsi="Georgia"/>
-          <w:b w:val="0"/>
-          <w:sz w:val="21"/>
-          <w:szCs w:val="21"/>
+          <w:szCs w:val="22"/>
+        </w:rPr>
+        <w:t xml:space="preserve"> </w:t>
+      </w:r>
+      <w:r>
+        <w:rPr>
+          <w:rFonts w:ascii="Garamond" w:hAnsi="Garamond"/>
+          <w:b w:val="0"/>
+          <w:szCs w:val="22"/>
         </w:rPr>
         <w:t>en</w:t>
       </w:r>
       <w:r>
         <w:rPr>
-          <w:rFonts w:ascii="Georgia" w:hAnsi="Georgia"/>
+          <w:rFonts w:ascii="Garamond" w:hAnsi="Garamond"/>
           <w:b w:val="0"/>
           <w:spacing w:val="-3"/>
-          <w:sz w:val="21"/>
-          <w:szCs w:val="21"/>
-        </w:rPr>
-        <w:t xml:space="preserve"> </w:t>
-      </w:r>
-      <w:r>
-        <w:rPr>
-          <w:rFonts w:ascii="Georgia" w:hAnsi="Georgia"/>
-          <w:b w:val="0"/>
-          <w:sz w:val="21"/>
-          <w:szCs w:val="21"/>
+          <w:szCs w:val="22"/>
+        </w:rPr>
+        <w:t xml:space="preserve"> </w:t>
+      </w:r>
+      <w:r>
+        <w:rPr>
+          <w:rFonts w:ascii="Garamond" w:hAnsi="Garamond"/>
+          <w:b w:val="0"/>
+          <w:szCs w:val="22"/>
         </w:rPr>
         <w:t>el Centro de Idiomas de la FLCH.</w:t>
       </w:r>
@@ -365,10 +342,10 @@
         <w:spacing w:before="0" w:line="276" w:lineRule="auto"/>
         <w:ind w:left="0" w:firstLine="0"/>
         <w:rPr>
-          <w:rFonts w:ascii="Georgia" w:hAnsi="Georgia"/>
-          <w:b w:val="0"/>
-          <w:sz w:val="21"/>
-          <w:szCs w:val="21"/>
+          <w:rFonts w:ascii="Garamond" w:hAnsi="Garamond"/>
+          <w:b w:val="0"/>
+          <w:sz w:val="22"/>
+          <w:szCs w:val="22"/>
         </w:rPr>
       </w:pPr>
     </w:p>
@@ -385,37 +362,37 @@
         <w:spacing w:before="0" w:line="276" w:lineRule="auto"/>
         <w:ind w:left="0"/>
         <w:rPr>
-          <w:rFonts w:ascii="Georgia" w:hAnsi="Georgia"/>
-          <w:sz w:val="21"/>
-          <w:szCs w:val="21"/>
-        </w:rPr>
-      </w:pPr>
-      <w:bookmarkStart w:id="1" w:name="III._FINALIDAD_PÚBLICA:"/>
-      <w:bookmarkEnd w:id="1"/>
-      <w:r>
-        <w:rPr>
-          <w:rFonts w:ascii="Georgia" w:hAnsi="Georgia"/>
-          <w:spacing w:val="-2"/>
-          <w:sz w:val="21"/>
-          <w:szCs w:val="21"/>
+          <w:rFonts w:ascii="Garamond" w:hAnsi="Garamond"/>
+          <w:sz w:val="22"/>
+          <w:szCs w:val="22"/>
+        </w:rPr>
+      </w:pPr>
+      <w:bookmarkStart w:id="2" w:name="III._FINALIDAD_PÚBLICA:"/>
+      <w:bookmarkEnd w:id="2"/>
+      <w:r>
+        <w:rPr>
+          <w:rFonts w:ascii="Garamond" w:hAnsi="Garamond"/>
+          <w:spacing w:val="-2"/>
+          <w:sz w:val="22"/>
+          <w:szCs w:val="22"/>
         </w:rPr>
         <w:t>FINALIDAD</w:t>
       </w:r>
       <w:r>
         <w:rPr>
-          <w:rFonts w:ascii="Georgia" w:hAnsi="Georgia"/>
+          <w:rFonts w:ascii="Garamond" w:hAnsi="Garamond"/>
           <w:spacing w:val="-6"/>
-          <w:sz w:val="21"/>
-          <w:szCs w:val="21"/>
-        </w:rPr>
-        <w:t xml:space="preserve"> </w:t>
-      </w:r>
-      <w:r>
-        <w:rPr>
-          <w:rFonts w:ascii="Georgia" w:hAnsi="Georgia"/>
-          <w:spacing w:val="-2"/>
-          <w:sz w:val="21"/>
-          <w:szCs w:val="21"/>
+          <w:sz w:val="22"/>
+          <w:szCs w:val="22"/>
+        </w:rPr>
+        <w:t xml:space="preserve"> </w:t>
+      </w:r>
+      <w:r>
+        <w:rPr>
+          <w:rFonts w:ascii="Garamond" w:hAnsi="Garamond"/>
+          <w:spacing w:val="-2"/>
+          <w:sz w:val="22"/>
+          <w:szCs w:val="22"/>
         </w:rPr>
         <w:t>PÚBLICA:</w:t>
       </w:r>
@@ -425,290 +402,258 @@
         <w:pStyle w:val="Textoindependiente"/>
         <w:spacing w:line="276" w:lineRule="auto"/>
         <w:rPr>
-          <w:rFonts w:ascii="Georgia" w:hAnsi="Georgia"/>
-          <w:spacing w:val="-2"/>
-          <w:sz w:val="21"/>
-          <w:szCs w:val="21"/>
-        </w:rPr>
-      </w:pPr>
-      <w:bookmarkStart w:id="2" w:name="IV._PERFIL_REQUERIDO:_CATEGORÍA_“B”"/>
-      <w:bookmarkEnd w:id="2"/>
-      <w:r>
-        <w:rPr>
-          <w:rFonts w:ascii="Georgia" w:hAnsi="Georgia"/>
-          <w:spacing w:val="-2"/>
-          <w:sz w:val="21"/>
-          <w:szCs w:val="21"/>
+          <w:rFonts w:ascii="Garamond" w:hAnsi="Garamond"/>
+          <w:spacing w:val="-2"/>
+          <w:szCs w:val="22"/>
+        </w:rPr>
+      </w:pPr>
+      <w:bookmarkStart w:id="3" w:name="IV._PERFIL_REQUERIDO:_CATEGORÍA_“B”"/>
+      <w:bookmarkEnd w:id="3"/>
+      <w:r>
+        <w:rPr>
+          <w:rFonts w:ascii="Garamond" w:hAnsi="Garamond"/>
+          <w:spacing w:val="-2"/>
+          <w:szCs w:val="22"/>
         </w:rPr>
         <w:t>Desarrollar</w:t>
       </w:r>
       <w:r>
         <w:rPr>
-          <w:rFonts w:ascii="Georgia" w:hAnsi="Georgia"/>
+          <w:rFonts w:ascii="Garamond" w:hAnsi="Garamond"/>
           <w:spacing w:val="-11"/>
-          <w:sz w:val="21"/>
-          <w:szCs w:val="21"/>
-        </w:rPr>
-        <w:t xml:space="preserve"> </w:t>
-      </w:r>
-      <w:r>
-        <w:rPr>
-          <w:rFonts w:ascii="Georgia" w:hAnsi="Georgia"/>
-          <w:spacing w:val="-2"/>
-          <w:sz w:val="21"/>
-          <w:szCs w:val="21"/>
+          <w:szCs w:val="22"/>
+        </w:rPr>
+        <w:t xml:space="preserve"> </w:t>
+      </w:r>
+      <w:r>
+        <w:rPr>
+          <w:rFonts w:ascii="Garamond" w:hAnsi="Garamond"/>
+          <w:spacing w:val="-2"/>
+          <w:szCs w:val="22"/>
         </w:rPr>
         <w:t>la</w:t>
       </w:r>
       <w:r>
         <w:rPr>
-          <w:rFonts w:ascii="Georgia" w:hAnsi="Georgia"/>
+          <w:rFonts w:ascii="Garamond" w:hAnsi="Garamond"/>
           <w:spacing w:val="-11"/>
-          <w:sz w:val="21"/>
-          <w:szCs w:val="21"/>
-        </w:rPr>
-        <w:t xml:space="preserve"> </w:t>
-      </w:r>
-      <w:r>
-        <w:rPr>
-          <w:rFonts w:ascii="Georgia" w:hAnsi="Georgia"/>
-          <w:spacing w:val="-2"/>
-          <w:sz w:val="21"/>
-          <w:szCs w:val="21"/>
+          <w:szCs w:val="22"/>
+        </w:rPr>
+        <w:t xml:space="preserve"> </w:t>
+      </w:r>
+      <w:r>
+        <w:rPr>
+          <w:rFonts w:ascii="Garamond" w:hAnsi="Garamond"/>
+          <w:spacing w:val="-2"/>
+          <w:szCs w:val="22"/>
         </w:rPr>
         <w:t>gestión</w:t>
       </w:r>
       <w:r>
         <w:rPr>
-          <w:rFonts w:ascii="Georgia" w:hAnsi="Georgia"/>
+          <w:rFonts w:ascii="Garamond" w:hAnsi="Garamond"/>
           <w:spacing w:val="-11"/>
-          <w:sz w:val="21"/>
-          <w:szCs w:val="21"/>
-        </w:rPr>
-        <w:t xml:space="preserve"> </w:t>
-      </w:r>
-      <w:r>
-        <w:rPr>
-          <w:rFonts w:ascii="Georgia" w:hAnsi="Georgia"/>
-          <w:spacing w:val="-2"/>
-          <w:sz w:val="21"/>
-          <w:szCs w:val="21"/>
+          <w:szCs w:val="22"/>
+        </w:rPr>
+        <w:t xml:space="preserve"> </w:t>
+      </w:r>
+      <w:r>
+        <w:rPr>
+          <w:rFonts w:ascii="Garamond" w:hAnsi="Garamond"/>
+          <w:spacing w:val="-2"/>
+          <w:szCs w:val="22"/>
         </w:rPr>
         <w:t>académica</w:t>
       </w:r>
       <w:r>
         <w:rPr>
-          <w:rFonts w:ascii="Georgia" w:hAnsi="Georgia"/>
+          <w:rFonts w:ascii="Garamond" w:hAnsi="Garamond"/>
           <w:spacing w:val="-12"/>
-          <w:sz w:val="21"/>
-          <w:szCs w:val="21"/>
-        </w:rPr>
-        <w:t xml:space="preserve"> </w:t>
-      </w:r>
-      <w:r>
-        <w:rPr>
-          <w:rFonts w:ascii="Georgia" w:hAnsi="Georgia"/>
-          <w:spacing w:val="-2"/>
-          <w:sz w:val="21"/>
-          <w:szCs w:val="21"/>
+          <w:szCs w:val="22"/>
+        </w:rPr>
+        <w:t xml:space="preserve"> </w:t>
+      </w:r>
+      <w:r>
+        <w:rPr>
+          <w:rFonts w:ascii="Garamond" w:hAnsi="Garamond"/>
+          <w:spacing w:val="-2"/>
+          <w:szCs w:val="22"/>
         </w:rPr>
         <w:t>del</w:t>
       </w:r>
       <w:r>
         <w:rPr>
-          <w:rFonts w:ascii="Georgia" w:hAnsi="Georgia"/>
+          <w:rFonts w:ascii="Garamond" w:hAnsi="Garamond"/>
           <w:spacing w:val="-11"/>
-          <w:sz w:val="21"/>
-          <w:szCs w:val="21"/>
-        </w:rPr>
-        <w:t xml:space="preserve"> </w:t>
-      </w:r>
-      <w:r>
-        <w:rPr>
-          <w:rFonts w:ascii="Georgia" w:hAnsi="Georgia"/>
-          <w:spacing w:val="-2"/>
-          <w:sz w:val="21"/>
-          <w:szCs w:val="21"/>
+          <w:szCs w:val="22"/>
+        </w:rPr>
+        <w:t xml:space="preserve"> </w:t>
+      </w:r>
+      <w:r>
+        <w:rPr>
+          <w:rFonts w:ascii="Garamond" w:hAnsi="Garamond"/>
+          <w:spacing w:val="-2"/>
+          <w:szCs w:val="22"/>
         </w:rPr>
         <w:t>Centro</w:t>
       </w:r>
       <w:r>
         <w:rPr>
-          <w:rFonts w:ascii="Georgia" w:hAnsi="Georgia"/>
+          <w:rFonts w:ascii="Garamond" w:hAnsi="Garamond"/>
           <w:spacing w:val="-10"/>
-          <w:sz w:val="21"/>
-          <w:szCs w:val="21"/>
-        </w:rPr>
-        <w:t xml:space="preserve"> </w:t>
-      </w:r>
-      <w:r>
-        <w:rPr>
-          <w:rFonts w:ascii="Georgia" w:hAnsi="Georgia"/>
-          <w:spacing w:val="-2"/>
-          <w:sz w:val="21"/>
-          <w:szCs w:val="21"/>
+          <w:szCs w:val="22"/>
+        </w:rPr>
+        <w:t xml:space="preserve"> </w:t>
+      </w:r>
+      <w:r>
+        <w:rPr>
+          <w:rFonts w:ascii="Garamond" w:hAnsi="Garamond"/>
+          <w:spacing w:val="-2"/>
+          <w:szCs w:val="22"/>
         </w:rPr>
         <w:t>de</w:t>
       </w:r>
       <w:r>
         <w:rPr>
-          <w:rFonts w:ascii="Georgia" w:hAnsi="Georgia"/>
+          <w:rFonts w:ascii="Garamond" w:hAnsi="Garamond"/>
           <w:spacing w:val="-9"/>
-          <w:sz w:val="21"/>
-          <w:szCs w:val="21"/>
-        </w:rPr>
-        <w:t xml:space="preserve"> </w:t>
-      </w:r>
-      <w:r>
-        <w:rPr>
-          <w:rFonts w:ascii="Georgia" w:hAnsi="Georgia"/>
-          <w:spacing w:val="-2"/>
-          <w:sz w:val="21"/>
-          <w:szCs w:val="21"/>
+          <w:szCs w:val="22"/>
+        </w:rPr>
+        <w:t xml:space="preserve"> </w:t>
+      </w:r>
+      <w:r>
+        <w:rPr>
+          <w:rFonts w:ascii="Garamond" w:hAnsi="Garamond"/>
+          <w:spacing w:val="-2"/>
+          <w:szCs w:val="22"/>
         </w:rPr>
         <w:t>Idiomas</w:t>
       </w:r>
       <w:r>
         <w:rPr>
-          <w:rFonts w:ascii="Georgia" w:hAnsi="Georgia"/>
+          <w:rFonts w:ascii="Garamond" w:hAnsi="Garamond"/>
           <w:spacing w:val="-3"/>
-          <w:sz w:val="21"/>
-          <w:szCs w:val="21"/>
-        </w:rPr>
-        <w:t xml:space="preserve"> </w:t>
-      </w:r>
-      <w:r>
-        <w:rPr>
-          <w:rFonts w:ascii="Georgia" w:hAnsi="Georgia"/>
-          <w:spacing w:val="-2"/>
-          <w:sz w:val="21"/>
-          <w:szCs w:val="21"/>
+          <w:szCs w:val="22"/>
+        </w:rPr>
+        <w:t xml:space="preserve"> </w:t>
+      </w:r>
+      <w:r>
+        <w:rPr>
+          <w:rFonts w:ascii="Garamond" w:hAnsi="Garamond"/>
+          <w:spacing w:val="-2"/>
+          <w:szCs w:val="22"/>
         </w:rPr>
         <w:t>de</w:t>
       </w:r>
       <w:r>
         <w:rPr>
-          <w:rFonts w:ascii="Georgia" w:hAnsi="Georgia"/>
+          <w:rFonts w:ascii="Garamond" w:hAnsi="Garamond"/>
           <w:spacing w:val="-11"/>
-          <w:sz w:val="21"/>
-          <w:szCs w:val="21"/>
-        </w:rPr>
-        <w:t xml:space="preserve"> </w:t>
-      </w:r>
-      <w:r>
-        <w:rPr>
-          <w:rFonts w:ascii="Georgia" w:hAnsi="Georgia"/>
-          <w:spacing w:val="-2"/>
-          <w:sz w:val="21"/>
-          <w:szCs w:val="21"/>
+          <w:szCs w:val="22"/>
+        </w:rPr>
+        <w:t xml:space="preserve"> </w:t>
+      </w:r>
+      <w:r>
+        <w:rPr>
+          <w:rFonts w:ascii="Garamond" w:hAnsi="Garamond"/>
+          <w:spacing w:val="-2"/>
+          <w:szCs w:val="22"/>
         </w:rPr>
         <w:t>la</w:t>
       </w:r>
       <w:r>
         <w:rPr>
-          <w:rFonts w:ascii="Georgia" w:hAnsi="Georgia"/>
+          <w:rFonts w:ascii="Garamond" w:hAnsi="Garamond"/>
           <w:spacing w:val="-11"/>
-          <w:sz w:val="21"/>
-          <w:szCs w:val="21"/>
-        </w:rPr>
-        <w:t xml:space="preserve"> </w:t>
-      </w:r>
-      <w:r>
-        <w:rPr>
-          <w:rFonts w:ascii="Georgia" w:hAnsi="Georgia"/>
-          <w:spacing w:val="-2"/>
-          <w:sz w:val="21"/>
-          <w:szCs w:val="21"/>
+          <w:szCs w:val="22"/>
+        </w:rPr>
+        <w:t xml:space="preserve"> </w:t>
+      </w:r>
+      <w:r>
+        <w:rPr>
+          <w:rFonts w:ascii="Garamond" w:hAnsi="Garamond"/>
+          <w:spacing w:val="-2"/>
+          <w:szCs w:val="22"/>
         </w:rPr>
         <w:t>Facultad</w:t>
       </w:r>
       <w:r>
         <w:rPr>
-          <w:rFonts w:ascii="Georgia" w:hAnsi="Georgia"/>
+          <w:rFonts w:ascii="Garamond" w:hAnsi="Garamond"/>
           <w:spacing w:val="-11"/>
-          <w:sz w:val="21"/>
-          <w:szCs w:val="21"/>
-        </w:rPr>
-        <w:t xml:space="preserve"> </w:t>
-      </w:r>
-      <w:r>
-        <w:rPr>
-          <w:rFonts w:ascii="Georgia" w:hAnsi="Georgia"/>
-          <w:spacing w:val="-2"/>
-          <w:sz w:val="21"/>
-          <w:szCs w:val="21"/>
+          <w:szCs w:val="22"/>
+        </w:rPr>
+        <w:t xml:space="preserve"> </w:t>
+      </w:r>
+      <w:r>
+        <w:rPr>
+          <w:rFonts w:ascii="Garamond" w:hAnsi="Garamond"/>
+          <w:spacing w:val="-2"/>
+          <w:szCs w:val="22"/>
         </w:rPr>
         <w:t>de</w:t>
       </w:r>
       <w:r>
         <w:rPr>
-          <w:rFonts w:ascii="Georgia" w:hAnsi="Georgia"/>
+          <w:rFonts w:ascii="Garamond" w:hAnsi="Garamond"/>
           <w:spacing w:val="-11"/>
-          <w:sz w:val="21"/>
-          <w:szCs w:val="21"/>
-        </w:rPr>
-        <w:t xml:space="preserve"> </w:t>
-      </w:r>
-      <w:r>
-        <w:rPr>
-          <w:rFonts w:ascii="Georgia" w:hAnsi="Georgia"/>
-          <w:spacing w:val="-2"/>
-          <w:sz w:val="21"/>
-          <w:szCs w:val="21"/>
+          <w:szCs w:val="22"/>
+        </w:rPr>
+        <w:t xml:space="preserve"> </w:t>
+      </w:r>
+      <w:r>
+        <w:rPr>
+          <w:rFonts w:ascii="Garamond" w:hAnsi="Garamond"/>
+          <w:spacing w:val="-2"/>
+          <w:szCs w:val="22"/>
         </w:rPr>
         <w:t>Letras</w:t>
       </w:r>
       <w:r>
         <w:rPr>
-          <w:rFonts w:ascii="Georgia" w:hAnsi="Georgia"/>
+          <w:rFonts w:ascii="Garamond" w:hAnsi="Garamond"/>
           <w:spacing w:val="-4"/>
-          <w:sz w:val="21"/>
-          <w:szCs w:val="21"/>
-        </w:rPr>
-        <w:t xml:space="preserve"> </w:t>
-      </w:r>
-      <w:r>
-        <w:rPr>
-          <w:rFonts w:ascii="Georgia" w:hAnsi="Georgia"/>
-          <w:spacing w:val="-2"/>
-          <w:sz w:val="21"/>
-          <w:szCs w:val="21"/>
+          <w:szCs w:val="22"/>
+        </w:rPr>
+        <w:t xml:space="preserve"> </w:t>
+      </w:r>
+      <w:r>
+        <w:rPr>
+          <w:rFonts w:ascii="Garamond" w:hAnsi="Garamond"/>
+          <w:spacing w:val="-2"/>
+          <w:szCs w:val="22"/>
         </w:rPr>
         <w:t>y</w:t>
       </w:r>
       <w:r>
         <w:rPr>
-          <w:rFonts w:ascii="Georgia" w:hAnsi="Georgia"/>
+          <w:rFonts w:ascii="Garamond" w:hAnsi="Garamond"/>
           <w:spacing w:val="-12"/>
-          <w:sz w:val="21"/>
-          <w:szCs w:val="21"/>
-        </w:rPr>
-        <w:t xml:space="preserve"> </w:t>
-      </w:r>
-      <w:r>
-        <w:rPr>
-          <w:rFonts w:ascii="Georgia" w:hAnsi="Georgia"/>
-          <w:spacing w:val="-2"/>
-          <w:sz w:val="21"/>
-          <w:szCs w:val="21"/>
+          <w:szCs w:val="22"/>
+        </w:rPr>
+        <w:t xml:space="preserve"> </w:t>
+      </w:r>
+      <w:r>
+        <w:rPr>
+          <w:rFonts w:ascii="Garamond" w:hAnsi="Garamond"/>
+          <w:spacing w:val="-2"/>
+          <w:szCs w:val="22"/>
         </w:rPr>
         <w:t>Ciencias</w:t>
       </w:r>
       <w:r>
         <w:rPr>
-          <w:rFonts w:ascii="Georgia" w:hAnsi="Georgia"/>
+          <w:rFonts w:ascii="Garamond" w:hAnsi="Garamond"/>
           <w:spacing w:val="-10"/>
-          <w:sz w:val="21"/>
-          <w:szCs w:val="21"/>
-        </w:rPr>
-        <w:t xml:space="preserve"> </w:t>
-      </w:r>
-      <w:r>
-        <w:rPr>
-          <w:rFonts w:ascii="Georgia" w:hAnsi="Georgia"/>
-          <w:spacing w:val="-2"/>
-          <w:sz w:val="21"/>
-          <w:szCs w:val="21"/>
+          <w:szCs w:val="22"/>
+        </w:rPr>
+        <w:t xml:space="preserve"> </w:t>
+      </w:r>
+      <w:r>
+        <w:rPr>
+          <w:rFonts w:ascii="Garamond" w:hAnsi="Garamond"/>
+          <w:spacing w:val="-2"/>
+          <w:szCs w:val="22"/>
         </w:rPr>
         <w:t>Humanas.</w:t>
       </w:r>
@@ -718,9 +663,9 @@
         <w:pStyle w:val="Textoindependiente"/>
         <w:spacing w:line="276" w:lineRule="auto"/>
         <w:rPr>
-          <w:rFonts w:ascii="Georgia" w:hAnsi="Georgia"/>
-          <w:sz w:val="21"/>
-          <w:szCs w:val="21"/>
+          <w:rFonts w:ascii="Garamond" w:hAnsi="Garamond"/>
+          <w:sz w:val="22"/>
+          <w:szCs w:val="22"/>
         </w:rPr>
       </w:pPr>
     </w:p>
@@ -737,89 +682,89 @@
         <w:spacing w:before="0" w:line="276" w:lineRule="auto"/>
         <w:ind w:left="0"/>
         <w:rPr>
-          <w:rFonts w:ascii="Georgia" w:hAnsi="Georgia"/>
-          <w:sz w:val="21"/>
-          <w:szCs w:val="21"/>
-        </w:rPr>
-      </w:pPr>
-      <w:r>
-        <w:rPr>
-          <w:rFonts w:ascii="Georgia" w:hAnsi="Georgia"/>
-          <w:spacing w:val="-2"/>
-          <w:sz w:val="21"/>
-          <w:szCs w:val="21"/>
+          <w:rFonts w:ascii="Garamond" w:hAnsi="Garamond"/>
+          <w:sz w:val="22"/>
+          <w:szCs w:val="22"/>
+        </w:rPr>
+      </w:pPr>
+      <w:r>
+        <w:rPr>
+          <w:rFonts w:ascii="Garamond" w:hAnsi="Garamond"/>
+          <w:spacing w:val="-2"/>
+          <w:sz w:val="22"/>
+          <w:szCs w:val="22"/>
         </w:rPr>
         <w:t>PERFIL</w:t>
       </w:r>
       <w:r>
         <w:rPr>
-          <w:rFonts w:ascii="Georgia" w:hAnsi="Georgia"/>
+          <w:rFonts w:ascii="Garamond" w:hAnsi="Garamond"/>
           <w:spacing w:val="1"/>
-          <w:sz w:val="21"/>
-          <w:szCs w:val="21"/>
-        </w:rPr>
-        <w:t xml:space="preserve"> </w:t>
-      </w:r>
-      <w:r>
-        <w:rPr>
-          <w:rFonts w:ascii="Georgia" w:hAnsi="Georgia"/>
-          <w:spacing w:val="-2"/>
-          <w:sz w:val="21"/>
-          <w:szCs w:val="21"/>
+          <w:sz w:val="22"/>
+          <w:szCs w:val="22"/>
+        </w:rPr>
+        <w:t xml:space="preserve"> </w:t>
+      </w:r>
+      <w:r>
+        <w:rPr>
+          <w:rFonts w:ascii="Garamond" w:hAnsi="Garamond"/>
+          <w:spacing w:val="-2"/>
+          <w:sz w:val="22"/>
+          <w:szCs w:val="22"/>
         </w:rPr>
         <w:t>REQUERIDO:</w:t>
       </w:r>
       <w:r>
         <w:rPr>
-          <w:rFonts w:ascii="Georgia" w:hAnsi="Georgia"/>
+          <w:rFonts w:ascii="Garamond" w:hAnsi="Garamond"/>
           <w:spacing w:val="1"/>
-          <w:sz w:val="21"/>
-          <w:szCs w:val="21"/>
-        </w:rPr>
-        <w:t xml:space="preserve"> </w:t>
-      </w:r>
-      <w:r>
-        <w:rPr>
-          <w:rFonts w:ascii="Georgia" w:hAnsi="Georgia"/>
-          <w:spacing w:val="-2"/>
-          <w:sz w:val="21"/>
-          <w:szCs w:val="21"/>
+          <w:sz w:val="22"/>
+          <w:szCs w:val="22"/>
+        </w:rPr>
+        <w:t xml:space="preserve"> </w:t>
+      </w:r>
+      <w:r>
+        <w:rPr>
+          <w:rFonts w:ascii="Garamond" w:hAnsi="Garamond"/>
+          <w:spacing w:val="-2"/>
+          <w:sz w:val="22"/>
+          <w:szCs w:val="22"/>
         </w:rPr>
         <w:t>CATEGORÍA</w:t>
       </w:r>
       <w:r>
         <w:rPr>
-          <w:rFonts w:ascii="Georgia" w:hAnsi="Georgia"/>
+          <w:rFonts w:ascii="Garamond" w:hAnsi="Garamond"/>
           <w:spacing w:val="-13"/>
-          <w:sz w:val="21"/>
-          <w:szCs w:val="21"/>
-        </w:rPr>
-        <w:t xml:space="preserve"> </w:t>
-      </w:r>
-      <w:r>
-        <w:rPr>
-          <w:rFonts w:ascii="Georgia" w:hAnsi="Georgia"/>
+          <w:sz w:val="22"/>
+          <w:szCs w:val="22"/>
+        </w:rPr>
+        <w:t xml:space="preserve"> </w:t>
+      </w:r>
+      <w:r>
+        <w:rPr>
+          <w:rFonts w:ascii="Garamond" w:hAnsi="Garamond"/>
           <w:spacing w:val="-5"/>
-          <w:sz w:val="21"/>
-          <w:szCs w:val="21"/>
+          <w:sz w:val="22"/>
+          <w:szCs w:val="22"/>
         </w:rPr>
         <w:t>“</w:t>
       </w:r>
       <w:r>
         <w:rPr>
-          <w:rFonts w:ascii="Georgia" w:hAnsi="Georgia"/>
+          <w:rFonts w:ascii="Garamond" w:hAnsi="Garamond"/>
           <w:spacing w:val="-5"/>
-          <w:sz w:val="21"/>
-          <w:szCs w:val="21"/>
+          <w:sz w:val="22"/>
+          <w:szCs w:val="22"/>
         </w:rPr>
         <w:t>B</w:t>
       </w:r>
       <w:r>
         <w:rPr>
-          <w:rFonts w:ascii="Georgia" w:hAnsi="Georgia"/>
+          <w:rFonts w:ascii="Garamond" w:hAnsi="Garamond"/>
           <w:spacing w:val="-5"/>
-          <w:sz w:val="21"/>
-          <w:szCs w:val="21"/>
+          <w:sz w:val="22"/>
+          <w:szCs w:val="22"/>
         </w:rPr>
         <w:t>”</w:t>
       </w:r>
@@ -838,6 +783,12 @@
           <w:insideV w:val="single" w:sz="4" w:space="0" w:color="000000"/>
         </w:tblBorders>
         <w:tblLayout w:type="fixed"/>
+        <w:tblCellMar>
+          <w:top w:w="28" w:type="dxa"/>
+          <w:left w:w="28" w:type="dxa"/>
+          <w:bottom w:w="28" w:type="dxa"/>
+          <w:right w:w="28" w:type="dxa"/>
+        </w:tblCellMar>
         <w:tblLook w:val="01E0" w:firstRow="1" w:lastRow="1" w:firstColumn="1" w:lastColumn="1" w:noHBand="0" w:noVBand="0"/>
       </w:tblPr>
       <w:tblGrid>
@@ -846,7 +797,7 @@
       </w:tblGrid>
       <w:tr>
         <w:trPr>
-          <w:trHeight w:val="215"/>
+          <w:trHeight w:val="251"/>
         </w:trPr>
         <w:tc>
           <w:tcPr>
@@ -856,19 +807,18 @@
           <w:p>
             <w:pPr>
               <w:pStyle w:val="TableParagraph"/>
-              <w:ind w:left="623"/>
+              <w:ind w:left="284"/>
+              <w:jc w:val="center"/>
               <w:rPr>
-                <w:rFonts w:ascii="Arial"/>
+                <w:rFonts w:ascii="Garamond" w:hAnsi="Garamond"/>
                 <w:b/>
-                <w:sz w:val="18"/>
               </w:rPr>
             </w:pPr>
             <w:r>
               <w:rPr>
-                <w:rFonts w:ascii="Arial"/>
+                <w:rFonts w:ascii="Garamond" w:hAnsi="Garamond"/>
                 <w:b/>
                 <w:spacing w:val="-2"/>
-                <w:sz w:val="18"/>
               </w:rPr>
               <w:t>REQUISITOS</w:t>
             </w:r>
@@ -885,17 +835,15 @@
               <w:ind w:left="3"/>
               <w:jc w:val="center"/>
               <w:rPr>
-                <w:rFonts w:ascii="Arial"/>
+                <w:rFonts w:ascii="Garamond" w:hAnsi="Garamond"/>
                 <w:b/>
-                <w:sz w:val="18"/>
               </w:rPr>
             </w:pPr>
             <w:r>
               <w:rPr>
-                <w:rFonts w:ascii="Arial"/>
+                <w:rFonts w:ascii="Garamond" w:hAnsi="Garamond"/>
                 <w:b/>
                 <w:spacing w:val="-2"/>
-                <w:sz w:val="18"/>
               </w:rPr>
               <w:t>DETALLE</w:t>
             </w:r>
@@ -917,26 +865,30 @@
               <w:spacing w:line="206" w:lineRule="exact"/>
               <w:ind w:left="105"/>
               <w:rPr>
-                <w:sz w:val="18"/>
+                <w:rFonts w:ascii="Garamond" w:hAnsi="Garamond"/>
+                <w:sz w:val="20"/>
               </w:rPr>
             </w:pPr>
             <w:r>
               <w:rPr>
-                <w:sz w:val="18"/>
+                <w:rFonts w:ascii="Garamond" w:hAnsi="Garamond"/>
+                <w:sz w:val="20"/>
               </w:rPr>
               <w:t>Formación</w:t>
             </w:r>
             <w:r>
               <w:rPr>
+                <w:rFonts w:ascii="Garamond" w:hAnsi="Garamond"/>
                 <w:spacing w:val="31"/>
-                <w:sz w:val="18"/>
+                <w:sz w:val="20"/>
               </w:rPr>
               <w:t xml:space="preserve"> </w:t>
             </w:r>
             <w:r>
               <w:rPr>
+                <w:rFonts w:ascii="Garamond" w:hAnsi="Garamond"/>
                 <w:spacing w:val="-2"/>
-                <w:sz w:val="18"/>
+                <w:sz w:val="20"/>
               </w:rPr>
               <w:t>Académica</w:t>
             </w:r>
@@ -953,80 +905,30 @@
               <w:spacing w:before="8" w:line="194" w:lineRule="exact"/>
               <w:jc w:val="both"/>
               <w:rPr>
-                <w:sz w:val="18"/>
+                <w:rFonts w:ascii="Garamond" w:hAnsi="Garamond"/>
+                <w:sz w:val="20"/>
               </w:rPr>
             </w:pPr>
             <w:r>
               <w:rPr>
-                <w:sz w:val="18"/>
+                <w:rFonts w:ascii="Garamond" w:hAnsi="Garamond"/>
+                <w:sz w:val="20"/>
               </w:rPr>
-              <w:t>Licenciado, preferentemente de Humanidades</w:t>
+              <w:t xml:space="preserve">Licenciado, preferentemente de Humanidades. Certificado de estudios de idiomas del nivel B2 o Certificado Internacional o Certificación Emitida por Ministerio de Educación, Ministerio de Cultura o sus equivalentes en el territorio nacional, </w:t>
             </w:r>
             <w:r>
               <w:rPr>
-                <w:sz w:val="18"/>
-              </w:rPr>
-              <w:t xml:space="preserve">. </w:t>
-            </w:r>
-            <w:r>
-              <w:rPr>
-                <w:sz w:val="18"/>
-              </w:rPr>
-              <w:t>Certificado de estudios de idiomas del nivel B2 o Certificado</w:t>
-            </w:r>
-            <w:r>
-              <w:rPr>
-                <w:sz w:val="18"/>
-              </w:rPr>
-              <w:t xml:space="preserve"> </w:t>
-            </w:r>
-            <w:r>
-              <w:rPr>
-                <w:sz w:val="18"/>
-              </w:rPr>
-              <w:t>Internacional o Certificación Emitida por Ministerio de Educación, Ministerio de Cultura o sus equivalentes en el territorio</w:t>
-            </w:r>
-            <w:r>
-              <w:rPr>
-                <w:sz w:val="18"/>
-              </w:rPr>
-              <w:t xml:space="preserve"> </w:t>
-            </w:r>
-            <w:r>
-              <w:rPr>
-                <w:sz w:val="18"/>
-              </w:rPr>
-              <w:t>nacional</w:t>
-            </w:r>
-            <w:r>
-              <w:rPr>
-                <w:sz w:val="18"/>
-              </w:rPr>
-              <w:t xml:space="preserve">, </w:t>
-            </w:r>
-            <w:r>
-              <w:rPr>
-                <w:sz w:val="18"/>
+                <w:rFonts w:ascii="Garamond" w:hAnsi="Garamond"/>
+                <w:sz w:val="20"/>
               </w:rPr>
               <w:t>en idioma extranjero u originario</w:t>
             </w:r>
             <w:r>
               <w:rPr>
-                <w:sz w:val="18"/>
+                <w:rFonts w:ascii="Garamond" w:hAnsi="Garamond"/>
+                <w:sz w:val="20"/>
               </w:rPr>
-              <w:t>.</w:t>
-            </w:r>
-            <w:r>
-              <w:rPr>
-                <w:sz w:val="18"/>
-              </w:rPr>
-              <w:t xml:space="preserve"> </w:t>
-            </w:r>
-            <w:r>
-              <w:rPr>
-                <w:sz w:val="18"/>
-              </w:rPr>
-              <w:t>Curso de Metodología de la enseñanza en idiomas o equivalentes.</w:t>
+              <w:t>. Curso de Metodología de la enseñanza en idiomas o equivalentes.</w:t>
             </w:r>
           </w:p>
         </w:tc>
@@ -1046,26 +948,30 @@
               <w:spacing w:before="6"/>
               <w:ind w:left="105"/>
               <w:rPr>
-                <w:sz w:val="18"/>
+                <w:rFonts w:ascii="Garamond" w:hAnsi="Garamond"/>
+                <w:sz w:val="20"/>
               </w:rPr>
             </w:pPr>
             <w:r>
               <w:rPr>
-                <w:sz w:val="18"/>
+                <w:rFonts w:ascii="Garamond" w:hAnsi="Garamond"/>
+                <w:sz w:val="20"/>
               </w:rPr>
               <w:t>Experiencia</w:t>
             </w:r>
             <w:r>
               <w:rPr>
+                <w:rFonts w:ascii="Garamond" w:hAnsi="Garamond"/>
                 <w:spacing w:val="36"/>
-                <w:sz w:val="18"/>
+                <w:sz w:val="20"/>
               </w:rPr>
               <w:t xml:space="preserve"> </w:t>
             </w:r>
             <w:r>
               <w:rPr>
+                <w:rFonts w:ascii="Garamond" w:hAnsi="Garamond"/>
                 <w:spacing w:val="-2"/>
-                <w:sz w:val="18"/>
+                <w:sz w:val="20"/>
               </w:rPr>
               <w:t>laboral</w:t>
             </w:r>
@@ -1082,28 +988,32 @@
               <w:spacing w:before="3" w:line="249" w:lineRule="auto"/>
               <w:ind w:right="186"/>
               <w:rPr>
-                <w:sz w:val="18"/>
+                <w:rFonts w:ascii="Garamond" w:hAnsi="Garamond"/>
+                <w:sz w:val="20"/>
               </w:rPr>
             </w:pPr>
             <w:r>
               <w:rPr>
+                <w:rFonts w:ascii="Garamond" w:hAnsi="Garamond"/>
                 <w:w w:val="105"/>
-                <w:sz w:val="18"/>
+                <w:sz w:val="20"/>
               </w:rPr>
               <w:t>Experiencia laboral mayor a 1</w:t>
             </w:r>
             <w:r>
               <w:rPr>
+                <w:rFonts w:ascii="Garamond" w:hAnsi="Garamond"/>
                 <w:spacing w:val="30"/>
                 <w:w w:val="105"/>
-                <w:sz w:val="18"/>
+                <w:sz w:val="20"/>
               </w:rPr>
               <w:t xml:space="preserve"> </w:t>
             </w:r>
             <w:r>
               <w:rPr>
+                <w:rFonts w:ascii="Garamond" w:hAnsi="Garamond"/>
                 <w:w w:val="105"/>
-                <w:sz w:val="18"/>
+                <w:sz w:val="20"/>
               </w:rPr>
               <w:t>año como docente en la enseñanza de idiomas extranjero o lengua nativa.</w:t>
             </w:r>
@@ -1125,39 +1035,45 @@
               <w:spacing w:line="193" w:lineRule="exact"/>
               <w:ind w:left="105"/>
               <w:rPr>
-                <w:sz w:val="18"/>
+                <w:rFonts w:ascii="Garamond" w:hAnsi="Garamond"/>
+                <w:sz w:val="20"/>
               </w:rPr>
             </w:pPr>
             <w:r>
               <w:rPr>
-                <w:sz w:val="18"/>
+                <w:rFonts w:ascii="Garamond" w:hAnsi="Garamond"/>
+                <w:sz w:val="20"/>
               </w:rPr>
               <w:t>Otros</w:t>
             </w:r>
             <w:r>
               <w:rPr>
+                <w:rFonts w:ascii="Garamond" w:hAnsi="Garamond"/>
                 <w:spacing w:val="19"/>
-                <w:sz w:val="18"/>
+                <w:sz w:val="20"/>
               </w:rPr>
               <w:t xml:space="preserve"> </w:t>
             </w:r>
             <w:r>
               <w:rPr>
-                <w:sz w:val="18"/>
+                <w:rFonts w:ascii="Garamond" w:hAnsi="Garamond"/>
+                <w:sz w:val="20"/>
               </w:rPr>
               <w:t>requisitos</w:t>
             </w:r>
             <w:r>
               <w:rPr>
+                <w:rFonts w:ascii="Garamond" w:hAnsi="Garamond"/>
                 <w:spacing w:val="29"/>
-                <w:sz w:val="18"/>
+                <w:sz w:val="20"/>
               </w:rPr>
               <w:t xml:space="preserve"> </w:t>
             </w:r>
             <w:r>
               <w:rPr>
+                <w:rFonts w:ascii="Garamond" w:hAnsi="Garamond"/>
                 <w:spacing w:val="-2"/>
-                <w:sz w:val="18"/>
+                <w:sz w:val="20"/>
               </w:rPr>
               <w:t>(opcional)</w:t>
             </w:r>
@@ -1178,25 +1094,29 @@
               </w:tabs>
               <w:spacing w:before="4" w:line="189" w:lineRule="exact"/>
               <w:rPr>
-                <w:sz w:val="18"/>
+                <w:rFonts w:ascii="Garamond" w:hAnsi="Garamond"/>
+                <w:sz w:val="20"/>
               </w:rPr>
             </w:pPr>
             <w:r>
               <w:rPr>
-                <w:sz w:val="18"/>
+                <w:rFonts w:ascii="Garamond" w:hAnsi="Garamond"/>
+                <w:sz w:val="20"/>
               </w:rPr>
               <w:t>Certificación nacional</w:t>
             </w:r>
             <w:r>
               <w:rPr>
-                <w:sz w:val="18"/>
+                <w:rFonts w:ascii="Garamond" w:hAnsi="Garamond"/>
+                <w:sz w:val="20"/>
               </w:rPr>
               <w:tab/>
               <w:t>o</w:t>
             </w:r>
             <w:r>
               <w:rPr>
-                <w:sz w:val="18"/>
+                <w:rFonts w:ascii="Garamond" w:hAnsi="Garamond"/>
+                <w:sz w:val="20"/>
               </w:rPr>
               <w:tab/>
               <w:t>internacional.</w:t>
@@ -1214,10 +1134,8 @@
         <w:spacing w:before="0" w:line="276" w:lineRule="auto"/>
         <w:ind w:left="0" w:firstLine="0"/>
         <w:rPr>
-          <w:rFonts w:ascii="Georgia" w:hAnsi="Georgia"/>
+          <w:rFonts w:ascii="Garamond" w:hAnsi="Garamond"/>
           <w:b/>
-          <w:sz w:val="21"/>
-          <w:szCs w:val="21"/>
         </w:rPr>
       </w:pPr>
     </w:p>
@@ -1234,53 +1152,33 @@
         <w:spacing w:before="0" w:line="276" w:lineRule="auto"/>
         <w:ind w:left="0"/>
         <w:rPr>
-          <w:rFonts w:ascii="Georgia" w:hAnsi="Georgia"/>
+          <w:rFonts w:ascii="Garamond" w:hAnsi="Garamond"/>
           <w:b/>
-          <w:sz w:val="21"/>
-          <w:szCs w:val="21"/>
-        </w:rPr>
-      </w:pPr>
-      <w:proofErr w:type="gramStart"/>
-      <w:r>
-        <w:rPr>
-          <w:rFonts w:ascii="Georgia" w:hAnsi="Georgia"/>
+        </w:rPr>
+      </w:pPr>
+      <w:r>
+        <w:rPr>
+          <w:rFonts w:ascii="Garamond" w:hAnsi="Garamond"/>
           <w:b/>
           <w:spacing w:val="-2"/>
-          <w:sz w:val="21"/>
-          <w:szCs w:val="21"/>
         </w:rPr>
         <w:t>ACTIVIDADES A</w:t>
       </w:r>
       <w:r>
         <w:rPr>
-          <w:rFonts w:ascii="Georgia" w:hAnsi="Georgia"/>
+          <w:rFonts w:ascii="Garamond" w:hAnsi="Garamond"/>
           <w:b/>
           <w:spacing w:val="-8"/>
-          <w:sz w:val="21"/>
-          <w:szCs w:val="21"/>
-        </w:rPr>
-        <w:t xml:space="preserve"> </w:t>
-      </w:r>
-      <w:r>
-        <w:rPr>
-          <w:rFonts w:ascii="Georgia" w:hAnsi="Georgia"/>
+        </w:rPr>
+        <w:t xml:space="preserve"> </w:t>
+      </w:r>
+      <w:r>
+        <w:rPr>
+          <w:rFonts w:ascii="Garamond" w:hAnsi="Garamond"/>
           <w:b/>
           <w:spacing w:val="-2"/>
-          <w:sz w:val="21"/>
-          <w:szCs w:val="21"/>
-        </w:rPr>
-        <w:t>REALIZAR</w:t>
-      </w:r>
-      <w:proofErr w:type="gramEnd"/>
-      <w:r>
-        <w:rPr>
-          <w:rFonts w:ascii="Georgia" w:hAnsi="Georgia"/>
-          <w:b/>
-          <w:spacing w:val="-2"/>
-          <w:sz w:val="21"/>
-          <w:szCs w:val="21"/>
-        </w:rPr>
-        <w:t>:</w:t>
+        </w:rPr>
+        <w:t>REALIZAR:</w:t>
       </w:r>
     </w:p>
     <w:p>
@@ -1292,271 +1190,239 @@
         <w:spacing w:before="0" w:line="276" w:lineRule="auto"/>
         <w:ind w:left="0" w:firstLine="0"/>
         <w:rPr>
-          <w:rFonts w:ascii="Georgia" w:hAnsi="Georgia"/>
-          <w:sz w:val="21"/>
-          <w:szCs w:val="21"/>
-        </w:rPr>
-      </w:pPr>
-      <w:r>
-        <w:rPr>
-          <w:rFonts w:ascii="Georgia" w:hAnsi="Georgia"/>
-          <w:sz w:val="21"/>
-          <w:szCs w:val="21"/>
+          <w:rFonts w:ascii="Garamond" w:hAnsi="Garamond"/>
+          <w:sz w:val="20"/>
+        </w:rPr>
+      </w:pPr>
+      <w:r>
+        <w:rPr>
+          <w:rFonts w:ascii="Garamond" w:hAnsi="Garamond"/>
+          <w:sz w:val="20"/>
         </w:rPr>
         <w:t>Dictar</w:t>
       </w:r>
       <w:r>
         <w:rPr>
-          <w:rFonts w:ascii="Georgia" w:hAnsi="Georgia"/>
+          <w:rFonts w:ascii="Garamond" w:hAnsi="Garamond"/>
           <w:spacing w:val="-8"/>
-          <w:sz w:val="21"/>
-          <w:szCs w:val="21"/>
-        </w:rPr>
-        <w:t xml:space="preserve"> </w:t>
-      </w:r>
-      <w:r>
-        <w:rPr>
-          <w:rFonts w:ascii="Georgia" w:hAnsi="Georgia"/>
-          <w:sz w:val="21"/>
-          <w:szCs w:val="21"/>
+          <w:sz w:val="20"/>
+        </w:rPr>
+        <w:t xml:space="preserve"> </w:t>
+      </w:r>
+      <w:r>
+        <w:rPr>
+          <w:rFonts w:ascii="Garamond" w:hAnsi="Garamond"/>
+          <w:sz w:val="20"/>
         </w:rPr>
         <w:t>clases,</w:t>
       </w:r>
       <w:r>
         <w:rPr>
-          <w:rFonts w:ascii="Georgia" w:hAnsi="Georgia"/>
+          <w:rFonts w:ascii="Garamond" w:hAnsi="Garamond"/>
           <w:spacing w:val="-4"/>
-          <w:sz w:val="21"/>
-          <w:szCs w:val="21"/>
-        </w:rPr>
-        <w:t xml:space="preserve"> </w:t>
-      </w:r>
-      <w:r>
-        <w:rPr>
-          <w:rFonts w:ascii="Georgia" w:hAnsi="Georgia"/>
-          <w:sz w:val="21"/>
-          <w:szCs w:val="21"/>
+          <w:sz w:val="20"/>
+        </w:rPr>
+        <w:t xml:space="preserve"> </w:t>
+      </w:r>
+      <w:r>
+        <w:rPr>
+          <w:rFonts w:ascii="Garamond" w:hAnsi="Garamond"/>
+          <w:sz w:val="20"/>
         </w:rPr>
         <w:t>p</w:t>
       </w:r>
       <w:r>
         <w:rPr>
-          <w:rFonts w:ascii="Georgia" w:hAnsi="Georgia"/>
-          <w:sz w:val="21"/>
-          <w:szCs w:val="21"/>
+          <w:rFonts w:ascii="Garamond" w:hAnsi="Garamond"/>
+          <w:sz w:val="20"/>
         </w:rPr>
         <w:t>reparar</w:t>
       </w:r>
       <w:r>
         <w:rPr>
-          <w:rFonts w:ascii="Georgia" w:hAnsi="Georgia"/>
+          <w:rFonts w:ascii="Garamond" w:hAnsi="Garamond"/>
           <w:spacing w:val="-5"/>
-          <w:sz w:val="21"/>
-          <w:szCs w:val="21"/>
-        </w:rPr>
-        <w:t xml:space="preserve"> </w:t>
-      </w:r>
-      <w:r>
-        <w:rPr>
-          <w:rFonts w:ascii="Georgia" w:hAnsi="Georgia"/>
-          <w:sz w:val="21"/>
-          <w:szCs w:val="21"/>
+          <w:sz w:val="20"/>
+        </w:rPr>
+        <w:t xml:space="preserve"> </w:t>
+      </w:r>
+      <w:r>
+        <w:rPr>
+          <w:rFonts w:ascii="Garamond" w:hAnsi="Garamond"/>
+          <w:sz w:val="20"/>
         </w:rPr>
         <w:t>las</w:t>
       </w:r>
       <w:r>
         <w:rPr>
-          <w:rFonts w:ascii="Georgia" w:hAnsi="Georgia"/>
+          <w:rFonts w:ascii="Garamond" w:hAnsi="Garamond"/>
           <w:spacing w:val="-3"/>
-          <w:sz w:val="21"/>
-          <w:szCs w:val="21"/>
-        </w:rPr>
-        <w:t xml:space="preserve"> </w:t>
-      </w:r>
-      <w:r>
-        <w:rPr>
-          <w:rFonts w:ascii="Georgia" w:hAnsi="Georgia"/>
-          <w:sz w:val="21"/>
-          <w:szCs w:val="21"/>
+          <w:sz w:val="20"/>
+        </w:rPr>
+        <w:t xml:space="preserve"> </w:t>
+      </w:r>
+      <w:r>
+        <w:rPr>
+          <w:rFonts w:ascii="Garamond" w:hAnsi="Garamond"/>
+          <w:sz w:val="20"/>
         </w:rPr>
         <w:t>clases,</w:t>
       </w:r>
       <w:r>
         <w:rPr>
-          <w:rFonts w:ascii="Georgia" w:hAnsi="Georgia"/>
+          <w:rFonts w:ascii="Garamond" w:hAnsi="Garamond"/>
           <w:spacing w:val="-9"/>
-          <w:sz w:val="21"/>
-          <w:szCs w:val="21"/>
-        </w:rPr>
-        <w:t xml:space="preserve"> </w:t>
-      </w:r>
-      <w:r>
-        <w:rPr>
-          <w:rFonts w:ascii="Georgia" w:hAnsi="Georgia"/>
+          <w:sz w:val="20"/>
+        </w:rPr>
+        <w:t xml:space="preserve"> </w:t>
+      </w:r>
+      <w:r>
+        <w:rPr>
+          <w:rFonts w:ascii="Garamond" w:hAnsi="Garamond"/>
           <w:spacing w:val="-9"/>
-          <w:sz w:val="21"/>
-          <w:szCs w:val="21"/>
+          <w:sz w:val="20"/>
         </w:rPr>
         <w:t>e</w:t>
       </w:r>
       <w:r>
         <w:rPr>
-          <w:rFonts w:ascii="Georgia" w:hAnsi="Georgia"/>
-          <w:sz w:val="21"/>
-          <w:szCs w:val="21"/>
+          <w:rFonts w:ascii="Garamond" w:hAnsi="Garamond"/>
+          <w:sz w:val="20"/>
         </w:rPr>
         <w:t>valuar</w:t>
       </w:r>
       <w:r>
         <w:rPr>
-          <w:rFonts w:ascii="Georgia" w:hAnsi="Georgia"/>
+          <w:rFonts w:ascii="Garamond" w:hAnsi="Garamond"/>
           <w:spacing w:val="-3"/>
-          <w:sz w:val="21"/>
-          <w:szCs w:val="21"/>
-        </w:rPr>
-        <w:t xml:space="preserve"> </w:t>
-      </w:r>
-      <w:r>
-        <w:rPr>
-          <w:rFonts w:ascii="Georgia" w:hAnsi="Georgia"/>
-          <w:sz w:val="21"/>
-          <w:szCs w:val="21"/>
+          <w:sz w:val="20"/>
+        </w:rPr>
+        <w:t xml:space="preserve"> </w:t>
+      </w:r>
+      <w:r>
+        <w:rPr>
+          <w:rFonts w:ascii="Garamond" w:hAnsi="Garamond"/>
+          <w:sz w:val="20"/>
         </w:rPr>
         <w:t>a</w:t>
       </w:r>
       <w:r>
         <w:rPr>
-          <w:rFonts w:ascii="Georgia" w:hAnsi="Georgia"/>
+          <w:rFonts w:ascii="Garamond" w:hAnsi="Garamond"/>
           <w:spacing w:val="-7"/>
-          <w:sz w:val="21"/>
-          <w:szCs w:val="21"/>
-        </w:rPr>
-        <w:t xml:space="preserve"> </w:t>
-      </w:r>
-      <w:r>
-        <w:rPr>
-          <w:rFonts w:ascii="Georgia" w:hAnsi="Georgia"/>
-          <w:sz w:val="21"/>
-          <w:szCs w:val="21"/>
+          <w:sz w:val="20"/>
+        </w:rPr>
+        <w:t xml:space="preserve"> </w:t>
+      </w:r>
+      <w:r>
+        <w:rPr>
+          <w:rFonts w:ascii="Garamond" w:hAnsi="Garamond"/>
+          <w:sz w:val="20"/>
         </w:rPr>
         <w:t>los</w:t>
       </w:r>
       <w:r>
         <w:rPr>
-          <w:rFonts w:ascii="Georgia" w:hAnsi="Georgia"/>
+          <w:rFonts w:ascii="Garamond" w:hAnsi="Garamond"/>
           <w:spacing w:val="-5"/>
-          <w:sz w:val="21"/>
-          <w:szCs w:val="21"/>
-        </w:rPr>
-        <w:t xml:space="preserve"> </w:t>
-      </w:r>
-      <w:r>
-        <w:rPr>
-          <w:rFonts w:ascii="Georgia" w:hAnsi="Georgia"/>
-          <w:sz w:val="21"/>
-          <w:szCs w:val="21"/>
+          <w:sz w:val="20"/>
+        </w:rPr>
+        <w:t xml:space="preserve"> </w:t>
+      </w:r>
+      <w:r>
+        <w:rPr>
+          <w:rFonts w:ascii="Garamond" w:hAnsi="Garamond"/>
+          <w:sz w:val="20"/>
         </w:rPr>
         <w:t>alumnos,</w:t>
       </w:r>
       <w:r>
         <w:rPr>
-          <w:rFonts w:ascii="Georgia" w:hAnsi="Georgia"/>
+          <w:rFonts w:ascii="Garamond" w:hAnsi="Garamond"/>
           <w:spacing w:val="-9"/>
-          <w:sz w:val="21"/>
-          <w:szCs w:val="21"/>
-        </w:rPr>
-        <w:t xml:space="preserve"> </w:t>
-      </w:r>
-      <w:r>
-        <w:rPr>
-          <w:rFonts w:ascii="Georgia" w:hAnsi="Georgia"/>
-          <w:sz w:val="21"/>
-          <w:szCs w:val="21"/>
+          <w:sz w:val="20"/>
+        </w:rPr>
+        <w:t xml:space="preserve"> </w:t>
+      </w:r>
+      <w:r>
+        <w:rPr>
+          <w:rFonts w:ascii="Garamond" w:hAnsi="Garamond"/>
+          <w:sz w:val="20"/>
         </w:rPr>
         <w:t>d</w:t>
       </w:r>
       <w:r>
         <w:rPr>
-          <w:rFonts w:ascii="Georgia" w:hAnsi="Georgia"/>
-          <w:sz w:val="21"/>
-          <w:szCs w:val="21"/>
+          <w:rFonts w:ascii="Garamond" w:hAnsi="Garamond"/>
+          <w:sz w:val="20"/>
         </w:rPr>
         <w:t>iseñar</w:t>
       </w:r>
       <w:r>
         <w:rPr>
-          <w:rFonts w:ascii="Georgia" w:hAnsi="Georgia"/>
+          <w:rFonts w:ascii="Garamond" w:hAnsi="Garamond"/>
           <w:spacing w:val="-5"/>
-          <w:sz w:val="21"/>
-          <w:szCs w:val="21"/>
-        </w:rPr>
-        <w:t xml:space="preserve"> </w:t>
-      </w:r>
-      <w:r>
-        <w:rPr>
-          <w:rFonts w:ascii="Georgia" w:hAnsi="Georgia"/>
-          <w:sz w:val="21"/>
-          <w:szCs w:val="21"/>
+          <w:sz w:val="20"/>
+        </w:rPr>
+        <w:t xml:space="preserve"> </w:t>
+      </w:r>
+      <w:r>
+        <w:rPr>
+          <w:rFonts w:ascii="Garamond" w:hAnsi="Garamond"/>
+          <w:sz w:val="20"/>
         </w:rPr>
         <w:t>e</w:t>
       </w:r>
       <w:r>
         <w:rPr>
-          <w:rFonts w:ascii="Georgia" w:hAnsi="Georgia"/>
-          <w:sz w:val="21"/>
-          <w:szCs w:val="21"/>
+          <w:rFonts w:ascii="Garamond" w:hAnsi="Garamond"/>
+          <w:sz w:val="20"/>
         </w:rPr>
         <w:t>xámenes,</w:t>
       </w:r>
       <w:r>
         <w:rPr>
-          <w:rFonts w:ascii="Georgia" w:hAnsi="Georgia"/>
+          <w:rFonts w:ascii="Garamond" w:hAnsi="Garamond"/>
           <w:spacing w:val="-4"/>
-          <w:sz w:val="21"/>
-          <w:szCs w:val="21"/>
-        </w:rPr>
-        <w:t xml:space="preserve"> </w:t>
-      </w:r>
-      <w:r>
-        <w:rPr>
-          <w:rFonts w:ascii="Georgia" w:hAnsi="Georgia"/>
-          <w:sz w:val="21"/>
-          <w:szCs w:val="21"/>
+          <w:sz w:val="20"/>
+        </w:rPr>
+        <w:t xml:space="preserve"> </w:t>
+      </w:r>
+      <w:r>
+        <w:rPr>
+          <w:rFonts w:ascii="Garamond" w:hAnsi="Garamond"/>
+          <w:sz w:val="20"/>
         </w:rPr>
         <w:t>entregar</w:t>
       </w:r>
       <w:r>
         <w:rPr>
-          <w:rFonts w:ascii="Georgia" w:hAnsi="Georgia"/>
+          <w:rFonts w:ascii="Garamond" w:hAnsi="Garamond"/>
           <w:spacing w:val="-8"/>
-          <w:sz w:val="21"/>
-          <w:szCs w:val="21"/>
-        </w:rPr>
-        <w:t xml:space="preserve"> </w:t>
-      </w:r>
-      <w:r>
-        <w:rPr>
-          <w:rFonts w:ascii="Georgia" w:hAnsi="Georgia"/>
-          <w:sz w:val="21"/>
-          <w:szCs w:val="21"/>
+          <w:sz w:val="20"/>
+        </w:rPr>
+        <w:t xml:space="preserve"> </w:t>
+      </w:r>
+      <w:r>
+        <w:rPr>
+          <w:rFonts w:ascii="Garamond" w:hAnsi="Garamond"/>
+          <w:sz w:val="20"/>
         </w:rPr>
         <w:t xml:space="preserve">notas y </w:t>
       </w:r>
-      <w:bookmarkStart w:id="3" w:name="VI._MODALIDAD_DEL_SERVICIO:"/>
-      <w:bookmarkEnd w:id="3"/>
-      <w:r>
-        <w:rPr>
-          <w:rFonts w:ascii="Georgia" w:hAnsi="Georgia"/>
-          <w:sz w:val="21"/>
-          <w:szCs w:val="21"/>
+      <w:bookmarkStart w:id="4" w:name="VI._MODALIDAD_DEL_SERVICIO:"/>
+      <w:bookmarkEnd w:id="4"/>
+      <w:r>
+        <w:rPr>
+          <w:rFonts w:ascii="Garamond" w:hAnsi="Garamond"/>
+          <w:sz w:val="20"/>
         </w:rPr>
         <w:t>p</w:t>
       </w:r>
       <w:r>
         <w:rPr>
-          <w:rFonts w:ascii="Georgia" w:hAnsi="Georgia"/>
-          <w:sz w:val="21"/>
-          <w:szCs w:val="21"/>
+          <w:rFonts w:ascii="Garamond" w:hAnsi="Garamond"/>
+          <w:sz w:val="20"/>
         </w:rPr>
         <w:t>resentar informe de dictado de curso.</w:t>
       </w:r>
@@ -1570,10 +1436,8 @@
         <w:spacing w:before="0" w:line="276" w:lineRule="auto"/>
         <w:ind w:left="0" w:firstLine="0"/>
         <w:rPr>
-          <w:rFonts w:ascii="Georgia" w:hAnsi="Georgia"/>
+          <w:rFonts w:ascii="Garamond" w:hAnsi="Garamond"/>
           <w:b/>
-          <w:sz w:val="21"/>
-          <w:szCs w:val="21"/>
         </w:rPr>
       </w:pPr>
     </w:p>
@@ -1590,53 +1454,53 @@
         <w:spacing w:before="0" w:line="276" w:lineRule="auto"/>
         <w:ind w:left="0"/>
         <w:rPr>
-          <w:rFonts w:ascii="Georgia" w:hAnsi="Georgia"/>
-          <w:sz w:val="21"/>
-          <w:szCs w:val="21"/>
-        </w:rPr>
-      </w:pPr>
-      <w:r>
-        <w:rPr>
-          <w:rFonts w:ascii="Georgia" w:hAnsi="Georgia"/>
-          <w:spacing w:val="-2"/>
-          <w:sz w:val="21"/>
-          <w:szCs w:val="21"/>
+          <w:rFonts w:ascii="Garamond" w:hAnsi="Garamond"/>
+          <w:sz w:val="22"/>
+          <w:szCs w:val="22"/>
+        </w:rPr>
+      </w:pPr>
+      <w:r>
+        <w:rPr>
+          <w:rFonts w:ascii="Garamond" w:hAnsi="Garamond"/>
+          <w:spacing w:val="-2"/>
+          <w:sz w:val="22"/>
+          <w:szCs w:val="22"/>
         </w:rPr>
         <w:t>MODALIDAD</w:t>
       </w:r>
       <w:r>
         <w:rPr>
-          <w:rFonts w:ascii="Georgia" w:hAnsi="Georgia"/>
+          <w:rFonts w:ascii="Garamond" w:hAnsi="Garamond"/>
           <w:spacing w:val="-6"/>
-          <w:sz w:val="21"/>
-          <w:szCs w:val="21"/>
-        </w:rPr>
-        <w:t xml:space="preserve"> </w:t>
-      </w:r>
-      <w:r>
-        <w:rPr>
-          <w:rFonts w:ascii="Georgia" w:hAnsi="Georgia"/>
-          <w:spacing w:val="-2"/>
-          <w:sz w:val="21"/>
-          <w:szCs w:val="21"/>
+          <w:sz w:val="22"/>
+          <w:szCs w:val="22"/>
+        </w:rPr>
+        <w:t xml:space="preserve"> </w:t>
+      </w:r>
+      <w:r>
+        <w:rPr>
+          <w:rFonts w:ascii="Garamond" w:hAnsi="Garamond"/>
+          <w:spacing w:val="-2"/>
+          <w:sz w:val="22"/>
+          <w:szCs w:val="22"/>
         </w:rPr>
         <w:t>DEL</w:t>
       </w:r>
       <w:r>
         <w:rPr>
-          <w:rFonts w:ascii="Georgia" w:hAnsi="Georgia"/>
+          <w:rFonts w:ascii="Garamond" w:hAnsi="Garamond"/>
           <w:spacing w:val="-3"/>
-          <w:sz w:val="21"/>
-          <w:szCs w:val="21"/>
-        </w:rPr>
-        <w:t xml:space="preserve"> </w:t>
-      </w:r>
-      <w:r>
-        <w:rPr>
-          <w:rFonts w:ascii="Georgia" w:hAnsi="Georgia"/>
-          <w:spacing w:val="-2"/>
-          <w:sz w:val="21"/>
-          <w:szCs w:val="21"/>
+          <w:sz w:val="22"/>
+          <w:szCs w:val="22"/>
+        </w:rPr>
+        <w:t xml:space="preserve"> </w:t>
+      </w:r>
+      <w:r>
+        <w:rPr>
+          <w:rFonts w:ascii="Garamond" w:hAnsi="Garamond"/>
+          <w:spacing w:val="-2"/>
+          <w:sz w:val="22"/>
+          <w:szCs w:val="22"/>
         </w:rPr>
         <w:t>SERVICIO:</w:t>
       </w:r>
@@ -1650,20 +1514,18 @@
         <w:spacing w:before="0" w:line="276" w:lineRule="auto"/>
         <w:ind w:left="0" w:firstLine="0"/>
         <w:rPr>
-          <w:rFonts w:ascii="Georgia" w:hAnsi="Georgia"/>
-          <w:b w:val="0"/>
-          <w:spacing w:val="-2"/>
-          <w:sz w:val="21"/>
-          <w:szCs w:val="21"/>
-        </w:rPr>
-      </w:pPr>
-      <w:r>
-        <w:rPr>
-          <w:rFonts w:ascii="Georgia" w:hAnsi="Georgia"/>
-          <w:b w:val="0"/>
-          <w:spacing w:val="-2"/>
-          <w:sz w:val="21"/>
-          <w:szCs w:val="21"/>
+          <w:rFonts w:ascii="Garamond" w:hAnsi="Garamond"/>
+          <w:b w:val="0"/>
+          <w:spacing w:val="-2"/>
+          <w:szCs w:val="22"/>
+        </w:rPr>
+      </w:pPr>
+      <w:r>
+        <w:rPr>
+          <w:rFonts w:ascii="Garamond" w:hAnsi="Garamond"/>
+          <w:b w:val="0"/>
+          <w:spacing w:val="-2"/>
+          <w:szCs w:val="22"/>
         </w:rPr>
         <w:t>Híbrida</w:t>
       </w:r>
@@ -1677,10 +1539,10 @@
         <w:spacing w:before="0" w:line="276" w:lineRule="auto"/>
         <w:ind w:left="0" w:firstLine="0"/>
         <w:rPr>
-          <w:rFonts w:ascii="Georgia" w:hAnsi="Georgia"/>
-          <w:b w:val="0"/>
-          <w:sz w:val="21"/>
-          <w:szCs w:val="21"/>
+          <w:rFonts w:ascii="Garamond" w:hAnsi="Garamond"/>
+          <w:b w:val="0"/>
+          <w:sz w:val="22"/>
+          <w:szCs w:val="22"/>
         </w:rPr>
       </w:pPr>
     </w:p>
@@ -1697,92 +1559,92 @@
         <w:spacing w:before="0" w:line="276" w:lineRule="auto"/>
         <w:ind w:left="0"/>
         <w:rPr>
-          <w:rFonts w:ascii="Georgia" w:hAnsi="Georgia"/>
-          <w:sz w:val="21"/>
-          <w:szCs w:val="21"/>
-        </w:rPr>
-      </w:pPr>
-      <w:bookmarkStart w:id="4" w:name="VII._LUGAR_DE_PRESTACIÓN_DEL_SERVICIO:"/>
-      <w:bookmarkEnd w:id="4"/>
-      <w:r>
-        <w:rPr>
-          <w:rFonts w:ascii="Georgia" w:hAnsi="Georgia"/>
-          <w:sz w:val="21"/>
-          <w:szCs w:val="21"/>
+          <w:rFonts w:ascii="Garamond" w:hAnsi="Garamond"/>
+          <w:sz w:val="22"/>
+          <w:szCs w:val="22"/>
+        </w:rPr>
+      </w:pPr>
+      <w:bookmarkStart w:id="5" w:name="VII._LUGAR_DE_PRESTACIÓN_DEL_SERVICIO:"/>
+      <w:bookmarkEnd w:id="5"/>
+      <w:r>
+        <w:rPr>
+          <w:rFonts w:ascii="Garamond" w:hAnsi="Garamond"/>
+          <w:sz w:val="22"/>
+          <w:szCs w:val="22"/>
         </w:rPr>
         <w:t>LUGAR</w:t>
       </w:r>
       <w:r>
         <w:rPr>
-          <w:rFonts w:ascii="Georgia" w:hAnsi="Georgia"/>
+          <w:rFonts w:ascii="Garamond" w:hAnsi="Garamond"/>
           <w:spacing w:val="-16"/>
-          <w:sz w:val="21"/>
-          <w:szCs w:val="21"/>
-        </w:rPr>
-        <w:t xml:space="preserve"> </w:t>
-      </w:r>
-      <w:r>
-        <w:rPr>
-          <w:rFonts w:ascii="Georgia" w:hAnsi="Georgia"/>
-          <w:sz w:val="21"/>
-          <w:szCs w:val="21"/>
+          <w:sz w:val="22"/>
+          <w:szCs w:val="22"/>
+        </w:rPr>
+        <w:t xml:space="preserve"> </w:t>
+      </w:r>
+      <w:r>
+        <w:rPr>
+          <w:rFonts w:ascii="Garamond" w:hAnsi="Garamond"/>
+          <w:sz w:val="22"/>
+          <w:szCs w:val="22"/>
         </w:rPr>
         <w:t>DE</w:t>
       </w:r>
       <w:r>
         <w:rPr>
-          <w:rFonts w:ascii="Georgia" w:hAnsi="Georgia"/>
+          <w:rFonts w:ascii="Garamond" w:hAnsi="Garamond"/>
           <w:spacing w:val="-12"/>
-          <w:sz w:val="21"/>
-          <w:szCs w:val="21"/>
-        </w:rPr>
-        <w:t xml:space="preserve"> </w:t>
-      </w:r>
-      <w:r>
-        <w:rPr>
-          <w:rFonts w:ascii="Georgia" w:hAnsi="Georgia"/>
-          <w:sz w:val="21"/>
-          <w:szCs w:val="21"/>
+          <w:sz w:val="22"/>
+          <w:szCs w:val="22"/>
+        </w:rPr>
+        <w:t xml:space="preserve"> </w:t>
+      </w:r>
+      <w:r>
+        <w:rPr>
+          <w:rFonts w:ascii="Garamond" w:hAnsi="Garamond"/>
+          <w:sz w:val="22"/>
+          <w:szCs w:val="22"/>
         </w:rPr>
         <w:t>PRESTACIÓN</w:t>
       </w:r>
       <w:r>
         <w:rPr>
-          <w:rFonts w:ascii="Georgia" w:hAnsi="Georgia"/>
+          <w:rFonts w:ascii="Garamond" w:hAnsi="Garamond"/>
           <w:spacing w:val="-11"/>
-          <w:sz w:val="21"/>
-          <w:szCs w:val="21"/>
-        </w:rPr>
-        <w:t xml:space="preserve"> </w:t>
-      </w:r>
-      <w:r>
-        <w:rPr>
-          <w:rFonts w:ascii="Georgia" w:hAnsi="Georgia"/>
-          <w:sz w:val="21"/>
-          <w:szCs w:val="21"/>
+          <w:sz w:val="22"/>
+          <w:szCs w:val="22"/>
+        </w:rPr>
+        <w:t xml:space="preserve"> </w:t>
+      </w:r>
+      <w:r>
+        <w:rPr>
+          <w:rFonts w:ascii="Garamond" w:hAnsi="Garamond"/>
+          <w:sz w:val="22"/>
+          <w:szCs w:val="22"/>
         </w:rPr>
         <w:t>DEL</w:t>
       </w:r>
       <w:r>
         <w:rPr>
-          <w:rFonts w:ascii="Georgia" w:hAnsi="Georgia"/>
+          <w:rFonts w:ascii="Garamond" w:hAnsi="Garamond"/>
           <w:spacing w:val="-10"/>
-          <w:sz w:val="21"/>
-          <w:szCs w:val="21"/>
-        </w:rPr>
-        <w:t xml:space="preserve"> </w:t>
-      </w:r>
-      <w:r>
-        <w:rPr>
-          <w:rFonts w:ascii="Georgia" w:hAnsi="Georgia"/>
-          <w:spacing w:val="-2"/>
-          <w:sz w:val="21"/>
-          <w:szCs w:val="21"/>
+          <w:sz w:val="22"/>
+          <w:szCs w:val="22"/>
+        </w:rPr>
+        <w:t xml:space="preserve"> </w:t>
+      </w:r>
+      <w:r>
+        <w:rPr>
+          <w:rFonts w:ascii="Garamond" w:hAnsi="Garamond"/>
+          <w:spacing w:val="-2"/>
+          <w:sz w:val="22"/>
+          <w:szCs w:val="22"/>
         </w:rPr>
         <w:t>SERVICIO:</w:t>
       </w:r>
-      <w:bookmarkStart w:id="5" w:name="VIII._PLAZO_DEL_SERVICIO:"/>
-      <w:bookmarkEnd w:id="5"/>
+      <w:bookmarkStart w:id="6" w:name="VIII._PLAZO_DEL_SERVICIO:"/>
+      <w:bookmarkEnd w:id="6"/>
     </w:p>
     <w:p>
       <w:pPr>
@@ -1793,134 +1655,120 @@
         <w:spacing w:before="0" w:line="276" w:lineRule="auto"/>
         <w:ind w:left="0" w:firstLine="0"/>
         <w:rPr>
-          <w:rFonts w:ascii="Georgia" w:hAnsi="Georgia"/>
-          <w:b w:val="0"/>
-          <w:spacing w:val="-2"/>
-          <w:sz w:val="21"/>
-          <w:szCs w:val="21"/>
-        </w:rPr>
-      </w:pPr>
-      <w:r>
-        <w:rPr>
-          <w:rFonts w:ascii="Georgia" w:hAnsi="Georgia"/>
-          <w:b w:val="0"/>
-          <w:sz w:val="21"/>
-          <w:szCs w:val="21"/>
+          <w:rFonts w:ascii="Garamond" w:hAnsi="Garamond"/>
+          <w:b w:val="0"/>
+          <w:spacing w:val="-2"/>
+          <w:szCs w:val="22"/>
+        </w:rPr>
+      </w:pPr>
+      <w:r>
+        <w:rPr>
+          <w:rFonts w:ascii="Garamond" w:hAnsi="Garamond"/>
+          <w:b w:val="0"/>
+          <w:szCs w:val="22"/>
         </w:rPr>
         <w:t>UNMSM</w:t>
       </w:r>
       <w:r>
         <w:rPr>
-          <w:rFonts w:ascii="Georgia" w:hAnsi="Georgia"/>
+          <w:rFonts w:ascii="Garamond" w:hAnsi="Garamond"/>
           <w:b w:val="0"/>
           <w:spacing w:val="-10"/>
-          <w:sz w:val="21"/>
-          <w:szCs w:val="21"/>
-        </w:rPr>
-        <w:t xml:space="preserve"> </w:t>
-      </w:r>
-      <w:r>
-        <w:rPr>
-          <w:rFonts w:ascii="Georgia" w:hAnsi="Georgia"/>
-          <w:b w:val="0"/>
-          <w:sz w:val="21"/>
-          <w:szCs w:val="21"/>
+          <w:szCs w:val="22"/>
+        </w:rPr>
+        <w:t xml:space="preserve"> </w:t>
+      </w:r>
+      <w:r>
+        <w:rPr>
+          <w:rFonts w:ascii="Garamond" w:hAnsi="Garamond"/>
+          <w:b w:val="0"/>
+          <w:szCs w:val="22"/>
         </w:rPr>
         <w:t>–</w:t>
       </w:r>
       <w:r>
         <w:rPr>
-          <w:rFonts w:ascii="Georgia" w:hAnsi="Georgia"/>
+          <w:rFonts w:ascii="Garamond" w:hAnsi="Garamond"/>
           <w:b w:val="0"/>
           <w:spacing w:val="-10"/>
-          <w:sz w:val="21"/>
-          <w:szCs w:val="21"/>
-        </w:rPr>
-        <w:t xml:space="preserve"> </w:t>
-      </w:r>
-      <w:r>
-        <w:rPr>
-          <w:rFonts w:ascii="Georgia" w:hAnsi="Georgia"/>
-          <w:b w:val="0"/>
-          <w:sz w:val="21"/>
-          <w:szCs w:val="21"/>
+          <w:szCs w:val="22"/>
+        </w:rPr>
+        <w:t xml:space="preserve"> </w:t>
+      </w:r>
+      <w:r>
+        <w:rPr>
+          <w:rFonts w:ascii="Garamond" w:hAnsi="Garamond"/>
+          <w:b w:val="0"/>
+          <w:szCs w:val="22"/>
         </w:rPr>
         <w:t>FLCH</w:t>
       </w:r>
       <w:r>
         <w:rPr>
-          <w:rFonts w:ascii="Georgia" w:hAnsi="Georgia"/>
+          <w:rFonts w:ascii="Garamond" w:hAnsi="Garamond"/>
           <w:b w:val="0"/>
           <w:spacing w:val="-7"/>
-          <w:sz w:val="21"/>
-          <w:szCs w:val="21"/>
-        </w:rPr>
-        <w:t xml:space="preserve"> </w:t>
-      </w:r>
-      <w:r>
-        <w:rPr>
-          <w:rFonts w:ascii="Georgia" w:hAnsi="Georgia"/>
-          <w:b w:val="0"/>
-          <w:sz w:val="21"/>
-          <w:szCs w:val="21"/>
+          <w:szCs w:val="22"/>
+        </w:rPr>
+        <w:t xml:space="preserve"> </w:t>
+      </w:r>
+      <w:r>
+        <w:rPr>
+          <w:rFonts w:ascii="Garamond" w:hAnsi="Garamond"/>
+          <w:b w:val="0"/>
+          <w:szCs w:val="22"/>
         </w:rPr>
         <w:t>–</w:t>
       </w:r>
       <w:r>
         <w:rPr>
-          <w:rFonts w:ascii="Georgia" w:hAnsi="Georgia"/>
+          <w:rFonts w:ascii="Garamond" w:hAnsi="Garamond"/>
           <w:b w:val="0"/>
           <w:spacing w:val="-10"/>
-          <w:sz w:val="21"/>
-          <w:szCs w:val="21"/>
-        </w:rPr>
-        <w:t xml:space="preserve"> </w:t>
-      </w:r>
-      <w:r>
-        <w:rPr>
-          <w:rFonts w:ascii="Georgia" w:hAnsi="Georgia"/>
-          <w:b w:val="0"/>
-          <w:sz w:val="21"/>
-          <w:szCs w:val="21"/>
+          <w:szCs w:val="22"/>
+        </w:rPr>
+        <w:t xml:space="preserve"> </w:t>
+      </w:r>
+      <w:r>
+        <w:rPr>
+          <w:rFonts w:ascii="Garamond" w:hAnsi="Garamond"/>
+          <w:b w:val="0"/>
+          <w:szCs w:val="22"/>
         </w:rPr>
         <w:t>Centro</w:t>
       </w:r>
       <w:r>
         <w:rPr>
-          <w:rFonts w:ascii="Georgia" w:hAnsi="Georgia"/>
+          <w:rFonts w:ascii="Garamond" w:hAnsi="Garamond"/>
           <w:b w:val="0"/>
           <w:spacing w:val="-5"/>
-          <w:sz w:val="21"/>
-          <w:szCs w:val="21"/>
-        </w:rPr>
-        <w:t xml:space="preserve"> </w:t>
-      </w:r>
-      <w:r>
-        <w:rPr>
-          <w:rFonts w:ascii="Georgia" w:hAnsi="Georgia"/>
-          <w:b w:val="0"/>
-          <w:sz w:val="21"/>
-          <w:szCs w:val="21"/>
+          <w:szCs w:val="22"/>
+        </w:rPr>
+        <w:t xml:space="preserve"> </w:t>
+      </w:r>
+      <w:r>
+        <w:rPr>
+          <w:rFonts w:ascii="Garamond" w:hAnsi="Garamond"/>
+          <w:b w:val="0"/>
+          <w:szCs w:val="22"/>
         </w:rPr>
         <w:t>de</w:t>
       </w:r>
       <w:r>
         <w:rPr>
-          <w:rFonts w:ascii="Georgia" w:hAnsi="Georgia"/>
+          <w:rFonts w:ascii="Garamond" w:hAnsi="Garamond"/>
           <w:b w:val="0"/>
           <w:spacing w:val="-10"/>
-          <w:sz w:val="21"/>
-          <w:szCs w:val="21"/>
-        </w:rPr>
-        <w:t xml:space="preserve"> </w:t>
-      </w:r>
-      <w:r>
-        <w:rPr>
-          <w:rFonts w:ascii="Georgia" w:hAnsi="Georgia"/>
-          <w:b w:val="0"/>
-          <w:spacing w:val="-2"/>
-          <w:sz w:val="21"/>
-          <w:szCs w:val="21"/>
+          <w:szCs w:val="22"/>
+        </w:rPr>
+        <w:t xml:space="preserve"> </w:t>
+      </w:r>
+      <w:r>
+        <w:rPr>
+          <w:rFonts w:ascii="Garamond" w:hAnsi="Garamond"/>
+          <w:b w:val="0"/>
+          <w:spacing w:val="-2"/>
+          <w:szCs w:val="22"/>
         </w:rPr>
         <w:t>Idiomas</w:t>
       </w:r>
@@ -1934,10 +1782,10 @@
         <w:spacing w:before="0" w:line="276" w:lineRule="auto"/>
         <w:ind w:left="0" w:firstLine="0"/>
         <w:rPr>
-          <w:rFonts w:ascii="Georgia" w:hAnsi="Georgia"/>
-          <w:b w:val="0"/>
-          <w:sz w:val="21"/>
-          <w:szCs w:val="21"/>
+          <w:rFonts w:ascii="Garamond" w:hAnsi="Garamond"/>
+          <w:b w:val="0"/>
+          <w:sz w:val="22"/>
+          <w:szCs w:val="22"/>
         </w:rPr>
       </w:pPr>
     </w:p>
@@ -1954,51 +1802,51 @@
         <w:spacing w:before="0" w:line="276" w:lineRule="auto"/>
         <w:ind w:left="0"/>
         <w:rPr>
-          <w:rFonts w:ascii="Georgia" w:hAnsi="Georgia"/>
-          <w:sz w:val="21"/>
-          <w:szCs w:val="21"/>
-        </w:rPr>
-      </w:pPr>
-      <w:r>
-        <w:rPr>
-          <w:rFonts w:ascii="Georgia" w:hAnsi="Georgia"/>
-          <w:sz w:val="21"/>
-          <w:szCs w:val="21"/>
+          <w:rFonts w:ascii="Garamond" w:hAnsi="Garamond"/>
+          <w:sz w:val="22"/>
+          <w:szCs w:val="22"/>
+        </w:rPr>
+      </w:pPr>
+      <w:r>
+        <w:rPr>
+          <w:rFonts w:ascii="Garamond" w:hAnsi="Garamond"/>
+          <w:sz w:val="22"/>
+          <w:szCs w:val="22"/>
         </w:rPr>
         <w:t>PLAZO</w:t>
       </w:r>
       <w:r>
         <w:rPr>
-          <w:rFonts w:ascii="Georgia" w:hAnsi="Georgia"/>
+          <w:rFonts w:ascii="Garamond" w:hAnsi="Garamond"/>
           <w:spacing w:val="-13"/>
-          <w:sz w:val="21"/>
-          <w:szCs w:val="21"/>
-        </w:rPr>
-        <w:t xml:space="preserve"> </w:t>
-      </w:r>
-      <w:r>
-        <w:rPr>
-          <w:rFonts w:ascii="Georgia" w:hAnsi="Georgia"/>
-          <w:sz w:val="21"/>
-          <w:szCs w:val="21"/>
+          <w:sz w:val="22"/>
+          <w:szCs w:val="22"/>
+        </w:rPr>
+        <w:t xml:space="preserve"> </w:t>
+      </w:r>
+      <w:r>
+        <w:rPr>
+          <w:rFonts w:ascii="Garamond" w:hAnsi="Garamond"/>
+          <w:sz w:val="22"/>
+          <w:szCs w:val="22"/>
         </w:rPr>
         <w:t>DEL</w:t>
       </w:r>
       <w:r>
         <w:rPr>
-          <w:rFonts w:ascii="Georgia" w:hAnsi="Georgia"/>
+          <w:rFonts w:ascii="Garamond" w:hAnsi="Garamond"/>
           <w:spacing w:val="-7"/>
-          <w:sz w:val="21"/>
-          <w:szCs w:val="21"/>
-        </w:rPr>
-        <w:t xml:space="preserve"> </w:t>
-      </w:r>
-      <w:r>
-        <w:rPr>
-          <w:rFonts w:ascii="Georgia" w:hAnsi="Georgia"/>
-          <w:spacing w:val="-2"/>
-          <w:sz w:val="21"/>
-          <w:szCs w:val="21"/>
+          <w:sz w:val="22"/>
+          <w:szCs w:val="22"/>
+        </w:rPr>
+        <w:t xml:space="preserve"> </w:t>
+      </w:r>
+      <w:r>
+        <w:rPr>
+          <w:rFonts w:ascii="Garamond" w:hAnsi="Garamond"/>
+          <w:spacing w:val="-2"/>
+          <w:sz w:val="22"/>
+          <w:szCs w:val="22"/>
         </w:rPr>
         <w:t>SERVICIO:</w:t>
       </w:r>
@@ -2012,77 +1860,69 @@
         <w:spacing w:before="0" w:line="276" w:lineRule="auto"/>
         <w:ind w:left="0" w:firstLine="0"/>
         <w:rPr>
-          <w:rFonts w:ascii="Georgia" w:hAnsi="Georgia"/>
-          <w:b w:val="0"/>
-          <w:spacing w:val="-2"/>
-          <w:sz w:val="21"/>
-          <w:szCs w:val="21"/>
-        </w:rPr>
-      </w:pPr>
-      <w:r>
-        <w:rPr>
-          <w:rFonts w:ascii="Georgia" w:hAnsi="Georgia"/>
-          <w:b w:val="0"/>
-          <w:sz w:val="21"/>
-          <w:szCs w:val="21"/>
+          <w:rFonts w:ascii="Garamond" w:hAnsi="Garamond"/>
+          <w:b w:val="0"/>
+          <w:spacing w:val="-2"/>
+          <w:szCs w:val="22"/>
+        </w:rPr>
+      </w:pPr>
+      <w:r>
+        <w:rPr>
+          <w:rFonts w:ascii="Garamond" w:hAnsi="Garamond"/>
+          <w:b w:val="0"/>
+          <w:szCs w:val="22"/>
         </w:rPr>
         <w:t>Hasta</w:t>
       </w:r>
       <w:r>
         <w:rPr>
-          <w:rFonts w:ascii="Georgia" w:hAnsi="Georgia"/>
+          <w:rFonts w:ascii="Garamond" w:hAnsi="Garamond"/>
           <w:b w:val="0"/>
           <w:spacing w:val="-11"/>
-          <w:sz w:val="21"/>
-          <w:szCs w:val="21"/>
-        </w:rPr>
-        <w:t xml:space="preserve"> </w:t>
-      </w:r>
-      <w:r>
-        <w:rPr>
-          <w:rFonts w:ascii="Georgia" w:hAnsi="Georgia"/>
-          <w:b w:val="0"/>
-          <w:sz w:val="21"/>
-          <w:szCs w:val="21"/>
+          <w:szCs w:val="22"/>
+        </w:rPr>
+        <w:t xml:space="preserve"> </w:t>
+      </w:r>
+      <w:r>
+        <w:rPr>
+          <w:rFonts w:ascii="Garamond" w:hAnsi="Garamond"/>
+          <w:b w:val="0"/>
+          <w:szCs w:val="22"/>
         </w:rPr>
         <w:t>8</w:t>
       </w:r>
       <w:r>
         <w:rPr>
-          <w:rFonts w:ascii="Georgia" w:hAnsi="Georgia"/>
+          <w:rFonts w:ascii="Garamond" w:hAnsi="Garamond"/>
           <w:b w:val="0"/>
           <w:spacing w:val="-9"/>
-          <w:sz w:val="21"/>
-          <w:szCs w:val="21"/>
-        </w:rPr>
-        <w:t xml:space="preserve"> </w:t>
-      </w:r>
-      <w:r>
-        <w:rPr>
-          <w:rFonts w:ascii="Georgia" w:hAnsi="Georgia"/>
-          <w:b w:val="0"/>
-          <w:sz w:val="21"/>
-          <w:szCs w:val="21"/>
+          <w:szCs w:val="22"/>
+        </w:rPr>
+        <w:t xml:space="preserve"> </w:t>
+      </w:r>
+      <w:r>
+        <w:rPr>
+          <w:rFonts w:ascii="Garamond" w:hAnsi="Garamond"/>
+          <w:b w:val="0"/>
+          <w:szCs w:val="22"/>
         </w:rPr>
         <w:t>días</w:t>
       </w:r>
       <w:r>
         <w:rPr>
-          <w:rFonts w:ascii="Georgia" w:hAnsi="Georgia"/>
+          <w:rFonts w:ascii="Garamond" w:hAnsi="Garamond"/>
           <w:b w:val="0"/>
           <w:spacing w:val="-9"/>
-          <w:sz w:val="21"/>
-          <w:szCs w:val="21"/>
-        </w:rPr>
-        <w:t xml:space="preserve"> </w:t>
-      </w:r>
-      <w:r>
-        <w:rPr>
-          <w:rFonts w:ascii="Georgia" w:hAnsi="Georgia"/>
-          <w:b w:val="0"/>
-          <w:spacing w:val="-2"/>
-          <w:sz w:val="21"/>
-          <w:szCs w:val="21"/>
+          <w:szCs w:val="22"/>
+        </w:rPr>
+        <w:t xml:space="preserve"> </w:t>
+      </w:r>
+      <w:r>
+        <w:rPr>
+          <w:rFonts w:ascii="Garamond" w:hAnsi="Garamond"/>
+          <w:b w:val="0"/>
+          <w:spacing w:val="-2"/>
+          <w:szCs w:val="22"/>
         </w:rPr>
         <w:t>calendarios</w:t>
       </w:r>
@@ -2096,10 +1936,10 @@
         <w:spacing w:before="0" w:line="276" w:lineRule="auto"/>
         <w:ind w:left="0" w:firstLine="0"/>
         <w:rPr>
-          <w:rFonts w:ascii="Georgia" w:hAnsi="Georgia"/>
-          <w:b w:val="0"/>
-          <w:sz w:val="21"/>
-          <w:szCs w:val="21"/>
+          <w:rFonts w:ascii="Garamond" w:hAnsi="Garamond"/>
+          <w:b w:val="0"/>
+          <w:sz w:val="22"/>
+          <w:szCs w:val="22"/>
         </w:rPr>
       </w:pPr>
     </w:p>
@@ -2116,36 +1956,36 @@
         <w:spacing w:before="0" w:line="276" w:lineRule="auto"/>
         <w:ind w:left="0"/>
         <w:rPr>
-          <w:rFonts w:ascii="Georgia" w:hAnsi="Georgia"/>
-          <w:sz w:val="21"/>
-          <w:szCs w:val="21"/>
-        </w:rPr>
-      </w:pPr>
-      <w:bookmarkStart w:id="6" w:name="IX._MONTO_REFERENCIAL:"/>
-      <w:bookmarkEnd w:id="6"/>
-      <w:r>
-        <w:rPr>
-          <w:rFonts w:ascii="Georgia" w:hAnsi="Georgia"/>
-          <w:sz w:val="21"/>
-          <w:szCs w:val="21"/>
+          <w:rFonts w:ascii="Garamond" w:hAnsi="Garamond"/>
+          <w:sz w:val="22"/>
+          <w:szCs w:val="22"/>
+        </w:rPr>
+      </w:pPr>
+      <w:bookmarkStart w:id="7" w:name="IX._MONTO_REFERENCIAL:"/>
+      <w:bookmarkEnd w:id="7"/>
+      <w:r>
+        <w:rPr>
+          <w:rFonts w:ascii="Garamond" w:hAnsi="Garamond"/>
+          <w:sz w:val="22"/>
+          <w:szCs w:val="22"/>
         </w:rPr>
         <w:t>MONTO</w:t>
       </w:r>
       <w:r>
         <w:rPr>
-          <w:rFonts w:ascii="Georgia" w:hAnsi="Georgia"/>
+          <w:rFonts w:ascii="Garamond" w:hAnsi="Garamond"/>
           <w:spacing w:val="-12"/>
-          <w:sz w:val="21"/>
-          <w:szCs w:val="21"/>
-        </w:rPr>
-        <w:t xml:space="preserve"> </w:t>
-      </w:r>
-      <w:r>
-        <w:rPr>
-          <w:rFonts w:ascii="Georgia" w:hAnsi="Georgia"/>
-          <w:spacing w:val="-2"/>
-          <w:sz w:val="21"/>
-          <w:szCs w:val="21"/>
+          <w:sz w:val="22"/>
+          <w:szCs w:val="22"/>
+        </w:rPr>
+        <w:t xml:space="preserve"> </w:t>
+      </w:r>
+      <w:r>
+        <w:rPr>
+          <w:rFonts w:ascii="Garamond" w:hAnsi="Garamond"/>
+          <w:spacing w:val="-2"/>
+          <w:sz w:val="22"/>
+          <w:szCs w:val="22"/>
         </w:rPr>
         <w:t>REFERENCIAL:</w:t>
       </w:r>
@@ -2159,83 +1999,66 @@
         <w:spacing w:before="0" w:line="276" w:lineRule="auto"/>
         <w:ind w:left="0" w:firstLine="0"/>
         <w:rPr>
-          <w:rFonts w:ascii="Georgia" w:hAnsi="Georgia"/>
-          <w:sz w:val="24"/>
-          <w:szCs w:val="24"/>
-        </w:rPr>
-      </w:pPr>
-      <w:r>
-        <w:rPr>
-          <w:rFonts w:ascii="Georgia" w:hAnsi="Georgia"/>
-          <w:b w:val="0"/>
-          <w:sz w:val="21"/>
-          <w:szCs w:val="21"/>
-        </w:rPr>
-        <w:t>M</w:t>
-      </w:r>
-      <w:r>
-        <w:rPr>
-          <w:rFonts w:ascii="Georgia" w:hAnsi="Georgia"/>
-          <w:b w:val="0"/>
-          <w:sz w:val="21"/>
-          <w:szCs w:val="21"/>
-        </w:rPr>
-        <w:t>onto</w:t>
-      </w:r>
-      <w:r>
-        <w:rPr>
-          <w:rFonts w:ascii="Georgia" w:hAnsi="Georgia"/>
+          <w:rFonts w:ascii="Garamond" w:hAnsi="Garamond"/>
+          <w:szCs w:val="22"/>
+        </w:rPr>
+      </w:pPr>
+      <w:r>
+        <w:rPr>
+          <w:rFonts w:ascii="Garamond" w:hAnsi="Garamond"/>
+          <w:b w:val="0"/>
+          <w:szCs w:val="22"/>
+        </w:rPr>
+        <w:t>Monto</w:t>
+      </w:r>
+      <w:r>
+        <w:rPr>
+          <w:rFonts w:ascii="Garamond" w:hAnsi="Garamond"/>
           <w:b w:val="0"/>
           <w:spacing w:val="-3"/>
-          <w:sz w:val="21"/>
-          <w:szCs w:val="21"/>
-        </w:rPr>
-        <w:t xml:space="preserve"> </w:t>
-      </w:r>
-      <w:r>
-        <w:rPr>
-          <w:rFonts w:ascii="Georgia" w:hAnsi="Georgia"/>
-          <w:b w:val="0"/>
-          <w:sz w:val="21"/>
-          <w:szCs w:val="21"/>
+          <w:szCs w:val="22"/>
+        </w:rPr>
+        <w:t xml:space="preserve"> </w:t>
+      </w:r>
+      <w:r>
+        <w:rPr>
+          <w:rFonts w:ascii="Garamond" w:hAnsi="Garamond"/>
+          <w:b w:val="0"/>
+          <w:szCs w:val="22"/>
         </w:rPr>
         <w:t>por</w:t>
       </w:r>
       <w:r>
         <w:rPr>
-          <w:rFonts w:ascii="Georgia" w:hAnsi="Georgia"/>
-          <w:b w:val="0"/>
-          <w:spacing w:val="-2"/>
-          <w:sz w:val="21"/>
-          <w:szCs w:val="21"/>
-        </w:rPr>
-        <w:t xml:space="preserve"> </w:t>
-      </w:r>
-      <w:r>
-        <w:rPr>
-          <w:rFonts w:ascii="Georgia" w:hAnsi="Georgia"/>
-          <w:b w:val="0"/>
-          <w:sz w:val="21"/>
-          <w:szCs w:val="21"/>
+          <w:rFonts w:ascii="Garamond" w:hAnsi="Garamond"/>
+          <w:b w:val="0"/>
+          <w:spacing w:val="-2"/>
+          <w:szCs w:val="22"/>
+        </w:rPr>
+        <w:t xml:space="preserve"> </w:t>
+      </w:r>
+      <w:r>
+        <w:rPr>
+          <w:rFonts w:ascii="Garamond" w:hAnsi="Garamond"/>
+          <w:b w:val="0"/>
+          <w:szCs w:val="22"/>
         </w:rPr>
         <w:t>hora:</w:t>
       </w:r>
       <w:r>
         <w:rPr>
-          <w:rFonts w:ascii="Georgia" w:hAnsi="Georgia"/>
-          <w:sz w:val="24"/>
-          <w:szCs w:val="24"/>
+          <w:rFonts w:ascii="Garamond" w:hAnsi="Garamond"/>
+          <w:szCs w:val="22"/>
         </w:rPr>
         <w:t xml:space="preserve"> </w:t>
       </w:r>
       <w:proofErr w:type="spellStart"/>
       <w:r>
         <w:rPr>
-          <w:rFonts w:ascii="Georgia" w:hAnsi="Georgia"/>
+          <w:rFonts w:ascii="Garamond" w:hAnsi="Garamond"/>
           <w:b w:val="0"/>
           <w:bCs w:val="0"/>
-          <w:sz w:val="24"/>
-          <w:szCs w:val="24"/>
+          <w:szCs w:val="22"/>
         </w:rPr>
         <w:t>categoria</w:t>
       </w:r>
@@ -2250,50 +2073,36 @@
         <w:spacing w:before="0" w:line="276" w:lineRule="auto"/>
         <w:ind w:left="0" w:firstLine="0"/>
         <w:rPr>
-          <w:rFonts w:ascii="Georgia" w:hAnsi="Georgia"/>
-          <w:b w:val="0"/>
-          <w:sz w:val="21"/>
-          <w:szCs w:val="21"/>
-        </w:rPr>
-      </w:pPr>
-      <w:r>
-        <w:rPr>
-          <w:rFonts w:ascii="Georgia" w:hAnsi="Georgia"/>
+          <w:rFonts w:ascii="Garamond" w:hAnsi="Garamond"/>
+          <w:b w:val="0"/>
+          <w:szCs w:val="22"/>
+        </w:rPr>
+      </w:pPr>
+      <w:r>
+        <w:rPr>
+          <w:rFonts w:ascii="Garamond" w:hAnsi="Garamond"/>
           <w:b w:val="0"/>
           <w:bCs w:val="0"/>
-          <w:sz w:val="21"/>
-          <w:szCs w:val="21"/>
-        </w:rPr>
-        <w:t>Monto del servicio</w:t>
-      </w:r>
-      <w:r>
-        <w:rPr>
-          <w:rFonts w:ascii="Georgia" w:hAnsi="Georgia"/>
+          <w:szCs w:val="22"/>
+        </w:rPr>
+        <w:t xml:space="preserve">Monto del servicio: </w:t>
+      </w:r>
+      <w:proofErr w:type="spellStart"/>
+      <w:r>
+        <w:rPr>
+          <w:rFonts w:ascii="Garamond" w:hAnsi="Garamond"/>
           <w:b w:val="0"/>
           <w:bCs w:val="0"/>
-          <w:sz w:val="24"/>
-          <w:szCs w:val="24"/>
-        </w:rPr>
-        <w:t xml:space="preserve">: </w:t>
-      </w:r>
-      <w:proofErr w:type="spellStart"/>
-      <w:r>
-        <w:rPr>
-          <w:rFonts w:ascii="Georgia" w:hAnsi="Georgia"/>
-          <w:b w:val="0"/>
-          <w:bCs w:val="0"/>
-          <w:sz w:val="24"/>
-          <w:szCs w:val="24"/>
+          <w:szCs w:val="22"/>
         </w:rPr>
         <w:t>monto_subtotal</w:t>
       </w:r>
       <w:proofErr w:type="spellEnd"/>
       <w:r>
         <w:rPr>
-          <w:rFonts w:ascii="Georgia" w:hAnsi="Georgia"/>
-          <w:b w:val="0"/>
-          <w:sz w:val="21"/>
-          <w:szCs w:val="21"/>
+          <w:rFonts w:ascii="Garamond" w:hAnsi="Garamond"/>
+          <w:b w:val="0"/>
+          <w:szCs w:val="22"/>
         </w:rPr>
         <w:t>. Incluye el impuesto y la contribución de ley.</w:t>
       </w:r>
@@ -2307,10 +2116,10 @@
         <w:spacing w:before="0" w:line="276" w:lineRule="auto"/>
         <w:ind w:left="0" w:firstLine="0"/>
         <w:rPr>
-          <w:rFonts w:ascii="Georgia" w:hAnsi="Georgia"/>
-          <w:b w:val="0"/>
-          <w:sz w:val="21"/>
-          <w:szCs w:val="21"/>
+          <w:rFonts w:ascii="Garamond" w:hAnsi="Garamond"/>
+          <w:b w:val="0"/>
+          <w:sz w:val="22"/>
+          <w:szCs w:val="22"/>
         </w:rPr>
       </w:pPr>
     </w:p>
@@ -2327,53 +2136,53 @@
         <w:spacing w:before="0" w:line="276" w:lineRule="auto"/>
         <w:ind w:left="0"/>
         <w:rPr>
-          <w:rFonts w:ascii="Georgia" w:hAnsi="Georgia"/>
-          <w:sz w:val="21"/>
-          <w:szCs w:val="21"/>
-        </w:rPr>
-      </w:pPr>
-      <w:r>
-        <w:rPr>
-          <w:rFonts w:ascii="Georgia" w:hAnsi="Georgia"/>
-          <w:spacing w:val="-2"/>
-          <w:sz w:val="21"/>
-          <w:szCs w:val="21"/>
+          <w:rFonts w:ascii="Garamond" w:hAnsi="Garamond"/>
+          <w:sz w:val="22"/>
+          <w:szCs w:val="22"/>
+        </w:rPr>
+      </w:pPr>
+      <w:r>
+        <w:rPr>
+          <w:rFonts w:ascii="Garamond" w:hAnsi="Garamond"/>
+          <w:spacing w:val="-2"/>
+          <w:sz w:val="22"/>
+          <w:szCs w:val="22"/>
         </w:rPr>
         <w:t>CONFORMIDAD</w:t>
       </w:r>
       <w:r>
         <w:rPr>
-          <w:rFonts w:ascii="Georgia" w:hAnsi="Georgia"/>
+          <w:rFonts w:ascii="Garamond" w:hAnsi="Garamond"/>
           <w:spacing w:val="-4"/>
-          <w:sz w:val="21"/>
-          <w:szCs w:val="21"/>
-        </w:rPr>
-        <w:t xml:space="preserve"> </w:t>
-      </w:r>
-      <w:r>
-        <w:rPr>
-          <w:rFonts w:ascii="Georgia" w:hAnsi="Georgia"/>
-          <w:spacing w:val="-2"/>
-          <w:sz w:val="21"/>
-          <w:szCs w:val="21"/>
+          <w:sz w:val="22"/>
+          <w:szCs w:val="22"/>
+        </w:rPr>
+        <w:t xml:space="preserve"> </w:t>
+      </w:r>
+      <w:r>
+        <w:rPr>
+          <w:rFonts w:ascii="Garamond" w:hAnsi="Garamond"/>
+          <w:spacing w:val="-2"/>
+          <w:sz w:val="22"/>
+          <w:szCs w:val="22"/>
         </w:rPr>
         <w:t>DEL</w:t>
       </w:r>
       <w:r>
         <w:rPr>
-          <w:rFonts w:ascii="Georgia" w:hAnsi="Georgia"/>
+          <w:rFonts w:ascii="Garamond" w:hAnsi="Garamond"/>
           <w:spacing w:val="-1"/>
-          <w:sz w:val="21"/>
-          <w:szCs w:val="21"/>
-        </w:rPr>
-        <w:t xml:space="preserve"> </w:t>
-      </w:r>
-      <w:r>
-        <w:rPr>
-          <w:rFonts w:ascii="Georgia" w:hAnsi="Georgia"/>
-          <w:spacing w:val="-2"/>
-          <w:sz w:val="21"/>
-          <w:szCs w:val="21"/>
+          <w:sz w:val="22"/>
+          <w:szCs w:val="22"/>
+        </w:rPr>
+        <w:t xml:space="preserve"> </w:t>
+      </w:r>
+      <w:r>
+        <w:rPr>
+          <w:rFonts w:ascii="Garamond" w:hAnsi="Garamond"/>
+          <w:spacing w:val="-2"/>
+          <w:sz w:val="22"/>
+          <w:szCs w:val="22"/>
         </w:rPr>
         <w:t>SERVICIO:</w:t>
       </w:r>
@@ -2387,324 +2196,299 @@
         <w:spacing w:before="0" w:line="276" w:lineRule="auto"/>
         <w:ind w:left="0" w:firstLine="0"/>
         <w:rPr>
-          <w:rFonts w:ascii="Georgia" w:hAnsi="Georgia"/>
-          <w:b w:val="0"/>
-          <w:spacing w:val="-2"/>
-          <w:sz w:val="21"/>
-          <w:szCs w:val="21"/>
-        </w:rPr>
-      </w:pPr>
-      <w:r>
-        <w:rPr>
-          <w:rFonts w:ascii="Georgia" w:hAnsi="Georgia"/>
-          <w:b w:val="0"/>
-          <w:sz w:val="21"/>
-          <w:szCs w:val="21"/>
+          <w:rFonts w:ascii="Garamond" w:hAnsi="Garamond"/>
+          <w:b w:val="0"/>
+          <w:spacing w:val="-2"/>
+          <w:szCs w:val="22"/>
+        </w:rPr>
+      </w:pPr>
+      <w:r>
+        <w:rPr>
+          <w:rFonts w:ascii="Garamond" w:hAnsi="Garamond"/>
+          <w:b w:val="0"/>
+          <w:szCs w:val="22"/>
         </w:rPr>
         <w:t>La</w:t>
       </w:r>
       <w:r>
         <w:rPr>
-          <w:rFonts w:ascii="Georgia" w:hAnsi="Georgia"/>
+          <w:rFonts w:ascii="Garamond" w:hAnsi="Garamond"/>
           <w:b w:val="0"/>
           <w:spacing w:val="-14"/>
-          <w:sz w:val="21"/>
-          <w:szCs w:val="21"/>
-        </w:rPr>
-        <w:t xml:space="preserve"> </w:t>
-      </w:r>
-      <w:r>
-        <w:rPr>
-          <w:rFonts w:ascii="Georgia" w:hAnsi="Georgia"/>
-          <w:b w:val="0"/>
-          <w:sz w:val="21"/>
-          <w:szCs w:val="21"/>
+          <w:szCs w:val="22"/>
+        </w:rPr>
+        <w:t xml:space="preserve"> </w:t>
+      </w:r>
+      <w:r>
+        <w:rPr>
+          <w:rFonts w:ascii="Garamond" w:hAnsi="Garamond"/>
+          <w:b w:val="0"/>
+          <w:szCs w:val="22"/>
         </w:rPr>
         <w:t>conformidad</w:t>
       </w:r>
       <w:r>
         <w:rPr>
-          <w:rFonts w:ascii="Georgia" w:hAnsi="Georgia"/>
+          <w:rFonts w:ascii="Garamond" w:hAnsi="Garamond"/>
           <w:b w:val="0"/>
           <w:spacing w:val="-14"/>
-          <w:sz w:val="21"/>
-          <w:szCs w:val="21"/>
-        </w:rPr>
-        <w:t xml:space="preserve"> </w:t>
-      </w:r>
-      <w:r>
-        <w:rPr>
-          <w:rFonts w:ascii="Georgia" w:hAnsi="Georgia"/>
-          <w:b w:val="0"/>
-          <w:sz w:val="21"/>
-          <w:szCs w:val="21"/>
+          <w:szCs w:val="22"/>
+        </w:rPr>
+        <w:t xml:space="preserve"> </w:t>
+      </w:r>
+      <w:r>
+        <w:rPr>
+          <w:rFonts w:ascii="Garamond" w:hAnsi="Garamond"/>
+          <w:b w:val="0"/>
+          <w:szCs w:val="22"/>
         </w:rPr>
         <w:t>del</w:t>
       </w:r>
       <w:r>
         <w:rPr>
-          <w:rFonts w:ascii="Georgia" w:hAnsi="Georgia"/>
+          <w:rFonts w:ascii="Garamond" w:hAnsi="Garamond"/>
           <w:b w:val="0"/>
           <w:spacing w:val="-14"/>
-          <w:sz w:val="21"/>
-          <w:szCs w:val="21"/>
-        </w:rPr>
-        <w:t xml:space="preserve"> </w:t>
-      </w:r>
-      <w:r>
-        <w:rPr>
-          <w:rFonts w:ascii="Georgia" w:hAnsi="Georgia"/>
-          <w:b w:val="0"/>
-          <w:sz w:val="21"/>
-          <w:szCs w:val="21"/>
+          <w:szCs w:val="22"/>
+        </w:rPr>
+        <w:t xml:space="preserve"> </w:t>
+      </w:r>
+      <w:r>
+        <w:rPr>
+          <w:rFonts w:ascii="Garamond" w:hAnsi="Garamond"/>
+          <w:b w:val="0"/>
+          <w:szCs w:val="22"/>
         </w:rPr>
         <w:t>servicio</w:t>
       </w:r>
       <w:r>
         <w:rPr>
-          <w:rFonts w:ascii="Georgia" w:hAnsi="Georgia"/>
+          <w:rFonts w:ascii="Garamond" w:hAnsi="Garamond"/>
           <w:b w:val="0"/>
           <w:spacing w:val="-10"/>
-          <w:sz w:val="21"/>
-          <w:szCs w:val="21"/>
-        </w:rPr>
-        <w:t xml:space="preserve"> </w:t>
-      </w:r>
-      <w:r>
-        <w:rPr>
-          <w:rFonts w:ascii="Georgia" w:hAnsi="Georgia"/>
-          <w:b w:val="0"/>
-          <w:sz w:val="21"/>
-          <w:szCs w:val="21"/>
+          <w:szCs w:val="22"/>
+        </w:rPr>
+        <w:t xml:space="preserve"> </w:t>
+      </w:r>
+      <w:r>
+        <w:rPr>
+          <w:rFonts w:ascii="Garamond" w:hAnsi="Garamond"/>
+          <w:b w:val="0"/>
+          <w:szCs w:val="22"/>
         </w:rPr>
         <w:t>será</w:t>
       </w:r>
       <w:r>
         <w:rPr>
-          <w:rFonts w:ascii="Georgia" w:hAnsi="Georgia"/>
+          <w:rFonts w:ascii="Garamond" w:hAnsi="Garamond"/>
           <w:b w:val="0"/>
           <w:spacing w:val="-13"/>
-          <w:sz w:val="21"/>
-          <w:szCs w:val="21"/>
-        </w:rPr>
-        <w:t xml:space="preserve"> </w:t>
-      </w:r>
-      <w:r>
-        <w:rPr>
-          <w:rFonts w:ascii="Georgia" w:hAnsi="Georgia"/>
-          <w:b w:val="0"/>
-          <w:sz w:val="21"/>
-          <w:szCs w:val="21"/>
+          <w:szCs w:val="22"/>
+        </w:rPr>
+        <w:t xml:space="preserve"> </w:t>
+      </w:r>
+      <w:r>
+        <w:rPr>
+          <w:rFonts w:ascii="Garamond" w:hAnsi="Garamond"/>
+          <w:b w:val="0"/>
+          <w:szCs w:val="22"/>
         </w:rPr>
         <w:t>brindada</w:t>
       </w:r>
       <w:r>
         <w:rPr>
-          <w:rFonts w:ascii="Georgia" w:hAnsi="Georgia"/>
+          <w:rFonts w:ascii="Garamond" w:hAnsi="Garamond"/>
           <w:b w:val="0"/>
           <w:spacing w:val="-12"/>
-          <w:sz w:val="21"/>
-          <w:szCs w:val="21"/>
-        </w:rPr>
-        <w:t xml:space="preserve"> </w:t>
-      </w:r>
-      <w:r>
-        <w:rPr>
-          <w:rFonts w:ascii="Georgia" w:hAnsi="Georgia"/>
-          <w:b w:val="0"/>
-          <w:sz w:val="21"/>
-          <w:szCs w:val="21"/>
+          <w:szCs w:val="22"/>
+        </w:rPr>
+        <w:t xml:space="preserve"> </w:t>
+      </w:r>
+      <w:r>
+        <w:rPr>
+          <w:rFonts w:ascii="Garamond" w:hAnsi="Garamond"/>
+          <w:b w:val="0"/>
+          <w:szCs w:val="22"/>
         </w:rPr>
         <w:t>por</w:t>
       </w:r>
       <w:r>
         <w:rPr>
-          <w:rFonts w:ascii="Georgia" w:hAnsi="Georgia"/>
+          <w:rFonts w:ascii="Garamond" w:hAnsi="Garamond"/>
           <w:b w:val="0"/>
           <w:spacing w:val="-8"/>
-          <w:sz w:val="21"/>
-          <w:szCs w:val="21"/>
-        </w:rPr>
-        <w:t xml:space="preserve"> </w:t>
-      </w:r>
-      <w:r>
-        <w:rPr>
-          <w:rFonts w:ascii="Georgia" w:hAnsi="Georgia"/>
-          <w:b w:val="0"/>
-          <w:sz w:val="21"/>
-          <w:szCs w:val="21"/>
+          <w:szCs w:val="22"/>
+        </w:rPr>
+        <w:t xml:space="preserve"> </w:t>
+      </w:r>
+      <w:r>
+        <w:rPr>
+          <w:rFonts w:ascii="Garamond" w:hAnsi="Garamond"/>
+          <w:b w:val="0"/>
+          <w:szCs w:val="22"/>
         </w:rPr>
         <w:t>el</w:t>
       </w:r>
       <w:r>
         <w:rPr>
-          <w:rFonts w:ascii="Georgia" w:hAnsi="Georgia"/>
+          <w:rFonts w:ascii="Garamond" w:hAnsi="Garamond"/>
           <w:b w:val="0"/>
           <w:spacing w:val="-13"/>
-          <w:sz w:val="21"/>
-          <w:szCs w:val="21"/>
-        </w:rPr>
-        <w:t xml:space="preserve"> </w:t>
-      </w:r>
-      <w:r>
-        <w:rPr>
-          <w:rFonts w:ascii="Georgia" w:hAnsi="Georgia"/>
-          <w:b w:val="0"/>
-          <w:sz w:val="21"/>
-          <w:szCs w:val="21"/>
+          <w:szCs w:val="22"/>
+        </w:rPr>
+        <w:t xml:space="preserve"> </w:t>
+      </w:r>
+      <w:r>
+        <w:rPr>
+          <w:rFonts w:ascii="Garamond" w:hAnsi="Garamond"/>
+          <w:b w:val="0"/>
+          <w:szCs w:val="22"/>
         </w:rPr>
         <w:t>d</w:t>
       </w:r>
       <w:r>
         <w:rPr>
-          <w:rFonts w:ascii="Georgia" w:hAnsi="Georgia"/>
-          <w:b w:val="0"/>
-          <w:sz w:val="21"/>
-          <w:szCs w:val="21"/>
+          <w:rFonts w:ascii="Garamond" w:hAnsi="Garamond"/>
+          <w:b w:val="0"/>
+          <w:szCs w:val="22"/>
         </w:rPr>
         <w:t>irector</w:t>
       </w:r>
       <w:r>
         <w:rPr>
-          <w:rFonts w:ascii="Georgia" w:hAnsi="Georgia"/>
+          <w:rFonts w:ascii="Garamond" w:hAnsi="Garamond"/>
           <w:b w:val="0"/>
           <w:spacing w:val="-12"/>
-          <w:sz w:val="21"/>
-          <w:szCs w:val="21"/>
-        </w:rPr>
-        <w:t xml:space="preserve"> </w:t>
-      </w:r>
-      <w:r>
-        <w:rPr>
-          <w:rFonts w:ascii="Georgia" w:hAnsi="Georgia"/>
-          <w:b w:val="0"/>
-          <w:sz w:val="21"/>
-          <w:szCs w:val="21"/>
+          <w:szCs w:val="22"/>
+        </w:rPr>
+        <w:t xml:space="preserve"> </w:t>
+      </w:r>
+      <w:r>
+        <w:rPr>
+          <w:rFonts w:ascii="Garamond" w:hAnsi="Garamond"/>
+          <w:b w:val="0"/>
+          <w:szCs w:val="22"/>
         </w:rPr>
         <w:t>de</w:t>
       </w:r>
       <w:r>
         <w:rPr>
-          <w:rFonts w:ascii="Georgia" w:hAnsi="Georgia"/>
+          <w:rFonts w:ascii="Garamond" w:hAnsi="Garamond"/>
           <w:b w:val="0"/>
           <w:spacing w:val="-12"/>
-          <w:sz w:val="21"/>
-          <w:szCs w:val="21"/>
-        </w:rPr>
-        <w:t xml:space="preserve"> </w:t>
-      </w:r>
-      <w:r>
-        <w:rPr>
-          <w:rFonts w:ascii="Georgia" w:hAnsi="Georgia"/>
+          <w:szCs w:val="22"/>
+        </w:rPr>
+        <w:t xml:space="preserve"> </w:t>
+      </w:r>
+      <w:r>
+        <w:rPr>
+          <w:rFonts w:ascii="Garamond" w:hAnsi="Garamond"/>
           <w:b w:val="0"/>
           <w:spacing w:val="-12"/>
-          <w:sz w:val="21"/>
-          <w:szCs w:val="21"/>
+          <w:szCs w:val="22"/>
+        </w:rPr>
+        <w:t xml:space="preserve">la </w:t>
+      </w:r>
+      <w:r>
+        <w:rPr>
+          <w:rFonts w:ascii="Garamond" w:hAnsi="Garamond"/>
+          <w:b w:val="0"/>
+          <w:spacing w:val="-12"/>
+          <w:szCs w:val="22"/>
         </w:rPr>
         <w:t xml:space="preserve">Dirección de </w:t>
       </w:r>
       <w:r>
         <w:rPr>
-          <w:rFonts w:ascii="Georgia" w:hAnsi="Georgia"/>
-          <w:b w:val="0"/>
-          <w:sz w:val="21"/>
-          <w:szCs w:val="21"/>
+          <w:rFonts w:ascii="Garamond" w:hAnsi="Garamond"/>
+          <w:b w:val="0"/>
+          <w:szCs w:val="22"/>
         </w:rPr>
         <w:t>Gestión</w:t>
       </w:r>
       <w:r>
         <w:rPr>
-          <w:rFonts w:ascii="Georgia" w:hAnsi="Georgia"/>
+          <w:rFonts w:ascii="Garamond" w:hAnsi="Garamond"/>
           <w:b w:val="0"/>
           <w:spacing w:val="-10"/>
-          <w:sz w:val="21"/>
-          <w:szCs w:val="21"/>
-        </w:rPr>
-        <w:t xml:space="preserve"> </w:t>
-      </w:r>
-      <w:r>
-        <w:rPr>
-          <w:rFonts w:ascii="Georgia" w:hAnsi="Georgia"/>
-          <w:b w:val="0"/>
-          <w:sz w:val="21"/>
-          <w:szCs w:val="21"/>
+          <w:szCs w:val="22"/>
+        </w:rPr>
+        <w:t xml:space="preserve"> </w:t>
+      </w:r>
+      <w:r>
+        <w:rPr>
+          <w:rFonts w:ascii="Garamond" w:hAnsi="Garamond"/>
+          <w:b w:val="0"/>
+          <w:szCs w:val="22"/>
         </w:rPr>
         <w:t>Institucional</w:t>
       </w:r>
       <w:r>
         <w:rPr>
-          <w:rFonts w:ascii="Georgia" w:hAnsi="Georgia"/>
+          <w:rFonts w:ascii="Garamond" w:hAnsi="Garamond"/>
           <w:b w:val="0"/>
           <w:spacing w:val="-8"/>
-          <w:sz w:val="21"/>
-          <w:szCs w:val="21"/>
-        </w:rPr>
-        <w:t xml:space="preserve"> </w:t>
-      </w:r>
-      <w:r>
-        <w:rPr>
-          <w:rFonts w:ascii="Georgia" w:hAnsi="Georgia"/>
-          <w:b w:val="0"/>
-          <w:sz w:val="21"/>
-          <w:szCs w:val="21"/>
+          <w:szCs w:val="22"/>
+        </w:rPr>
+        <w:t xml:space="preserve"> </w:t>
+      </w:r>
+      <w:r>
+        <w:rPr>
+          <w:rFonts w:ascii="Garamond" w:hAnsi="Garamond"/>
+          <w:b w:val="0"/>
+          <w:szCs w:val="22"/>
         </w:rPr>
         <w:t>del</w:t>
       </w:r>
       <w:r>
         <w:rPr>
-          <w:rFonts w:ascii="Georgia" w:hAnsi="Georgia"/>
+          <w:rFonts w:ascii="Garamond" w:hAnsi="Garamond"/>
           <w:b w:val="0"/>
           <w:spacing w:val="-13"/>
-          <w:sz w:val="21"/>
-          <w:szCs w:val="21"/>
-        </w:rPr>
-        <w:t xml:space="preserve"> </w:t>
-      </w:r>
-      <w:r>
-        <w:rPr>
-          <w:rFonts w:ascii="Georgia" w:hAnsi="Georgia"/>
-          <w:b w:val="0"/>
-          <w:sz w:val="21"/>
-          <w:szCs w:val="21"/>
+          <w:szCs w:val="22"/>
+        </w:rPr>
+        <w:t xml:space="preserve"> </w:t>
+      </w:r>
+      <w:r>
+        <w:rPr>
+          <w:rFonts w:ascii="Garamond" w:hAnsi="Garamond"/>
+          <w:b w:val="0"/>
+          <w:szCs w:val="22"/>
         </w:rPr>
         <w:t>CEID</w:t>
       </w:r>
       <w:r>
         <w:rPr>
-          <w:rFonts w:ascii="Georgia" w:hAnsi="Georgia"/>
+          <w:rFonts w:ascii="Garamond" w:hAnsi="Garamond"/>
           <w:b w:val="0"/>
           <w:spacing w:val="-9"/>
-          <w:sz w:val="21"/>
-          <w:szCs w:val="21"/>
-        </w:rPr>
-        <w:t xml:space="preserve"> </w:t>
-      </w:r>
-      <w:r>
-        <w:rPr>
-          <w:rFonts w:ascii="Georgia" w:hAnsi="Georgia"/>
-          <w:b w:val="0"/>
-          <w:sz w:val="21"/>
-          <w:szCs w:val="21"/>
+          <w:szCs w:val="22"/>
+        </w:rPr>
+        <w:t xml:space="preserve"> </w:t>
+      </w:r>
+      <w:r>
+        <w:rPr>
+          <w:rFonts w:ascii="Garamond" w:hAnsi="Garamond"/>
+          <w:b w:val="0"/>
+          <w:szCs w:val="22"/>
         </w:rPr>
         <w:t>–</w:t>
       </w:r>
       <w:r>
         <w:rPr>
-          <w:rFonts w:ascii="Georgia" w:hAnsi="Georgia"/>
+          <w:rFonts w:ascii="Garamond" w:hAnsi="Garamond"/>
           <w:b w:val="0"/>
           <w:spacing w:val="-14"/>
-          <w:sz w:val="21"/>
-          <w:szCs w:val="21"/>
-        </w:rPr>
-        <w:t xml:space="preserve"> </w:t>
-      </w:r>
-      <w:r>
-        <w:rPr>
-          <w:rFonts w:ascii="Georgia" w:hAnsi="Georgia"/>
-          <w:b w:val="0"/>
-          <w:spacing w:val="-2"/>
-          <w:sz w:val="21"/>
-          <w:szCs w:val="21"/>
+          <w:szCs w:val="22"/>
+        </w:rPr>
+        <w:t xml:space="preserve"> </w:t>
+      </w:r>
+      <w:r>
+        <w:rPr>
+          <w:rFonts w:ascii="Garamond" w:hAnsi="Garamond"/>
+          <w:b w:val="0"/>
+          <w:spacing w:val="-2"/>
+          <w:szCs w:val="22"/>
         </w:rPr>
         <w:t>FLCH.</w:t>
       </w:r>
@@ -2715,9 +2499,9 @@
         <w:spacing w:line="276" w:lineRule="auto"/>
         <w:jc w:val="center"/>
         <w:rPr>
-          <w:rFonts w:ascii="Georgia" w:hAnsi="Georgia"/>
-          <w:sz w:val="21"/>
-          <w:szCs w:val="21"/>
+          <w:rFonts w:ascii="Garamond" w:hAnsi="Garamond"/>
+          <w:sz w:val="22"/>
+          <w:szCs w:val="22"/>
         </w:rPr>
       </w:pPr>
     </w:p>
@@ -2725,10 +2509,22 @@
       <w:pPr>
         <w:pStyle w:val="Textoindependiente"/>
         <w:spacing w:line="276" w:lineRule="auto"/>
-        <w:rPr>
-          <w:rFonts w:ascii="Georgia" w:hAnsi="Georgia"/>
-          <w:sz w:val="21"/>
-          <w:szCs w:val="21"/>
+        <w:jc w:val="center"/>
+        <w:rPr>
+          <w:rFonts w:ascii="Garamond" w:hAnsi="Garamond"/>
+          <w:sz w:val="22"/>
+          <w:szCs w:val="22"/>
+        </w:rPr>
+      </w:pPr>
+    </w:p>
+    <w:p>
+      <w:pPr>
+        <w:pStyle w:val="Textoindependiente"/>
+        <w:spacing w:line="276" w:lineRule="auto"/>
+        <w:rPr>
+          <w:rFonts w:ascii="Garamond" w:hAnsi="Garamond"/>
+          <w:sz w:val="22"/>
+          <w:szCs w:val="22"/>
         </w:rPr>
       </w:pPr>
     </w:p>
@@ -2738,97 +2534,77 @@
         <w:ind w:right="-2"/>
         <w:jc w:val="center"/>
         <w:rPr>
-          <w:rFonts w:ascii="Georgia" w:hAnsi="Georgia"/>
+          <w:rFonts w:ascii="Garamond" w:hAnsi="Garamond"/>
           <w:b/>
-          <w:sz w:val="21"/>
-          <w:szCs w:val="21"/>
-        </w:rPr>
-      </w:pPr>
-      <w:r>
-        <w:rPr>
-          <w:rFonts w:ascii="Georgia" w:hAnsi="Georgia"/>
+        </w:rPr>
+      </w:pPr>
+      <w:r>
+        <w:rPr>
+          <w:rFonts w:ascii="Garamond" w:hAnsi="Garamond"/>
           <w:b/>
-          <w:sz w:val="21"/>
-          <w:szCs w:val="21"/>
-        </w:rPr>
-        <w:t>MG.</w:t>
-      </w:r>
-      <w:r>
-        <w:rPr>
-          <w:rFonts w:ascii="Georgia" w:hAnsi="Georgia"/>
+        </w:rPr>
+        <w:t>Mg.</w:t>
+      </w:r>
+      <w:r>
+        <w:rPr>
+          <w:rFonts w:ascii="Garamond" w:hAnsi="Garamond"/>
           <w:b/>
           <w:spacing w:val="-14"/>
-          <w:sz w:val="21"/>
-          <w:szCs w:val="21"/>
-        </w:rPr>
-        <w:t xml:space="preserve"> </w:t>
-      </w:r>
-      <w:r>
-        <w:rPr>
-          <w:rFonts w:ascii="Georgia" w:hAnsi="Georgia"/>
+        </w:rPr>
+        <w:t xml:space="preserve"> </w:t>
+      </w:r>
+      <w:r>
+        <w:rPr>
+          <w:rFonts w:ascii="Garamond" w:hAnsi="Garamond"/>
           <w:b/>
-          <w:sz w:val="21"/>
-          <w:szCs w:val="21"/>
-        </w:rPr>
-        <w:t>JACOBO</w:t>
-      </w:r>
-      <w:r>
-        <w:rPr>
-          <w:rFonts w:ascii="Georgia" w:hAnsi="Georgia"/>
+        </w:rPr>
+        <w:t>Jacobo</w:t>
+      </w:r>
+      <w:r>
+        <w:rPr>
+          <w:rFonts w:ascii="Garamond" w:hAnsi="Garamond"/>
           <w:b/>
           <w:spacing w:val="-9"/>
-          <w:sz w:val="21"/>
-          <w:szCs w:val="21"/>
-        </w:rPr>
-        <w:t xml:space="preserve"> </w:t>
-      </w:r>
-      <w:r>
-        <w:rPr>
-          <w:rFonts w:ascii="Georgia" w:hAnsi="Georgia"/>
+        </w:rPr>
+        <w:t xml:space="preserve"> </w:t>
+      </w:r>
+      <w:r>
+        <w:rPr>
+          <w:rFonts w:ascii="Garamond" w:hAnsi="Garamond"/>
           <w:b/>
-          <w:sz w:val="21"/>
-          <w:szCs w:val="21"/>
-        </w:rPr>
-        <w:t>VIRGILIO</w:t>
-      </w:r>
-      <w:r>
-        <w:rPr>
-          <w:rFonts w:ascii="Georgia" w:hAnsi="Georgia"/>
+        </w:rPr>
+        <w:t>Virgilio</w:t>
+      </w:r>
+      <w:r>
+        <w:rPr>
+          <w:rFonts w:ascii="Garamond" w:hAnsi="Garamond"/>
           <w:b/>
           <w:spacing w:val="-9"/>
-          <w:sz w:val="21"/>
-          <w:szCs w:val="21"/>
-        </w:rPr>
-        <w:t xml:space="preserve"> </w:t>
-      </w:r>
-      <w:r>
-        <w:rPr>
-          <w:rFonts w:ascii="Georgia" w:hAnsi="Georgia"/>
+        </w:rPr>
+        <w:t xml:space="preserve"> </w:t>
+      </w:r>
+      <w:r>
+        <w:rPr>
+          <w:rFonts w:ascii="Garamond" w:hAnsi="Garamond"/>
           <w:b/>
-          <w:sz w:val="21"/>
-          <w:szCs w:val="21"/>
-        </w:rPr>
-        <w:t>ALVA</w:t>
-      </w:r>
-      <w:r>
-        <w:rPr>
-          <w:rFonts w:ascii="Georgia" w:hAnsi="Georgia"/>
+        </w:rPr>
+        <w:t>Alva</w:t>
+      </w:r>
+      <w:r>
+        <w:rPr>
+          <w:rFonts w:ascii="Garamond" w:hAnsi="Garamond"/>
           <w:b/>
           <w:spacing w:val="-20"/>
-          <w:sz w:val="21"/>
-          <w:szCs w:val="21"/>
-        </w:rPr>
-        <w:t xml:space="preserve"> </w:t>
-      </w:r>
-      <w:r>
-        <w:rPr>
-          <w:rFonts w:ascii="Georgia" w:hAnsi="Georgia"/>
+        </w:rPr>
+        <w:t xml:space="preserve"> </w:t>
+      </w:r>
+      <w:r>
+        <w:rPr>
+          <w:rFonts w:ascii="Garamond" w:hAnsi="Garamond"/>
           <w:b/>
           <w:spacing w:val="-4"/>
-          <w:sz w:val="21"/>
-          <w:szCs w:val="21"/>
-        </w:rPr>
-        <w:t>MENDO</w:t>
+        </w:rPr>
+        <w:t>Mendo</w:t>
       </w:r>
     </w:p>
     <w:p>
@@ -2836,90 +2612,70 @@
         <w:ind w:right="-2"/>
         <w:jc w:val="center"/>
         <w:rPr>
-          <w:rFonts w:ascii="Georgia" w:hAnsi="Georgia"/>
-          <w:spacing w:val="-2"/>
-          <w:sz w:val="21"/>
-          <w:szCs w:val="21"/>
-        </w:rPr>
-      </w:pPr>
-      <w:r>
-        <w:rPr>
-          <w:rFonts w:ascii="Georgia" w:hAnsi="Georgia"/>
-          <w:spacing w:val="-2"/>
-          <w:sz w:val="21"/>
-          <w:szCs w:val="21"/>
+          <w:rFonts w:ascii="Garamond" w:hAnsi="Garamond"/>
+          <w:spacing w:val="-2"/>
+        </w:rPr>
+      </w:pPr>
+      <w:r>
+        <w:rPr>
+          <w:rFonts w:ascii="Garamond" w:hAnsi="Garamond"/>
+          <w:spacing w:val="-2"/>
         </w:rPr>
         <w:t>Director</w:t>
       </w:r>
       <w:r>
         <w:rPr>
-          <w:rFonts w:ascii="Georgia" w:hAnsi="Georgia"/>
+          <w:rFonts w:ascii="Garamond" w:hAnsi="Garamond"/>
           <w:spacing w:val="5"/>
-          <w:sz w:val="21"/>
-          <w:szCs w:val="21"/>
-        </w:rPr>
-        <w:t xml:space="preserve"> </w:t>
-      </w:r>
-      <w:r>
-        <w:rPr>
-          <w:rFonts w:ascii="Georgia" w:hAnsi="Georgia"/>
-          <w:spacing w:val="-2"/>
-          <w:sz w:val="21"/>
-          <w:szCs w:val="21"/>
+        </w:rPr>
+        <w:t xml:space="preserve"> </w:t>
+      </w:r>
+      <w:r>
+        <w:rPr>
+          <w:rFonts w:ascii="Garamond" w:hAnsi="Garamond"/>
+          <w:spacing w:val="-2"/>
         </w:rPr>
         <w:t>de</w:t>
       </w:r>
       <w:r>
         <w:rPr>
-          <w:rFonts w:ascii="Georgia" w:hAnsi="Georgia"/>
-          <w:spacing w:val="-2"/>
-          <w:sz w:val="21"/>
-          <w:szCs w:val="21"/>
-        </w:rPr>
-        <w:t xml:space="preserve"> </w:t>
-      </w:r>
-      <w:r>
-        <w:rPr>
-          <w:rFonts w:ascii="Georgia" w:hAnsi="Georgia"/>
-          <w:spacing w:val="-2"/>
-          <w:sz w:val="21"/>
-          <w:szCs w:val="21"/>
+          <w:rFonts w:ascii="Garamond" w:hAnsi="Garamond"/>
+          <w:spacing w:val="-2"/>
+        </w:rPr>
+        <w:t xml:space="preserve"> </w:t>
+      </w:r>
+      <w:r>
+        <w:rPr>
+          <w:rFonts w:ascii="Garamond" w:hAnsi="Garamond"/>
+          <w:spacing w:val="-2"/>
         </w:rPr>
         <w:t xml:space="preserve">la </w:t>
       </w:r>
       <w:r>
         <w:rPr>
-          <w:rFonts w:ascii="Georgia" w:hAnsi="Georgia"/>
-          <w:spacing w:val="-2"/>
-          <w:sz w:val="21"/>
-          <w:szCs w:val="21"/>
+          <w:rFonts w:ascii="Garamond" w:hAnsi="Garamond"/>
+          <w:spacing w:val="-2"/>
         </w:rPr>
         <w:t xml:space="preserve">Dirección de </w:t>
       </w:r>
       <w:r>
         <w:rPr>
-          <w:rFonts w:ascii="Georgia" w:hAnsi="Georgia"/>
-          <w:spacing w:val="-2"/>
-          <w:sz w:val="21"/>
-          <w:szCs w:val="21"/>
+          <w:rFonts w:ascii="Garamond" w:hAnsi="Garamond"/>
+          <w:spacing w:val="-2"/>
         </w:rPr>
         <w:t>Gestión</w:t>
       </w:r>
       <w:r>
         <w:rPr>
-          <w:rFonts w:ascii="Georgia" w:hAnsi="Georgia"/>
+          <w:rFonts w:ascii="Garamond" w:hAnsi="Garamond"/>
           <w:spacing w:val="1"/>
-          <w:sz w:val="21"/>
-          <w:szCs w:val="21"/>
-        </w:rPr>
-        <w:t xml:space="preserve"> </w:t>
-      </w:r>
-      <w:r>
-        <w:rPr>
-          <w:rFonts w:ascii="Georgia" w:hAnsi="Georgia"/>
-          <w:spacing w:val="-2"/>
-          <w:sz w:val="21"/>
-          <w:szCs w:val="21"/>
+        </w:rPr>
+        <w:t xml:space="preserve"> </w:t>
+      </w:r>
+      <w:r>
+        <w:rPr>
+          <w:rFonts w:ascii="Garamond" w:hAnsi="Garamond"/>
+          <w:spacing w:val="-2"/>
         </w:rPr>
         <w:t>Institucional</w:t>
       </w:r>
@@ -2929,18 +2685,14 @@
         <w:ind w:right="-2"/>
         <w:jc w:val="center"/>
         <w:rPr>
-          <w:rFonts w:ascii="Georgia" w:hAnsi="Georgia"/>
-          <w:spacing w:val="-2"/>
-          <w:sz w:val="21"/>
-          <w:szCs w:val="21"/>
-        </w:rPr>
-      </w:pPr>
-      <w:r>
-        <w:rPr>
-          <w:rFonts w:ascii="Georgia" w:hAnsi="Georgia"/>
-          <w:spacing w:val="-2"/>
-          <w:sz w:val="21"/>
-          <w:szCs w:val="21"/>
+          <w:rFonts w:ascii="Garamond" w:hAnsi="Garamond"/>
+          <w:spacing w:val="-2"/>
+        </w:rPr>
+      </w:pPr>
+      <w:r>
+        <w:rPr>
+          <w:rFonts w:ascii="Garamond" w:hAnsi="Garamond"/>
+          <w:spacing w:val="-2"/>
         </w:rPr>
         <w:t>Centro de Idiomas de la UNMSM</w:t>
       </w:r>
@@ -2957,7 +2709,7 @@
 </file>
 
 <file path=word/endnotes.xml><?xml version="1.0" encoding="utf-8"?>
-<w:endnotes xmlns:wpc="http://schemas.microsoft.com/office/word/2010/wordprocessingCanvas" xmlns:cx="http://schemas.microsoft.com/office/drawing/2014/chartex" xmlns:cx1="http://schemas.microsoft.com/office/drawing/2015/9/8/chartex" xmlns:cx2="http://schemas.microsoft.com/office/drawing/2015/10/21/chartex" xmlns:cx3="http://schemas.microsoft.com/office/drawing/2016/5/9/chartex" xmlns:cx4="http://schemas.microsoft.com/office/drawing/2016/5/10/chartex" xmlns:cx5="http://schemas.microsoft.com/office/drawing/2016/5/11/chartex" xmlns:cx6="http://schemas.microsoft.com/office/drawing/2016/5/12/chartex" xmlns:cx7="http://schemas.microsoft.com/office/drawing/2016/5/13/chartex" xmlns:cx8="http://schemas.microsoft.com/office/drawing/2016/5/14/chartex" xmlns:mc="http://schemas.openxmlformats.org/markup-compatibility/2006" xmlns:aink="http://schemas.microsoft.com/office/drawing/2016/ink" xmlns:am3d="http://schemas.microsoft.com/office/drawing/2017/model3d" xmlns:o="urn:schemas-microsoft-com:office:office" xmlns:oel="http://schemas.microsoft.com/office/2019/extlst" xmlns:r="http://schemas.openxmlformats.org/officeDocument/2006/relationships" xmlns:m="http://schemas.openxmlformats.org/officeDocument/2006/math" xmlns:v="urn:schemas-microsoft-com:vml" xmlns:wp14="http://schemas.microsoft.com/office/word/2010/wordprocessingDrawing" xmlns:wp="http://schemas.openxmlformats.org/drawingml/2006/wordprocessingDrawing" xmlns:w10="urn:schemas-microsoft-com:office:word" xmlns:w="http://schemas.openxmlformats.org/wordprocessingml/2006/main" xmlns:w14="http://schemas.microsoft.com/office/word/2010/wordml" xmlns:w15="http://schemas.microsoft.com/office/word/2012/wordml" xmlns:w16cex="http://schemas.microsoft.com/office/word/2018/wordml/cex" xmlns:w16cid="http://schemas.microsoft.com/office/word/2016/wordml/cid" xmlns:w16="http://schemas.microsoft.com/office/word/2018/wordml" xmlns:w16du="http://schemas.microsoft.com/office/word/2023/wordml/word16du" xmlns:w16sdtdh="http://schemas.microsoft.com/office/word/2020/wordml/sdtdatahash" xmlns:w16sdtfl="http://schemas.microsoft.com/office/word/2024/wordml/sdtformatlock" xmlns:w16se="http://schemas.microsoft.com/office/word/2015/wordml/symex" xmlns:wpg="http://schemas.microsoft.com/office/word/2010/wordprocessingGroup" xmlns:wpi="http://schemas.microsoft.com/office/word/2010/wordprocessingInk" xmlns:wne="http://schemas.microsoft.com/office/word/2006/wordml" xmlns:wps="http://schemas.microsoft.com/office/word/2010/wordprocessingShape" mc:Ignorable="w14 w15 w16se w16cid w16 w16cex w16sdtdh w16sdtfl w16du wp14">
+<w:endnotes xmlns:wpc="http://schemas.microsoft.com/office/word/2010/wordprocessingCanvas" xmlns:cx="http://schemas.microsoft.com/office/drawing/2014/chartex" xmlns:mc="http://schemas.openxmlformats.org/markup-compatibility/2006" xmlns:o="urn:schemas-microsoft-com:office:office" xmlns:r="http://schemas.openxmlformats.org/officeDocument/2006/relationships" xmlns:m="http://schemas.openxmlformats.org/officeDocument/2006/math" xmlns:v="urn:schemas-microsoft-com:vml" xmlns:wp14="http://schemas.microsoft.com/office/word/2010/wordprocessingDrawing" xmlns:wp="http://schemas.openxmlformats.org/drawingml/2006/wordprocessingDrawing" xmlns:w10="urn:schemas-microsoft-com:office:word" xmlns:w="http://schemas.openxmlformats.org/wordprocessingml/2006/main" xmlns:w14="http://schemas.microsoft.com/office/word/2010/wordml" xmlns:w15="http://schemas.microsoft.com/office/word/2012/wordml" xmlns:w16se="http://schemas.microsoft.com/office/word/2015/wordml/symex" xmlns:wpg="http://schemas.microsoft.com/office/word/2010/wordprocessingGroup" xmlns:wpi="http://schemas.microsoft.com/office/word/2010/wordprocessingInk" xmlns:wne="http://schemas.microsoft.com/office/word/2006/wordml" xmlns:wps="http://schemas.microsoft.com/office/word/2010/wordprocessingShape" mc:Ignorable="w14 w15 w16se wp14">
   <w:endnote w:type="separator" w:id="-1">
     <w:p>
       <w:r>
@@ -2976,7 +2728,7 @@
 </file>
 
 <file path=word/footnotes.xml><?xml version="1.0" encoding="utf-8"?>
-<w:footnotes xmlns:wpc="http://schemas.microsoft.com/office/word/2010/wordprocessingCanvas" xmlns:cx="http://schemas.microsoft.com/office/drawing/2014/chartex" xmlns:cx1="http://schemas.microsoft.com/office/drawing/2015/9/8/chartex" xmlns:cx2="http://schemas.microsoft.com/office/drawing/2015/10/21/chartex" xmlns:cx3="http://schemas.microsoft.com/office/drawing/2016/5/9/chartex" xmlns:cx4="http://schemas.microsoft.com/office/drawing/2016/5/10/chartex" xmlns:cx5="http://schemas.microsoft.com/office/drawing/2016/5/11/chartex" xmlns:cx6="http://schemas.microsoft.com/office/drawing/2016/5/12/chartex" xmlns:cx7="http://schemas.microsoft.com/office/drawing/2016/5/13/chartex" xmlns:cx8="http://schemas.microsoft.com/office/drawing/2016/5/14/chartex" xmlns:mc="http://schemas.openxmlformats.org/markup-compatibility/2006" xmlns:aink="http://schemas.microsoft.com/office/drawing/2016/ink" xmlns:am3d="http://schemas.microsoft.com/office/drawing/2017/model3d" xmlns:o="urn:schemas-microsoft-com:office:office" xmlns:oel="http://schemas.microsoft.com/office/2019/extlst" xmlns:r="http://schemas.openxmlformats.org/officeDocument/2006/relationships" xmlns:m="http://schemas.openxmlformats.org/officeDocument/2006/math" xmlns:v="urn:schemas-microsoft-com:vml" xmlns:wp14="http://schemas.microsoft.com/office/word/2010/wordprocessingDrawing" xmlns:wp="http://schemas.openxmlformats.org/drawingml/2006/wordprocessingDrawing" xmlns:w10="urn:schemas-microsoft-com:office:word" xmlns:w="http://schemas.openxmlformats.org/wordprocessingml/2006/main" xmlns:w14="http://schemas.microsoft.com/office/word/2010/wordml" xmlns:w15="http://schemas.microsoft.com/office/word/2012/wordml" xmlns:w16cex="http://schemas.microsoft.com/office/word/2018/wordml/cex" xmlns:w16cid="http://schemas.microsoft.com/office/word/2016/wordml/cid" xmlns:w16="http://schemas.microsoft.com/office/word/2018/wordml" xmlns:w16du="http://schemas.microsoft.com/office/word/2023/wordml/word16du" xmlns:w16sdtdh="http://schemas.microsoft.com/office/word/2020/wordml/sdtdatahash" xmlns:w16sdtfl="http://schemas.microsoft.com/office/word/2024/wordml/sdtformatlock" xmlns:w16se="http://schemas.microsoft.com/office/word/2015/wordml/symex" xmlns:wpg="http://schemas.microsoft.com/office/word/2010/wordprocessingGroup" xmlns:wpi="http://schemas.microsoft.com/office/word/2010/wordprocessingInk" xmlns:wne="http://schemas.microsoft.com/office/word/2006/wordml" xmlns:wps="http://schemas.microsoft.com/office/word/2010/wordprocessingShape" mc:Ignorable="w14 w15 w16se w16cid w16 w16cex w16sdtdh w16sdtfl w16du wp14">
+<w:footnotes xmlns:wpc="http://schemas.microsoft.com/office/word/2010/wordprocessingCanvas" xmlns:cx="http://schemas.microsoft.com/office/drawing/2014/chartex" xmlns:mc="http://schemas.openxmlformats.org/markup-compatibility/2006" xmlns:o="urn:schemas-microsoft-com:office:office" xmlns:r="http://schemas.openxmlformats.org/officeDocument/2006/relationships" xmlns:m="http://schemas.openxmlformats.org/officeDocument/2006/math" xmlns:v="urn:schemas-microsoft-com:vml" xmlns:wp14="http://schemas.microsoft.com/office/word/2010/wordprocessingDrawing" xmlns:wp="http://schemas.openxmlformats.org/drawingml/2006/wordprocessingDrawing" xmlns:w10="urn:schemas-microsoft-com:office:word" xmlns:w="http://schemas.openxmlformats.org/wordprocessingml/2006/main" xmlns:w14="http://schemas.microsoft.com/office/word/2010/wordml" xmlns:w15="http://schemas.microsoft.com/office/word/2012/wordml" xmlns:w16se="http://schemas.microsoft.com/office/word/2015/wordml/symex" xmlns:wpg="http://schemas.microsoft.com/office/word/2010/wordprocessingGroup" xmlns:wpi="http://schemas.microsoft.com/office/word/2010/wordprocessingInk" xmlns:wne="http://schemas.microsoft.com/office/word/2006/wordml" xmlns:wps="http://schemas.microsoft.com/office/word/2010/wordprocessingShape" mc:Ignorable="w14 w15 w16se wp14">
   <w:footnote w:type="separator" w:id="-1">
     <w:p>
       <w:r>
@@ -2995,7 +2747,7 @@
 </file>
 
 <file path=word/header1.xml><?xml version="1.0" encoding="utf-8"?>
-<w:hdr xmlns:wpc="http://schemas.microsoft.com/office/word/2010/wordprocessingCanvas" xmlns:cx="http://schemas.microsoft.com/office/drawing/2014/chartex" xmlns:cx1="http://schemas.microsoft.com/office/drawing/2015/9/8/chartex" xmlns:cx2="http://schemas.microsoft.com/office/drawing/2015/10/21/chartex" xmlns:cx3="http://schemas.microsoft.com/office/drawing/2016/5/9/chartex" xmlns:cx4="http://schemas.microsoft.com/office/drawing/2016/5/10/chartex" xmlns:cx5="http://schemas.microsoft.com/office/drawing/2016/5/11/chartex" xmlns:cx6="http://schemas.microsoft.com/office/drawing/2016/5/12/chartex" xmlns:cx7="http://schemas.microsoft.com/office/drawing/2016/5/13/chartex" xmlns:cx8="http://schemas.microsoft.com/office/drawing/2016/5/14/chartex" xmlns:mc="http://schemas.openxmlformats.org/markup-compatibility/2006" xmlns:aink="http://schemas.microsoft.com/office/drawing/2016/ink" xmlns:am3d="http://schemas.microsoft.com/office/drawing/2017/model3d" xmlns:o="urn:schemas-microsoft-com:office:office" xmlns:oel="http://schemas.microsoft.com/office/2019/extlst" xmlns:r="http://schemas.openxmlformats.org/officeDocument/2006/relationships" xmlns:m="http://schemas.openxmlformats.org/officeDocument/2006/math" xmlns:v="urn:schemas-microsoft-com:vml" xmlns:wp14="http://schemas.microsoft.com/office/word/2010/wordprocessingDrawing" xmlns:wp="http://schemas.openxmlformats.org/drawingml/2006/wordprocessingDrawing" xmlns:w10="urn:schemas-microsoft-com:office:word" xmlns:w="http://schemas.openxmlformats.org/wordprocessingml/2006/main" xmlns:w14="http://schemas.microsoft.com/office/word/2010/wordml" xmlns:w15="http://schemas.microsoft.com/office/word/2012/wordml" xmlns:w16cex="http://schemas.microsoft.com/office/word/2018/wordml/cex" xmlns:w16cid="http://schemas.microsoft.com/office/word/2016/wordml/cid" xmlns:w16="http://schemas.microsoft.com/office/word/2018/wordml" xmlns:w16du="http://schemas.microsoft.com/office/word/2023/wordml/word16du" xmlns:w16sdtdh="http://schemas.microsoft.com/office/word/2020/wordml/sdtdatahash" xmlns:w16sdtfl="http://schemas.microsoft.com/office/word/2024/wordml/sdtformatlock" xmlns:w16se="http://schemas.microsoft.com/office/word/2015/wordml/symex" xmlns:wpg="http://schemas.microsoft.com/office/word/2010/wordprocessingGroup" xmlns:wpi="http://schemas.microsoft.com/office/word/2010/wordprocessingInk" xmlns:wne="http://schemas.microsoft.com/office/word/2006/wordml" xmlns:wps="http://schemas.microsoft.com/office/word/2010/wordprocessingShape" mc:Ignorable="w14 w15 w16se w16cid w16 w16cex w16sdtdh w16sdtfl w16du wp14">
+<w:hdr xmlns:wpc="http://schemas.microsoft.com/office/word/2010/wordprocessingCanvas" xmlns:cx="http://schemas.microsoft.com/office/drawing/2014/chartex" xmlns:mc="http://schemas.openxmlformats.org/markup-compatibility/2006" xmlns:o="urn:schemas-microsoft-com:office:office" xmlns:r="http://schemas.openxmlformats.org/officeDocument/2006/relationships" xmlns:m="http://schemas.openxmlformats.org/officeDocument/2006/math" xmlns:v="urn:schemas-microsoft-com:vml" xmlns:wp14="http://schemas.microsoft.com/office/word/2010/wordprocessingDrawing" xmlns:wp="http://schemas.openxmlformats.org/drawingml/2006/wordprocessingDrawing" xmlns:w10="urn:schemas-microsoft-com:office:word" xmlns:w="http://schemas.openxmlformats.org/wordprocessingml/2006/main" xmlns:w14="http://schemas.microsoft.com/office/word/2010/wordml" xmlns:w15="http://schemas.microsoft.com/office/word/2012/wordml" xmlns:w16se="http://schemas.microsoft.com/office/word/2015/wordml/symex" xmlns:wpg="http://schemas.microsoft.com/office/word/2010/wordprocessingGroup" xmlns:wpi="http://schemas.microsoft.com/office/word/2010/wordprocessingInk" xmlns:wne="http://schemas.microsoft.com/office/word/2006/wordml" xmlns:wps="http://schemas.microsoft.com/office/word/2010/wordprocessingShape" mc:Ignorable="w14 w15 w16se wp14">
   <w:p>
     <w:pPr>
       <w:pStyle w:val="Encabezado"/>
@@ -3072,7 +2824,7 @@
 </file>
 
 <file path=word/numbering.xml><?xml version="1.0" encoding="utf-8"?>
-<w:numbering xmlns:wpc="http://schemas.microsoft.com/office/word/2010/wordprocessingCanvas" xmlns:cx="http://schemas.microsoft.com/office/drawing/2014/chartex" xmlns:cx1="http://schemas.microsoft.com/office/drawing/2015/9/8/chartex" xmlns:cx2="http://schemas.microsoft.com/office/drawing/2015/10/21/chartex" xmlns:cx3="http://schemas.microsoft.com/office/drawing/2016/5/9/chartex" xmlns:cx4="http://schemas.microsoft.com/office/drawing/2016/5/10/chartex" xmlns:cx5="http://schemas.microsoft.com/office/drawing/2016/5/11/chartex" xmlns:cx6="http://schemas.microsoft.com/office/drawing/2016/5/12/chartex" xmlns:cx7="http://schemas.microsoft.com/office/drawing/2016/5/13/chartex" xmlns:cx8="http://schemas.microsoft.com/office/drawing/2016/5/14/chartex" xmlns:mc="http://schemas.openxmlformats.org/markup-compatibility/2006" xmlns:aink="http://schemas.microsoft.com/office/drawing/2016/ink" xmlns:am3d="http://schemas.microsoft.com/office/drawing/2017/model3d" xmlns:o="urn:schemas-microsoft-com:office:office" xmlns:oel="http://schemas.microsoft.com/office/2019/extlst" xmlns:r="http://schemas.openxmlformats.org/officeDocument/2006/relationships" xmlns:m="http://schemas.openxmlformats.org/officeDocument/2006/math" xmlns:v="urn:schemas-microsoft-com:vml" xmlns:wp14="http://schemas.microsoft.com/office/word/2010/wordprocessingDrawing" xmlns:wp="http://schemas.openxmlformats.org/drawingml/2006/wordprocessingDrawing" xmlns:w10="urn:schemas-microsoft-com:office:word" xmlns:w="http://schemas.openxmlformats.org/wordprocessingml/2006/main" xmlns:w14="http://schemas.microsoft.com/office/word/2010/wordml" xmlns:w15="http://schemas.microsoft.com/office/word/2012/wordml" xmlns:w16cex="http://schemas.microsoft.com/office/word/2018/wordml/cex" xmlns:w16cid="http://schemas.microsoft.com/office/word/2016/wordml/cid" xmlns:w16="http://schemas.microsoft.com/office/word/2018/wordml" xmlns:w16du="http://schemas.microsoft.com/office/word/2023/wordml/word16du" xmlns:w16sdtdh="http://schemas.microsoft.com/office/word/2020/wordml/sdtdatahash" xmlns:w16sdtfl="http://schemas.microsoft.com/office/word/2024/wordml/sdtformatlock" xmlns:w16se="http://schemas.microsoft.com/office/word/2015/wordml/symex" xmlns:wpg="http://schemas.microsoft.com/office/word/2010/wordprocessingGroup" xmlns:wpi="http://schemas.microsoft.com/office/word/2010/wordprocessingInk" xmlns:wne="http://schemas.microsoft.com/office/word/2006/wordml" xmlns:wps="http://schemas.microsoft.com/office/word/2010/wordprocessingShape" mc:Ignorable="w14 w15 w16se w16cid w16 w16cex w16sdtdh w16sdtfl w16du wp14">
+<w:numbering xmlns:wpc="http://schemas.microsoft.com/office/word/2010/wordprocessingCanvas" xmlns:cx="http://schemas.microsoft.com/office/drawing/2014/chartex" xmlns:mc="http://schemas.openxmlformats.org/markup-compatibility/2006" xmlns:o="urn:schemas-microsoft-com:office:office" xmlns:r="http://schemas.openxmlformats.org/officeDocument/2006/relationships" xmlns:m="http://schemas.openxmlformats.org/officeDocument/2006/math" xmlns:v="urn:schemas-microsoft-com:vml" xmlns:wp14="http://schemas.microsoft.com/office/word/2010/wordprocessingDrawing" xmlns:wp="http://schemas.openxmlformats.org/drawingml/2006/wordprocessingDrawing" xmlns:w10="urn:schemas-microsoft-com:office:word" xmlns:w="http://schemas.openxmlformats.org/wordprocessingml/2006/main" xmlns:w14="http://schemas.microsoft.com/office/word/2010/wordml" xmlns:w15="http://schemas.microsoft.com/office/word/2012/wordml" xmlns:w16se="http://schemas.microsoft.com/office/word/2015/wordml/symex" xmlns:wpg="http://schemas.microsoft.com/office/word/2010/wordprocessingGroup" xmlns:wpi="http://schemas.microsoft.com/office/word/2010/wordprocessingInk" xmlns:wne="http://schemas.microsoft.com/office/word/2006/wordml" xmlns:wps="http://schemas.microsoft.com/office/word/2010/wordprocessingShape" mc:Ignorable="w14 w15 w16se wp14">
   <w:abstractNum w:abstractNumId="0" w15:restartNumberingAfterBreak="0">
     <w:nsid w:val="568B6821"/>
     <w:multiLevelType w:val="hybridMultilevel"/>
@@ -3282,17 +3034,17 @@
       </w:pPr>
     </w:lvl>
   </w:abstractNum>
-  <w:num w:numId="1" w16cid:durableId="537208300">
+  <w:num w:numId="1">
     <w:abstractNumId w:val="0"/>
   </w:num>
-  <w:num w:numId="2" w16cid:durableId="684865329">
+  <w:num w:numId="2">
     <w:abstractNumId w:val="1"/>
   </w:num>
 </w:numbering>
 </file>
 
 <file path=word/styles.xml><?xml version="1.0" encoding="utf-8"?>
-<w:styles xmlns:mc="http://schemas.openxmlformats.org/markup-compatibility/2006" xmlns:r="http://schemas.openxmlformats.org/officeDocument/2006/relationships" xmlns:w="http://schemas.openxmlformats.org/wordprocessingml/2006/main" xmlns:w14="http://schemas.microsoft.com/office/word/2010/wordml" xmlns:w15="http://schemas.microsoft.com/office/word/2012/wordml" xmlns:w16cex="http://schemas.microsoft.com/office/word/2018/wordml/cex" xmlns:w16cid="http://schemas.microsoft.com/office/word/2016/wordml/cid" xmlns:w16="http://schemas.microsoft.com/office/word/2018/wordml" xmlns:w16du="http://schemas.microsoft.com/office/word/2023/wordml/word16du" xmlns:w16sdtdh="http://schemas.microsoft.com/office/word/2020/wordml/sdtdatahash" xmlns:w16sdtfl="http://schemas.microsoft.com/office/word/2024/wordml/sdtformatlock" xmlns:w16se="http://schemas.microsoft.com/office/word/2015/wordml/symex" mc:Ignorable="w14 w15 w16se w16cid w16 w16cex w16sdtdh w16sdtfl w16du">
+<w:styles xmlns:mc="http://schemas.openxmlformats.org/markup-compatibility/2006" xmlns:r="http://schemas.openxmlformats.org/officeDocument/2006/relationships" xmlns:w="http://schemas.openxmlformats.org/wordprocessingml/2006/main" xmlns:w14="http://schemas.microsoft.com/office/word/2010/wordml" xmlns:w15="http://schemas.microsoft.com/office/word/2012/wordml" xmlns:w16se="http://schemas.microsoft.com/office/word/2015/wordml/symex" mc:Ignorable="w14 w15 w16se">
   <w:docDefaults>
     <w:rPrDefault>
       <w:rPr>
@@ -3310,7 +3062,7 @@
       </w:pPr>
     </w:pPrDefault>
   </w:docDefaults>
-  <w:latentStyles w:defLockedState="0" w:defUIPriority="99" w:defSemiHidden="0" w:defUnhideWhenUsed="0" w:defQFormat="0" w:count="376">
+  <w:latentStyles w:defLockedState="0" w:defUIPriority="99" w:defSemiHidden="0" w:defUnhideWhenUsed="0" w:defQFormat="0" w:count="371">
     <w:lsdException w:name="Normal" w:uiPriority="0" w:qFormat="1"/>
     <w:lsdException w:name="heading 1" w:uiPriority="9" w:qFormat="1"/>
     <w:lsdException w:name="heading 2" w:semiHidden="1" w:uiPriority="9" w:unhideWhenUsed="1" w:qFormat="1"/>
@@ -3682,11 +3434,6 @@
     <w:lsdException w:name="List Table 5 Dark Accent 6" w:uiPriority="50"/>
     <w:lsdException w:name="List Table 6 Colorful Accent 6" w:uiPriority="51"/>
     <w:lsdException w:name="List Table 7 Colorful Accent 6" w:uiPriority="52"/>
-    <w:lsdException w:name="Mention" w:semiHidden="1" w:unhideWhenUsed="1"/>
-    <w:lsdException w:name="Smart Hyperlink" w:semiHidden="1" w:unhideWhenUsed="1"/>
-    <w:lsdException w:name="Hashtag" w:semiHidden="1" w:unhideWhenUsed="1"/>
-    <w:lsdException w:name="Unresolved Mention" w:semiHidden="1" w:unhideWhenUsed="1"/>
-    <w:lsdException w:name="Smart Link" w:semiHidden="1" w:unhideWhenUsed="1"/>
   </w:latentStyles>
   <w:style w:type="paragraph" w:default="1" w:styleId="Normal">
     <w:name w:val="Normal"/>

--- a/Modelos_documentos/tdr_tipoB_.docx
+++ b/Modelos_documentos/tdr_tipoB_.docx
@@ -253,18 +253,7 @@
           <w:sz w:val="22"/>
           <w:szCs w:val="22"/>
         </w:rPr>
-        <w:t>SERVICIO</w:t>
-      </w:r>
-      <w:bookmarkStart w:id="1" w:name="_GoBack"/>
-      <w:bookmarkEnd w:id="1"/>
-      <w:r>
-        <w:rPr>
-          <w:rFonts w:ascii="Garamond" w:hAnsi="Garamond"/>
-          <w:spacing w:val="-2"/>
-          <w:sz w:val="22"/>
-          <w:szCs w:val="22"/>
-        </w:rPr>
-        <w:t>:</w:t>
+        <w:t>SERVICIO:</w:t>
       </w:r>
     </w:p>
     <w:p>
@@ -367,8 +356,8 @@
           <w:szCs w:val="22"/>
         </w:rPr>
       </w:pPr>
-      <w:bookmarkStart w:id="2" w:name="III._FINALIDAD_PÚBLICA:"/>
-      <w:bookmarkEnd w:id="2"/>
+      <w:bookmarkStart w:id="1" w:name="III._FINALIDAD_PÚBLICA:"/>
+      <w:bookmarkEnd w:id="1"/>
       <w:r>
         <w:rPr>
           <w:rFonts w:ascii="Garamond" w:hAnsi="Garamond"/>
@@ -407,8 +396,8 @@
           <w:szCs w:val="22"/>
         </w:rPr>
       </w:pPr>
-      <w:bookmarkStart w:id="3" w:name="IV._PERFIL_REQUERIDO:_CATEGORÍA_“B”"/>
-      <w:bookmarkEnd w:id="3"/>
+      <w:bookmarkStart w:id="2" w:name="IV._PERFIL_REQUERIDO:_CATEGORÍA_“B”"/>
+      <w:bookmarkEnd w:id="2"/>
       <w:r>
         <w:rPr>
           <w:rFonts w:ascii="Garamond" w:hAnsi="Garamond"/>
@@ -1410,8 +1399,8 @@
         </w:rPr>
         <w:t xml:space="preserve">notas y </w:t>
       </w:r>
-      <w:bookmarkStart w:id="4" w:name="VI._MODALIDAD_DEL_SERVICIO:"/>
-      <w:bookmarkEnd w:id="4"/>
+      <w:bookmarkStart w:id="3" w:name="VI._MODALIDAD_DEL_SERVICIO:"/>
+      <w:bookmarkEnd w:id="3"/>
       <w:r>
         <w:rPr>
           <w:rFonts w:ascii="Garamond" w:hAnsi="Garamond"/>
@@ -1527,8 +1516,10 @@
           <w:spacing w:val="-2"/>
           <w:szCs w:val="22"/>
         </w:rPr>
-        <w:t>Híbrida</w:t>
-      </w:r>
+        <w:t>modalidad_servicio</w:t>
+      </w:r>
+      <w:bookmarkStart w:id="4" w:name="_GoBack"/>
+      <w:bookmarkEnd w:id="4"/>
     </w:p>
     <w:p>
       <w:pPr>

--- a/Modelos_documentos/tdr_tipoB_.docx
+++ b/Modelos_documentos/tdr_tipoB_.docx
@@ -270,6 +270,7 @@
           <w:szCs w:val="22"/>
         </w:rPr>
       </w:pPr>
+      <w:proofErr w:type="spellStart"/>
       <w:r>
         <w:rPr>
           <w:rFonts w:ascii="Garamond" w:hAnsi="Garamond"/>
@@ -279,47 +280,25 @@
         </w:rPr>
         <w:t>descripcion</w:t>
       </w:r>
-      <w:r>
-        <w:rPr>
-          <w:rFonts w:ascii="Garamond" w:hAnsi="Garamond"/>
-          <w:b w:val="0"/>
-          <w:szCs w:val="22"/>
-        </w:rPr>
-        <w:t>,</w:t>
-      </w:r>
-      <w:r>
-        <w:rPr>
-          <w:rFonts w:ascii="Garamond" w:hAnsi="Garamond"/>
-          <w:b w:val="0"/>
-          <w:spacing w:val="-3"/>
-          <w:szCs w:val="22"/>
-        </w:rPr>
-        <w:t xml:space="preserve"> </w:t>
-      </w:r>
-      <w:r>
-        <w:rPr>
-          <w:rFonts w:ascii="Garamond" w:hAnsi="Garamond"/>
-          <w:b w:val="0"/>
-          <w:szCs w:val="22"/>
-        </w:rPr>
-        <w:t>en</w:t>
-      </w:r>
-      <w:r>
-        <w:rPr>
-          <w:rFonts w:ascii="Garamond" w:hAnsi="Garamond"/>
-          <w:b w:val="0"/>
-          <w:spacing w:val="-3"/>
-          <w:szCs w:val="22"/>
-        </w:rPr>
-        <w:t xml:space="preserve"> </w:t>
-      </w:r>
-      <w:r>
-        <w:rPr>
-          <w:rFonts w:ascii="Garamond" w:hAnsi="Garamond"/>
-          <w:b w:val="0"/>
-          <w:szCs w:val="22"/>
-        </w:rPr>
-        <w:t>el Centro de Idiomas de la FLCH.</w:t>
+      <w:proofErr w:type="spellEnd"/>
+      <w:r>
+        <w:rPr>
+          <w:rFonts w:ascii="Garamond" w:hAnsi="Garamond"/>
+          <w:b w:val="0"/>
+          <w:bCs w:val="0"/>
+          <w:szCs w:val="22"/>
+        </w:rPr>
+        <w:t>, en el Centro de Idiomas de la FLCH</w:t>
+      </w:r>
+      <w:bookmarkStart w:id="1" w:name="_GoBack"/>
+      <w:bookmarkEnd w:id="1"/>
+      <w:r>
+        <w:rPr>
+          <w:rFonts w:ascii="Garamond" w:hAnsi="Garamond"/>
+          <w:b w:val="0"/>
+          <w:szCs w:val="22"/>
+        </w:rPr>
+        <w:t>.</w:t>
       </w:r>
     </w:p>
     <w:p>
@@ -356,8 +335,8 @@
           <w:szCs w:val="22"/>
         </w:rPr>
       </w:pPr>
-      <w:bookmarkStart w:id="1" w:name="III._FINALIDAD_PÚBLICA:"/>
-      <w:bookmarkEnd w:id="1"/>
+      <w:bookmarkStart w:id="2" w:name="III._FINALIDAD_PÚBLICA:"/>
+      <w:bookmarkEnd w:id="2"/>
       <w:r>
         <w:rPr>
           <w:rFonts w:ascii="Garamond" w:hAnsi="Garamond"/>
@@ -396,8 +375,8 @@
           <w:szCs w:val="22"/>
         </w:rPr>
       </w:pPr>
-      <w:bookmarkStart w:id="2" w:name="IV._PERFIL_REQUERIDO:_CATEGORÍA_“B”"/>
-      <w:bookmarkEnd w:id="2"/>
+      <w:bookmarkStart w:id="3" w:name="IV._PERFIL_REQUERIDO:_CATEGORÍA_“B”"/>
+      <w:bookmarkEnd w:id="3"/>
       <w:r>
         <w:rPr>
           <w:rFonts w:ascii="Garamond" w:hAnsi="Garamond"/>
@@ -1399,8 +1378,8 @@
         </w:rPr>
         <w:t xml:space="preserve">notas y </w:t>
       </w:r>
-      <w:bookmarkStart w:id="3" w:name="VI._MODALIDAD_DEL_SERVICIO:"/>
-      <w:bookmarkEnd w:id="3"/>
+      <w:bookmarkStart w:id="4" w:name="VI._MODALIDAD_DEL_SERVICIO:"/>
+      <w:bookmarkEnd w:id="4"/>
       <w:r>
         <w:rPr>
           <w:rFonts w:ascii="Garamond" w:hAnsi="Garamond"/>
@@ -1509,6 +1488,7 @@
           <w:szCs w:val="22"/>
         </w:rPr>
       </w:pPr>
+      <w:proofErr w:type="spellStart"/>
       <w:r>
         <w:rPr>
           <w:rFonts w:ascii="Garamond" w:hAnsi="Garamond"/>
@@ -1518,8 +1498,7 @@
         </w:rPr>
         <w:t>modalidad_servicio</w:t>
       </w:r>
-      <w:bookmarkStart w:id="4" w:name="_GoBack"/>
-      <w:bookmarkEnd w:id="4"/>
+      <w:proofErr w:type="spellEnd"/>
     </w:p>
     <w:p>
       <w:pPr>
@@ -2534,7 +2513,14 @@
           <w:rFonts w:ascii="Garamond" w:hAnsi="Garamond"/>
           <w:b/>
         </w:rPr>
-        <w:t>Mg.</w:t>
+        <w:t>Dr</w:t>
+      </w:r>
+      <w:r>
+        <w:rPr>
+          <w:rFonts w:ascii="Garamond" w:hAnsi="Garamond"/>
+          <w:b/>
+        </w:rPr>
+        <w:t>.</w:t>
       </w:r>
       <w:r>
         <w:rPr>
@@ -2548,54 +2534,9 @@
         <w:rPr>
           <w:rFonts w:ascii="Garamond" w:hAnsi="Garamond"/>
           <w:b/>
-        </w:rPr>
-        <w:t>Jacobo</w:t>
-      </w:r>
-      <w:r>
-        <w:rPr>
-          <w:rFonts w:ascii="Garamond" w:hAnsi="Garamond"/>
-          <w:b/>
-          <w:spacing w:val="-9"/>
-        </w:rPr>
-        <w:t xml:space="preserve"> </w:t>
-      </w:r>
-      <w:r>
-        <w:rPr>
-          <w:rFonts w:ascii="Garamond" w:hAnsi="Garamond"/>
-          <w:b/>
-        </w:rPr>
-        <w:t>Virgilio</w:t>
-      </w:r>
-      <w:r>
-        <w:rPr>
-          <w:rFonts w:ascii="Garamond" w:hAnsi="Garamond"/>
-          <w:b/>
-          <w:spacing w:val="-9"/>
-        </w:rPr>
-        <w:t xml:space="preserve"> </w:t>
-      </w:r>
-      <w:r>
-        <w:rPr>
-          <w:rFonts w:ascii="Garamond" w:hAnsi="Garamond"/>
-          <w:b/>
-        </w:rPr>
-        <w:t>Alva</w:t>
-      </w:r>
-      <w:r>
-        <w:rPr>
-          <w:rFonts w:ascii="Garamond" w:hAnsi="Garamond"/>
-          <w:b/>
-          <w:spacing w:val="-20"/>
-        </w:rPr>
-        <w:t xml:space="preserve"> </w:t>
-      </w:r>
-      <w:r>
-        <w:rPr>
-          <w:rFonts w:ascii="Garamond" w:hAnsi="Garamond"/>
-          <w:b/>
-          <w:spacing w:val="-4"/>
-        </w:rPr>
-        <w:t>Mendo</w:t>
+          <w:spacing w:val="-14"/>
+        </w:rPr>
+        <w:t xml:space="preserve">Marcel Martín Velázquez Castro </w:t>
       </w:r>
     </w:p>
     <w:p>
@@ -2620,6 +2561,13 @@
           <w:spacing w:val="5"/>
         </w:rPr>
         <w:t xml:space="preserve"> </w:t>
+      </w:r>
+      <w:r>
+        <w:rPr>
+          <w:rFonts w:ascii="Garamond" w:hAnsi="Garamond"/>
+          <w:spacing w:val="5"/>
+        </w:rPr>
+        <w:t xml:space="preserve">(e) </w:t>
       </w:r>
       <w:r>
         <w:rPr>

--- a/Modelos_documentos/tdr_tipoB_.docx
+++ b/Modelos_documentos/tdr_tipoB_.docx
@@ -270,7 +270,6 @@
           <w:szCs w:val="22"/>
         </w:rPr>
       </w:pPr>
-      <w:proofErr w:type="spellStart"/>
       <w:r>
         <w:rPr>
           <w:rFonts w:ascii="Garamond" w:hAnsi="Garamond"/>
@@ -280,7 +279,6 @@
         </w:rPr>
         <w:t>descripcion</w:t>
       </w:r>
-      <w:proofErr w:type="spellEnd"/>
       <w:r>
         <w:rPr>
           <w:rFonts w:ascii="Garamond" w:hAnsi="Garamond"/>
@@ -290,8 +288,6 @@
         </w:rPr>
         <w:t>, en el Centro de Idiomas de la FLCH</w:t>
       </w:r>
-      <w:bookmarkStart w:id="1" w:name="_GoBack"/>
-      <w:bookmarkEnd w:id="1"/>
       <w:r>
         <w:rPr>
           <w:rFonts w:ascii="Garamond" w:hAnsi="Garamond"/>
@@ -335,8 +331,8 @@
           <w:szCs w:val="22"/>
         </w:rPr>
       </w:pPr>
-      <w:bookmarkStart w:id="2" w:name="III._FINALIDAD_PÚBLICA:"/>
-      <w:bookmarkEnd w:id="2"/>
+      <w:bookmarkStart w:id="1" w:name="III._FINALIDAD_PÚBLICA:"/>
+      <w:bookmarkEnd w:id="1"/>
       <w:r>
         <w:rPr>
           <w:rFonts w:ascii="Garamond" w:hAnsi="Garamond"/>
@@ -375,8 +371,8 @@
           <w:szCs w:val="22"/>
         </w:rPr>
       </w:pPr>
-      <w:bookmarkStart w:id="3" w:name="IV._PERFIL_REQUERIDO:_CATEGORÍA_“B”"/>
-      <w:bookmarkEnd w:id="3"/>
+      <w:bookmarkStart w:id="2" w:name="IV._PERFIL_REQUERIDO:_CATEGORÍA_“B”"/>
+      <w:bookmarkEnd w:id="2"/>
       <w:r>
         <w:rPr>
           <w:rFonts w:ascii="Garamond" w:hAnsi="Garamond"/>
@@ -1378,8 +1374,8 @@
         </w:rPr>
         <w:t xml:space="preserve">notas y </w:t>
       </w:r>
-      <w:bookmarkStart w:id="4" w:name="VI._MODALIDAD_DEL_SERVICIO:"/>
-      <w:bookmarkEnd w:id="4"/>
+      <w:bookmarkStart w:id="3" w:name="VI._MODALIDAD_DEL_SERVICIO:"/>
+      <w:bookmarkEnd w:id="3"/>
       <w:r>
         <w:rPr>
           <w:rFonts w:ascii="Garamond" w:hAnsi="Garamond"/>
@@ -1488,7 +1484,6 @@
           <w:szCs w:val="22"/>
         </w:rPr>
       </w:pPr>
-      <w:proofErr w:type="spellStart"/>
       <w:r>
         <w:rPr>
           <w:rFonts w:ascii="Garamond" w:hAnsi="Garamond"/>
@@ -1498,7 +1493,6 @@
         </w:rPr>
         <w:t>modalidad_servicio</w:t>
       </w:r>
-      <w:proofErr w:type="spellEnd"/>
     </w:p>
     <w:p>
       <w:pPr>
@@ -1534,87 +1528,87 @@
           <w:szCs w:val="22"/>
         </w:rPr>
       </w:pPr>
-      <w:bookmarkStart w:id="5" w:name="VII._LUGAR_DE_PRESTACIÓN_DEL_SERVICIO:"/>
+      <w:bookmarkStart w:id="4" w:name="VII._LUGAR_DE_PRESTACIÓN_DEL_SERVICIO:"/>
+      <w:bookmarkEnd w:id="4"/>
+      <w:r>
+        <w:rPr>
+          <w:rFonts w:ascii="Garamond" w:hAnsi="Garamond"/>
+          <w:sz w:val="22"/>
+          <w:szCs w:val="22"/>
+        </w:rPr>
+        <w:t>LUGAR</w:t>
+      </w:r>
+      <w:r>
+        <w:rPr>
+          <w:rFonts w:ascii="Garamond" w:hAnsi="Garamond"/>
+          <w:spacing w:val="-16"/>
+          <w:sz w:val="22"/>
+          <w:szCs w:val="22"/>
+        </w:rPr>
+        <w:t xml:space="preserve"> </w:t>
+      </w:r>
+      <w:r>
+        <w:rPr>
+          <w:rFonts w:ascii="Garamond" w:hAnsi="Garamond"/>
+          <w:sz w:val="22"/>
+          <w:szCs w:val="22"/>
+        </w:rPr>
+        <w:t>DE</w:t>
+      </w:r>
+      <w:r>
+        <w:rPr>
+          <w:rFonts w:ascii="Garamond" w:hAnsi="Garamond"/>
+          <w:spacing w:val="-12"/>
+          <w:sz w:val="22"/>
+          <w:szCs w:val="22"/>
+        </w:rPr>
+        <w:t xml:space="preserve"> </w:t>
+      </w:r>
+      <w:r>
+        <w:rPr>
+          <w:rFonts w:ascii="Garamond" w:hAnsi="Garamond"/>
+          <w:sz w:val="22"/>
+          <w:szCs w:val="22"/>
+        </w:rPr>
+        <w:t>PRESTACIÓN</w:t>
+      </w:r>
+      <w:r>
+        <w:rPr>
+          <w:rFonts w:ascii="Garamond" w:hAnsi="Garamond"/>
+          <w:spacing w:val="-11"/>
+          <w:sz w:val="22"/>
+          <w:szCs w:val="22"/>
+        </w:rPr>
+        <w:t xml:space="preserve"> </w:t>
+      </w:r>
+      <w:r>
+        <w:rPr>
+          <w:rFonts w:ascii="Garamond" w:hAnsi="Garamond"/>
+          <w:sz w:val="22"/>
+          <w:szCs w:val="22"/>
+        </w:rPr>
+        <w:t>DEL</w:t>
+      </w:r>
+      <w:r>
+        <w:rPr>
+          <w:rFonts w:ascii="Garamond" w:hAnsi="Garamond"/>
+          <w:spacing w:val="-10"/>
+          <w:sz w:val="22"/>
+          <w:szCs w:val="22"/>
+        </w:rPr>
+        <w:t xml:space="preserve"> </w:t>
+      </w:r>
+      <w:r>
+        <w:rPr>
+          <w:rFonts w:ascii="Garamond" w:hAnsi="Garamond"/>
+          <w:spacing w:val="-2"/>
+          <w:sz w:val="22"/>
+          <w:szCs w:val="22"/>
+        </w:rPr>
+        <w:t>SERVICIO:</w:t>
+      </w:r>
+      <w:bookmarkStart w:id="5" w:name="VIII._PLAZO_DEL_SERVICIO:"/>
       <w:bookmarkEnd w:id="5"/>
-      <w:r>
-        <w:rPr>
-          <w:rFonts w:ascii="Garamond" w:hAnsi="Garamond"/>
-          <w:sz w:val="22"/>
-          <w:szCs w:val="22"/>
-        </w:rPr>
-        <w:t>LUGAR</w:t>
-      </w:r>
-      <w:r>
-        <w:rPr>
-          <w:rFonts w:ascii="Garamond" w:hAnsi="Garamond"/>
-          <w:spacing w:val="-16"/>
-          <w:sz w:val="22"/>
-          <w:szCs w:val="22"/>
-        </w:rPr>
-        <w:t xml:space="preserve"> </w:t>
-      </w:r>
-      <w:r>
-        <w:rPr>
-          <w:rFonts w:ascii="Garamond" w:hAnsi="Garamond"/>
-          <w:sz w:val="22"/>
-          <w:szCs w:val="22"/>
-        </w:rPr>
-        <w:t>DE</w:t>
-      </w:r>
-      <w:r>
-        <w:rPr>
-          <w:rFonts w:ascii="Garamond" w:hAnsi="Garamond"/>
-          <w:spacing w:val="-12"/>
-          <w:sz w:val="22"/>
-          <w:szCs w:val="22"/>
-        </w:rPr>
-        <w:t xml:space="preserve"> </w:t>
-      </w:r>
-      <w:r>
-        <w:rPr>
-          <w:rFonts w:ascii="Garamond" w:hAnsi="Garamond"/>
-          <w:sz w:val="22"/>
-          <w:szCs w:val="22"/>
-        </w:rPr>
-        <w:t>PRESTACIÓN</w:t>
-      </w:r>
-      <w:r>
-        <w:rPr>
-          <w:rFonts w:ascii="Garamond" w:hAnsi="Garamond"/>
-          <w:spacing w:val="-11"/>
-          <w:sz w:val="22"/>
-          <w:szCs w:val="22"/>
-        </w:rPr>
-        <w:t xml:space="preserve"> </w:t>
-      </w:r>
-      <w:r>
-        <w:rPr>
-          <w:rFonts w:ascii="Garamond" w:hAnsi="Garamond"/>
-          <w:sz w:val="22"/>
-          <w:szCs w:val="22"/>
-        </w:rPr>
-        <w:t>DEL</w:t>
-      </w:r>
-      <w:r>
-        <w:rPr>
-          <w:rFonts w:ascii="Garamond" w:hAnsi="Garamond"/>
-          <w:spacing w:val="-10"/>
-          <w:sz w:val="22"/>
-          <w:szCs w:val="22"/>
-        </w:rPr>
-        <w:t xml:space="preserve"> </w:t>
-      </w:r>
-      <w:r>
-        <w:rPr>
-          <w:rFonts w:ascii="Garamond" w:hAnsi="Garamond"/>
-          <w:spacing w:val="-2"/>
-          <w:sz w:val="22"/>
-          <w:szCs w:val="22"/>
-        </w:rPr>
-        <w:t>SERVICIO:</w:t>
-      </w:r>
-      <w:bookmarkStart w:id="6" w:name="VIII._PLAZO_DEL_SERVICIO:"/>
-      <w:bookmarkEnd w:id="6"/>
     </w:p>
     <w:p>
       <w:pPr>
@@ -1931,8 +1925,8 @@
           <w:szCs w:val="22"/>
         </w:rPr>
       </w:pPr>
-      <w:bookmarkStart w:id="7" w:name="IX._MONTO_REFERENCIAL:"/>
-      <w:bookmarkEnd w:id="7"/>
+      <w:bookmarkStart w:id="6" w:name="IX._MONTO_REFERENCIAL:"/>
+      <w:bookmarkEnd w:id="6"/>
       <w:r>
         <w:rPr>
           <w:rFonts w:ascii="Garamond" w:hAnsi="Garamond"/>
@@ -2022,7 +2016,6 @@
         </w:rPr>
         <w:t xml:space="preserve"> </w:t>
       </w:r>
-      <w:proofErr w:type="spellStart"/>
       <w:r>
         <w:rPr>
           <w:rFonts w:ascii="Garamond" w:hAnsi="Garamond"/>
@@ -2032,7 +2025,6 @@
         </w:rPr>
         <w:t>categoria</w:t>
       </w:r>
-      <w:proofErr w:type="spellEnd"/>
     </w:p>
     <w:p>
       <w:pPr>
@@ -2057,7 +2049,6 @@
         </w:rPr>
         <w:t xml:space="preserve">Monto del servicio: </w:t>
       </w:r>
-      <w:proofErr w:type="spellStart"/>
       <w:r>
         <w:rPr>
           <w:rFonts w:ascii="Garamond" w:hAnsi="Garamond"/>
@@ -2067,7 +2058,6 @@
         </w:rPr>
         <w:t>monto_subtotal</w:t>
       </w:r>
-      <w:proofErr w:type="spellEnd"/>
       <w:r>
         <w:rPr>
           <w:rFonts w:ascii="Garamond" w:hAnsi="Garamond"/>
@@ -2500,141 +2490,78 @@
     </w:p>
     <w:p>
       <w:pPr>
+        <w:pStyle w:val="Textoindependiente"/>
+        <w:spacing w:line="276" w:lineRule="auto"/>
+        <w:jc w:val="center"/>
+        <w:rPr>
+          <w:rFonts w:ascii="Garamond" w:hAnsi="Garamond"/>
+          <w:b/>
+          <w:sz w:val="24"/>
+          <w:szCs w:val="22"/>
+        </w:rPr>
+      </w:pPr>
+      <w:r>
+        <w:rPr>
+          <w:rFonts w:ascii="Garamond" w:hAnsi="Garamond"/>
+          <w:b/>
+          <w:sz w:val="24"/>
+          <w:szCs w:val="22"/>
+        </w:rPr>
+        <w:t>Dr. Giullaume Oisel</w:t>
+      </w:r>
+    </w:p>
+    <w:p>
+      <w:pPr>
+        <w:pStyle w:val="Textoindependiente"/>
+        <w:spacing w:line="276" w:lineRule="auto"/>
+        <w:jc w:val="center"/>
+        <w:rPr>
+          <w:rFonts w:ascii="Garamond" w:hAnsi="Garamond"/>
+          <w:sz w:val="24"/>
+          <w:szCs w:val="22"/>
+        </w:rPr>
+      </w:pPr>
+      <w:r>
+        <w:rPr>
+          <w:rFonts w:ascii="Garamond" w:hAnsi="Garamond"/>
+          <w:sz w:val="24"/>
+          <w:szCs w:val="22"/>
+        </w:rPr>
+        <w:t>Director de la Dirección Académica</w:t>
+      </w:r>
+    </w:p>
+    <w:p>
+      <w:pPr>
+        <w:pStyle w:val="Textoindependiente"/>
+        <w:spacing w:line="276" w:lineRule="auto"/>
+        <w:jc w:val="center"/>
+        <w:rPr>
+          <w:rFonts w:ascii="Garamond" w:hAnsi="Garamond"/>
+          <w:sz w:val="24"/>
+          <w:szCs w:val="22"/>
+        </w:rPr>
+      </w:pPr>
+      <w:r>
+        <w:rPr>
+          <w:rFonts w:ascii="Garamond" w:hAnsi="Garamond"/>
+          <w:sz w:val="24"/>
+          <w:szCs w:val="22"/>
+        </w:rPr>
+        <w:t>Centro de Idiomas de la UNMSM</w:t>
+      </w:r>
+    </w:p>
+    <w:p>
+      <w:pPr>
         <w:spacing w:line="276" w:lineRule="auto"/>
         <w:ind w:right="-2"/>
         <w:jc w:val="center"/>
         <w:rPr>
           <w:rFonts w:ascii="Garamond" w:hAnsi="Garamond"/>
-          <w:b/>
-        </w:rPr>
-      </w:pPr>
-      <w:r>
-        <w:rPr>
-          <w:rFonts w:ascii="Garamond" w:hAnsi="Garamond"/>
-          <w:b/>
-        </w:rPr>
-        <w:t>Dr</w:t>
-      </w:r>
-      <w:r>
-        <w:rPr>
-          <w:rFonts w:ascii="Garamond" w:hAnsi="Garamond"/>
-          <w:b/>
-        </w:rPr>
-        <w:t>.</w:t>
-      </w:r>
-      <w:r>
-        <w:rPr>
-          <w:rFonts w:ascii="Garamond" w:hAnsi="Garamond"/>
-          <w:b/>
-          <w:spacing w:val="-14"/>
-        </w:rPr>
-        <w:t xml:space="preserve"> </w:t>
-      </w:r>
-      <w:r>
-        <w:rPr>
-          <w:rFonts w:ascii="Garamond" w:hAnsi="Garamond"/>
-          <w:b/>
-          <w:spacing w:val="-14"/>
-        </w:rPr>
-        <w:t xml:space="preserve">Marcel Martín Velázquez Castro </w:t>
-      </w:r>
-    </w:p>
-    <w:p>
-      <w:pPr>
-        <w:ind w:right="-2"/>
-        <w:jc w:val="center"/>
-        <w:rPr>
-          <w:rFonts w:ascii="Garamond" w:hAnsi="Garamond"/>
-          <w:spacing w:val="-2"/>
-        </w:rPr>
-      </w:pPr>
-      <w:r>
-        <w:rPr>
-          <w:rFonts w:ascii="Garamond" w:hAnsi="Garamond"/>
-          <w:spacing w:val="-2"/>
-        </w:rPr>
-        <w:t>Director</w:t>
-      </w:r>
-      <w:r>
-        <w:rPr>
-          <w:rFonts w:ascii="Garamond" w:hAnsi="Garamond"/>
-          <w:spacing w:val="5"/>
-        </w:rPr>
-        <w:t xml:space="preserve"> </w:t>
-      </w:r>
-      <w:r>
-        <w:rPr>
-          <w:rFonts w:ascii="Garamond" w:hAnsi="Garamond"/>
-          <w:spacing w:val="5"/>
-        </w:rPr>
-        <w:t xml:space="preserve">(e) </w:t>
-      </w:r>
-      <w:r>
-        <w:rPr>
-          <w:rFonts w:ascii="Garamond" w:hAnsi="Garamond"/>
-          <w:spacing w:val="-2"/>
-        </w:rPr>
-        <w:t>de</w:t>
-      </w:r>
-      <w:r>
-        <w:rPr>
-          <w:rFonts w:ascii="Garamond" w:hAnsi="Garamond"/>
-          <w:spacing w:val="-2"/>
-        </w:rPr>
-        <w:t xml:space="preserve"> </w:t>
-      </w:r>
-      <w:r>
-        <w:rPr>
-          <w:rFonts w:ascii="Garamond" w:hAnsi="Garamond"/>
-          <w:spacing w:val="-2"/>
-        </w:rPr>
-        <w:t xml:space="preserve">la </w:t>
-      </w:r>
-      <w:r>
-        <w:rPr>
-          <w:rFonts w:ascii="Garamond" w:hAnsi="Garamond"/>
-          <w:spacing w:val="-2"/>
-        </w:rPr>
-        <w:t xml:space="preserve">Dirección de </w:t>
-      </w:r>
-      <w:r>
-        <w:rPr>
-          <w:rFonts w:ascii="Garamond" w:hAnsi="Garamond"/>
-          <w:spacing w:val="-2"/>
-        </w:rPr>
-        <w:t>Gestión</w:t>
-      </w:r>
-      <w:r>
-        <w:rPr>
-          <w:rFonts w:ascii="Garamond" w:hAnsi="Garamond"/>
-          <w:spacing w:val="1"/>
-        </w:rPr>
-        <w:t xml:space="preserve"> </w:t>
-      </w:r>
-      <w:r>
-        <w:rPr>
-          <w:rFonts w:ascii="Garamond" w:hAnsi="Garamond"/>
-          <w:spacing w:val="-2"/>
-        </w:rPr>
-        <w:t>Institucional</w:t>
-      </w:r>
-    </w:p>
-    <w:p>
-      <w:pPr>
-        <w:ind w:right="-2"/>
-        <w:jc w:val="center"/>
-        <w:rPr>
-          <w:rFonts w:ascii="Garamond" w:hAnsi="Garamond"/>
-          <w:spacing w:val="-2"/>
-        </w:rPr>
-      </w:pPr>
-      <w:r>
-        <w:rPr>
-          <w:rFonts w:ascii="Garamond" w:hAnsi="Garamond"/>
-          <w:spacing w:val="-2"/>
-        </w:rPr>
-        <w:t>Centro de Idiomas de la UNMSM</w:t>
-      </w:r>
+          <w:spacing w:val="-2"/>
+        </w:rPr>
+      </w:pPr>
+      <w:bookmarkStart w:id="7" w:name="_GoBack"/>
+      <w:bookmarkEnd w:id="7"/>
     </w:p>
     <w:sectPr>
       <w:headerReference w:type="default" r:id="rId7"/>

--- a/Modelos_documentos/tdr_tipoB_.docx
+++ b/Modelos_documentos/tdr_tipoB_.docx
@@ -270,6 +270,7 @@
           <w:szCs w:val="22"/>
         </w:rPr>
       </w:pPr>
+      <w:proofErr w:type="spellStart"/>
       <w:r>
         <w:rPr>
           <w:rFonts w:ascii="Garamond" w:hAnsi="Garamond"/>
@@ -279,6 +280,7 @@
         </w:rPr>
         <w:t>descripcion</w:t>
       </w:r>
+      <w:proofErr w:type="spellEnd"/>
       <w:r>
         <w:rPr>
           <w:rFonts w:ascii="Garamond" w:hAnsi="Garamond"/>
@@ -1484,6 +1486,7 @@
           <w:szCs w:val="22"/>
         </w:rPr>
       </w:pPr>
+      <w:proofErr w:type="spellStart"/>
       <w:r>
         <w:rPr>
           <w:rFonts w:ascii="Garamond" w:hAnsi="Garamond"/>
@@ -1493,6 +1496,7 @@
         </w:rPr>
         <w:t>modalidad_servicio</w:t>
       </w:r>
+      <w:proofErr w:type="spellEnd"/>
     </w:p>
     <w:p>
       <w:pPr>
@@ -2016,6 +2020,7 @@
         </w:rPr>
         <w:t xml:space="preserve"> </w:t>
       </w:r>
+      <w:proofErr w:type="spellStart"/>
       <w:r>
         <w:rPr>
           <w:rFonts w:ascii="Garamond" w:hAnsi="Garamond"/>
@@ -2025,6 +2030,7 @@
         </w:rPr>
         <w:t>categoria</w:t>
       </w:r>
+      <w:proofErr w:type="spellEnd"/>
     </w:p>
     <w:p>
       <w:pPr>
@@ -2049,6 +2055,7 @@
         </w:rPr>
         <w:t xml:space="preserve">Monto del servicio: </w:t>
       </w:r>
+      <w:proofErr w:type="spellStart"/>
       <w:r>
         <w:rPr>
           <w:rFonts w:ascii="Garamond" w:hAnsi="Garamond"/>
@@ -2058,6 +2065,7 @@
         </w:rPr>
         <w:t>monto_subtotal</w:t>
       </w:r>
+      <w:proofErr w:type="spellEnd"/>
       <w:r>
         <w:rPr>
           <w:rFonts w:ascii="Garamond" w:hAnsi="Garamond"/>
@@ -2356,33 +2364,19 @@
           <w:spacing w:val="-12"/>
           <w:szCs w:val="22"/>
         </w:rPr>
-        <w:t xml:space="preserve">Dirección de </w:t>
-      </w:r>
-      <w:r>
-        <w:rPr>
-          <w:rFonts w:ascii="Garamond" w:hAnsi="Garamond"/>
-          <w:b w:val="0"/>
-          <w:szCs w:val="22"/>
-        </w:rPr>
-        <w:t>Gestión</w:t>
-      </w:r>
-      <w:r>
-        <w:rPr>
-          <w:rFonts w:ascii="Garamond" w:hAnsi="Garamond"/>
-          <w:b w:val="0"/>
-          <w:spacing w:val="-10"/>
-          <w:szCs w:val="22"/>
-        </w:rPr>
-        <w:t xml:space="preserve"> </w:t>
-      </w:r>
-      <w:r>
-        <w:rPr>
-          <w:rFonts w:ascii="Garamond" w:hAnsi="Garamond"/>
-          <w:b w:val="0"/>
-          <w:szCs w:val="22"/>
-        </w:rPr>
-        <w:t>Institucional</w:t>
-      </w:r>
+        <w:t xml:space="preserve">Dirección </w:t>
+      </w:r>
+      <w:r>
+        <w:rPr>
+          <w:rFonts w:ascii="Garamond" w:hAnsi="Garamond"/>
+          <w:b w:val="0"/>
+          <w:spacing w:val="-12"/>
+          <w:szCs w:val="22"/>
+        </w:rPr>
+        <w:t>Académica</w:t>
+      </w:r>
+      <w:bookmarkStart w:id="7" w:name="_GoBack"/>
+      <w:bookmarkEnd w:id="7"/>
       <w:r>
         <w:rPr>
           <w:rFonts w:ascii="Garamond" w:hAnsi="Garamond"/>
@@ -2507,8 +2501,59 @@
           <w:sz w:val="24"/>
           <w:szCs w:val="22"/>
         </w:rPr>
-        <w:t>Dr. Giullaume Oisel</w:t>
-      </w:r>
+        <w:t xml:space="preserve">Dr. Guillaume </w:t>
+      </w:r>
+      <w:proofErr w:type="spellStart"/>
+      <w:r>
+        <w:rPr>
+          <w:rFonts w:ascii="Garamond" w:hAnsi="Garamond"/>
+          <w:b/>
+          <w:sz w:val="24"/>
+          <w:szCs w:val="22"/>
+        </w:rPr>
+        <w:t>Yannick</w:t>
+      </w:r>
+      <w:proofErr w:type="spellEnd"/>
+      <w:r>
+        <w:rPr>
+          <w:rFonts w:ascii="Garamond" w:hAnsi="Garamond"/>
+          <w:b/>
+          <w:sz w:val="24"/>
+          <w:szCs w:val="22"/>
+        </w:rPr>
+        <w:t xml:space="preserve"> </w:t>
+      </w:r>
+      <w:proofErr w:type="spellStart"/>
+      <w:r>
+        <w:rPr>
+          <w:rFonts w:ascii="Garamond" w:hAnsi="Garamond"/>
+          <w:b/>
+          <w:sz w:val="24"/>
+          <w:szCs w:val="22"/>
+        </w:rPr>
+        <w:t>Serge</w:t>
+      </w:r>
+      <w:proofErr w:type="spellEnd"/>
+      <w:r>
+        <w:rPr>
+          <w:rFonts w:ascii="Garamond" w:hAnsi="Garamond"/>
+          <w:b/>
+          <w:sz w:val="24"/>
+          <w:szCs w:val="22"/>
+        </w:rPr>
+        <w:t xml:space="preserve"> </w:t>
+      </w:r>
+      <w:proofErr w:type="spellStart"/>
+      <w:r>
+        <w:rPr>
+          <w:rFonts w:ascii="Garamond" w:hAnsi="Garamond"/>
+          <w:b/>
+          <w:sz w:val="24"/>
+          <w:szCs w:val="22"/>
+        </w:rPr>
+        <w:t>Oisel</w:t>
+      </w:r>
+      <w:proofErr w:type="spellEnd"/>
     </w:p>
     <w:p>
       <w:pPr>
@@ -2560,8 +2605,6 @@
           <w:spacing w:val="-2"/>
         </w:rPr>
       </w:pPr>
-      <w:bookmarkStart w:id="7" w:name="_GoBack"/>
-      <w:bookmarkEnd w:id="7"/>
     </w:p>
     <w:sectPr>
       <w:headerReference w:type="default" r:id="rId7"/>

--- a/Modelos_documentos/tdr_tipoB_.docx
+++ b/Modelos_documentos/tdr_tipoB_.docx
@@ -1,6 +1,6 @@
 
 <file path=word/document.xml><?xml version="1.0" encoding="utf-8"?>
-<w:document xmlns:wpc="http://schemas.microsoft.com/office/word/2010/wordprocessingCanvas" xmlns:cx="http://schemas.microsoft.com/office/drawing/2014/chartex" xmlns:mc="http://schemas.openxmlformats.org/markup-compatibility/2006" xmlns:o="urn:schemas-microsoft-com:office:office" xmlns:r="http://schemas.openxmlformats.org/officeDocument/2006/relationships" xmlns:m="http://schemas.openxmlformats.org/officeDocument/2006/math" xmlns:v="urn:schemas-microsoft-com:vml" xmlns:wp14="http://schemas.microsoft.com/office/word/2010/wordprocessingDrawing" xmlns:wp="http://schemas.openxmlformats.org/drawingml/2006/wordprocessingDrawing" xmlns:w10="urn:schemas-microsoft-com:office:word" xmlns:w="http://schemas.openxmlformats.org/wordprocessingml/2006/main" xmlns:w14="http://schemas.microsoft.com/office/word/2010/wordml" xmlns:w15="http://schemas.microsoft.com/office/word/2012/wordml" xmlns:w16se="http://schemas.microsoft.com/office/word/2015/wordml/symex" xmlns:wpg="http://schemas.microsoft.com/office/word/2010/wordprocessingGroup" xmlns:wpi="http://schemas.microsoft.com/office/word/2010/wordprocessingInk" xmlns:wne="http://schemas.microsoft.com/office/word/2006/wordml" xmlns:wps="http://schemas.microsoft.com/office/word/2010/wordprocessingShape" mc:Ignorable="w14 w15 w16se wp14">
+<w:document xmlns:wpc="http://schemas.microsoft.com/office/word/2010/wordprocessingCanvas" xmlns:cx="http://schemas.microsoft.com/office/drawing/2014/chartex" xmlns:cx1="http://schemas.microsoft.com/office/drawing/2015/9/8/chartex" xmlns:cx2="http://schemas.microsoft.com/office/drawing/2015/10/21/chartex" xmlns:cx3="http://schemas.microsoft.com/office/drawing/2016/5/9/chartex" xmlns:cx4="http://schemas.microsoft.com/office/drawing/2016/5/10/chartex" xmlns:cx5="http://schemas.microsoft.com/office/drawing/2016/5/11/chartex" xmlns:cx6="http://schemas.microsoft.com/office/drawing/2016/5/12/chartex" xmlns:cx7="http://schemas.microsoft.com/office/drawing/2016/5/13/chartex" xmlns:cx8="http://schemas.microsoft.com/office/drawing/2016/5/14/chartex" xmlns:mc="http://schemas.openxmlformats.org/markup-compatibility/2006" xmlns:aink="http://schemas.microsoft.com/office/drawing/2016/ink" xmlns:am3d="http://schemas.microsoft.com/office/drawing/2017/model3d" xmlns:o="urn:schemas-microsoft-com:office:office" xmlns:oel="http://schemas.microsoft.com/office/2019/extlst" xmlns:r="http://schemas.openxmlformats.org/officeDocument/2006/relationships" xmlns:m="http://schemas.openxmlformats.org/officeDocument/2006/math" xmlns:v="urn:schemas-microsoft-com:vml" xmlns:wp14="http://schemas.microsoft.com/office/word/2010/wordprocessingDrawing" xmlns:wp="http://schemas.openxmlformats.org/drawingml/2006/wordprocessingDrawing" xmlns:w10="urn:schemas-microsoft-com:office:word" xmlns:w="http://schemas.openxmlformats.org/wordprocessingml/2006/main" xmlns:w14="http://schemas.microsoft.com/office/word/2010/wordml" xmlns:w15="http://schemas.microsoft.com/office/word/2012/wordml" xmlns:w16cex="http://schemas.microsoft.com/office/word/2018/wordml/cex" xmlns:w16cid="http://schemas.microsoft.com/office/word/2016/wordml/cid" xmlns:w16="http://schemas.microsoft.com/office/word/2018/wordml" xmlns:w16du="http://schemas.microsoft.com/office/word/2023/wordml/word16du" xmlns:w16sdtdh="http://schemas.microsoft.com/office/word/2020/wordml/sdtdatahash" xmlns:w16sdtfl="http://schemas.microsoft.com/office/word/2024/wordml/sdtformatlock" xmlns:w16se="http://schemas.microsoft.com/office/word/2015/wordml/symex" xmlns:wpg="http://schemas.microsoft.com/office/word/2010/wordprocessingGroup" xmlns:wpi="http://schemas.microsoft.com/office/word/2010/wordprocessingInk" xmlns:wne="http://schemas.microsoft.com/office/word/2006/wordml" xmlns:wps="http://schemas.microsoft.com/office/word/2010/wordprocessingShape" mc:Ignorable="w14 w15 w16se w16cid w16 w16cex w16sdtdh w16sdtfl w16du wp14">
   <w:body>
     <w:p>
       <w:pPr>
@@ -270,7 +270,6 @@
           <w:szCs w:val="22"/>
         </w:rPr>
       </w:pPr>
-      <w:proofErr w:type="spellStart"/>
       <w:r>
         <w:rPr>
           <w:rFonts w:ascii="Garamond" w:hAnsi="Garamond"/>
@@ -280,7 +279,6 @@
         </w:rPr>
         <w:t>descripcion</w:t>
       </w:r>
-      <w:proofErr w:type="spellEnd"/>
       <w:r>
         <w:rPr>
           <w:rFonts w:ascii="Garamond" w:hAnsi="Garamond"/>
@@ -2375,8 +2373,6 @@
         </w:rPr>
         <w:t>Académica</w:t>
       </w:r>
-      <w:bookmarkStart w:id="7" w:name="_GoBack"/>
-      <w:bookmarkEnd w:id="7"/>
       <w:r>
         <w:rPr>
           <w:rFonts w:ascii="Garamond" w:hAnsi="Garamond"/>
@@ -2484,127 +2480,63 @@
     </w:p>
     <w:p>
       <w:pPr>
-        <w:pStyle w:val="Textoindependiente"/>
-        <w:spacing w:line="276" w:lineRule="auto"/>
-        <w:jc w:val="center"/>
-        <w:rPr>
-          <w:rFonts w:ascii="Garamond" w:hAnsi="Garamond"/>
-          <w:b/>
-          <w:sz w:val="24"/>
-          <w:szCs w:val="22"/>
-        </w:rPr>
-      </w:pPr>
-      <w:r>
-        <w:rPr>
-          <w:rFonts w:ascii="Garamond" w:hAnsi="Garamond"/>
-          <w:b/>
-          <w:sz w:val="24"/>
-          <w:szCs w:val="22"/>
-        </w:rPr>
-        <w:t xml:space="preserve">Dr. Guillaume </w:t>
-      </w:r>
-      <w:proofErr w:type="spellStart"/>
-      <w:r>
-        <w:rPr>
-          <w:rFonts w:ascii="Garamond" w:hAnsi="Garamond"/>
-          <w:b/>
-          <w:sz w:val="24"/>
-          <w:szCs w:val="22"/>
-        </w:rPr>
-        <w:t>Yannick</w:t>
-      </w:r>
-      <w:proofErr w:type="spellEnd"/>
-      <w:r>
-        <w:rPr>
-          <w:rFonts w:ascii="Garamond" w:hAnsi="Garamond"/>
-          <w:b/>
-          <w:sz w:val="24"/>
-          <w:szCs w:val="22"/>
-        </w:rPr>
-        <w:t xml:space="preserve"> </w:t>
-      </w:r>
-      <w:proofErr w:type="spellStart"/>
-      <w:r>
-        <w:rPr>
-          <w:rFonts w:ascii="Garamond" w:hAnsi="Garamond"/>
-          <w:b/>
-          <w:sz w:val="24"/>
-          <w:szCs w:val="22"/>
-        </w:rPr>
-        <w:t>Serge</w:t>
-      </w:r>
-      <w:proofErr w:type="spellEnd"/>
-      <w:r>
-        <w:rPr>
-          <w:rFonts w:ascii="Garamond" w:hAnsi="Garamond"/>
-          <w:b/>
-          <w:sz w:val="24"/>
-          <w:szCs w:val="22"/>
-        </w:rPr>
-        <w:t xml:space="preserve"> </w:t>
-      </w:r>
-      <w:proofErr w:type="spellStart"/>
-      <w:r>
-        <w:rPr>
-          <w:rFonts w:ascii="Garamond" w:hAnsi="Garamond"/>
-          <w:b/>
-          <w:sz w:val="24"/>
-          <w:szCs w:val="22"/>
-        </w:rPr>
-        <w:t>Oisel</w:t>
-      </w:r>
-      <w:proofErr w:type="spellEnd"/>
-    </w:p>
-    <w:p>
-      <w:pPr>
-        <w:pStyle w:val="Textoindependiente"/>
-        <w:spacing w:line="276" w:lineRule="auto"/>
-        <w:jc w:val="center"/>
-        <w:rPr>
-          <w:rFonts w:ascii="Garamond" w:hAnsi="Garamond"/>
-          <w:sz w:val="24"/>
-          <w:szCs w:val="22"/>
-        </w:rPr>
-      </w:pPr>
-      <w:r>
-        <w:rPr>
-          <w:rFonts w:ascii="Garamond" w:hAnsi="Garamond"/>
-          <w:sz w:val="24"/>
-          <w:szCs w:val="22"/>
-        </w:rPr>
-        <w:t>Director de la Dirección Académica</w:t>
-      </w:r>
-    </w:p>
-    <w:p>
-      <w:pPr>
-        <w:pStyle w:val="Textoindependiente"/>
-        <w:spacing w:line="276" w:lineRule="auto"/>
-        <w:jc w:val="center"/>
-        <w:rPr>
-          <w:rFonts w:ascii="Garamond" w:hAnsi="Garamond"/>
-          <w:sz w:val="24"/>
-          <w:szCs w:val="22"/>
-        </w:rPr>
-      </w:pPr>
-      <w:r>
-        <w:rPr>
-          <w:rFonts w:ascii="Garamond" w:hAnsi="Garamond"/>
-          <w:sz w:val="24"/>
-          <w:szCs w:val="22"/>
-        </w:rPr>
-        <w:t>Centro de Idiomas de la UNMSM</w:t>
-      </w:r>
-    </w:p>
-    <w:p>
-      <w:pPr>
         <w:spacing w:line="276" w:lineRule="auto"/>
         <w:ind w:right="-2"/>
         <w:jc w:val="center"/>
         <w:rPr>
           <w:rFonts w:ascii="Garamond" w:hAnsi="Garamond"/>
-          <w:spacing w:val="-2"/>
-        </w:rPr>
-      </w:pPr>
+          <w:b/>
+          <w:sz w:val="24"/>
+        </w:rPr>
+      </w:pPr>
+      <w:r>
+        <w:rPr>
+          <w:rFonts w:ascii="Garamond" w:hAnsi="Garamond"/>
+          <w:b/>
+          <w:sz w:val="24"/>
+        </w:rPr>
+        <w:t>Mg. Yolanda Ruth Julca Estrada</w:t>
+      </w:r>
+    </w:p>
+    <w:p>
+      <w:pPr>
+        <w:spacing w:line="276" w:lineRule="auto"/>
+        <w:ind w:right="-2"/>
+        <w:jc w:val="center"/>
+        <w:rPr>
+          <w:rFonts w:ascii="Garamond" w:hAnsi="Garamond"/>
+          <w:bCs/>
+          <w:sz w:val="24"/>
+        </w:rPr>
+      </w:pPr>
+      <w:r>
+        <w:rPr>
+          <w:rFonts w:ascii="Garamond" w:hAnsi="Garamond"/>
+          <w:bCs/>
+          <w:sz w:val="24"/>
+        </w:rPr>
+        <w:t>Directora de la Dirección Académica</w:t>
+      </w:r>
+    </w:p>
+    <w:p>
+      <w:pPr>
+        <w:spacing w:line="276" w:lineRule="auto"/>
+        <w:ind w:right="-2"/>
+        <w:jc w:val="center"/>
+        <w:rPr>
+          <w:rFonts w:ascii="Garamond" w:hAnsi="Garamond"/>
+          <w:bCs/>
+          <w:sz w:val="24"/>
+        </w:rPr>
+      </w:pPr>
+      <w:r>
+        <w:rPr>
+          <w:rFonts w:ascii="Garamond" w:hAnsi="Garamond"/>
+          <w:bCs/>
+          <w:sz w:val="24"/>
+        </w:rPr>
+        <w:t>Centro de Idiomas de la UNMSM</w:t>
+      </w:r>
     </w:p>
     <w:sectPr>
       <w:headerReference w:type="default" r:id="rId7"/>
@@ -2618,7 +2550,7 @@
 </file>
 
 <file path=word/endnotes.xml><?xml version="1.0" encoding="utf-8"?>
-<w:endnotes xmlns:wpc="http://schemas.microsoft.com/office/word/2010/wordprocessingCanvas" xmlns:cx="http://schemas.microsoft.com/office/drawing/2014/chartex" xmlns:mc="http://schemas.openxmlformats.org/markup-compatibility/2006" xmlns:o="urn:schemas-microsoft-com:office:office" xmlns:r="http://schemas.openxmlformats.org/officeDocument/2006/relationships" xmlns:m="http://schemas.openxmlformats.org/officeDocument/2006/math" xmlns:v="urn:schemas-microsoft-com:vml" xmlns:wp14="http://schemas.microsoft.com/office/word/2010/wordprocessingDrawing" xmlns:wp="http://schemas.openxmlformats.org/drawingml/2006/wordprocessingDrawing" xmlns:w10="urn:schemas-microsoft-com:office:word" xmlns:w="http://schemas.openxmlformats.org/wordprocessingml/2006/main" xmlns:w14="http://schemas.microsoft.com/office/word/2010/wordml" xmlns:w15="http://schemas.microsoft.com/office/word/2012/wordml" xmlns:w16se="http://schemas.microsoft.com/office/word/2015/wordml/symex" xmlns:wpg="http://schemas.microsoft.com/office/word/2010/wordprocessingGroup" xmlns:wpi="http://schemas.microsoft.com/office/word/2010/wordprocessingInk" xmlns:wne="http://schemas.microsoft.com/office/word/2006/wordml" xmlns:wps="http://schemas.microsoft.com/office/word/2010/wordprocessingShape" mc:Ignorable="w14 w15 w16se wp14">
+<w:endnotes xmlns:wpc="http://schemas.microsoft.com/office/word/2010/wordprocessingCanvas" xmlns:cx="http://schemas.microsoft.com/office/drawing/2014/chartex" xmlns:cx1="http://schemas.microsoft.com/office/drawing/2015/9/8/chartex" xmlns:cx2="http://schemas.microsoft.com/office/drawing/2015/10/21/chartex" xmlns:cx3="http://schemas.microsoft.com/office/drawing/2016/5/9/chartex" xmlns:cx4="http://schemas.microsoft.com/office/drawing/2016/5/10/chartex" xmlns:cx5="http://schemas.microsoft.com/office/drawing/2016/5/11/chartex" xmlns:cx6="http://schemas.microsoft.com/office/drawing/2016/5/12/chartex" xmlns:cx7="http://schemas.microsoft.com/office/drawing/2016/5/13/chartex" xmlns:cx8="http://schemas.microsoft.com/office/drawing/2016/5/14/chartex" xmlns:mc="http://schemas.openxmlformats.org/markup-compatibility/2006" xmlns:aink="http://schemas.microsoft.com/office/drawing/2016/ink" xmlns:am3d="http://schemas.microsoft.com/office/drawing/2017/model3d" xmlns:o="urn:schemas-microsoft-com:office:office" xmlns:oel="http://schemas.microsoft.com/office/2019/extlst" xmlns:r="http://schemas.openxmlformats.org/officeDocument/2006/relationships" xmlns:m="http://schemas.openxmlformats.org/officeDocument/2006/math" xmlns:v="urn:schemas-microsoft-com:vml" xmlns:wp14="http://schemas.microsoft.com/office/word/2010/wordprocessingDrawing" xmlns:wp="http://schemas.openxmlformats.org/drawingml/2006/wordprocessingDrawing" xmlns:w10="urn:schemas-microsoft-com:office:word" xmlns:w="http://schemas.openxmlformats.org/wordprocessingml/2006/main" xmlns:w14="http://schemas.microsoft.com/office/word/2010/wordml" xmlns:w15="http://schemas.microsoft.com/office/word/2012/wordml" xmlns:w16cex="http://schemas.microsoft.com/office/word/2018/wordml/cex" xmlns:w16cid="http://schemas.microsoft.com/office/word/2016/wordml/cid" xmlns:w16="http://schemas.microsoft.com/office/word/2018/wordml" xmlns:w16du="http://schemas.microsoft.com/office/word/2023/wordml/word16du" xmlns:w16sdtdh="http://schemas.microsoft.com/office/word/2020/wordml/sdtdatahash" xmlns:w16sdtfl="http://schemas.microsoft.com/office/word/2024/wordml/sdtformatlock" xmlns:w16se="http://schemas.microsoft.com/office/word/2015/wordml/symex" xmlns:wpg="http://schemas.microsoft.com/office/word/2010/wordprocessingGroup" xmlns:wpi="http://schemas.microsoft.com/office/word/2010/wordprocessingInk" xmlns:wne="http://schemas.microsoft.com/office/word/2006/wordml" xmlns:wps="http://schemas.microsoft.com/office/word/2010/wordprocessingShape" mc:Ignorable="w14 w15 w16se w16cid w16 w16cex w16sdtdh w16sdtfl w16du wp14">
   <w:endnote w:type="separator" w:id="-1">
     <w:p>
       <w:r>
@@ -2637,7 +2569,7 @@
 </file>
 
 <file path=word/footnotes.xml><?xml version="1.0" encoding="utf-8"?>
-<w:footnotes xmlns:wpc="http://schemas.microsoft.com/office/word/2010/wordprocessingCanvas" xmlns:cx="http://schemas.microsoft.com/office/drawing/2014/chartex" xmlns:mc="http://schemas.openxmlformats.org/markup-compatibility/2006" xmlns:o="urn:schemas-microsoft-com:office:office" xmlns:r="http://schemas.openxmlformats.org/officeDocument/2006/relationships" xmlns:m="http://schemas.openxmlformats.org/officeDocument/2006/math" xmlns:v="urn:schemas-microsoft-com:vml" xmlns:wp14="http://schemas.microsoft.com/office/word/2010/wordprocessingDrawing" xmlns:wp="http://schemas.openxmlformats.org/drawingml/2006/wordprocessingDrawing" xmlns:w10="urn:schemas-microsoft-com:office:word" xmlns:w="http://schemas.openxmlformats.org/wordprocessingml/2006/main" xmlns:w14="http://schemas.microsoft.com/office/word/2010/wordml" xmlns:w15="http://schemas.microsoft.com/office/word/2012/wordml" xmlns:w16se="http://schemas.microsoft.com/office/word/2015/wordml/symex" xmlns:wpg="http://schemas.microsoft.com/office/word/2010/wordprocessingGroup" xmlns:wpi="http://schemas.microsoft.com/office/word/2010/wordprocessingInk" xmlns:wne="http://schemas.microsoft.com/office/word/2006/wordml" xmlns:wps="http://schemas.microsoft.com/office/word/2010/wordprocessingShape" mc:Ignorable="w14 w15 w16se wp14">
+<w:footnotes xmlns:wpc="http://schemas.microsoft.com/office/word/2010/wordprocessingCanvas" xmlns:cx="http://schemas.microsoft.com/office/drawing/2014/chartex" xmlns:cx1="http://schemas.microsoft.com/office/drawing/2015/9/8/chartex" xmlns:cx2="http://schemas.microsoft.com/office/drawing/2015/10/21/chartex" xmlns:cx3="http://schemas.microsoft.com/office/drawing/2016/5/9/chartex" xmlns:cx4="http://schemas.microsoft.com/office/drawing/2016/5/10/chartex" xmlns:cx5="http://schemas.microsoft.com/office/drawing/2016/5/11/chartex" xmlns:cx6="http://schemas.microsoft.com/office/drawing/2016/5/12/chartex" xmlns:cx7="http://schemas.microsoft.com/office/drawing/2016/5/13/chartex" xmlns:cx8="http://schemas.microsoft.com/office/drawing/2016/5/14/chartex" xmlns:mc="http://schemas.openxmlformats.org/markup-compatibility/2006" xmlns:aink="http://schemas.microsoft.com/office/drawing/2016/ink" xmlns:am3d="http://schemas.microsoft.com/office/drawing/2017/model3d" xmlns:o="urn:schemas-microsoft-com:office:office" xmlns:oel="http://schemas.microsoft.com/office/2019/extlst" xmlns:r="http://schemas.openxmlformats.org/officeDocument/2006/relationships" xmlns:m="http://schemas.openxmlformats.org/officeDocument/2006/math" xmlns:v="urn:schemas-microsoft-com:vml" xmlns:wp14="http://schemas.microsoft.com/office/word/2010/wordprocessingDrawing" xmlns:wp="http://schemas.openxmlformats.org/drawingml/2006/wordprocessingDrawing" xmlns:w10="urn:schemas-microsoft-com:office:word" xmlns:w="http://schemas.openxmlformats.org/wordprocessingml/2006/main" xmlns:w14="http://schemas.microsoft.com/office/word/2010/wordml" xmlns:w15="http://schemas.microsoft.com/office/word/2012/wordml" xmlns:w16cex="http://schemas.microsoft.com/office/word/2018/wordml/cex" xmlns:w16cid="http://schemas.microsoft.com/office/word/2016/wordml/cid" xmlns:w16="http://schemas.microsoft.com/office/word/2018/wordml" xmlns:w16du="http://schemas.microsoft.com/office/word/2023/wordml/word16du" xmlns:w16sdtdh="http://schemas.microsoft.com/office/word/2020/wordml/sdtdatahash" xmlns:w16sdtfl="http://schemas.microsoft.com/office/word/2024/wordml/sdtformatlock" xmlns:w16se="http://schemas.microsoft.com/office/word/2015/wordml/symex" xmlns:wpg="http://schemas.microsoft.com/office/word/2010/wordprocessingGroup" xmlns:wpi="http://schemas.microsoft.com/office/word/2010/wordprocessingInk" xmlns:wne="http://schemas.microsoft.com/office/word/2006/wordml" xmlns:wps="http://schemas.microsoft.com/office/word/2010/wordprocessingShape" mc:Ignorable="w14 w15 w16se w16cid w16 w16cex w16sdtdh w16sdtfl w16du wp14">
   <w:footnote w:type="separator" w:id="-1">
     <w:p>
       <w:r>
@@ -2656,7 +2588,7 @@
 </file>
 
 <file path=word/header1.xml><?xml version="1.0" encoding="utf-8"?>
-<w:hdr xmlns:wpc="http://schemas.microsoft.com/office/word/2010/wordprocessingCanvas" xmlns:cx="http://schemas.microsoft.com/office/drawing/2014/chartex" xmlns:mc="http://schemas.openxmlformats.org/markup-compatibility/2006" xmlns:o="urn:schemas-microsoft-com:office:office" xmlns:r="http://schemas.openxmlformats.org/officeDocument/2006/relationships" xmlns:m="http://schemas.openxmlformats.org/officeDocument/2006/math" xmlns:v="urn:schemas-microsoft-com:vml" xmlns:wp14="http://schemas.microsoft.com/office/word/2010/wordprocessingDrawing" xmlns:wp="http://schemas.openxmlformats.org/drawingml/2006/wordprocessingDrawing" xmlns:w10="urn:schemas-microsoft-com:office:word" xmlns:w="http://schemas.openxmlformats.org/wordprocessingml/2006/main" xmlns:w14="http://schemas.microsoft.com/office/word/2010/wordml" xmlns:w15="http://schemas.microsoft.com/office/word/2012/wordml" xmlns:w16se="http://schemas.microsoft.com/office/word/2015/wordml/symex" xmlns:wpg="http://schemas.microsoft.com/office/word/2010/wordprocessingGroup" xmlns:wpi="http://schemas.microsoft.com/office/word/2010/wordprocessingInk" xmlns:wne="http://schemas.microsoft.com/office/word/2006/wordml" xmlns:wps="http://schemas.microsoft.com/office/word/2010/wordprocessingShape" mc:Ignorable="w14 w15 w16se wp14">
+<w:hdr xmlns:wpc="http://schemas.microsoft.com/office/word/2010/wordprocessingCanvas" xmlns:cx="http://schemas.microsoft.com/office/drawing/2014/chartex" xmlns:cx1="http://schemas.microsoft.com/office/drawing/2015/9/8/chartex" xmlns:cx2="http://schemas.microsoft.com/office/drawing/2015/10/21/chartex" xmlns:cx3="http://schemas.microsoft.com/office/drawing/2016/5/9/chartex" xmlns:cx4="http://schemas.microsoft.com/office/drawing/2016/5/10/chartex" xmlns:cx5="http://schemas.microsoft.com/office/drawing/2016/5/11/chartex" xmlns:cx6="http://schemas.microsoft.com/office/drawing/2016/5/12/chartex" xmlns:cx7="http://schemas.microsoft.com/office/drawing/2016/5/13/chartex" xmlns:cx8="http://schemas.microsoft.com/office/drawing/2016/5/14/chartex" xmlns:mc="http://schemas.openxmlformats.org/markup-compatibility/2006" xmlns:aink="http://schemas.microsoft.com/office/drawing/2016/ink" xmlns:am3d="http://schemas.microsoft.com/office/drawing/2017/model3d" xmlns:o="urn:schemas-microsoft-com:office:office" xmlns:oel="http://schemas.microsoft.com/office/2019/extlst" xmlns:r="http://schemas.openxmlformats.org/officeDocument/2006/relationships" xmlns:m="http://schemas.openxmlformats.org/officeDocument/2006/math" xmlns:v="urn:schemas-microsoft-com:vml" xmlns:wp14="http://schemas.microsoft.com/office/word/2010/wordprocessingDrawing" xmlns:wp="http://schemas.openxmlformats.org/drawingml/2006/wordprocessingDrawing" xmlns:w10="urn:schemas-microsoft-com:office:word" xmlns:w="http://schemas.openxmlformats.org/wordprocessingml/2006/main" xmlns:w14="http://schemas.microsoft.com/office/word/2010/wordml" xmlns:w15="http://schemas.microsoft.com/office/word/2012/wordml" xmlns:w16cex="http://schemas.microsoft.com/office/word/2018/wordml/cex" xmlns:w16cid="http://schemas.microsoft.com/office/word/2016/wordml/cid" xmlns:w16="http://schemas.microsoft.com/office/word/2018/wordml" xmlns:w16du="http://schemas.microsoft.com/office/word/2023/wordml/word16du" xmlns:w16sdtdh="http://schemas.microsoft.com/office/word/2020/wordml/sdtdatahash" xmlns:w16sdtfl="http://schemas.microsoft.com/office/word/2024/wordml/sdtformatlock" xmlns:w16se="http://schemas.microsoft.com/office/word/2015/wordml/symex" xmlns:wpg="http://schemas.microsoft.com/office/word/2010/wordprocessingGroup" xmlns:wpi="http://schemas.microsoft.com/office/word/2010/wordprocessingInk" xmlns:wne="http://schemas.microsoft.com/office/word/2006/wordml" xmlns:wps="http://schemas.microsoft.com/office/word/2010/wordprocessingShape" mc:Ignorable="w14 w15 w16se w16cid w16 w16cex w16sdtdh w16sdtfl w16du wp14">
   <w:p>
     <w:pPr>
       <w:pStyle w:val="Encabezado"/>
@@ -2733,7 +2665,7 @@
 </file>
 
 <file path=word/numbering.xml><?xml version="1.0" encoding="utf-8"?>
-<w:numbering xmlns:wpc="http://schemas.microsoft.com/office/word/2010/wordprocessingCanvas" xmlns:cx="http://schemas.microsoft.com/office/drawing/2014/chartex" xmlns:mc="http://schemas.openxmlformats.org/markup-compatibility/2006" xmlns:o="urn:schemas-microsoft-com:office:office" xmlns:r="http://schemas.openxmlformats.org/officeDocument/2006/relationships" xmlns:m="http://schemas.openxmlformats.org/officeDocument/2006/math" xmlns:v="urn:schemas-microsoft-com:vml" xmlns:wp14="http://schemas.microsoft.com/office/word/2010/wordprocessingDrawing" xmlns:wp="http://schemas.openxmlformats.org/drawingml/2006/wordprocessingDrawing" xmlns:w10="urn:schemas-microsoft-com:office:word" xmlns:w="http://schemas.openxmlformats.org/wordprocessingml/2006/main" xmlns:w14="http://schemas.microsoft.com/office/word/2010/wordml" xmlns:w15="http://schemas.microsoft.com/office/word/2012/wordml" xmlns:w16se="http://schemas.microsoft.com/office/word/2015/wordml/symex" xmlns:wpg="http://schemas.microsoft.com/office/word/2010/wordprocessingGroup" xmlns:wpi="http://schemas.microsoft.com/office/word/2010/wordprocessingInk" xmlns:wne="http://schemas.microsoft.com/office/word/2006/wordml" xmlns:wps="http://schemas.microsoft.com/office/word/2010/wordprocessingShape" mc:Ignorable="w14 w15 w16se wp14">
+<w:numbering xmlns:wpc="http://schemas.microsoft.com/office/word/2010/wordprocessingCanvas" xmlns:cx="http://schemas.microsoft.com/office/drawing/2014/chartex" xmlns:cx1="http://schemas.microsoft.com/office/drawing/2015/9/8/chartex" xmlns:cx2="http://schemas.microsoft.com/office/drawing/2015/10/21/chartex" xmlns:cx3="http://schemas.microsoft.com/office/drawing/2016/5/9/chartex" xmlns:cx4="http://schemas.microsoft.com/office/drawing/2016/5/10/chartex" xmlns:cx5="http://schemas.microsoft.com/office/drawing/2016/5/11/chartex" xmlns:cx6="http://schemas.microsoft.com/office/drawing/2016/5/12/chartex" xmlns:cx7="http://schemas.microsoft.com/office/drawing/2016/5/13/chartex" xmlns:cx8="http://schemas.microsoft.com/office/drawing/2016/5/14/chartex" xmlns:mc="http://schemas.openxmlformats.org/markup-compatibility/2006" xmlns:aink="http://schemas.microsoft.com/office/drawing/2016/ink" xmlns:am3d="http://schemas.microsoft.com/office/drawing/2017/model3d" xmlns:o="urn:schemas-microsoft-com:office:office" xmlns:oel="http://schemas.microsoft.com/office/2019/extlst" xmlns:r="http://schemas.openxmlformats.org/officeDocument/2006/relationships" xmlns:m="http://schemas.openxmlformats.org/officeDocument/2006/math" xmlns:v="urn:schemas-microsoft-com:vml" xmlns:wp14="http://schemas.microsoft.com/office/word/2010/wordprocessingDrawing" xmlns:wp="http://schemas.openxmlformats.org/drawingml/2006/wordprocessingDrawing" xmlns:w10="urn:schemas-microsoft-com:office:word" xmlns:w="http://schemas.openxmlformats.org/wordprocessingml/2006/main" xmlns:w14="http://schemas.microsoft.com/office/word/2010/wordml" xmlns:w15="http://schemas.microsoft.com/office/word/2012/wordml" xmlns:w16cex="http://schemas.microsoft.com/office/word/2018/wordml/cex" xmlns:w16cid="http://schemas.microsoft.com/office/word/2016/wordml/cid" xmlns:w16="http://schemas.microsoft.com/office/word/2018/wordml" xmlns:w16du="http://schemas.microsoft.com/office/word/2023/wordml/word16du" xmlns:w16sdtdh="http://schemas.microsoft.com/office/word/2020/wordml/sdtdatahash" xmlns:w16sdtfl="http://schemas.microsoft.com/office/word/2024/wordml/sdtformatlock" xmlns:w16se="http://schemas.microsoft.com/office/word/2015/wordml/symex" xmlns:wpg="http://schemas.microsoft.com/office/word/2010/wordprocessingGroup" xmlns:wpi="http://schemas.microsoft.com/office/word/2010/wordprocessingInk" xmlns:wne="http://schemas.microsoft.com/office/word/2006/wordml" xmlns:wps="http://schemas.microsoft.com/office/word/2010/wordprocessingShape" mc:Ignorable="w14 w15 w16se w16cid w16 w16cex w16sdtdh w16sdtfl w16du wp14">
   <w:abstractNum w:abstractNumId="0" w15:restartNumberingAfterBreak="0">
     <w:nsid w:val="568B6821"/>
     <w:multiLevelType w:val="hybridMultilevel"/>
@@ -2745,7 +2677,6 @@
       <w:lvlJc w:val="left"/>
       <w:pPr>
         <w:ind w:left="568" w:hanging="567"/>
-        <w:jc w:val="left"/>
       </w:pPr>
       <w:rPr>
         <w:rFonts w:ascii="Arial" w:eastAsia="Arial" w:hAnsi="Arial" w:cs="Arial" w:hint="default"/>
@@ -2943,17 +2874,17 @@
       </w:pPr>
     </w:lvl>
   </w:abstractNum>
-  <w:num w:numId="1">
+  <w:num w:numId="1" w16cid:durableId="2052682051">
     <w:abstractNumId w:val="0"/>
   </w:num>
-  <w:num w:numId="2">
+  <w:num w:numId="2" w16cid:durableId="1374387665">
     <w:abstractNumId w:val="1"/>
   </w:num>
 </w:numbering>
 </file>
 
 <file path=word/styles.xml><?xml version="1.0" encoding="utf-8"?>
-<w:styles xmlns:mc="http://schemas.openxmlformats.org/markup-compatibility/2006" xmlns:r="http://schemas.openxmlformats.org/officeDocument/2006/relationships" xmlns:w="http://schemas.openxmlformats.org/wordprocessingml/2006/main" xmlns:w14="http://schemas.microsoft.com/office/word/2010/wordml" xmlns:w15="http://schemas.microsoft.com/office/word/2012/wordml" xmlns:w16se="http://schemas.microsoft.com/office/word/2015/wordml/symex" mc:Ignorable="w14 w15 w16se">
+<w:styles xmlns:mc="http://schemas.openxmlformats.org/markup-compatibility/2006" xmlns:r="http://schemas.openxmlformats.org/officeDocument/2006/relationships" xmlns:w="http://schemas.openxmlformats.org/wordprocessingml/2006/main" xmlns:w14="http://schemas.microsoft.com/office/word/2010/wordml" xmlns:w15="http://schemas.microsoft.com/office/word/2012/wordml" xmlns:w16cex="http://schemas.microsoft.com/office/word/2018/wordml/cex" xmlns:w16cid="http://schemas.microsoft.com/office/word/2016/wordml/cid" xmlns:w16="http://schemas.microsoft.com/office/word/2018/wordml" xmlns:w16du="http://schemas.microsoft.com/office/word/2023/wordml/word16du" xmlns:w16sdtdh="http://schemas.microsoft.com/office/word/2020/wordml/sdtdatahash" xmlns:w16sdtfl="http://schemas.microsoft.com/office/word/2024/wordml/sdtformatlock" xmlns:w16se="http://schemas.microsoft.com/office/word/2015/wordml/symex" mc:Ignorable="w14 w15 w16se w16cid w16 w16cex w16sdtdh w16sdtfl w16du">
   <w:docDefaults>
     <w:rPrDefault>
       <w:rPr>
@@ -2971,7 +2902,7 @@
       </w:pPr>
     </w:pPrDefault>
   </w:docDefaults>
-  <w:latentStyles w:defLockedState="0" w:defUIPriority="99" w:defSemiHidden="0" w:defUnhideWhenUsed="0" w:defQFormat="0" w:count="371">
+  <w:latentStyles w:defLockedState="0" w:defUIPriority="99" w:defSemiHidden="0" w:defUnhideWhenUsed="0" w:defQFormat="0" w:count="376">
     <w:lsdException w:name="Normal" w:uiPriority="0" w:qFormat="1"/>
     <w:lsdException w:name="heading 1" w:uiPriority="9" w:qFormat="1"/>
     <w:lsdException w:name="heading 2" w:semiHidden="1" w:uiPriority="9" w:unhideWhenUsed="1" w:qFormat="1"/>
@@ -3343,6 +3274,11 @@
     <w:lsdException w:name="List Table 5 Dark Accent 6" w:uiPriority="50"/>
     <w:lsdException w:name="List Table 6 Colorful Accent 6" w:uiPriority="51"/>
     <w:lsdException w:name="List Table 7 Colorful Accent 6" w:uiPriority="52"/>
+    <w:lsdException w:name="Mention" w:semiHidden="1" w:unhideWhenUsed="1"/>
+    <w:lsdException w:name="Smart Hyperlink" w:semiHidden="1" w:unhideWhenUsed="1"/>
+    <w:lsdException w:name="Hashtag" w:semiHidden="1" w:unhideWhenUsed="1"/>
+    <w:lsdException w:name="Unresolved Mention" w:semiHidden="1" w:unhideWhenUsed="1"/>
+    <w:lsdException w:name="Smart Link" w:semiHidden="1" w:unhideWhenUsed="1"/>
   </w:latentStyles>
   <w:style w:type="paragraph" w:default="1" w:styleId="Normal">
     <w:name w:val="Normal"/>
@@ -3374,7 +3310,6 @@
   <w:style w:type="character" w:default="1" w:styleId="Fuentedeprrafopredeter">
     <w:name w:val="Default Paragraph Font"/>
     <w:uiPriority w:val="1"/>
-    <w:semiHidden/>
     <w:unhideWhenUsed/>
   </w:style>
   <w:style w:type="table" w:default="1" w:styleId="Tablanormal">

--- a/Modelos_documentos/tdr_tipoB_.docx
+++ b/Modelos_documentos/tdr_tipoB_.docx
@@ -1,6 +1,6 @@
 
 <file path=word/document.xml><?xml version="1.0" encoding="utf-8"?>
-<w:document xmlns:wpc="http://schemas.microsoft.com/office/word/2010/wordprocessingCanvas" xmlns:cx="http://schemas.microsoft.com/office/drawing/2014/chartex" xmlns:cx1="http://schemas.microsoft.com/office/drawing/2015/9/8/chartex" xmlns:cx2="http://schemas.microsoft.com/office/drawing/2015/10/21/chartex" xmlns:cx3="http://schemas.microsoft.com/office/drawing/2016/5/9/chartex" xmlns:cx4="http://schemas.microsoft.com/office/drawing/2016/5/10/chartex" xmlns:cx5="http://schemas.microsoft.com/office/drawing/2016/5/11/chartex" xmlns:cx6="http://schemas.microsoft.com/office/drawing/2016/5/12/chartex" xmlns:cx7="http://schemas.microsoft.com/office/drawing/2016/5/13/chartex" xmlns:cx8="http://schemas.microsoft.com/office/drawing/2016/5/14/chartex" xmlns:mc="http://schemas.openxmlformats.org/markup-compatibility/2006" xmlns:aink="http://schemas.microsoft.com/office/drawing/2016/ink" xmlns:am3d="http://schemas.microsoft.com/office/drawing/2017/model3d" xmlns:o="urn:schemas-microsoft-com:office:office" xmlns:oel="http://schemas.microsoft.com/office/2019/extlst" xmlns:r="http://schemas.openxmlformats.org/officeDocument/2006/relationships" xmlns:m="http://schemas.openxmlformats.org/officeDocument/2006/math" xmlns:v="urn:schemas-microsoft-com:vml" xmlns:wp14="http://schemas.microsoft.com/office/word/2010/wordprocessingDrawing" xmlns:wp="http://schemas.openxmlformats.org/drawingml/2006/wordprocessingDrawing" xmlns:w10="urn:schemas-microsoft-com:office:word" xmlns:w="http://schemas.openxmlformats.org/wordprocessingml/2006/main" xmlns:w14="http://schemas.microsoft.com/office/word/2010/wordml" xmlns:w15="http://schemas.microsoft.com/office/word/2012/wordml" xmlns:w16cex="http://schemas.microsoft.com/office/word/2018/wordml/cex" xmlns:w16cid="http://schemas.microsoft.com/office/word/2016/wordml/cid" xmlns:w16="http://schemas.microsoft.com/office/word/2018/wordml" xmlns:w16du="http://schemas.microsoft.com/office/word/2023/wordml/word16du" xmlns:w16sdtdh="http://schemas.microsoft.com/office/word/2020/wordml/sdtdatahash" xmlns:w16sdtfl="http://schemas.microsoft.com/office/word/2024/wordml/sdtformatlock" xmlns:w16se="http://schemas.microsoft.com/office/word/2015/wordml/symex" xmlns:wpg="http://schemas.microsoft.com/office/word/2010/wordprocessingGroup" xmlns:wpi="http://schemas.microsoft.com/office/word/2010/wordprocessingInk" xmlns:wne="http://schemas.microsoft.com/office/word/2006/wordml" xmlns:wps="http://schemas.microsoft.com/office/word/2010/wordprocessingShape" mc:Ignorable="w14 w15 w16se w16cid w16 w16cex w16sdtdh w16sdtfl w16du wp14">
+<w:document xmlns:wpc="http://schemas.microsoft.com/office/word/2010/wordprocessingCanvas" xmlns:cx="http://schemas.microsoft.com/office/drawing/2014/chartex" xmlns:mc="http://schemas.openxmlformats.org/markup-compatibility/2006" xmlns:o="urn:schemas-microsoft-com:office:office" xmlns:r="http://schemas.openxmlformats.org/officeDocument/2006/relationships" xmlns:m="http://schemas.openxmlformats.org/officeDocument/2006/math" xmlns:v="urn:schemas-microsoft-com:vml" xmlns:wp14="http://schemas.microsoft.com/office/word/2010/wordprocessingDrawing" xmlns:wp="http://schemas.openxmlformats.org/drawingml/2006/wordprocessingDrawing" xmlns:w10="urn:schemas-microsoft-com:office:word" xmlns:w="http://schemas.openxmlformats.org/wordprocessingml/2006/main" xmlns:w14="http://schemas.microsoft.com/office/word/2010/wordml" xmlns:w15="http://schemas.microsoft.com/office/word/2012/wordml" xmlns:w16se="http://schemas.microsoft.com/office/word/2015/wordml/symex" xmlns:wpg="http://schemas.microsoft.com/office/word/2010/wordprocessingGroup" xmlns:wpi="http://schemas.microsoft.com/office/word/2010/wordprocessingInk" xmlns:wne="http://schemas.microsoft.com/office/word/2006/wordml" xmlns:wps="http://schemas.microsoft.com/office/word/2010/wordprocessingShape" mc:Ignorable="w14 w15 w16se wp14">
   <w:body>
     <w:p>
       <w:pPr>
@@ -270,6 +270,7 @@
           <w:szCs w:val="22"/>
         </w:rPr>
       </w:pPr>
+      <w:proofErr w:type="spellStart"/>
       <w:r>
         <w:rPr>
           <w:rFonts w:ascii="Garamond" w:hAnsi="Garamond"/>
@@ -279,6 +280,7 @@
         </w:rPr>
         <w:t>descripcion</w:t>
       </w:r>
+      <w:proofErr w:type="spellEnd"/>
       <w:r>
         <w:rPr>
           <w:rFonts w:ascii="Garamond" w:hAnsi="Garamond"/>
@@ -2371,8 +2373,10 @@
           <w:spacing w:val="-12"/>
           <w:szCs w:val="22"/>
         </w:rPr>
-        <w:t>Académica</w:t>
-      </w:r>
+        <w:t>Ejecutiva</w:t>
+      </w:r>
+      <w:bookmarkStart w:id="7" w:name="_GoBack"/>
+      <w:bookmarkEnd w:id="7"/>
       <w:r>
         <w:rPr>
           <w:rFonts w:ascii="Garamond" w:hAnsi="Garamond"/>
@@ -2480,63 +2484,126 @@
     </w:p>
     <w:p>
       <w:pPr>
+        <w:pStyle w:val="Textoindependiente"/>
+        <w:spacing w:line="276" w:lineRule="auto"/>
+        <w:jc w:val="center"/>
+        <w:rPr>
+          <w:rFonts w:ascii="Garamond" w:hAnsi="Garamond"/>
+          <w:b/>
+          <w:sz w:val="24"/>
+          <w:szCs w:val="22"/>
+        </w:rPr>
+      </w:pPr>
+      <w:r>
+        <w:rPr>
+          <w:rFonts w:ascii="Garamond" w:hAnsi="Garamond"/>
+          <w:b/>
+          <w:sz w:val="24"/>
+          <w:szCs w:val="22"/>
+        </w:rPr>
+        <w:t xml:space="preserve">Dr. Guillaume </w:t>
+      </w:r>
+      <w:proofErr w:type="spellStart"/>
+      <w:r>
+        <w:rPr>
+          <w:rFonts w:ascii="Garamond" w:hAnsi="Garamond"/>
+          <w:b/>
+          <w:sz w:val="24"/>
+          <w:szCs w:val="22"/>
+        </w:rPr>
+        <w:t>Yannick</w:t>
+      </w:r>
+      <w:proofErr w:type="spellEnd"/>
+      <w:r>
+        <w:rPr>
+          <w:rFonts w:ascii="Garamond" w:hAnsi="Garamond"/>
+          <w:b/>
+          <w:sz w:val="24"/>
+          <w:szCs w:val="22"/>
+        </w:rPr>
+        <w:t xml:space="preserve"> </w:t>
+      </w:r>
+      <w:proofErr w:type="spellStart"/>
+      <w:r>
+        <w:rPr>
+          <w:rFonts w:ascii="Garamond" w:hAnsi="Garamond"/>
+          <w:b/>
+          <w:sz w:val="24"/>
+          <w:szCs w:val="22"/>
+        </w:rPr>
+        <w:t>Serge</w:t>
+      </w:r>
+      <w:proofErr w:type="spellEnd"/>
+      <w:r>
+        <w:rPr>
+          <w:rFonts w:ascii="Garamond" w:hAnsi="Garamond"/>
+          <w:b/>
+          <w:sz w:val="24"/>
+          <w:szCs w:val="22"/>
+        </w:rPr>
+        <w:t xml:space="preserve"> </w:t>
+      </w:r>
+      <w:proofErr w:type="spellStart"/>
+      <w:r>
+        <w:rPr>
+          <w:rFonts w:ascii="Garamond" w:hAnsi="Garamond"/>
+          <w:b/>
+          <w:sz w:val="24"/>
+          <w:szCs w:val="22"/>
+        </w:rPr>
+        <w:t>Oisel</w:t>
+      </w:r>
+      <w:proofErr w:type="spellEnd"/>
+    </w:p>
+    <w:p>
+      <w:pPr>
+        <w:pStyle w:val="Textoindependiente"/>
+        <w:spacing w:line="276" w:lineRule="auto"/>
+        <w:jc w:val="center"/>
+        <w:rPr>
+          <w:rFonts w:ascii="Garamond" w:hAnsi="Garamond"/>
+          <w:sz w:val="24"/>
+        </w:rPr>
+      </w:pPr>
+      <w:r>
+        <w:rPr>
+          <w:rFonts w:ascii="Garamond" w:hAnsi="Garamond"/>
+          <w:sz w:val="24"/>
+        </w:rPr>
+        <w:t>Director de la Dirección Ejecutiva</w:t>
+      </w:r>
+    </w:p>
+    <w:p>
+      <w:pPr>
+        <w:pStyle w:val="Textoindependiente"/>
+        <w:spacing w:line="276" w:lineRule="auto"/>
+        <w:jc w:val="center"/>
+        <w:rPr>
+          <w:rFonts w:ascii="Garamond" w:hAnsi="Garamond"/>
+          <w:sz w:val="24"/>
+          <w:szCs w:val="22"/>
+        </w:rPr>
+      </w:pPr>
+      <w:r>
+        <w:rPr>
+          <w:rFonts w:ascii="Garamond" w:hAnsi="Garamond"/>
+          <w:sz w:val="24"/>
+          <w:szCs w:val="22"/>
+        </w:rPr>
+        <w:t>Centro de Idiomas de la UNMSM</w:t>
+      </w:r>
+    </w:p>
+    <w:p>
+      <w:pPr>
         <w:spacing w:line="276" w:lineRule="auto"/>
         <w:ind w:right="-2"/>
         <w:jc w:val="center"/>
         <w:rPr>
           <w:rFonts w:ascii="Garamond" w:hAnsi="Garamond"/>
-          <w:b/>
-          <w:sz w:val="24"/>
-        </w:rPr>
-      </w:pPr>
-      <w:r>
-        <w:rPr>
-          <w:rFonts w:ascii="Garamond" w:hAnsi="Garamond"/>
-          <w:b/>
-          <w:sz w:val="24"/>
-        </w:rPr>
-        <w:t>Mg. Yolanda Ruth Julca Estrada</w:t>
-      </w:r>
-    </w:p>
-    <w:p>
-      <w:pPr>
-        <w:spacing w:line="276" w:lineRule="auto"/>
-        <w:ind w:right="-2"/>
-        <w:jc w:val="center"/>
-        <w:rPr>
-          <w:rFonts w:ascii="Garamond" w:hAnsi="Garamond"/>
           <w:bCs/>
           <w:sz w:val="24"/>
         </w:rPr>
       </w:pPr>
-      <w:r>
-        <w:rPr>
-          <w:rFonts w:ascii="Garamond" w:hAnsi="Garamond"/>
-          <w:bCs/>
-          <w:sz w:val="24"/>
-        </w:rPr>
-        <w:t>Directora de la Dirección Académica</w:t>
-      </w:r>
-    </w:p>
-    <w:p>
-      <w:pPr>
-        <w:spacing w:line="276" w:lineRule="auto"/>
-        <w:ind w:right="-2"/>
-        <w:jc w:val="center"/>
-        <w:rPr>
-          <w:rFonts w:ascii="Garamond" w:hAnsi="Garamond"/>
-          <w:bCs/>
-          <w:sz w:val="24"/>
-        </w:rPr>
-      </w:pPr>
-      <w:r>
-        <w:rPr>
-          <w:rFonts w:ascii="Garamond" w:hAnsi="Garamond"/>
-          <w:bCs/>
-          <w:sz w:val="24"/>
-        </w:rPr>
-        <w:t>Centro de Idiomas de la UNMSM</w:t>
-      </w:r>
     </w:p>
     <w:sectPr>
       <w:headerReference w:type="default" r:id="rId7"/>
@@ -2550,7 +2617,7 @@
 </file>
 
 <file path=word/endnotes.xml><?xml version="1.0" encoding="utf-8"?>
-<w:endnotes xmlns:wpc="http://schemas.microsoft.com/office/word/2010/wordprocessingCanvas" xmlns:cx="http://schemas.microsoft.com/office/drawing/2014/chartex" xmlns:cx1="http://schemas.microsoft.com/office/drawing/2015/9/8/chartex" xmlns:cx2="http://schemas.microsoft.com/office/drawing/2015/10/21/chartex" xmlns:cx3="http://schemas.microsoft.com/office/drawing/2016/5/9/chartex" xmlns:cx4="http://schemas.microsoft.com/office/drawing/2016/5/10/chartex" xmlns:cx5="http://schemas.microsoft.com/office/drawing/2016/5/11/chartex" xmlns:cx6="http://schemas.microsoft.com/office/drawing/2016/5/12/chartex" xmlns:cx7="http://schemas.microsoft.com/office/drawing/2016/5/13/chartex" xmlns:cx8="http://schemas.microsoft.com/office/drawing/2016/5/14/chartex" xmlns:mc="http://schemas.openxmlformats.org/markup-compatibility/2006" xmlns:aink="http://schemas.microsoft.com/office/drawing/2016/ink" xmlns:am3d="http://schemas.microsoft.com/office/drawing/2017/model3d" xmlns:o="urn:schemas-microsoft-com:office:office" xmlns:oel="http://schemas.microsoft.com/office/2019/extlst" xmlns:r="http://schemas.openxmlformats.org/officeDocument/2006/relationships" xmlns:m="http://schemas.openxmlformats.org/officeDocument/2006/math" xmlns:v="urn:schemas-microsoft-com:vml" xmlns:wp14="http://schemas.microsoft.com/office/word/2010/wordprocessingDrawing" xmlns:wp="http://schemas.openxmlformats.org/drawingml/2006/wordprocessingDrawing" xmlns:w10="urn:schemas-microsoft-com:office:word" xmlns:w="http://schemas.openxmlformats.org/wordprocessingml/2006/main" xmlns:w14="http://schemas.microsoft.com/office/word/2010/wordml" xmlns:w15="http://schemas.microsoft.com/office/word/2012/wordml" xmlns:w16cex="http://schemas.microsoft.com/office/word/2018/wordml/cex" xmlns:w16cid="http://schemas.microsoft.com/office/word/2016/wordml/cid" xmlns:w16="http://schemas.microsoft.com/office/word/2018/wordml" xmlns:w16du="http://schemas.microsoft.com/office/word/2023/wordml/word16du" xmlns:w16sdtdh="http://schemas.microsoft.com/office/word/2020/wordml/sdtdatahash" xmlns:w16sdtfl="http://schemas.microsoft.com/office/word/2024/wordml/sdtformatlock" xmlns:w16se="http://schemas.microsoft.com/office/word/2015/wordml/symex" xmlns:wpg="http://schemas.microsoft.com/office/word/2010/wordprocessingGroup" xmlns:wpi="http://schemas.microsoft.com/office/word/2010/wordprocessingInk" xmlns:wne="http://schemas.microsoft.com/office/word/2006/wordml" xmlns:wps="http://schemas.microsoft.com/office/word/2010/wordprocessingShape" mc:Ignorable="w14 w15 w16se w16cid w16 w16cex w16sdtdh w16sdtfl w16du wp14">
+<w:endnotes xmlns:wpc="http://schemas.microsoft.com/office/word/2010/wordprocessingCanvas" xmlns:cx="http://schemas.microsoft.com/office/drawing/2014/chartex" xmlns:mc="http://schemas.openxmlformats.org/markup-compatibility/2006" xmlns:o="urn:schemas-microsoft-com:office:office" xmlns:r="http://schemas.openxmlformats.org/officeDocument/2006/relationships" xmlns:m="http://schemas.openxmlformats.org/officeDocument/2006/math" xmlns:v="urn:schemas-microsoft-com:vml" xmlns:wp14="http://schemas.microsoft.com/office/word/2010/wordprocessingDrawing" xmlns:wp="http://schemas.openxmlformats.org/drawingml/2006/wordprocessingDrawing" xmlns:w10="urn:schemas-microsoft-com:office:word" xmlns:w="http://schemas.openxmlformats.org/wordprocessingml/2006/main" xmlns:w14="http://schemas.microsoft.com/office/word/2010/wordml" xmlns:w15="http://schemas.microsoft.com/office/word/2012/wordml" xmlns:w16se="http://schemas.microsoft.com/office/word/2015/wordml/symex" xmlns:wpg="http://schemas.microsoft.com/office/word/2010/wordprocessingGroup" xmlns:wpi="http://schemas.microsoft.com/office/word/2010/wordprocessingInk" xmlns:wne="http://schemas.microsoft.com/office/word/2006/wordml" xmlns:wps="http://schemas.microsoft.com/office/word/2010/wordprocessingShape" mc:Ignorable="w14 w15 w16se wp14">
   <w:endnote w:type="separator" w:id="-1">
     <w:p>
       <w:r>
@@ -2569,7 +2636,7 @@
 </file>
 
 <file path=word/footnotes.xml><?xml version="1.0" encoding="utf-8"?>
-<w:footnotes xmlns:wpc="http://schemas.microsoft.com/office/word/2010/wordprocessingCanvas" xmlns:cx="http://schemas.microsoft.com/office/drawing/2014/chartex" xmlns:cx1="http://schemas.microsoft.com/office/drawing/2015/9/8/chartex" xmlns:cx2="http://schemas.microsoft.com/office/drawing/2015/10/21/chartex" xmlns:cx3="http://schemas.microsoft.com/office/drawing/2016/5/9/chartex" xmlns:cx4="http://schemas.microsoft.com/office/drawing/2016/5/10/chartex" xmlns:cx5="http://schemas.microsoft.com/office/drawing/2016/5/11/chartex" xmlns:cx6="http://schemas.microsoft.com/office/drawing/2016/5/12/chartex" xmlns:cx7="http://schemas.microsoft.com/office/drawing/2016/5/13/chartex" xmlns:cx8="http://schemas.microsoft.com/office/drawing/2016/5/14/chartex" xmlns:mc="http://schemas.openxmlformats.org/markup-compatibility/2006" xmlns:aink="http://schemas.microsoft.com/office/drawing/2016/ink" xmlns:am3d="http://schemas.microsoft.com/office/drawing/2017/model3d" xmlns:o="urn:schemas-microsoft-com:office:office" xmlns:oel="http://schemas.microsoft.com/office/2019/extlst" xmlns:r="http://schemas.openxmlformats.org/officeDocument/2006/relationships" xmlns:m="http://schemas.openxmlformats.org/officeDocument/2006/math" xmlns:v="urn:schemas-microsoft-com:vml" xmlns:wp14="http://schemas.microsoft.com/office/word/2010/wordprocessingDrawing" xmlns:wp="http://schemas.openxmlformats.org/drawingml/2006/wordprocessingDrawing" xmlns:w10="urn:schemas-microsoft-com:office:word" xmlns:w="http://schemas.openxmlformats.org/wordprocessingml/2006/main" xmlns:w14="http://schemas.microsoft.com/office/word/2010/wordml" xmlns:w15="http://schemas.microsoft.com/office/word/2012/wordml" xmlns:w16cex="http://schemas.microsoft.com/office/word/2018/wordml/cex" xmlns:w16cid="http://schemas.microsoft.com/office/word/2016/wordml/cid" xmlns:w16="http://schemas.microsoft.com/office/word/2018/wordml" xmlns:w16du="http://schemas.microsoft.com/office/word/2023/wordml/word16du" xmlns:w16sdtdh="http://schemas.microsoft.com/office/word/2020/wordml/sdtdatahash" xmlns:w16sdtfl="http://schemas.microsoft.com/office/word/2024/wordml/sdtformatlock" xmlns:w16se="http://schemas.microsoft.com/office/word/2015/wordml/symex" xmlns:wpg="http://schemas.microsoft.com/office/word/2010/wordprocessingGroup" xmlns:wpi="http://schemas.microsoft.com/office/word/2010/wordprocessingInk" xmlns:wne="http://schemas.microsoft.com/office/word/2006/wordml" xmlns:wps="http://schemas.microsoft.com/office/word/2010/wordprocessingShape" mc:Ignorable="w14 w15 w16se w16cid w16 w16cex w16sdtdh w16sdtfl w16du wp14">
+<w:footnotes xmlns:wpc="http://schemas.microsoft.com/office/word/2010/wordprocessingCanvas" xmlns:cx="http://schemas.microsoft.com/office/drawing/2014/chartex" xmlns:mc="http://schemas.openxmlformats.org/markup-compatibility/2006" xmlns:o="urn:schemas-microsoft-com:office:office" xmlns:r="http://schemas.openxmlformats.org/officeDocument/2006/relationships" xmlns:m="http://schemas.openxmlformats.org/officeDocument/2006/math" xmlns:v="urn:schemas-microsoft-com:vml" xmlns:wp14="http://schemas.microsoft.com/office/word/2010/wordprocessingDrawing" xmlns:wp="http://schemas.openxmlformats.org/drawingml/2006/wordprocessingDrawing" xmlns:w10="urn:schemas-microsoft-com:office:word" xmlns:w="http://schemas.openxmlformats.org/wordprocessingml/2006/main" xmlns:w14="http://schemas.microsoft.com/office/word/2010/wordml" xmlns:w15="http://schemas.microsoft.com/office/word/2012/wordml" xmlns:w16se="http://schemas.microsoft.com/office/word/2015/wordml/symex" xmlns:wpg="http://schemas.microsoft.com/office/word/2010/wordprocessingGroup" xmlns:wpi="http://schemas.microsoft.com/office/word/2010/wordprocessingInk" xmlns:wne="http://schemas.microsoft.com/office/word/2006/wordml" xmlns:wps="http://schemas.microsoft.com/office/word/2010/wordprocessingShape" mc:Ignorable="w14 w15 w16se wp14">
   <w:footnote w:type="separator" w:id="-1">
     <w:p>
       <w:r>
@@ -2588,7 +2655,7 @@
 </file>
 
 <file path=word/header1.xml><?xml version="1.0" encoding="utf-8"?>
-<w:hdr xmlns:wpc="http://schemas.microsoft.com/office/word/2010/wordprocessingCanvas" xmlns:cx="http://schemas.microsoft.com/office/drawing/2014/chartex" xmlns:cx1="http://schemas.microsoft.com/office/drawing/2015/9/8/chartex" xmlns:cx2="http://schemas.microsoft.com/office/drawing/2015/10/21/chartex" xmlns:cx3="http://schemas.microsoft.com/office/drawing/2016/5/9/chartex" xmlns:cx4="http://schemas.microsoft.com/office/drawing/2016/5/10/chartex" xmlns:cx5="http://schemas.microsoft.com/office/drawing/2016/5/11/chartex" xmlns:cx6="http://schemas.microsoft.com/office/drawing/2016/5/12/chartex" xmlns:cx7="http://schemas.microsoft.com/office/drawing/2016/5/13/chartex" xmlns:cx8="http://schemas.microsoft.com/office/drawing/2016/5/14/chartex" xmlns:mc="http://schemas.openxmlformats.org/markup-compatibility/2006" xmlns:aink="http://schemas.microsoft.com/office/drawing/2016/ink" xmlns:am3d="http://schemas.microsoft.com/office/drawing/2017/model3d" xmlns:o="urn:schemas-microsoft-com:office:office" xmlns:oel="http://schemas.microsoft.com/office/2019/extlst" xmlns:r="http://schemas.openxmlformats.org/officeDocument/2006/relationships" xmlns:m="http://schemas.openxmlformats.org/officeDocument/2006/math" xmlns:v="urn:schemas-microsoft-com:vml" xmlns:wp14="http://schemas.microsoft.com/office/word/2010/wordprocessingDrawing" xmlns:wp="http://schemas.openxmlformats.org/drawingml/2006/wordprocessingDrawing" xmlns:w10="urn:schemas-microsoft-com:office:word" xmlns:w="http://schemas.openxmlformats.org/wordprocessingml/2006/main" xmlns:w14="http://schemas.microsoft.com/office/word/2010/wordml" xmlns:w15="http://schemas.microsoft.com/office/word/2012/wordml" xmlns:w16cex="http://schemas.microsoft.com/office/word/2018/wordml/cex" xmlns:w16cid="http://schemas.microsoft.com/office/word/2016/wordml/cid" xmlns:w16="http://schemas.microsoft.com/office/word/2018/wordml" xmlns:w16du="http://schemas.microsoft.com/office/word/2023/wordml/word16du" xmlns:w16sdtdh="http://schemas.microsoft.com/office/word/2020/wordml/sdtdatahash" xmlns:w16sdtfl="http://schemas.microsoft.com/office/word/2024/wordml/sdtformatlock" xmlns:w16se="http://schemas.microsoft.com/office/word/2015/wordml/symex" xmlns:wpg="http://schemas.microsoft.com/office/word/2010/wordprocessingGroup" xmlns:wpi="http://schemas.microsoft.com/office/word/2010/wordprocessingInk" xmlns:wne="http://schemas.microsoft.com/office/word/2006/wordml" xmlns:wps="http://schemas.microsoft.com/office/word/2010/wordprocessingShape" mc:Ignorable="w14 w15 w16se w16cid w16 w16cex w16sdtdh w16sdtfl w16du wp14">
+<w:hdr xmlns:wpc="http://schemas.microsoft.com/office/word/2010/wordprocessingCanvas" xmlns:cx="http://schemas.microsoft.com/office/drawing/2014/chartex" xmlns:mc="http://schemas.openxmlformats.org/markup-compatibility/2006" xmlns:o="urn:schemas-microsoft-com:office:office" xmlns:r="http://schemas.openxmlformats.org/officeDocument/2006/relationships" xmlns:m="http://schemas.openxmlformats.org/officeDocument/2006/math" xmlns:v="urn:schemas-microsoft-com:vml" xmlns:wp14="http://schemas.microsoft.com/office/word/2010/wordprocessingDrawing" xmlns:wp="http://schemas.openxmlformats.org/drawingml/2006/wordprocessingDrawing" xmlns:w10="urn:schemas-microsoft-com:office:word" xmlns:w="http://schemas.openxmlformats.org/wordprocessingml/2006/main" xmlns:w14="http://schemas.microsoft.com/office/word/2010/wordml" xmlns:w15="http://schemas.microsoft.com/office/word/2012/wordml" xmlns:w16se="http://schemas.microsoft.com/office/word/2015/wordml/symex" xmlns:wpg="http://schemas.microsoft.com/office/word/2010/wordprocessingGroup" xmlns:wpi="http://schemas.microsoft.com/office/word/2010/wordprocessingInk" xmlns:wne="http://schemas.microsoft.com/office/word/2006/wordml" xmlns:wps="http://schemas.microsoft.com/office/word/2010/wordprocessingShape" mc:Ignorable="w14 w15 w16se wp14">
   <w:p>
     <w:pPr>
       <w:pStyle w:val="Encabezado"/>
@@ -2665,7 +2732,7 @@
 </file>
 
 <file path=word/numbering.xml><?xml version="1.0" encoding="utf-8"?>
-<w:numbering xmlns:wpc="http://schemas.microsoft.com/office/word/2010/wordprocessingCanvas" xmlns:cx="http://schemas.microsoft.com/office/drawing/2014/chartex" xmlns:cx1="http://schemas.microsoft.com/office/drawing/2015/9/8/chartex" xmlns:cx2="http://schemas.microsoft.com/office/drawing/2015/10/21/chartex" xmlns:cx3="http://schemas.microsoft.com/office/drawing/2016/5/9/chartex" xmlns:cx4="http://schemas.microsoft.com/office/drawing/2016/5/10/chartex" xmlns:cx5="http://schemas.microsoft.com/office/drawing/2016/5/11/chartex" xmlns:cx6="http://schemas.microsoft.com/office/drawing/2016/5/12/chartex" xmlns:cx7="http://schemas.microsoft.com/office/drawing/2016/5/13/chartex" xmlns:cx8="http://schemas.microsoft.com/office/drawing/2016/5/14/chartex" xmlns:mc="http://schemas.openxmlformats.org/markup-compatibility/2006" xmlns:aink="http://schemas.microsoft.com/office/drawing/2016/ink" xmlns:am3d="http://schemas.microsoft.com/office/drawing/2017/model3d" xmlns:o="urn:schemas-microsoft-com:office:office" xmlns:oel="http://schemas.microsoft.com/office/2019/extlst" xmlns:r="http://schemas.openxmlformats.org/officeDocument/2006/relationships" xmlns:m="http://schemas.openxmlformats.org/officeDocument/2006/math" xmlns:v="urn:schemas-microsoft-com:vml" xmlns:wp14="http://schemas.microsoft.com/office/word/2010/wordprocessingDrawing" xmlns:wp="http://schemas.openxmlformats.org/drawingml/2006/wordprocessingDrawing" xmlns:w10="urn:schemas-microsoft-com:office:word" xmlns:w="http://schemas.openxmlformats.org/wordprocessingml/2006/main" xmlns:w14="http://schemas.microsoft.com/office/word/2010/wordml" xmlns:w15="http://schemas.microsoft.com/office/word/2012/wordml" xmlns:w16cex="http://schemas.microsoft.com/office/word/2018/wordml/cex" xmlns:w16cid="http://schemas.microsoft.com/office/word/2016/wordml/cid" xmlns:w16="http://schemas.microsoft.com/office/word/2018/wordml" xmlns:w16du="http://schemas.microsoft.com/office/word/2023/wordml/word16du" xmlns:w16sdtdh="http://schemas.microsoft.com/office/word/2020/wordml/sdtdatahash" xmlns:w16sdtfl="http://schemas.microsoft.com/office/word/2024/wordml/sdtformatlock" xmlns:w16se="http://schemas.microsoft.com/office/word/2015/wordml/symex" xmlns:wpg="http://schemas.microsoft.com/office/word/2010/wordprocessingGroup" xmlns:wpi="http://schemas.microsoft.com/office/word/2010/wordprocessingInk" xmlns:wne="http://schemas.microsoft.com/office/word/2006/wordml" xmlns:wps="http://schemas.microsoft.com/office/word/2010/wordprocessingShape" mc:Ignorable="w14 w15 w16se w16cid w16 w16cex w16sdtdh w16sdtfl w16du wp14">
+<w:numbering xmlns:wpc="http://schemas.microsoft.com/office/word/2010/wordprocessingCanvas" xmlns:cx="http://schemas.microsoft.com/office/drawing/2014/chartex" xmlns:mc="http://schemas.openxmlformats.org/markup-compatibility/2006" xmlns:o="urn:schemas-microsoft-com:office:office" xmlns:r="http://schemas.openxmlformats.org/officeDocument/2006/relationships" xmlns:m="http://schemas.openxmlformats.org/officeDocument/2006/math" xmlns:v="urn:schemas-microsoft-com:vml" xmlns:wp14="http://schemas.microsoft.com/office/word/2010/wordprocessingDrawing" xmlns:wp="http://schemas.openxmlformats.org/drawingml/2006/wordprocessingDrawing" xmlns:w10="urn:schemas-microsoft-com:office:word" xmlns:w="http://schemas.openxmlformats.org/wordprocessingml/2006/main" xmlns:w14="http://schemas.microsoft.com/office/word/2010/wordml" xmlns:w15="http://schemas.microsoft.com/office/word/2012/wordml" xmlns:w16se="http://schemas.microsoft.com/office/word/2015/wordml/symex" xmlns:wpg="http://schemas.microsoft.com/office/word/2010/wordprocessingGroup" xmlns:wpi="http://schemas.microsoft.com/office/word/2010/wordprocessingInk" xmlns:wne="http://schemas.microsoft.com/office/word/2006/wordml" xmlns:wps="http://schemas.microsoft.com/office/word/2010/wordprocessingShape" mc:Ignorable="w14 w15 w16se wp14">
   <w:abstractNum w:abstractNumId="0" w15:restartNumberingAfterBreak="0">
     <w:nsid w:val="568B6821"/>
     <w:multiLevelType w:val="hybridMultilevel"/>
@@ -2874,17 +2941,17 @@
       </w:pPr>
     </w:lvl>
   </w:abstractNum>
-  <w:num w:numId="1" w16cid:durableId="2052682051">
+  <w:num w:numId="1">
     <w:abstractNumId w:val="0"/>
   </w:num>
-  <w:num w:numId="2" w16cid:durableId="1374387665">
+  <w:num w:numId="2">
     <w:abstractNumId w:val="1"/>
   </w:num>
 </w:numbering>
 </file>
 
 <file path=word/styles.xml><?xml version="1.0" encoding="utf-8"?>
-<w:styles xmlns:mc="http://schemas.openxmlformats.org/markup-compatibility/2006" xmlns:r="http://schemas.openxmlformats.org/officeDocument/2006/relationships" xmlns:w="http://schemas.openxmlformats.org/wordprocessingml/2006/main" xmlns:w14="http://schemas.microsoft.com/office/word/2010/wordml" xmlns:w15="http://schemas.microsoft.com/office/word/2012/wordml" xmlns:w16cex="http://schemas.microsoft.com/office/word/2018/wordml/cex" xmlns:w16cid="http://schemas.microsoft.com/office/word/2016/wordml/cid" xmlns:w16="http://schemas.microsoft.com/office/word/2018/wordml" xmlns:w16du="http://schemas.microsoft.com/office/word/2023/wordml/word16du" xmlns:w16sdtdh="http://schemas.microsoft.com/office/word/2020/wordml/sdtdatahash" xmlns:w16sdtfl="http://schemas.microsoft.com/office/word/2024/wordml/sdtformatlock" xmlns:w16se="http://schemas.microsoft.com/office/word/2015/wordml/symex" mc:Ignorable="w14 w15 w16se w16cid w16 w16cex w16sdtdh w16sdtfl w16du">
+<w:styles xmlns:mc="http://schemas.openxmlformats.org/markup-compatibility/2006" xmlns:r="http://schemas.openxmlformats.org/officeDocument/2006/relationships" xmlns:w="http://schemas.openxmlformats.org/wordprocessingml/2006/main" xmlns:w14="http://schemas.microsoft.com/office/word/2010/wordml" xmlns:w15="http://schemas.microsoft.com/office/word/2012/wordml" xmlns:w16se="http://schemas.microsoft.com/office/word/2015/wordml/symex" mc:Ignorable="w14 w15 w16se">
   <w:docDefaults>
     <w:rPrDefault>
       <w:rPr>
@@ -2902,7 +2969,7 @@
       </w:pPr>
     </w:pPrDefault>
   </w:docDefaults>
-  <w:latentStyles w:defLockedState="0" w:defUIPriority="99" w:defSemiHidden="0" w:defUnhideWhenUsed="0" w:defQFormat="0" w:count="376">
+  <w:latentStyles w:defLockedState="0" w:defUIPriority="99" w:defSemiHidden="0" w:defUnhideWhenUsed="0" w:defQFormat="0" w:count="371">
     <w:lsdException w:name="Normal" w:uiPriority="0" w:qFormat="1"/>
     <w:lsdException w:name="heading 1" w:uiPriority="9" w:qFormat="1"/>
     <w:lsdException w:name="heading 2" w:semiHidden="1" w:uiPriority="9" w:unhideWhenUsed="1" w:qFormat="1"/>
@@ -3274,11 +3341,6 @@
     <w:lsdException w:name="List Table 5 Dark Accent 6" w:uiPriority="50"/>
     <w:lsdException w:name="List Table 6 Colorful Accent 6" w:uiPriority="51"/>
     <w:lsdException w:name="List Table 7 Colorful Accent 6" w:uiPriority="52"/>
-    <w:lsdException w:name="Mention" w:semiHidden="1" w:unhideWhenUsed="1"/>
-    <w:lsdException w:name="Smart Hyperlink" w:semiHidden="1" w:unhideWhenUsed="1"/>
-    <w:lsdException w:name="Hashtag" w:semiHidden="1" w:unhideWhenUsed="1"/>
-    <w:lsdException w:name="Unresolved Mention" w:semiHidden="1" w:unhideWhenUsed="1"/>
-    <w:lsdException w:name="Smart Link" w:semiHidden="1" w:unhideWhenUsed="1"/>
   </w:latentStyles>
   <w:style w:type="paragraph" w:default="1" w:styleId="Normal">
     <w:name w:val="Normal"/>
@@ -3310,6 +3372,7 @@
   <w:style w:type="character" w:default="1" w:styleId="Fuentedeprrafopredeter">
     <w:name w:val="Default Paragraph Font"/>
     <w:uiPriority w:val="1"/>
+    <w:semiHidden/>
     <w:unhideWhenUsed/>
   </w:style>
   <w:style w:type="table" w:default="1" w:styleId="Tablanormal">

--- a/Modelos_documentos/tdr_tipoB_.docx
+++ b/Modelos_documentos/tdr_tipoB_.docx
@@ -2373,7 +2373,7 @@
           <w:spacing w:val="-12"/>
           <w:szCs w:val="22"/>
         </w:rPr>
-        <w:t>Académica</w:t>
+        <w:t>Ejecutiva</w:t>
       </w:r>
       <w:bookmarkStart w:id="7" w:name="_GoBack"/>
       <w:bookmarkEnd w:id="7"/>
@@ -2563,16 +2563,14 @@
         <w:rPr>
           <w:rFonts w:ascii="Garamond" w:hAnsi="Garamond"/>
           <w:sz w:val="24"/>
-          <w:szCs w:val="22"/>
         </w:rPr>
       </w:pPr>
       <w:r>
         <w:rPr>
           <w:rFonts w:ascii="Garamond" w:hAnsi="Garamond"/>
           <w:sz w:val="24"/>
-          <w:szCs w:val="22"/>
-        </w:rPr>
-        <w:t>Director de la Dirección Académica</w:t>
+        </w:rPr>
+        <w:t>Director de la Dirección Ejecutiva</w:t>
       </w:r>
     </w:p>
     <w:p>
@@ -2602,7 +2600,8 @@
         <w:jc w:val="center"/>
         <w:rPr>
           <w:rFonts w:ascii="Garamond" w:hAnsi="Garamond"/>
-          <w:spacing w:val="-2"/>
+          <w:bCs/>
+          <w:sz w:val="24"/>
         </w:rPr>
       </w:pPr>
     </w:p>
@@ -2745,7 +2744,6 @@
       <w:lvlJc w:val="left"/>
       <w:pPr>
         <w:ind w:left="568" w:hanging="567"/>
-        <w:jc w:val="left"/>
       </w:pPr>
       <w:rPr>
         <w:rFonts w:ascii="Arial" w:eastAsia="Arial" w:hAnsi="Arial" w:cs="Arial" w:hint="default"/>

--- a/Modelos_documentos/tdr_tipoB_.docx
+++ b/Modelos_documentos/tdr_tipoB_.docx
@@ -1165,232 +1165,7 @@
           <w:rFonts w:ascii="Garamond" w:hAnsi="Garamond"/>
           <w:sz w:val="20"/>
         </w:rPr>
-        <w:t>Dictar</w:t>
-      </w:r>
-      <w:r>
-        <w:rPr>
-          <w:rFonts w:ascii="Garamond" w:hAnsi="Garamond"/>
-          <w:spacing w:val="-8"/>
-          <w:sz w:val="20"/>
-        </w:rPr>
-        <w:t xml:space="preserve"> </w:t>
-      </w:r>
-      <w:r>
-        <w:rPr>
-          <w:rFonts w:ascii="Garamond" w:hAnsi="Garamond"/>
-          <w:sz w:val="20"/>
-        </w:rPr>
-        <w:t>clases,</w:t>
-      </w:r>
-      <w:r>
-        <w:rPr>
-          <w:rFonts w:ascii="Garamond" w:hAnsi="Garamond"/>
-          <w:spacing w:val="-4"/>
-          <w:sz w:val="20"/>
-        </w:rPr>
-        <w:t xml:space="preserve"> </w:t>
-      </w:r>
-      <w:r>
-        <w:rPr>
-          <w:rFonts w:ascii="Garamond" w:hAnsi="Garamond"/>
-          <w:sz w:val="20"/>
-        </w:rPr>
-        <w:t>p</w:t>
-      </w:r>
-      <w:r>
-        <w:rPr>
-          <w:rFonts w:ascii="Garamond" w:hAnsi="Garamond"/>
-          <w:sz w:val="20"/>
-        </w:rPr>
-        <w:t>reparar</w:t>
-      </w:r>
-      <w:r>
-        <w:rPr>
-          <w:rFonts w:ascii="Garamond" w:hAnsi="Garamond"/>
-          <w:spacing w:val="-5"/>
-          <w:sz w:val="20"/>
-        </w:rPr>
-        <w:t xml:space="preserve"> </w:t>
-      </w:r>
-      <w:r>
-        <w:rPr>
-          <w:rFonts w:ascii="Garamond" w:hAnsi="Garamond"/>
-          <w:sz w:val="20"/>
-        </w:rPr>
-        <w:t>las</w:t>
-      </w:r>
-      <w:r>
-        <w:rPr>
-          <w:rFonts w:ascii="Garamond" w:hAnsi="Garamond"/>
-          <w:spacing w:val="-3"/>
-          <w:sz w:val="20"/>
-        </w:rPr>
-        <w:t xml:space="preserve"> </w:t>
-      </w:r>
-      <w:r>
-        <w:rPr>
-          <w:rFonts w:ascii="Garamond" w:hAnsi="Garamond"/>
-          <w:sz w:val="20"/>
-        </w:rPr>
-        <w:t>clases,</w:t>
-      </w:r>
-      <w:r>
-        <w:rPr>
-          <w:rFonts w:ascii="Garamond" w:hAnsi="Garamond"/>
-          <w:spacing w:val="-9"/>
-          <w:sz w:val="20"/>
-        </w:rPr>
-        <w:t xml:space="preserve"> </w:t>
-      </w:r>
-      <w:r>
-        <w:rPr>
-          <w:rFonts w:ascii="Garamond" w:hAnsi="Garamond"/>
-          <w:spacing w:val="-9"/>
-          <w:sz w:val="20"/>
-        </w:rPr>
-        <w:t>e</w:t>
-      </w:r>
-      <w:r>
-        <w:rPr>
-          <w:rFonts w:ascii="Garamond" w:hAnsi="Garamond"/>
-          <w:sz w:val="20"/>
-        </w:rPr>
-        <w:t>valuar</w:t>
-      </w:r>
-      <w:r>
-        <w:rPr>
-          <w:rFonts w:ascii="Garamond" w:hAnsi="Garamond"/>
-          <w:spacing w:val="-3"/>
-          <w:sz w:val="20"/>
-        </w:rPr>
-        <w:t xml:space="preserve"> </w:t>
-      </w:r>
-      <w:r>
-        <w:rPr>
-          <w:rFonts w:ascii="Garamond" w:hAnsi="Garamond"/>
-          <w:sz w:val="20"/>
-        </w:rPr>
-        <w:t>a</w:t>
-      </w:r>
-      <w:r>
-        <w:rPr>
-          <w:rFonts w:ascii="Garamond" w:hAnsi="Garamond"/>
-          <w:spacing w:val="-7"/>
-          <w:sz w:val="20"/>
-        </w:rPr>
-        <w:t xml:space="preserve"> </w:t>
-      </w:r>
-      <w:r>
-        <w:rPr>
-          <w:rFonts w:ascii="Garamond" w:hAnsi="Garamond"/>
-          <w:sz w:val="20"/>
-        </w:rPr>
-        <w:t>los</w:t>
-      </w:r>
-      <w:r>
-        <w:rPr>
-          <w:rFonts w:ascii="Garamond" w:hAnsi="Garamond"/>
-          <w:spacing w:val="-5"/>
-          <w:sz w:val="20"/>
-        </w:rPr>
-        <w:t xml:space="preserve"> </w:t>
-      </w:r>
-      <w:r>
-        <w:rPr>
-          <w:rFonts w:ascii="Garamond" w:hAnsi="Garamond"/>
-          <w:sz w:val="20"/>
-        </w:rPr>
-        <w:t>alumnos,</w:t>
-      </w:r>
-      <w:r>
-        <w:rPr>
-          <w:rFonts w:ascii="Garamond" w:hAnsi="Garamond"/>
-          <w:spacing w:val="-9"/>
-          <w:sz w:val="20"/>
-        </w:rPr>
-        <w:t xml:space="preserve"> </w:t>
-      </w:r>
-      <w:r>
-        <w:rPr>
-          <w:rFonts w:ascii="Garamond" w:hAnsi="Garamond"/>
-          <w:sz w:val="20"/>
-        </w:rPr>
-        <w:t>d</w:t>
-      </w:r>
-      <w:r>
-        <w:rPr>
-          <w:rFonts w:ascii="Garamond" w:hAnsi="Garamond"/>
-          <w:sz w:val="20"/>
-        </w:rPr>
-        <w:t>iseñar</w:t>
-      </w:r>
-      <w:r>
-        <w:rPr>
-          <w:rFonts w:ascii="Garamond" w:hAnsi="Garamond"/>
-          <w:spacing w:val="-5"/>
-          <w:sz w:val="20"/>
-        </w:rPr>
-        <w:t xml:space="preserve"> </w:t>
-      </w:r>
-      <w:r>
-        <w:rPr>
-          <w:rFonts w:ascii="Garamond" w:hAnsi="Garamond"/>
-          <w:sz w:val="20"/>
-        </w:rPr>
-        <w:t>e</w:t>
-      </w:r>
-      <w:r>
-        <w:rPr>
-          <w:rFonts w:ascii="Garamond" w:hAnsi="Garamond"/>
-          <w:sz w:val="20"/>
-        </w:rPr>
-        <w:t>xámenes,</w:t>
-      </w:r>
-      <w:r>
-        <w:rPr>
-          <w:rFonts w:ascii="Garamond" w:hAnsi="Garamond"/>
-          <w:spacing w:val="-4"/>
-          <w:sz w:val="20"/>
-        </w:rPr>
-        <w:t xml:space="preserve"> </w:t>
-      </w:r>
-      <w:r>
-        <w:rPr>
-          <w:rFonts w:ascii="Garamond" w:hAnsi="Garamond"/>
-          <w:sz w:val="20"/>
-        </w:rPr>
-        <w:t>entregar</w:t>
-      </w:r>
-      <w:r>
-        <w:rPr>
-          <w:rFonts w:ascii="Garamond" w:hAnsi="Garamond"/>
-          <w:spacing w:val="-8"/>
-          <w:sz w:val="20"/>
-        </w:rPr>
-        <w:t xml:space="preserve"> </w:t>
-      </w:r>
-      <w:r>
-        <w:rPr>
-          <w:rFonts w:ascii="Garamond" w:hAnsi="Garamond"/>
-          <w:sz w:val="20"/>
-        </w:rPr>
-        <w:t xml:space="preserve">notas y </w:t>
-      </w:r>
-      <w:bookmarkStart w:id="3" w:name="VI._MODALIDAD_DEL_SERVICIO:"/>
-      <w:bookmarkEnd w:id="3"/>
-      <w:r>
-        <w:rPr>
-          <w:rFonts w:ascii="Garamond" w:hAnsi="Garamond"/>
-          <w:sz w:val="20"/>
-        </w:rPr>
-        <w:t>p</w:t>
-      </w:r>
-      <w:r>
-        <w:rPr>
-          <w:rFonts w:ascii="Garamond" w:hAnsi="Garamond"/>
-          <w:sz w:val="20"/>
-        </w:rPr>
-        <w:t>resentar informe de dictado de curso.</w:t>
+        <w:t>actividades_docentes</w:t>
       </w:r>
     </w:p>
     <w:p>
@@ -1532,87 +1307,87 @@
           <w:szCs w:val="22"/>
         </w:rPr>
       </w:pPr>
-      <w:bookmarkStart w:id="4" w:name="VII._LUGAR_DE_PRESTACIÓN_DEL_SERVICIO:"/>
+      <w:bookmarkStart w:id="3" w:name="VII._LUGAR_DE_PRESTACIÓN_DEL_SERVICIO:"/>
+      <w:bookmarkEnd w:id="3"/>
+      <w:r>
+        <w:rPr>
+          <w:rFonts w:ascii="Garamond" w:hAnsi="Garamond"/>
+          <w:sz w:val="22"/>
+          <w:szCs w:val="22"/>
+        </w:rPr>
+        <w:t>LUGAR</w:t>
+      </w:r>
+      <w:r>
+        <w:rPr>
+          <w:rFonts w:ascii="Garamond" w:hAnsi="Garamond"/>
+          <w:spacing w:val="-16"/>
+          <w:sz w:val="22"/>
+          <w:szCs w:val="22"/>
+        </w:rPr>
+        <w:t xml:space="preserve"> </w:t>
+      </w:r>
+      <w:r>
+        <w:rPr>
+          <w:rFonts w:ascii="Garamond" w:hAnsi="Garamond"/>
+          <w:sz w:val="22"/>
+          <w:szCs w:val="22"/>
+        </w:rPr>
+        <w:t>DE</w:t>
+      </w:r>
+      <w:r>
+        <w:rPr>
+          <w:rFonts w:ascii="Garamond" w:hAnsi="Garamond"/>
+          <w:spacing w:val="-12"/>
+          <w:sz w:val="22"/>
+          <w:szCs w:val="22"/>
+        </w:rPr>
+        <w:t xml:space="preserve"> </w:t>
+      </w:r>
+      <w:r>
+        <w:rPr>
+          <w:rFonts w:ascii="Garamond" w:hAnsi="Garamond"/>
+          <w:sz w:val="22"/>
+          <w:szCs w:val="22"/>
+        </w:rPr>
+        <w:t>PRESTACIÓN</w:t>
+      </w:r>
+      <w:r>
+        <w:rPr>
+          <w:rFonts w:ascii="Garamond" w:hAnsi="Garamond"/>
+          <w:spacing w:val="-11"/>
+          <w:sz w:val="22"/>
+          <w:szCs w:val="22"/>
+        </w:rPr>
+        <w:t xml:space="preserve"> </w:t>
+      </w:r>
+      <w:r>
+        <w:rPr>
+          <w:rFonts w:ascii="Garamond" w:hAnsi="Garamond"/>
+          <w:sz w:val="22"/>
+          <w:szCs w:val="22"/>
+        </w:rPr>
+        <w:t>DEL</w:t>
+      </w:r>
+      <w:r>
+        <w:rPr>
+          <w:rFonts w:ascii="Garamond" w:hAnsi="Garamond"/>
+          <w:spacing w:val="-10"/>
+          <w:sz w:val="22"/>
+          <w:szCs w:val="22"/>
+        </w:rPr>
+        <w:t xml:space="preserve"> </w:t>
+      </w:r>
+      <w:r>
+        <w:rPr>
+          <w:rFonts w:ascii="Garamond" w:hAnsi="Garamond"/>
+          <w:spacing w:val="-2"/>
+          <w:sz w:val="22"/>
+          <w:szCs w:val="22"/>
+        </w:rPr>
+        <w:t>SERVICIO:</w:t>
+      </w:r>
+      <w:bookmarkStart w:id="4" w:name="VIII._PLAZO_DEL_SERVICIO:"/>
       <w:bookmarkEnd w:id="4"/>
-      <w:r>
-        <w:rPr>
-          <w:rFonts w:ascii="Garamond" w:hAnsi="Garamond"/>
-          <w:sz w:val="22"/>
-          <w:szCs w:val="22"/>
-        </w:rPr>
-        <w:t>LUGAR</w:t>
-      </w:r>
-      <w:r>
-        <w:rPr>
-          <w:rFonts w:ascii="Garamond" w:hAnsi="Garamond"/>
-          <w:spacing w:val="-16"/>
-          <w:sz w:val="22"/>
-          <w:szCs w:val="22"/>
-        </w:rPr>
-        <w:t xml:space="preserve"> </w:t>
-      </w:r>
-      <w:r>
-        <w:rPr>
-          <w:rFonts w:ascii="Garamond" w:hAnsi="Garamond"/>
-          <w:sz w:val="22"/>
-          <w:szCs w:val="22"/>
-        </w:rPr>
-        <w:t>DE</w:t>
-      </w:r>
-      <w:r>
-        <w:rPr>
-          <w:rFonts w:ascii="Garamond" w:hAnsi="Garamond"/>
-          <w:spacing w:val="-12"/>
-          <w:sz w:val="22"/>
-          <w:szCs w:val="22"/>
-        </w:rPr>
-        <w:t xml:space="preserve"> </w:t>
-      </w:r>
-      <w:r>
-        <w:rPr>
-          <w:rFonts w:ascii="Garamond" w:hAnsi="Garamond"/>
-          <w:sz w:val="22"/>
-          <w:szCs w:val="22"/>
-        </w:rPr>
-        <w:t>PRESTACIÓN</w:t>
-      </w:r>
-      <w:r>
-        <w:rPr>
-          <w:rFonts w:ascii="Garamond" w:hAnsi="Garamond"/>
-          <w:spacing w:val="-11"/>
-          <w:sz w:val="22"/>
-          <w:szCs w:val="22"/>
-        </w:rPr>
-        <w:t xml:space="preserve"> </w:t>
-      </w:r>
-      <w:r>
-        <w:rPr>
-          <w:rFonts w:ascii="Garamond" w:hAnsi="Garamond"/>
-          <w:sz w:val="22"/>
-          <w:szCs w:val="22"/>
-        </w:rPr>
-        <w:t>DEL</w:t>
-      </w:r>
-      <w:r>
-        <w:rPr>
-          <w:rFonts w:ascii="Garamond" w:hAnsi="Garamond"/>
-          <w:spacing w:val="-10"/>
-          <w:sz w:val="22"/>
-          <w:szCs w:val="22"/>
-        </w:rPr>
-        <w:t xml:space="preserve"> </w:t>
-      </w:r>
-      <w:r>
-        <w:rPr>
-          <w:rFonts w:ascii="Garamond" w:hAnsi="Garamond"/>
-          <w:spacing w:val="-2"/>
-          <w:sz w:val="22"/>
-          <w:szCs w:val="22"/>
-        </w:rPr>
-        <w:t>SERVICIO:</w:t>
-      </w:r>
-      <w:bookmarkStart w:id="5" w:name="VIII._PLAZO_DEL_SERVICIO:"/>
-      <w:bookmarkEnd w:id="5"/>
     </w:p>
     <w:p>
       <w:pPr>
@@ -1929,8 +1704,8 @@
           <w:szCs w:val="22"/>
         </w:rPr>
       </w:pPr>
-      <w:bookmarkStart w:id="6" w:name="IX._MONTO_REFERENCIAL:"/>
-      <w:bookmarkEnd w:id="6"/>
+      <w:bookmarkStart w:id="5" w:name="IX._MONTO_REFERENCIAL:"/>
+      <w:bookmarkEnd w:id="5"/>
       <w:r>
         <w:rPr>
           <w:rFonts w:ascii="Garamond" w:hAnsi="Garamond"/>
@@ -2053,7 +1828,14 @@
           <w:bCs w:val="0"/>
           <w:szCs w:val="22"/>
         </w:rPr>
-        <w:t xml:space="preserve">Monto del servicio: </w:t>
+        <w:t>Monto del servicio:</w:t>
+      </w:r>
+      <w:r>
+        <w:rPr>
+          <w:rFonts w:ascii="Garamond" w:hAnsi="Garamond"/>
+          <w:szCs w:val="22"/>
+        </w:rPr>
+        <w:t xml:space="preserve"> </w:t>
       </w:r>
       <w:proofErr w:type="spellStart"/>
       <w:r>
@@ -2072,7 +1854,7 @@
           <w:b w:val="0"/>
           <w:szCs w:val="22"/>
         </w:rPr>
-        <w:t>. Incluye el impuesto y la contribución de ley.</w:t>
+        <w:t>.</w:t>
       </w:r>
     </w:p>
     <w:p>
@@ -2086,10 +1868,11 @@
         <w:rPr>
           <w:rFonts w:ascii="Garamond" w:hAnsi="Garamond"/>
           <w:b w:val="0"/>
-          <w:sz w:val="22"/>
-          <w:szCs w:val="22"/>
-        </w:rPr>
-      </w:pPr>
+          <w:szCs w:val="22"/>
+        </w:rPr>
+      </w:pPr>
+      <w:bookmarkStart w:id="6" w:name="_GoBack"/>
+      <w:bookmarkEnd w:id="6"/>
     </w:p>
     <w:p>
       <w:pPr>
@@ -2375,8 +2158,6 @@
         </w:rPr>
         <w:t>Ejecutiva</w:t>
       </w:r>
-      <w:bookmarkStart w:id="7" w:name="_GoBack"/>
-      <w:bookmarkEnd w:id="7"/>
       <w:r>
         <w:rPr>
           <w:rFonts w:ascii="Garamond" w:hAnsi="Garamond"/>

--- a/Modelos_documentos/tdr_tipoB_.docx
+++ b/Modelos_documentos/tdr_tipoB_.docx
@@ -1,6 +1,6 @@
 
 <file path=word/document.xml><?xml version="1.0" encoding="utf-8"?>
-<w:document xmlns:wpc="http://schemas.microsoft.com/office/word/2010/wordprocessingCanvas" xmlns:cx="http://schemas.microsoft.com/office/drawing/2014/chartex" xmlns:mc="http://schemas.openxmlformats.org/markup-compatibility/2006" xmlns:o="urn:schemas-microsoft-com:office:office" xmlns:r="http://schemas.openxmlformats.org/officeDocument/2006/relationships" xmlns:m="http://schemas.openxmlformats.org/officeDocument/2006/math" xmlns:v="urn:schemas-microsoft-com:vml" xmlns:wp14="http://schemas.microsoft.com/office/word/2010/wordprocessingDrawing" xmlns:wp="http://schemas.openxmlformats.org/drawingml/2006/wordprocessingDrawing" xmlns:w10="urn:schemas-microsoft-com:office:word" xmlns:w="http://schemas.openxmlformats.org/wordprocessingml/2006/main" xmlns:w14="http://schemas.microsoft.com/office/word/2010/wordml" xmlns:w15="http://schemas.microsoft.com/office/word/2012/wordml" xmlns:w16se="http://schemas.microsoft.com/office/word/2015/wordml/symex" xmlns:wpg="http://schemas.microsoft.com/office/word/2010/wordprocessingGroup" xmlns:wpi="http://schemas.microsoft.com/office/word/2010/wordprocessingInk" xmlns:wne="http://schemas.microsoft.com/office/word/2006/wordml" xmlns:wps="http://schemas.microsoft.com/office/word/2010/wordprocessingShape" mc:Ignorable="w14 w15 w16se wp14">
+<w:document xmlns:wpc="http://schemas.microsoft.com/office/word/2010/wordprocessingCanvas" xmlns:cx="http://schemas.microsoft.com/office/drawing/2014/chartex" xmlns:cx1="http://schemas.microsoft.com/office/drawing/2015/9/8/chartex" xmlns:cx2="http://schemas.microsoft.com/office/drawing/2015/10/21/chartex" xmlns:cx3="http://schemas.microsoft.com/office/drawing/2016/5/9/chartex" xmlns:cx4="http://schemas.microsoft.com/office/drawing/2016/5/10/chartex" xmlns:cx5="http://schemas.microsoft.com/office/drawing/2016/5/11/chartex" xmlns:cx6="http://schemas.microsoft.com/office/drawing/2016/5/12/chartex" xmlns:cx7="http://schemas.microsoft.com/office/drawing/2016/5/13/chartex" xmlns:cx8="http://schemas.microsoft.com/office/drawing/2016/5/14/chartex" xmlns:mc="http://schemas.openxmlformats.org/markup-compatibility/2006" xmlns:aink="http://schemas.microsoft.com/office/drawing/2016/ink" xmlns:am3d="http://schemas.microsoft.com/office/drawing/2017/model3d" xmlns:o="urn:schemas-microsoft-com:office:office" xmlns:oel="http://schemas.microsoft.com/office/2019/extlst" xmlns:r="http://schemas.openxmlformats.org/officeDocument/2006/relationships" xmlns:m="http://schemas.openxmlformats.org/officeDocument/2006/math" xmlns:v="urn:schemas-microsoft-com:vml" xmlns:wp14="http://schemas.microsoft.com/office/word/2010/wordprocessingDrawing" xmlns:wp="http://schemas.openxmlformats.org/drawingml/2006/wordprocessingDrawing" xmlns:w10="urn:schemas-microsoft-com:office:word" xmlns:w="http://schemas.openxmlformats.org/wordprocessingml/2006/main" xmlns:w14="http://schemas.microsoft.com/office/word/2010/wordml" xmlns:w15="http://schemas.microsoft.com/office/word/2012/wordml" xmlns:w16cex="http://schemas.microsoft.com/office/word/2018/wordml/cex" xmlns:w16cid="http://schemas.microsoft.com/office/word/2016/wordml/cid" xmlns:w16="http://schemas.microsoft.com/office/word/2018/wordml" xmlns:w16du="http://schemas.microsoft.com/office/word/2023/wordml/word16du" xmlns:w16sdtdh="http://schemas.microsoft.com/office/word/2020/wordml/sdtdatahash" xmlns:w16sdtfl="http://schemas.microsoft.com/office/word/2024/wordml/sdtformatlock" xmlns:w16se="http://schemas.microsoft.com/office/word/2015/wordml/symex" xmlns:wpg="http://schemas.microsoft.com/office/word/2010/wordprocessingGroup" xmlns:wpi="http://schemas.microsoft.com/office/word/2010/wordprocessingInk" xmlns:wne="http://schemas.microsoft.com/office/word/2006/wordml" xmlns:wps="http://schemas.microsoft.com/office/word/2010/wordprocessingShape" mc:Ignorable="w14 w15 w16se w16cid w16 w16cex w16sdtdh w16sdtfl w16du wp14">
   <w:body>
     <w:p>
       <w:pPr>
@@ -12,12 +12,16 @@
         <w:rPr>
           <w:rFonts w:ascii="Garamond" w:hAnsi="Garamond"/>
           <w:b/>
+          <w:sz w:val="20"/>
+          <w:szCs w:val="20"/>
         </w:rPr>
       </w:pPr>
       <w:r>
         <w:rPr>
           <w:rFonts w:ascii="Garamond" w:hAnsi="Garamond"/>
           <w:b/>
+          <w:sz w:val="20"/>
+          <w:szCs w:val="20"/>
         </w:rPr>
         <w:t>TÉRMINOS DE REFERENCIA</w:t>
       </w:r>
@@ -29,8 +33,6 @@
         <w:rPr>
           <w:rFonts w:ascii="Garamond" w:hAnsi="Garamond"/>
           <w:b/>
-          <w:sz w:val="22"/>
-          <w:szCs w:val="22"/>
         </w:rPr>
       </w:pPr>
     </w:p>
@@ -41,8 +43,6 @@
         <w:rPr>
           <w:rFonts w:ascii="Garamond" w:hAnsi="Garamond"/>
           <w:b/>
-          <w:sz w:val="22"/>
-          <w:szCs w:val="22"/>
         </w:rPr>
       </w:pPr>
     </w:p>
@@ -61,6 +61,8 @@
         <w:rPr>
           <w:rFonts w:ascii="Garamond" w:hAnsi="Garamond"/>
           <w:b/>
+          <w:sz w:val="20"/>
+          <w:szCs w:val="20"/>
         </w:rPr>
       </w:pPr>
       <w:r>
@@ -68,6 +70,8 @@
           <w:rFonts w:ascii="Garamond" w:hAnsi="Garamond"/>
           <w:b/>
           <w:spacing w:val="-2"/>
+          <w:sz w:val="20"/>
+          <w:szCs w:val="20"/>
         </w:rPr>
         <w:t>ÁREA</w:t>
       </w:r>
@@ -76,6 +80,8 @@
           <w:rFonts w:ascii="Garamond" w:hAnsi="Garamond"/>
           <w:b/>
           <w:spacing w:val="-8"/>
+          <w:sz w:val="20"/>
+          <w:szCs w:val="20"/>
         </w:rPr>
         <w:t xml:space="preserve"> </w:t>
       </w:r>
@@ -84,6 +90,8 @@
           <w:rFonts w:ascii="Garamond" w:hAnsi="Garamond"/>
           <w:b/>
           <w:spacing w:val="-2"/>
+          <w:sz w:val="20"/>
+          <w:szCs w:val="20"/>
         </w:rPr>
         <w:t>USUARIA:</w:t>
       </w:r>
@@ -102,12 +110,14 @@
           <w:rFonts w:ascii="Garamond" w:hAnsi="Garamond"/>
           <w:spacing w:val="-2"/>
           <w:sz w:val="20"/>
+          <w:szCs w:val="20"/>
         </w:rPr>
       </w:pPr>
       <w:r>
         <w:rPr>
           <w:rFonts w:ascii="Garamond" w:hAnsi="Garamond"/>
           <w:sz w:val="20"/>
+          <w:szCs w:val="20"/>
         </w:rPr>
         <w:t>Centro</w:t>
       </w:r>
@@ -116,6 +126,7 @@
           <w:rFonts w:ascii="Garamond" w:hAnsi="Garamond"/>
           <w:spacing w:val="-10"/>
           <w:sz w:val="20"/>
+          <w:szCs w:val="20"/>
         </w:rPr>
         <w:t xml:space="preserve"> </w:t>
       </w:r>
@@ -123,6 +134,7 @@
         <w:rPr>
           <w:rFonts w:ascii="Garamond" w:hAnsi="Garamond"/>
           <w:sz w:val="20"/>
+          <w:szCs w:val="20"/>
         </w:rPr>
         <w:t>de</w:t>
       </w:r>
@@ -131,6 +143,7 @@
           <w:rFonts w:ascii="Garamond" w:hAnsi="Garamond"/>
           <w:spacing w:val="-13"/>
           <w:sz w:val="20"/>
+          <w:szCs w:val="20"/>
         </w:rPr>
         <w:t xml:space="preserve"> </w:t>
       </w:r>
@@ -138,6 +151,7 @@
         <w:rPr>
           <w:rFonts w:ascii="Garamond" w:hAnsi="Garamond"/>
           <w:sz w:val="20"/>
+          <w:szCs w:val="20"/>
         </w:rPr>
         <w:t>Idiomas</w:t>
       </w:r>
@@ -146,6 +160,7 @@
           <w:rFonts w:ascii="Garamond" w:hAnsi="Garamond"/>
           <w:spacing w:val="-9"/>
           <w:sz w:val="20"/>
+          <w:szCs w:val="20"/>
         </w:rPr>
         <w:t xml:space="preserve"> </w:t>
       </w:r>
@@ -153,6 +168,7 @@
         <w:rPr>
           <w:rFonts w:ascii="Garamond" w:hAnsi="Garamond"/>
           <w:sz w:val="20"/>
+          <w:szCs w:val="20"/>
         </w:rPr>
         <w:t>–</w:t>
       </w:r>
@@ -161,6 +177,7 @@
           <w:rFonts w:ascii="Garamond" w:hAnsi="Garamond"/>
           <w:spacing w:val="-13"/>
           <w:sz w:val="20"/>
+          <w:szCs w:val="20"/>
         </w:rPr>
         <w:t xml:space="preserve"> </w:t>
       </w:r>
@@ -168,6 +185,7 @@
         <w:rPr>
           <w:rFonts w:ascii="Garamond" w:hAnsi="Garamond"/>
           <w:sz w:val="20"/>
+          <w:szCs w:val="20"/>
         </w:rPr>
         <w:t>FLCH-</w:t>
       </w:r>
@@ -176,6 +194,7 @@
           <w:rFonts w:ascii="Garamond" w:hAnsi="Garamond"/>
           <w:spacing w:val="-2"/>
           <w:sz w:val="20"/>
+          <w:szCs w:val="20"/>
         </w:rPr>
         <w:t>UNMSM</w:t>
       </w:r>
@@ -191,6 +210,8 @@
         <w:rPr>
           <w:rFonts w:ascii="Garamond" w:hAnsi="Garamond"/>
           <w:b/>
+          <w:sz w:val="20"/>
+          <w:szCs w:val="20"/>
         </w:rPr>
       </w:pPr>
     </w:p>
@@ -208,15 +229,11 @@
         <w:ind w:left="0"/>
         <w:rPr>
           <w:rFonts w:ascii="Garamond" w:hAnsi="Garamond"/>
-          <w:sz w:val="22"/>
-          <w:szCs w:val="22"/>
-        </w:rPr>
-      </w:pPr>
-      <w:r>
-        <w:rPr>
-          <w:rFonts w:ascii="Garamond" w:hAnsi="Garamond"/>
-          <w:sz w:val="22"/>
-          <w:szCs w:val="22"/>
+        </w:rPr>
+      </w:pPr>
+      <w:r>
+        <w:rPr>
+          <w:rFonts w:ascii="Garamond" w:hAnsi="Garamond"/>
         </w:rPr>
         <w:t>OBJETO</w:t>
       </w:r>
@@ -224,16 +241,12 @@
         <w:rPr>
           <w:rFonts w:ascii="Garamond" w:hAnsi="Garamond"/>
           <w:spacing w:val="-13"/>
-          <w:sz w:val="22"/>
-          <w:szCs w:val="22"/>
-        </w:rPr>
-        <w:t xml:space="preserve"> </w:t>
-      </w:r>
-      <w:r>
-        <w:rPr>
-          <w:rFonts w:ascii="Garamond" w:hAnsi="Garamond"/>
-          <w:sz w:val="22"/>
-          <w:szCs w:val="22"/>
+        </w:rPr>
+        <w:t xml:space="preserve"> </w:t>
+      </w:r>
+      <w:r>
+        <w:rPr>
+          <w:rFonts w:ascii="Garamond" w:hAnsi="Garamond"/>
         </w:rPr>
         <w:t>DEL</w:t>
       </w:r>
@@ -241,17 +254,13 @@
         <w:rPr>
           <w:rFonts w:ascii="Garamond" w:hAnsi="Garamond"/>
           <w:spacing w:val="-11"/>
-          <w:sz w:val="22"/>
-          <w:szCs w:val="22"/>
-        </w:rPr>
-        <w:t xml:space="preserve"> </w:t>
-      </w:r>
-      <w:r>
-        <w:rPr>
-          <w:rFonts w:ascii="Garamond" w:hAnsi="Garamond"/>
-          <w:spacing w:val="-2"/>
-          <w:sz w:val="22"/>
-          <w:szCs w:val="22"/>
+        </w:rPr>
+        <w:t xml:space="preserve"> </w:t>
+      </w:r>
+      <w:r>
+        <w:rPr>
+          <w:rFonts w:ascii="Garamond" w:hAnsi="Garamond"/>
+          <w:spacing w:val="-2"/>
         </w:rPr>
         <w:t>SERVICIO:</w:t>
       </w:r>
@@ -267,26 +276,21 @@
         <w:rPr>
           <w:rFonts w:ascii="Garamond" w:hAnsi="Garamond"/>
           <w:b w:val="0"/>
-          <w:szCs w:val="22"/>
-        </w:rPr>
-      </w:pPr>
-      <w:proofErr w:type="spellStart"/>
-      <w:r>
-        <w:rPr>
-          <w:rFonts w:ascii="Garamond" w:hAnsi="Garamond"/>
-          <w:b w:val="0"/>
-          <w:bCs w:val="0"/>
-          <w:szCs w:val="22"/>
+        </w:rPr>
+      </w:pPr>
+      <w:r>
+        <w:rPr>
+          <w:rFonts w:ascii="Garamond" w:hAnsi="Garamond"/>
+          <w:b w:val="0"/>
+          <w:bCs w:val="0"/>
         </w:rPr>
         <w:t>descripcion</w:t>
       </w:r>
-      <w:proofErr w:type="spellEnd"/>
-      <w:r>
-        <w:rPr>
-          <w:rFonts w:ascii="Garamond" w:hAnsi="Garamond"/>
-          <w:b w:val="0"/>
-          <w:bCs w:val="0"/>
-          <w:szCs w:val="22"/>
+      <w:r>
+        <w:rPr>
+          <w:rFonts w:ascii="Garamond" w:hAnsi="Garamond"/>
+          <w:b w:val="0"/>
+          <w:bCs w:val="0"/>
         </w:rPr>
         <w:t>, en el Centro de Idiomas de la FLCH</w:t>
       </w:r>
@@ -294,7 +298,6 @@
         <w:rPr>
           <w:rFonts w:ascii="Garamond" w:hAnsi="Garamond"/>
           <w:b w:val="0"/>
-          <w:szCs w:val="22"/>
         </w:rPr>
         <w:t>.</w:t>
       </w:r>
@@ -310,8 +313,6 @@
         <w:rPr>
           <w:rFonts w:ascii="Garamond" w:hAnsi="Garamond"/>
           <w:b w:val="0"/>
-          <w:sz w:val="22"/>
-          <w:szCs w:val="22"/>
         </w:rPr>
       </w:pPr>
     </w:p>
@@ -329,8 +330,6 @@
         <w:ind w:left="0"/>
         <w:rPr>
           <w:rFonts w:ascii="Garamond" w:hAnsi="Garamond"/>
-          <w:sz w:val="22"/>
-          <w:szCs w:val="22"/>
         </w:rPr>
       </w:pPr>
       <w:bookmarkStart w:id="1" w:name="III._FINALIDAD_PÚBLICA:"/>
@@ -339,8 +338,6 @@
         <w:rPr>
           <w:rFonts w:ascii="Garamond" w:hAnsi="Garamond"/>
           <w:spacing w:val="-2"/>
-          <w:sz w:val="22"/>
-          <w:szCs w:val="22"/>
         </w:rPr>
         <w:t>FINALIDAD</w:t>
       </w:r>
@@ -348,17 +345,13 @@
         <w:rPr>
           <w:rFonts w:ascii="Garamond" w:hAnsi="Garamond"/>
           <w:spacing w:val="-6"/>
-          <w:sz w:val="22"/>
-          <w:szCs w:val="22"/>
-        </w:rPr>
-        <w:t xml:space="preserve"> </w:t>
-      </w:r>
-      <w:r>
-        <w:rPr>
-          <w:rFonts w:ascii="Garamond" w:hAnsi="Garamond"/>
-          <w:spacing w:val="-2"/>
-          <w:sz w:val="22"/>
-          <w:szCs w:val="22"/>
+        </w:rPr>
+        <w:t xml:space="preserve"> </w:t>
+      </w:r>
+      <w:r>
+        <w:rPr>
+          <w:rFonts w:ascii="Garamond" w:hAnsi="Garamond"/>
+          <w:spacing w:val="-2"/>
         </w:rPr>
         <w:t>PÚBLICA:</w:t>
       </w:r>
@@ -370,7 +363,6 @@
         <w:rPr>
           <w:rFonts w:ascii="Garamond" w:hAnsi="Garamond"/>
           <w:spacing w:val="-2"/>
-          <w:szCs w:val="22"/>
         </w:rPr>
       </w:pPr>
       <w:bookmarkStart w:id="2" w:name="IV._PERFIL_REQUERIDO:_CATEGORÍA_“B”"/>
@@ -379,7 +371,6 @@
         <w:rPr>
           <w:rFonts w:ascii="Garamond" w:hAnsi="Garamond"/>
           <w:spacing w:val="-2"/>
-          <w:szCs w:val="22"/>
         </w:rPr>
         <w:t>Desarrollar</w:t>
       </w:r>
@@ -387,15 +378,13 @@
         <w:rPr>
           <w:rFonts w:ascii="Garamond" w:hAnsi="Garamond"/>
           <w:spacing w:val="-11"/>
-          <w:szCs w:val="22"/>
-        </w:rPr>
-        <w:t xml:space="preserve"> </w:t>
-      </w:r>
-      <w:r>
-        <w:rPr>
-          <w:rFonts w:ascii="Garamond" w:hAnsi="Garamond"/>
-          <w:spacing w:val="-2"/>
-          <w:szCs w:val="22"/>
+        </w:rPr>
+        <w:t xml:space="preserve"> </w:t>
+      </w:r>
+      <w:r>
+        <w:rPr>
+          <w:rFonts w:ascii="Garamond" w:hAnsi="Garamond"/>
+          <w:spacing w:val="-2"/>
         </w:rPr>
         <w:t>la</w:t>
       </w:r>
@@ -403,15 +392,13 @@
         <w:rPr>
           <w:rFonts w:ascii="Garamond" w:hAnsi="Garamond"/>
           <w:spacing w:val="-11"/>
-          <w:szCs w:val="22"/>
-        </w:rPr>
-        <w:t xml:space="preserve"> </w:t>
-      </w:r>
-      <w:r>
-        <w:rPr>
-          <w:rFonts w:ascii="Garamond" w:hAnsi="Garamond"/>
-          <w:spacing w:val="-2"/>
-          <w:szCs w:val="22"/>
+        </w:rPr>
+        <w:t xml:space="preserve"> </w:t>
+      </w:r>
+      <w:r>
+        <w:rPr>
+          <w:rFonts w:ascii="Garamond" w:hAnsi="Garamond"/>
+          <w:spacing w:val="-2"/>
         </w:rPr>
         <w:t>gestión</w:t>
       </w:r>
@@ -419,15 +406,13 @@
         <w:rPr>
           <w:rFonts w:ascii="Garamond" w:hAnsi="Garamond"/>
           <w:spacing w:val="-11"/>
-          <w:szCs w:val="22"/>
-        </w:rPr>
-        <w:t xml:space="preserve"> </w:t>
-      </w:r>
-      <w:r>
-        <w:rPr>
-          <w:rFonts w:ascii="Garamond" w:hAnsi="Garamond"/>
-          <w:spacing w:val="-2"/>
-          <w:szCs w:val="22"/>
+        </w:rPr>
+        <w:t xml:space="preserve"> </w:t>
+      </w:r>
+      <w:r>
+        <w:rPr>
+          <w:rFonts w:ascii="Garamond" w:hAnsi="Garamond"/>
+          <w:spacing w:val="-2"/>
         </w:rPr>
         <w:t>académica</w:t>
       </w:r>
@@ -435,15 +420,13 @@
         <w:rPr>
           <w:rFonts w:ascii="Garamond" w:hAnsi="Garamond"/>
           <w:spacing w:val="-12"/>
-          <w:szCs w:val="22"/>
-        </w:rPr>
-        <w:t xml:space="preserve"> </w:t>
-      </w:r>
-      <w:r>
-        <w:rPr>
-          <w:rFonts w:ascii="Garamond" w:hAnsi="Garamond"/>
-          <w:spacing w:val="-2"/>
-          <w:szCs w:val="22"/>
+        </w:rPr>
+        <w:t xml:space="preserve"> </w:t>
+      </w:r>
+      <w:r>
+        <w:rPr>
+          <w:rFonts w:ascii="Garamond" w:hAnsi="Garamond"/>
+          <w:spacing w:val="-2"/>
         </w:rPr>
         <w:t>del</w:t>
       </w:r>
@@ -451,15 +434,13 @@
         <w:rPr>
           <w:rFonts w:ascii="Garamond" w:hAnsi="Garamond"/>
           <w:spacing w:val="-11"/>
-          <w:szCs w:val="22"/>
-        </w:rPr>
-        <w:t xml:space="preserve"> </w:t>
-      </w:r>
-      <w:r>
-        <w:rPr>
-          <w:rFonts w:ascii="Garamond" w:hAnsi="Garamond"/>
-          <w:spacing w:val="-2"/>
-          <w:szCs w:val="22"/>
+        </w:rPr>
+        <w:t xml:space="preserve"> </w:t>
+      </w:r>
+      <w:r>
+        <w:rPr>
+          <w:rFonts w:ascii="Garamond" w:hAnsi="Garamond"/>
+          <w:spacing w:val="-2"/>
         </w:rPr>
         <w:t>Centro</w:t>
       </w:r>
@@ -467,15 +448,13 @@
         <w:rPr>
           <w:rFonts w:ascii="Garamond" w:hAnsi="Garamond"/>
           <w:spacing w:val="-10"/>
-          <w:szCs w:val="22"/>
-        </w:rPr>
-        <w:t xml:space="preserve"> </w:t>
-      </w:r>
-      <w:r>
-        <w:rPr>
-          <w:rFonts w:ascii="Garamond" w:hAnsi="Garamond"/>
-          <w:spacing w:val="-2"/>
-          <w:szCs w:val="22"/>
+        </w:rPr>
+        <w:t xml:space="preserve"> </w:t>
+      </w:r>
+      <w:r>
+        <w:rPr>
+          <w:rFonts w:ascii="Garamond" w:hAnsi="Garamond"/>
+          <w:spacing w:val="-2"/>
         </w:rPr>
         <w:t>de</w:t>
       </w:r>
@@ -483,15 +462,13 @@
         <w:rPr>
           <w:rFonts w:ascii="Garamond" w:hAnsi="Garamond"/>
           <w:spacing w:val="-9"/>
-          <w:szCs w:val="22"/>
-        </w:rPr>
-        <w:t xml:space="preserve"> </w:t>
-      </w:r>
-      <w:r>
-        <w:rPr>
-          <w:rFonts w:ascii="Garamond" w:hAnsi="Garamond"/>
-          <w:spacing w:val="-2"/>
-          <w:szCs w:val="22"/>
+        </w:rPr>
+        <w:t xml:space="preserve"> </w:t>
+      </w:r>
+      <w:r>
+        <w:rPr>
+          <w:rFonts w:ascii="Garamond" w:hAnsi="Garamond"/>
+          <w:spacing w:val="-2"/>
         </w:rPr>
         <w:t>Idiomas</w:t>
       </w:r>
@@ -499,15 +476,13 @@
         <w:rPr>
           <w:rFonts w:ascii="Garamond" w:hAnsi="Garamond"/>
           <w:spacing w:val="-3"/>
-          <w:szCs w:val="22"/>
-        </w:rPr>
-        <w:t xml:space="preserve"> </w:t>
-      </w:r>
-      <w:r>
-        <w:rPr>
-          <w:rFonts w:ascii="Garamond" w:hAnsi="Garamond"/>
-          <w:spacing w:val="-2"/>
-          <w:szCs w:val="22"/>
+        </w:rPr>
+        <w:t xml:space="preserve"> </w:t>
+      </w:r>
+      <w:r>
+        <w:rPr>
+          <w:rFonts w:ascii="Garamond" w:hAnsi="Garamond"/>
+          <w:spacing w:val="-2"/>
         </w:rPr>
         <w:t>de</w:t>
       </w:r>
@@ -515,15 +490,13 @@
         <w:rPr>
           <w:rFonts w:ascii="Garamond" w:hAnsi="Garamond"/>
           <w:spacing w:val="-11"/>
-          <w:szCs w:val="22"/>
-        </w:rPr>
-        <w:t xml:space="preserve"> </w:t>
-      </w:r>
-      <w:r>
-        <w:rPr>
-          <w:rFonts w:ascii="Garamond" w:hAnsi="Garamond"/>
-          <w:spacing w:val="-2"/>
-          <w:szCs w:val="22"/>
+        </w:rPr>
+        <w:t xml:space="preserve"> </w:t>
+      </w:r>
+      <w:r>
+        <w:rPr>
+          <w:rFonts w:ascii="Garamond" w:hAnsi="Garamond"/>
+          <w:spacing w:val="-2"/>
         </w:rPr>
         <w:t>la</w:t>
       </w:r>
@@ -531,15 +504,13 @@
         <w:rPr>
           <w:rFonts w:ascii="Garamond" w:hAnsi="Garamond"/>
           <w:spacing w:val="-11"/>
-          <w:szCs w:val="22"/>
-        </w:rPr>
-        <w:t xml:space="preserve"> </w:t>
-      </w:r>
-      <w:r>
-        <w:rPr>
-          <w:rFonts w:ascii="Garamond" w:hAnsi="Garamond"/>
-          <w:spacing w:val="-2"/>
-          <w:szCs w:val="22"/>
+        </w:rPr>
+        <w:t xml:space="preserve"> </w:t>
+      </w:r>
+      <w:r>
+        <w:rPr>
+          <w:rFonts w:ascii="Garamond" w:hAnsi="Garamond"/>
+          <w:spacing w:val="-2"/>
         </w:rPr>
         <w:t>Facultad</w:t>
       </w:r>
@@ -547,15 +518,13 @@
         <w:rPr>
           <w:rFonts w:ascii="Garamond" w:hAnsi="Garamond"/>
           <w:spacing w:val="-11"/>
-          <w:szCs w:val="22"/>
-        </w:rPr>
-        <w:t xml:space="preserve"> </w:t>
-      </w:r>
-      <w:r>
-        <w:rPr>
-          <w:rFonts w:ascii="Garamond" w:hAnsi="Garamond"/>
-          <w:spacing w:val="-2"/>
-          <w:szCs w:val="22"/>
+        </w:rPr>
+        <w:t xml:space="preserve"> </w:t>
+      </w:r>
+      <w:r>
+        <w:rPr>
+          <w:rFonts w:ascii="Garamond" w:hAnsi="Garamond"/>
+          <w:spacing w:val="-2"/>
         </w:rPr>
         <w:t>de</w:t>
       </w:r>
@@ -563,15 +532,13 @@
         <w:rPr>
           <w:rFonts w:ascii="Garamond" w:hAnsi="Garamond"/>
           <w:spacing w:val="-11"/>
-          <w:szCs w:val="22"/>
-        </w:rPr>
-        <w:t xml:space="preserve"> </w:t>
-      </w:r>
-      <w:r>
-        <w:rPr>
-          <w:rFonts w:ascii="Garamond" w:hAnsi="Garamond"/>
-          <w:spacing w:val="-2"/>
-          <w:szCs w:val="22"/>
+        </w:rPr>
+        <w:t xml:space="preserve"> </w:t>
+      </w:r>
+      <w:r>
+        <w:rPr>
+          <w:rFonts w:ascii="Garamond" w:hAnsi="Garamond"/>
+          <w:spacing w:val="-2"/>
         </w:rPr>
         <w:t>Letras</w:t>
       </w:r>
@@ -579,15 +546,13 @@
         <w:rPr>
           <w:rFonts w:ascii="Garamond" w:hAnsi="Garamond"/>
           <w:spacing w:val="-4"/>
-          <w:szCs w:val="22"/>
-        </w:rPr>
-        <w:t xml:space="preserve"> </w:t>
-      </w:r>
-      <w:r>
-        <w:rPr>
-          <w:rFonts w:ascii="Garamond" w:hAnsi="Garamond"/>
-          <w:spacing w:val="-2"/>
-          <w:szCs w:val="22"/>
+        </w:rPr>
+        <w:t xml:space="preserve"> </w:t>
+      </w:r>
+      <w:r>
+        <w:rPr>
+          <w:rFonts w:ascii="Garamond" w:hAnsi="Garamond"/>
+          <w:spacing w:val="-2"/>
         </w:rPr>
         <w:t>y</w:t>
       </w:r>
@@ -595,15 +560,13 @@
         <w:rPr>
           <w:rFonts w:ascii="Garamond" w:hAnsi="Garamond"/>
           <w:spacing w:val="-12"/>
-          <w:szCs w:val="22"/>
-        </w:rPr>
-        <w:t xml:space="preserve"> </w:t>
-      </w:r>
-      <w:r>
-        <w:rPr>
-          <w:rFonts w:ascii="Garamond" w:hAnsi="Garamond"/>
-          <w:spacing w:val="-2"/>
-          <w:szCs w:val="22"/>
+        </w:rPr>
+        <w:t xml:space="preserve"> </w:t>
+      </w:r>
+      <w:r>
+        <w:rPr>
+          <w:rFonts w:ascii="Garamond" w:hAnsi="Garamond"/>
+          <w:spacing w:val="-2"/>
         </w:rPr>
         <w:t>Ciencias</w:t>
       </w:r>
@@ -611,15 +574,13 @@
         <w:rPr>
           <w:rFonts w:ascii="Garamond" w:hAnsi="Garamond"/>
           <w:spacing w:val="-10"/>
-          <w:szCs w:val="22"/>
-        </w:rPr>
-        <w:t xml:space="preserve"> </w:t>
-      </w:r>
-      <w:r>
-        <w:rPr>
-          <w:rFonts w:ascii="Garamond" w:hAnsi="Garamond"/>
-          <w:spacing w:val="-2"/>
-          <w:szCs w:val="22"/>
+        </w:rPr>
+        <w:t xml:space="preserve"> </w:t>
+      </w:r>
+      <w:r>
+        <w:rPr>
+          <w:rFonts w:ascii="Garamond" w:hAnsi="Garamond"/>
+          <w:spacing w:val="-2"/>
         </w:rPr>
         <w:t>Humanas.</w:t>
       </w:r>
@@ -630,8 +591,6 @@
         <w:spacing w:line="276" w:lineRule="auto"/>
         <w:rPr>
           <w:rFonts w:ascii="Garamond" w:hAnsi="Garamond"/>
-          <w:sz w:val="22"/>
-          <w:szCs w:val="22"/>
         </w:rPr>
       </w:pPr>
     </w:p>
@@ -649,16 +608,12 @@
         <w:ind w:left="0"/>
         <w:rPr>
           <w:rFonts w:ascii="Garamond" w:hAnsi="Garamond"/>
-          <w:sz w:val="22"/>
-          <w:szCs w:val="22"/>
-        </w:rPr>
-      </w:pPr>
-      <w:r>
-        <w:rPr>
-          <w:rFonts w:ascii="Garamond" w:hAnsi="Garamond"/>
-          <w:spacing w:val="-2"/>
-          <w:sz w:val="22"/>
-          <w:szCs w:val="22"/>
+        </w:rPr>
+      </w:pPr>
+      <w:r>
+        <w:rPr>
+          <w:rFonts w:ascii="Garamond" w:hAnsi="Garamond"/>
+          <w:spacing w:val="-2"/>
         </w:rPr>
         <w:t>PERFIL</w:t>
       </w:r>
@@ -666,17 +621,13 @@
         <w:rPr>
           <w:rFonts w:ascii="Garamond" w:hAnsi="Garamond"/>
           <w:spacing w:val="1"/>
-          <w:sz w:val="22"/>
-          <w:szCs w:val="22"/>
-        </w:rPr>
-        <w:t xml:space="preserve"> </w:t>
-      </w:r>
-      <w:r>
-        <w:rPr>
-          <w:rFonts w:ascii="Garamond" w:hAnsi="Garamond"/>
-          <w:spacing w:val="-2"/>
-          <w:sz w:val="22"/>
-          <w:szCs w:val="22"/>
+        </w:rPr>
+        <w:t xml:space="preserve"> </w:t>
+      </w:r>
+      <w:r>
+        <w:rPr>
+          <w:rFonts w:ascii="Garamond" w:hAnsi="Garamond"/>
+          <w:spacing w:val="-2"/>
         </w:rPr>
         <w:t>REQUERIDO:</w:t>
       </w:r>
@@ -684,17 +635,13 @@
         <w:rPr>
           <w:rFonts w:ascii="Garamond" w:hAnsi="Garamond"/>
           <w:spacing w:val="1"/>
-          <w:sz w:val="22"/>
-          <w:szCs w:val="22"/>
-        </w:rPr>
-        <w:t xml:space="preserve"> </w:t>
-      </w:r>
-      <w:r>
-        <w:rPr>
-          <w:rFonts w:ascii="Garamond" w:hAnsi="Garamond"/>
-          <w:spacing w:val="-2"/>
-          <w:sz w:val="22"/>
-          <w:szCs w:val="22"/>
+        </w:rPr>
+        <w:t xml:space="preserve"> </w:t>
+      </w:r>
+      <w:r>
+        <w:rPr>
+          <w:rFonts w:ascii="Garamond" w:hAnsi="Garamond"/>
+          <w:spacing w:val="-2"/>
         </w:rPr>
         <w:t>CATEGORÍA</w:t>
       </w:r>
@@ -702,8 +649,6 @@
         <w:rPr>
           <w:rFonts w:ascii="Garamond" w:hAnsi="Garamond"/>
           <w:spacing w:val="-13"/>
-          <w:sz w:val="22"/>
-          <w:szCs w:val="22"/>
         </w:rPr>
         <w:t xml:space="preserve"> </w:t>
       </w:r>
@@ -711,8 +656,6 @@
         <w:rPr>
           <w:rFonts w:ascii="Garamond" w:hAnsi="Garamond"/>
           <w:spacing w:val="-5"/>
-          <w:sz w:val="22"/>
-          <w:szCs w:val="22"/>
         </w:rPr>
         <w:t>“</w:t>
       </w:r>
@@ -720,8 +663,6 @@
         <w:rPr>
           <w:rFonts w:ascii="Garamond" w:hAnsi="Garamond"/>
           <w:spacing w:val="-5"/>
-          <w:sz w:val="22"/>
-          <w:szCs w:val="22"/>
         </w:rPr>
         <w:t>B</w:t>
       </w:r>
@@ -729,8 +670,6 @@
         <w:rPr>
           <w:rFonts w:ascii="Garamond" w:hAnsi="Garamond"/>
           <w:spacing w:val="-5"/>
-          <w:sz w:val="22"/>
-          <w:szCs w:val="22"/>
         </w:rPr>
         <w:t>”</w:t>
       </w:r>
@@ -778,6 +717,8 @@
               <w:rPr>
                 <w:rFonts w:ascii="Garamond" w:hAnsi="Garamond"/>
                 <w:b/>
+                <w:sz w:val="20"/>
+                <w:szCs w:val="20"/>
               </w:rPr>
             </w:pPr>
             <w:r>
@@ -785,6 +726,8 @@
                 <w:rFonts w:ascii="Garamond" w:hAnsi="Garamond"/>
                 <w:b/>
                 <w:spacing w:val="-2"/>
+                <w:sz w:val="20"/>
+                <w:szCs w:val="20"/>
               </w:rPr>
               <w:t>REQUISITOS</w:t>
             </w:r>
@@ -803,6 +746,8 @@
               <w:rPr>
                 <w:rFonts w:ascii="Garamond" w:hAnsi="Garamond"/>
                 <w:b/>
+                <w:sz w:val="20"/>
+                <w:szCs w:val="20"/>
               </w:rPr>
             </w:pPr>
             <w:r>
@@ -810,6 +755,8 @@
                 <w:rFonts w:ascii="Garamond" w:hAnsi="Garamond"/>
                 <w:b/>
                 <w:spacing w:val="-2"/>
+                <w:sz w:val="20"/>
+                <w:szCs w:val="20"/>
               </w:rPr>
               <w:t>DETALLE</w:t>
             </w:r>
@@ -833,12 +780,14 @@
               <w:rPr>
                 <w:rFonts w:ascii="Garamond" w:hAnsi="Garamond"/>
                 <w:sz w:val="20"/>
+                <w:szCs w:val="20"/>
               </w:rPr>
             </w:pPr>
             <w:r>
               <w:rPr>
                 <w:rFonts w:ascii="Garamond" w:hAnsi="Garamond"/>
                 <w:sz w:val="20"/>
+                <w:szCs w:val="20"/>
               </w:rPr>
               <w:t>Formación</w:t>
             </w:r>
@@ -847,6 +796,7 @@
                 <w:rFonts w:ascii="Garamond" w:hAnsi="Garamond"/>
                 <w:spacing w:val="31"/>
                 <w:sz w:val="20"/>
+                <w:szCs w:val="20"/>
               </w:rPr>
               <w:t xml:space="preserve"> </w:t>
             </w:r>
@@ -855,6 +805,7 @@
                 <w:rFonts w:ascii="Garamond" w:hAnsi="Garamond"/>
                 <w:spacing w:val="-2"/>
                 <w:sz w:val="20"/>
+                <w:szCs w:val="20"/>
               </w:rPr>
               <w:t>Académica</w:t>
             </w:r>
@@ -873,12 +824,14 @@
               <w:rPr>
                 <w:rFonts w:ascii="Garamond" w:hAnsi="Garamond"/>
                 <w:sz w:val="20"/>
+                <w:szCs w:val="20"/>
               </w:rPr>
             </w:pPr>
             <w:r>
               <w:rPr>
                 <w:rFonts w:ascii="Garamond" w:hAnsi="Garamond"/>
                 <w:sz w:val="20"/>
+                <w:szCs w:val="20"/>
               </w:rPr>
               <w:t xml:space="preserve">Licenciado, preferentemente de Humanidades. Certificado de estudios de idiomas del nivel B2 o Certificado Internacional o Certificación Emitida por Ministerio de Educación, Ministerio de Cultura o sus equivalentes en el territorio nacional, </w:t>
             </w:r>
@@ -886,6 +839,7 @@
               <w:rPr>
                 <w:rFonts w:ascii="Garamond" w:hAnsi="Garamond"/>
                 <w:sz w:val="20"/>
+                <w:szCs w:val="20"/>
               </w:rPr>
               <w:t>en idioma extranjero u originario</w:t>
             </w:r>
@@ -893,6 +847,7 @@
               <w:rPr>
                 <w:rFonts w:ascii="Garamond" w:hAnsi="Garamond"/>
                 <w:sz w:val="20"/>
+                <w:szCs w:val="20"/>
               </w:rPr>
               <w:t>. Curso de Metodología de la enseñanza en idiomas o equivalentes.</w:t>
             </w:r>
@@ -916,12 +871,14 @@
               <w:rPr>
                 <w:rFonts w:ascii="Garamond" w:hAnsi="Garamond"/>
                 <w:sz w:val="20"/>
+                <w:szCs w:val="20"/>
               </w:rPr>
             </w:pPr>
             <w:r>
               <w:rPr>
                 <w:rFonts w:ascii="Garamond" w:hAnsi="Garamond"/>
                 <w:sz w:val="20"/>
+                <w:szCs w:val="20"/>
               </w:rPr>
               <w:t>Experiencia</w:t>
             </w:r>
@@ -930,6 +887,7 @@
                 <w:rFonts w:ascii="Garamond" w:hAnsi="Garamond"/>
                 <w:spacing w:val="36"/>
                 <w:sz w:val="20"/>
+                <w:szCs w:val="20"/>
               </w:rPr>
               <w:t xml:space="preserve"> </w:t>
             </w:r>
@@ -938,6 +896,7 @@
                 <w:rFonts w:ascii="Garamond" w:hAnsi="Garamond"/>
                 <w:spacing w:val="-2"/>
                 <w:sz w:val="20"/>
+                <w:szCs w:val="20"/>
               </w:rPr>
               <w:t>laboral</w:t>
             </w:r>
@@ -956,6 +915,7 @@
               <w:rPr>
                 <w:rFonts w:ascii="Garamond" w:hAnsi="Garamond"/>
                 <w:sz w:val="20"/>
+                <w:szCs w:val="20"/>
               </w:rPr>
             </w:pPr>
             <w:r>
@@ -963,6 +923,7 @@
                 <w:rFonts w:ascii="Garamond" w:hAnsi="Garamond"/>
                 <w:w w:val="105"/>
                 <w:sz w:val="20"/>
+                <w:szCs w:val="20"/>
               </w:rPr>
               <w:t>Experiencia laboral mayor a 1</w:t>
             </w:r>
@@ -972,6 +933,7 @@
                 <w:spacing w:val="30"/>
                 <w:w w:val="105"/>
                 <w:sz w:val="20"/>
+                <w:szCs w:val="20"/>
               </w:rPr>
               <w:t xml:space="preserve"> </w:t>
             </w:r>
@@ -980,6 +942,7 @@
                 <w:rFonts w:ascii="Garamond" w:hAnsi="Garamond"/>
                 <w:w w:val="105"/>
                 <w:sz w:val="20"/>
+                <w:szCs w:val="20"/>
               </w:rPr>
               <w:t>año como docente en la enseñanza de idiomas extranjero o lengua nativa.</w:t>
             </w:r>
@@ -1003,12 +966,14 @@
               <w:rPr>
                 <w:rFonts w:ascii="Garamond" w:hAnsi="Garamond"/>
                 <w:sz w:val="20"/>
+                <w:szCs w:val="20"/>
               </w:rPr>
             </w:pPr>
             <w:r>
               <w:rPr>
                 <w:rFonts w:ascii="Garamond" w:hAnsi="Garamond"/>
                 <w:sz w:val="20"/>
+                <w:szCs w:val="20"/>
               </w:rPr>
               <w:t>Otros</w:t>
             </w:r>
@@ -1017,6 +982,7 @@
                 <w:rFonts w:ascii="Garamond" w:hAnsi="Garamond"/>
                 <w:spacing w:val="19"/>
                 <w:sz w:val="20"/>
+                <w:szCs w:val="20"/>
               </w:rPr>
               <w:t xml:space="preserve"> </w:t>
             </w:r>
@@ -1024,6 +990,7 @@
               <w:rPr>
                 <w:rFonts w:ascii="Garamond" w:hAnsi="Garamond"/>
                 <w:sz w:val="20"/>
+                <w:szCs w:val="20"/>
               </w:rPr>
               <w:t>requisitos</w:t>
             </w:r>
@@ -1032,6 +999,7 @@
                 <w:rFonts w:ascii="Garamond" w:hAnsi="Garamond"/>
                 <w:spacing w:val="29"/>
                 <w:sz w:val="20"/>
+                <w:szCs w:val="20"/>
               </w:rPr>
               <w:t xml:space="preserve"> </w:t>
             </w:r>
@@ -1040,6 +1008,7 @@
                 <w:rFonts w:ascii="Garamond" w:hAnsi="Garamond"/>
                 <w:spacing w:val="-2"/>
                 <w:sz w:val="20"/>
+                <w:szCs w:val="20"/>
               </w:rPr>
               <w:t>(opcional)</w:t>
             </w:r>
@@ -1062,12 +1031,14 @@
               <w:rPr>
                 <w:rFonts w:ascii="Garamond" w:hAnsi="Garamond"/>
                 <w:sz w:val="20"/>
+                <w:szCs w:val="20"/>
               </w:rPr>
             </w:pPr>
             <w:r>
               <w:rPr>
                 <w:rFonts w:ascii="Garamond" w:hAnsi="Garamond"/>
                 <w:sz w:val="20"/>
+                <w:szCs w:val="20"/>
               </w:rPr>
               <w:t>Certificación nacional</w:t>
             </w:r>
@@ -1075,6 +1046,7 @@
               <w:rPr>
                 <w:rFonts w:ascii="Garamond" w:hAnsi="Garamond"/>
                 <w:sz w:val="20"/>
+                <w:szCs w:val="20"/>
               </w:rPr>
               <w:tab/>
               <w:t>o</w:t>
@@ -1083,6 +1055,7 @@
               <w:rPr>
                 <w:rFonts w:ascii="Garamond" w:hAnsi="Garamond"/>
                 <w:sz w:val="20"/>
+                <w:szCs w:val="20"/>
               </w:rPr>
               <w:tab/>
               <w:t>internacional.</w:t>
@@ -1102,6 +1075,8 @@
         <w:rPr>
           <w:rFonts w:ascii="Garamond" w:hAnsi="Garamond"/>
           <w:b/>
+          <w:sz w:val="20"/>
+          <w:szCs w:val="20"/>
         </w:rPr>
       </w:pPr>
     </w:p>
@@ -1113,13 +1088,16 @@
           <w:numId w:val="2"/>
         </w:numPr>
         <w:tabs>
-          <w:tab w:val="left" w:pos="567"/>
-        </w:tabs>
-        <w:spacing w:before="0" w:line="276" w:lineRule="auto"/>
-        <w:ind w:left="0"/>
+          <w:tab w:val="left" w:pos="0"/>
+        </w:tabs>
+        <w:spacing w:before="151"/>
+        <w:ind w:left="0" w:hanging="567"/>
         <w:rPr>
           <w:rFonts w:ascii="Garamond" w:hAnsi="Garamond"/>
           <w:b/>
+          <w:spacing w:val="-2"/>
+          <w:sz w:val="20"/>
+          <w:szCs w:val="20"/>
         </w:rPr>
       </w:pPr>
       <w:r>
@@ -1127,64 +1105,136 @@
           <w:rFonts w:ascii="Garamond" w:hAnsi="Garamond"/>
           <w:b/>
           <w:spacing w:val="-2"/>
-        </w:rPr>
-        <w:t>ACTIVIDADES A</w:t>
-      </w:r>
-      <w:r>
+          <w:sz w:val="20"/>
+          <w:szCs w:val="20"/>
+        </w:rPr>
+        <w:t>REQUISITOS MINIMOS QUE DEBE DE CUMPLIR EL CONTRATISTA:</w:t>
+      </w:r>
+    </w:p>
+    <w:p>
+      <w:pPr>
+        <w:pStyle w:val="Textoindependiente"/>
+        <w:numPr>
+          <w:ilvl w:val="0"/>
+          <w:numId w:val="3"/>
+        </w:numPr>
+        <w:tabs>
+          <w:tab w:val="left" w:pos="284"/>
+        </w:tabs>
+        <w:spacing w:before="3"/>
+        <w:ind w:left="0" w:right="69" w:firstLine="0"/>
+        <w:jc w:val="both"/>
+        <w:rPr>
+          <w:rFonts w:ascii="Garamond" w:eastAsia="Arial" w:hAnsi="Garamond" w:cs="Arial"/>
+          <w:bCs/>
+          <w:spacing w:val="-2"/>
+        </w:rPr>
+      </w:pPr>
+      <w:r>
+        <w:rPr>
+          <w:rFonts w:ascii="Garamond" w:eastAsia="Arial" w:hAnsi="Garamond" w:cs="Arial"/>
+          <w:bCs/>
+          <w:spacing w:val="-2"/>
+        </w:rPr>
+        <w:t>Contar con registro único de contribuyentes (RUC): Vigente, con estado de contribuyente activo y condición de contribuyente habido</w:t>
+      </w:r>
+    </w:p>
+    <w:p>
+      <w:pPr>
+        <w:pStyle w:val="Textoindependiente"/>
+        <w:numPr>
+          <w:ilvl w:val="0"/>
+          <w:numId w:val="3"/>
+        </w:numPr>
+        <w:tabs>
+          <w:tab w:val="left" w:pos="284"/>
+        </w:tabs>
+        <w:spacing w:before="3"/>
+        <w:ind w:left="0" w:right="69" w:firstLine="0"/>
+        <w:jc w:val="both"/>
+        <w:rPr>
+          <w:rFonts w:ascii="Garamond" w:eastAsia="Arial" w:hAnsi="Garamond" w:cs="Arial"/>
+          <w:bCs/>
+          <w:spacing w:val="-2"/>
+        </w:rPr>
+      </w:pPr>
+      <w:r>
+        <w:rPr>
+          <w:rFonts w:ascii="Garamond" w:eastAsia="Arial" w:hAnsi="Garamond" w:cs="Arial"/>
+          <w:bCs/>
+          <w:spacing w:val="-2"/>
+        </w:rPr>
+        <w:t>Contar con registro nacional de proveedores (RNP): Vigente (servicios).</w:t>
+      </w:r>
+    </w:p>
+    <w:p>
+      <w:pPr>
+        <w:pStyle w:val="Textoindependiente"/>
+        <w:spacing w:before="3"/>
+        <w:ind w:right="69"/>
+        <w:jc w:val="both"/>
+        <w:rPr>
+          <w:rFonts w:ascii="Garamond" w:eastAsia="Arial" w:hAnsi="Garamond" w:cs="Arial"/>
+          <w:bCs/>
+          <w:spacing w:val="-2"/>
+        </w:rPr>
+      </w:pPr>
+      <w:r>
+        <w:rPr>
+          <w:rFonts w:ascii="Garamond" w:eastAsia="Arial" w:hAnsi="Garamond" w:cs="Arial"/>
+          <w:bCs/>
+          <w:spacing w:val="-2"/>
+        </w:rPr>
+        <w:t>para montos mayores a 1 UIT. (De ser el caso).</w:t>
+      </w:r>
+    </w:p>
+    <w:p>
+      <w:pPr>
+        <w:pStyle w:val="Textoindependiente"/>
+        <w:numPr>
+          <w:ilvl w:val="0"/>
+          <w:numId w:val="3"/>
+        </w:numPr>
+        <w:tabs>
+          <w:tab w:val="left" w:pos="284"/>
+        </w:tabs>
+        <w:spacing w:before="1"/>
+        <w:ind w:left="0" w:right="69" w:firstLine="0"/>
+        <w:jc w:val="both"/>
+        <w:rPr>
+          <w:rFonts w:ascii="Garamond" w:eastAsia="Arial" w:hAnsi="Garamond" w:cs="Arial"/>
+          <w:bCs/>
+          <w:spacing w:val="-2"/>
+        </w:rPr>
+      </w:pPr>
+      <w:r>
+        <w:rPr>
+          <w:rFonts w:ascii="Garamond" w:eastAsia="Arial" w:hAnsi="Garamond" w:cs="Arial"/>
+          <w:bCs/>
+          <w:spacing w:val="-2"/>
+        </w:rPr>
+        <w:t>No estar inhabilitado para contratar con el estado.</w:t>
+      </w:r>
+    </w:p>
+    <w:p>
+      <w:pPr>
+        <w:pStyle w:val="Prrafodelista"/>
+        <w:tabs>
+          <w:tab w:val="left" w:pos="567"/>
+        </w:tabs>
+        <w:spacing w:before="0" w:line="276" w:lineRule="auto"/>
+        <w:ind w:left="0" w:hanging="436"/>
         <w:rPr>
           <w:rFonts w:ascii="Garamond" w:hAnsi="Garamond"/>
           <w:b/>
-          <w:spacing w:val="-8"/>
-        </w:rPr>
-        <w:t xml:space="preserve"> </w:t>
-      </w:r>
-      <w:r>
-        <w:rPr>
-          <w:rFonts w:ascii="Garamond" w:hAnsi="Garamond"/>
-          <w:b/>
-          <w:spacing w:val="-2"/>
-        </w:rPr>
-        <w:t>REALIZAR:</w:t>
-      </w:r>
+          <w:sz w:val="20"/>
+          <w:szCs w:val="20"/>
+        </w:rPr>
+      </w:pPr>
     </w:p>
     <w:p>
       <w:pPr>
         <w:pStyle w:val="Prrafodelista"/>
-        <w:tabs>
-          <w:tab w:val="left" w:pos="567"/>
-        </w:tabs>
-        <w:spacing w:before="0" w:line="276" w:lineRule="auto"/>
-        <w:ind w:left="0" w:firstLine="0"/>
-        <w:rPr>
-          <w:rFonts w:ascii="Garamond" w:hAnsi="Garamond"/>
-          <w:sz w:val="20"/>
-        </w:rPr>
-      </w:pPr>
-      <w:r>
-        <w:rPr>
-          <w:rFonts w:ascii="Garamond" w:hAnsi="Garamond"/>
-          <w:sz w:val="20"/>
-        </w:rPr>
-        <w:t>actividades_docentes</w:t>
-      </w:r>
-    </w:p>
-    <w:p>
-      <w:pPr>
-        <w:pStyle w:val="Prrafodelista"/>
-        <w:tabs>
-          <w:tab w:val="left" w:pos="567"/>
-        </w:tabs>
-        <w:spacing w:before="0" w:line="276" w:lineRule="auto"/>
-        <w:ind w:left="0" w:firstLine="0"/>
-        <w:rPr>
-          <w:rFonts w:ascii="Garamond" w:hAnsi="Garamond"/>
-          <w:b/>
-        </w:rPr>
-      </w:pPr>
-    </w:p>
-    <w:p>
-      <w:pPr>
-        <w:pStyle w:val="Ttulo1"/>
         <w:numPr>
           <w:ilvl w:val="0"/>
           <w:numId w:val="2"/>
@@ -1193,62 +1243,85 @@
           <w:tab w:val="left" w:pos="567"/>
         </w:tabs>
         <w:spacing w:before="0" w:line="276" w:lineRule="auto"/>
-        <w:ind w:left="0"/>
-        <w:rPr>
-          <w:rFonts w:ascii="Garamond" w:hAnsi="Garamond"/>
-          <w:sz w:val="22"/>
-          <w:szCs w:val="22"/>
-        </w:rPr>
-      </w:pPr>
-      <w:r>
-        <w:rPr>
-          <w:rFonts w:ascii="Garamond" w:hAnsi="Garamond"/>
-          <w:spacing w:val="-2"/>
-          <w:sz w:val="22"/>
-          <w:szCs w:val="22"/>
-        </w:rPr>
-        <w:t>MODALIDAD</w:t>
-      </w:r>
-      <w:r>
-        <w:rPr>
-          <w:rFonts w:ascii="Garamond" w:hAnsi="Garamond"/>
-          <w:spacing w:val="-6"/>
-          <w:sz w:val="22"/>
-          <w:szCs w:val="22"/>
-        </w:rPr>
-        <w:t xml:space="preserve"> </w:t>
-      </w:r>
-      <w:r>
-        <w:rPr>
-          <w:rFonts w:ascii="Garamond" w:hAnsi="Garamond"/>
-          <w:spacing w:val="-2"/>
-          <w:sz w:val="22"/>
-          <w:szCs w:val="22"/>
-        </w:rPr>
-        <w:t>DEL</w:t>
-      </w:r>
-      <w:r>
-        <w:rPr>
-          <w:rFonts w:ascii="Garamond" w:hAnsi="Garamond"/>
-          <w:spacing w:val="-3"/>
-          <w:sz w:val="22"/>
-          <w:szCs w:val="22"/>
-        </w:rPr>
-        <w:t xml:space="preserve"> </w:t>
-      </w:r>
-      <w:r>
-        <w:rPr>
-          <w:rFonts w:ascii="Garamond" w:hAnsi="Garamond"/>
-          <w:spacing w:val="-2"/>
-          <w:sz w:val="22"/>
-          <w:szCs w:val="22"/>
-        </w:rPr>
-        <w:t>SERVICIO:</w:t>
-      </w:r>
-    </w:p>
-    <w:p>
-      <w:pPr>
-        <w:pStyle w:val="Ttulo1"/>
+        <w:ind w:left="0" w:hanging="567"/>
+        <w:rPr>
+          <w:rFonts w:ascii="Garamond" w:hAnsi="Garamond"/>
+          <w:b/>
+          <w:sz w:val="20"/>
+          <w:szCs w:val="20"/>
+        </w:rPr>
+      </w:pPr>
+      <w:proofErr w:type="gramStart"/>
+      <w:r>
+        <w:rPr>
+          <w:rFonts w:ascii="Garamond" w:hAnsi="Garamond"/>
+          <w:b/>
+          <w:spacing w:val="-2"/>
+          <w:sz w:val="20"/>
+          <w:szCs w:val="20"/>
+        </w:rPr>
+        <w:t>ACTIVIDADES A</w:t>
+      </w:r>
+      <w:r>
+        <w:rPr>
+          <w:rFonts w:ascii="Garamond" w:hAnsi="Garamond"/>
+          <w:b/>
+          <w:spacing w:val="-8"/>
+          <w:sz w:val="20"/>
+          <w:szCs w:val="20"/>
+        </w:rPr>
+        <w:t xml:space="preserve"> </w:t>
+      </w:r>
+      <w:r>
+        <w:rPr>
+          <w:rFonts w:ascii="Garamond" w:hAnsi="Garamond"/>
+          <w:b/>
+          <w:spacing w:val="-2"/>
+          <w:sz w:val="20"/>
+          <w:szCs w:val="20"/>
+        </w:rPr>
+        <w:t>REALIZAR</w:t>
+      </w:r>
+      <w:proofErr w:type="gramEnd"/>
+      <w:r>
+        <w:rPr>
+          <w:rFonts w:ascii="Garamond" w:hAnsi="Garamond"/>
+          <w:b/>
+          <w:spacing w:val="-2"/>
+          <w:sz w:val="20"/>
+          <w:szCs w:val="20"/>
+        </w:rPr>
+        <w:t>:</w:t>
+      </w:r>
+    </w:p>
+    <w:p>
+      <w:pPr>
+        <w:pStyle w:val="Prrafodelista"/>
+        <w:tabs>
+          <w:tab w:val="left" w:pos="567"/>
+        </w:tabs>
+        <w:spacing w:before="0" w:line="276" w:lineRule="auto"/>
+        <w:ind w:left="426" w:hanging="436"/>
+        <w:rPr>
+          <w:rFonts w:ascii="Garamond" w:hAnsi="Garamond"/>
+          <w:sz w:val="20"/>
+          <w:szCs w:val="20"/>
+        </w:rPr>
+      </w:pPr>
+      <w:proofErr w:type="spellStart"/>
+      <w:r>
+        <w:rPr>
+          <w:rFonts w:ascii="Garamond" w:hAnsi="Garamond"/>
+          <w:sz w:val="20"/>
+          <w:szCs w:val="20"/>
+        </w:rPr>
+        <w:t>actividades_docentes</w:t>
+      </w:r>
+      <w:proofErr w:type="spellEnd"/>
+    </w:p>
+    <w:p>
+      <w:pPr>
+        <w:pStyle w:val="Prrafodelista"/>
         <w:tabs>
           <w:tab w:val="left" w:pos="567"/>
         </w:tabs>
@@ -1256,36 +1329,9 @@
         <w:ind w:left="0" w:firstLine="0"/>
         <w:rPr>
           <w:rFonts w:ascii="Garamond" w:hAnsi="Garamond"/>
-          <w:b w:val="0"/>
-          <w:spacing w:val="-2"/>
-          <w:szCs w:val="22"/>
-        </w:rPr>
-      </w:pPr>
-      <w:proofErr w:type="spellStart"/>
-      <w:r>
-        <w:rPr>
-          <w:rFonts w:ascii="Garamond" w:hAnsi="Garamond"/>
-          <w:b w:val="0"/>
-          <w:spacing w:val="-2"/>
-          <w:szCs w:val="22"/>
-        </w:rPr>
-        <w:t>modalidad_servicio</w:t>
-      </w:r>
-      <w:proofErr w:type="spellEnd"/>
-    </w:p>
-    <w:p>
-      <w:pPr>
-        <w:pStyle w:val="Ttulo1"/>
-        <w:tabs>
-          <w:tab w:val="left" w:pos="567"/>
-        </w:tabs>
-        <w:spacing w:before="0" w:line="276" w:lineRule="auto"/>
-        <w:ind w:left="0" w:firstLine="0"/>
-        <w:rPr>
-          <w:rFonts w:ascii="Garamond" w:hAnsi="Garamond"/>
-          <w:b w:val="0"/>
-          <w:sz w:val="22"/>
-          <w:szCs w:val="22"/>
+          <w:b/>
+          <w:sz w:val="20"/>
+          <w:szCs w:val="20"/>
         </w:rPr>
       </w:pPr>
     </w:p>
@@ -1300,94 +1346,46 @@
           <w:tab w:val="left" w:pos="567"/>
         </w:tabs>
         <w:spacing w:before="0" w:line="276" w:lineRule="auto"/>
-        <w:ind w:left="0"/>
-        <w:rPr>
-          <w:rFonts w:ascii="Garamond" w:hAnsi="Garamond"/>
-          <w:sz w:val="22"/>
-          <w:szCs w:val="22"/>
-        </w:rPr>
-      </w:pPr>
-      <w:bookmarkStart w:id="3" w:name="VII._LUGAR_DE_PRESTACIÓN_DEL_SERVICIO:"/>
-      <w:bookmarkEnd w:id="3"/>
-      <w:r>
-        <w:rPr>
-          <w:rFonts w:ascii="Garamond" w:hAnsi="Garamond"/>
-          <w:sz w:val="22"/>
-          <w:szCs w:val="22"/>
-        </w:rPr>
-        <w:t>LUGAR</w:t>
-      </w:r>
-      <w:r>
-        <w:rPr>
-          <w:rFonts w:ascii="Garamond" w:hAnsi="Garamond"/>
-          <w:spacing w:val="-16"/>
-          <w:sz w:val="22"/>
-          <w:szCs w:val="22"/>
-        </w:rPr>
-        <w:t xml:space="preserve"> </w:t>
-      </w:r>
-      <w:r>
-        <w:rPr>
-          <w:rFonts w:ascii="Garamond" w:hAnsi="Garamond"/>
-          <w:sz w:val="22"/>
-          <w:szCs w:val="22"/>
-        </w:rPr>
-        <w:t>DE</w:t>
-      </w:r>
-      <w:r>
-        <w:rPr>
-          <w:rFonts w:ascii="Garamond" w:hAnsi="Garamond"/>
-          <w:spacing w:val="-12"/>
-          <w:sz w:val="22"/>
-          <w:szCs w:val="22"/>
-        </w:rPr>
-        <w:t xml:space="preserve"> </w:t>
-      </w:r>
-      <w:r>
-        <w:rPr>
-          <w:rFonts w:ascii="Garamond" w:hAnsi="Garamond"/>
-          <w:sz w:val="22"/>
-          <w:szCs w:val="22"/>
-        </w:rPr>
-        <w:t>PRESTACIÓN</w:t>
-      </w:r>
-      <w:r>
-        <w:rPr>
-          <w:rFonts w:ascii="Garamond" w:hAnsi="Garamond"/>
-          <w:spacing w:val="-11"/>
-          <w:sz w:val="22"/>
-          <w:szCs w:val="22"/>
-        </w:rPr>
-        <w:t xml:space="preserve"> </w:t>
-      </w:r>
-      <w:r>
-        <w:rPr>
-          <w:rFonts w:ascii="Garamond" w:hAnsi="Garamond"/>
-          <w:sz w:val="22"/>
-          <w:szCs w:val="22"/>
+        <w:ind w:left="0" w:hanging="567"/>
+        <w:rPr>
+          <w:rFonts w:ascii="Garamond" w:hAnsi="Garamond"/>
+        </w:rPr>
+      </w:pPr>
+      <w:r>
+        <w:rPr>
+          <w:rFonts w:ascii="Garamond" w:hAnsi="Garamond"/>
+          <w:spacing w:val="-2"/>
+        </w:rPr>
+        <w:t>MODALIDAD</w:t>
+      </w:r>
+      <w:r>
+        <w:rPr>
+          <w:rFonts w:ascii="Garamond" w:hAnsi="Garamond"/>
+          <w:spacing w:val="-6"/>
+        </w:rPr>
+        <w:t xml:space="preserve"> </w:t>
+      </w:r>
+      <w:r>
+        <w:rPr>
+          <w:rFonts w:ascii="Garamond" w:hAnsi="Garamond"/>
+          <w:spacing w:val="-2"/>
         </w:rPr>
         <w:t>DEL</w:t>
       </w:r>
       <w:r>
         <w:rPr>
           <w:rFonts w:ascii="Garamond" w:hAnsi="Garamond"/>
-          <w:spacing w:val="-10"/>
-          <w:sz w:val="22"/>
-          <w:szCs w:val="22"/>
-        </w:rPr>
-        <w:t xml:space="preserve"> </w:t>
-      </w:r>
-      <w:r>
-        <w:rPr>
-          <w:rFonts w:ascii="Garamond" w:hAnsi="Garamond"/>
-          <w:spacing w:val="-2"/>
-          <w:sz w:val="22"/>
-          <w:szCs w:val="22"/>
+          <w:spacing w:val="-3"/>
+        </w:rPr>
+        <w:t xml:space="preserve"> </w:t>
+      </w:r>
+      <w:r>
+        <w:rPr>
+          <w:rFonts w:ascii="Garamond" w:hAnsi="Garamond"/>
+          <w:spacing w:val="-2"/>
         </w:rPr>
         <w:t>SERVICIO:</w:t>
       </w:r>
-      <w:bookmarkStart w:id="4" w:name="VIII._PLAZO_DEL_SERVICIO:"/>
-      <w:bookmarkEnd w:id="4"/>
     </w:p>
     <w:p>
       <w:pPr>
@@ -1401,120 +1399,18 @@
           <w:rFonts w:ascii="Garamond" w:hAnsi="Garamond"/>
           <w:b w:val="0"/>
           <w:spacing w:val="-2"/>
-          <w:szCs w:val="22"/>
-        </w:rPr>
-      </w:pPr>
-      <w:r>
-        <w:rPr>
-          <w:rFonts w:ascii="Garamond" w:hAnsi="Garamond"/>
-          <w:b w:val="0"/>
-          <w:szCs w:val="22"/>
-        </w:rPr>
-        <w:t>UNMSM</w:t>
-      </w:r>
-      <w:r>
-        <w:rPr>
-          <w:rFonts w:ascii="Garamond" w:hAnsi="Garamond"/>
-          <w:b w:val="0"/>
-          <w:spacing w:val="-10"/>
-          <w:szCs w:val="22"/>
-        </w:rPr>
-        <w:t xml:space="preserve"> </w:t>
-      </w:r>
-      <w:r>
-        <w:rPr>
-          <w:rFonts w:ascii="Garamond" w:hAnsi="Garamond"/>
-          <w:b w:val="0"/>
-          <w:szCs w:val="22"/>
-        </w:rPr>
-        <w:t>–</w:t>
-      </w:r>
-      <w:r>
-        <w:rPr>
-          <w:rFonts w:ascii="Garamond" w:hAnsi="Garamond"/>
-          <w:b w:val="0"/>
-          <w:spacing w:val="-10"/>
-          <w:szCs w:val="22"/>
-        </w:rPr>
-        <w:t xml:space="preserve"> </w:t>
-      </w:r>
-      <w:r>
-        <w:rPr>
-          <w:rFonts w:ascii="Garamond" w:hAnsi="Garamond"/>
-          <w:b w:val="0"/>
-          <w:szCs w:val="22"/>
-        </w:rPr>
-        <w:t>FLCH</w:t>
-      </w:r>
-      <w:r>
-        <w:rPr>
-          <w:rFonts w:ascii="Garamond" w:hAnsi="Garamond"/>
-          <w:b w:val="0"/>
-          <w:spacing w:val="-7"/>
-          <w:szCs w:val="22"/>
-        </w:rPr>
-        <w:t xml:space="preserve"> </w:t>
-      </w:r>
-      <w:r>
-        <w:rPr>
-          <w:rFonts w:ascii="Garamond" w:hAnsi="Garamond"/>
-          <w:b w:val="0"/>
-          <w:szCs w:val="22"/>
-        </w:rPr>
-        <w:t>–</w:t>
-      </w:r>
-      <w:r>
-        <w:rPr>
-          <w:rFonts w:ascii="Garamond" w:hAnsi="Garamond"/>
-          <w:b w:val="0"/>
-          <w:spacing w:val="-10"/>
-          <w:szCs w:val="22"/>
-        </w:rPr>
-        <w:t xml:space="preserve"> </w:t>
-      </w:r>
-      <w:r>
-        <w:rPr>
-          <w:rFonts w:ascii="Garamond" w:hAnsi="Garamond"/>
-          <w:b w:val="0"/>
-          <w:szCs w:val="22"/>
-        </w:rPr>
-        <w:t>Centro</w:t>
-      </w:r>
-      <w:r>
-        <w:rPr>
-          <w:rFonts w:ascii="Garamond" w:hAnsi="Garamond"/>
-          <w:b w:val="0"/>
-          <w:spacing w:val="-5"/>
-          <w:szCs w:val="22"/>
-        </w:rPr>
-        <w:t xml:space="preserve"> </w:t>
-      </w:r>
-      <w:r>
-        <w:rPr>
-          <w:rFonts w:ascii="Garamond" w:hAnsi="Garamond"/>
-          <w:b w:val="0"/>
-          <w:szCs w:val="22"/>
-        </w:rPr>
-        <w:t>de</w:t>
-      </w:r>
-      <w:r>
-        <w:rPr>
-          <w:rFonts w:ascii="Garamond" w:hAnsi="Garamond"/>
-          <w:b w:val="0"/>
-          <w:spacing w:val="-10"/>
-          <w:szCs w:val="22"/>
-        </w:rPr>
-        <w:t xml:space="preserve"> </w:t>
-      </w:r>
-      <w:r>
-        <w:rPr>
-          <w:rFonts w:ascii="Garamond" w:hAnsi="Garamond"/>
-          <w:b w:val="0"/>
-          <w:spacing w:val="-2"/>
-          <w:szCs w:val="22"/>
-        </w:rPr>
-        <w:t>Idiomas</w:t>
-      </w:r>
+        </w:rPr>
+      </w:pPr>
+      <w:proofErr w:type="spellStart"/>
+      <w:r>
+        <w:rPr>
+          <w:rFonts w:ascii="Garamond" w:hAnsi="Garamond"/>
+          <w:b w:val="0"/>
+          <w:spacing w:val="-2"/>
+        </w:rPr>
+        <w:t>modalidad_servicio</w:t>
+      </w:r>
+      <w:proofErr w:type="spellEnd"/>
     </w:p>
     <w:p>
       <w:pPr>
@@ -1527,8 +1423,6 @@
         <w:rPr>
           <w:rFonts w:ascii="Garamond" w:hAnsi="Garamond"/>
           <w:b w:val="0"/>
-          <w:sz w:val="22"/>
-          <w:szCs w:val="22"/>
         </w:rPr>
       </w:pPr>
     </w:p>
@@ -1543,55 +1437,186 @@
           <w:tab w:val="left" w:pos="567"/>
         </w:tabs>
         <w:spacing w:before="0" w:line="276" w:lineRule="auto"/>
-        <w:ind w:left="0"/>
-        <w:rPr>
-          <w:rFonts w:ascii="Garamond" w:hAnsi="Garamond"/>
-          <w:sz w:val="22"/>
-          <w:szCs w:val="22"/>
-        </w:rPr>
-      </w:pPr>
-      <w:r>
-        <w:rPr>
-          <w:rFonts w:ascii="Garamond" w:hAnsi="Garamond"/>
-          <w:sz w:val="22"/>
-          <w:szCs w:val="22"/>
-        </w:rPr>
-        <w:t>PLAZO</w:t>
-      </w:r>
-      <w:r>
-        <w:rPr>
-          <w:rFonts w:ascii="Garamond" w:hAnsi="Garamond"/>
-          <w:spacing w:val="-13"/>
-          <w:sz w:val="22"/>
-          <w:szCs w:val="22"/>
-        </w:rPr>
-        <w:t xml:space="preserve"> </w:t>
-      </w:r>
-      <w:r>
-        <w:rPr>
-          <w:rFonts w:ascii="Garamond" w:hAnsi="Garamond"/>
-          <w:sz w:val="22"/>
-          <w:szCs w:val="22"/>
+        <w:ind w:left="0" w:hanging="567"/>
+        <w:rPr>
+          <w:rFonts w:ascii="Garamond" w:hAnsi="Garamond"/>
+        </w:rPr>
+      </w:pPr>
+      <w:bookmarkStart w:id="3" w:name="VII._LUGAR_DE_PRESTACIÓN_DEL_SERVICIO:"/>
+      <w:bookmarkEnd w:id="3"/>
+      <w:r>
+        <w:rPr>
+          <w:rFonts w:ascii="Garamond" w:hAnsi="Garamond"/>
+        </w:rPr>
+        <w:t>LUGAR</w:t>
+      </w:r>
+      <w:r>
+        <w:rPr>
+          <w:rFonts w:ascii="Garamond" w:hAnsi="Garamond"/>
+          <w:spacing w:val="-16"/>
+        </w:rPr>
+        <w:t xml:space="preserve"> </w:t>
+      </w:r>
+      <w:r>
+        <w:rPr>
+          <w:rFonts w:ascii="Garamond" w:hAnsi="Garamond"/>
+        </w:rPr>
+        <w:t>DE</w:t>
+      </w:r>
+      <w:r>
+        <w:rPr>
+          <w:rFonts w:ascii="Garamond" w:hAnsi="Garamond"/>
+          <w:spacing w:val="-12"/>
+        </w:rPr>
+        <w:t xml:space="preserve"> </w:t>
+      </w:r>
+      <w:r>
+        <w:rPr>
+          <w:rFonts w:ascii="Garamond" w:hAnsi="Garamond"/>
+        </w:rPr>
+        <w:t>PRESTACIÓN</w:t>
+      </w:r>
+      <w:r>
+        <w:rPr>
+          <w:rFonts w:ascii="Garamond" w:hAnsi="Garamond"/>
+          <w:spacing w:val="-11"/>
+        </w:rPr>
+        <w:t xml:space="preserve"> </w:t>
+      </w:r>
+      <w:r>
+        <w:rPr>
+          <w:rFonts w:ascii="Garamond" w:hAnsi="Garamond"/>
         </w:rPr>
         <w:t>DEL</w:t>
       </w:r>
       <w:r>
         <w:rPr>
           <w:rFonts w:ascii="Garamond" w:hAnsi="Garamond"/>
+          <w:spacing w:val="-10"/>
+        </w:rPr>
+        <w:t xml:space="preserve"> </w:t>
+      </w:r>
+      <w:r>
+        <w:rPr>
+          <w:rFonts w:ascii="Garamond" w:hAnsi="Garamond"/>
+          <w:spacing w:val="-2"/>
+        </w:rPr>
+        <w:t>SERVICIO:</w:t>
+      </w:r>
+      <w:bookmarkStart w:id="4" w:name="VIII._PLAZO_DEL_SERVICIO:"/>
+      <w:bookmarkEnd w:id="4"/>
+    </w:p>
+    <w:p>
+      <w:pPr>
+        <w:pStyle w:val="Ttulo1"/>
+        <w:tabs>
+          <w:tab w:val="left" w:pos="567"/>
+        </w:tabs>
+        <w:spacing w:before="0" w:line="276" w:lineRule="auto"/>
+        <w:ind w:left="0" w:firstLine="0"/>
+        <w:rPr>
+          <w:rFonts w:ascii="Garamond" w:hAnsi="Garamond"/>
+          <w:b w:val="0"/>
+          <w:spacing w:val="-2"/>
+        </w:rPr>
+      </w:pPr>
+      <w:r>
+        <w:rPr>
+          <w:rFonts w:ascii="Garamond" w:hAnsi="Garamond"/>
+          <w:b w:val="0"/>
+        </w:rPr>
+        <w:t>UNMSM</w:t>
+      </w:r>
+      <w:r>
+        <w:rPr>
+          <w:rFonts w:ascii="Garamond" w:hAnsi="Garamond"/>
+          <w:b w:val="0"/>
+          <w:spacing w:val="-10"/>
+        </w:rPr>
+        <w:t xml:space="preserve"> </w:t>
+      </w:r>
+      <w:r>
+        <w:rPr>
+          <w:rFonts w:ascii="Garamond" w:hAnsi="Garamond"/>
+          <w:b w:val="0"/>
+        </w:rPr>
+        <w:t>–</w:t>
+      </w:r>
+      <w:r>
+        <w:rPr>
+          <w:rFonts w:ascii="Garamond" w:hAnsi="Garamond"/>
+          <w:b w:val="0"/>
+          <w:spacing w:val="-10"/>
+        </w:rPr>
+        <w:t xml:space="preserve"> </w:t>
+      </w:r>
+      <w:r>
+        <w:rPr>
+          <w:rFonts w:ascii="Garamond" w:hAnsi="Garamond"/>
+          <w:b w:val="0"/>
+        </w:rPr>
+        <w:t>FLCH</w:t>
+      </w:r>
+      <w:r>
+        <w:rPr>
+          <w:rFonts w:ascii="Garamond" w:hAnsi="Garamond"/>
+          <w:b w:val="0"/>
           <w:spacing w:val="-7"/>
-          <w:sz w:val="22"/>
-          <w:szCs w:val="22"/>
-        </w:rPr>
-        <w:t xml:space="preserve"> </w:t>
-      </w:r>
-      <w:r>
-        <w:rPr>
-          <w:rFonts w:ascii="Garamond" w:hAnsi="Garamond"/>
-          <w:spacing w:val="-2"/>
-          <w:sz w:val="22"/>
-          <w:szCs w:val="22"/>
-        </w:rPr>
-        <w:t>SERVICIO:</w:t>
+        </w:rPr>
+        <w:t xml:space="preserve"> </w:t>
+      </w:r>
+      <w:r>
+        <w:rPr>
+          <w:rFonts w:ascii="Garamond" w:hAnsi="Garamond"/>
+          <w:b w:val="0"/>
+        </w:rPr>
+        <w:t>–</w:t>
+      </w:r>
+      <w:r>
+        <w:rPr>
+          <w:rFonts w:ascii="Garamond" w:hAnsi="Garamond"/>
+          <w:b w:val="0"/>
+          <w:spacing w:val="-10"/>
+        </w:rPr>
+        <w:t xml:space="preserve"> </w:t>
+      </w:r>
+      <w:r>
+        <w:rPr>
+          <w:rFonts w:ascii="Garamond" w:hAnsi="Garamond"/>
+          <w:b w:val="0"/>
+        </w:rPr>
+        <w:t>Centro</w:t>
+      </w:r>
+      <w:r>
+        <w:rPr>
+          <w:rFonts w:ascii="Garamond" w:hAnsi="Garamond"/>
+          <w:b w:val="0"/>
+          <w:spacing w:val="-5"/>
+        </w:rPr>
+        <w:t xml:space="preserve"> </w:t>
+      </w:r>
+      <w:r>
+        <w:rPr>
+          <w:rFonts w:ascii="Garamond" w:hAnsi="Garamond"/>
+          <w:b w:val="0"/>
+        </w:rPr>
+        <w:t>de</w:t>
+      </w:r>
+      <w:r>
+        <w:rPr>
+          <w:rFonts w:ascii="Garamond" w:hAnsi="Garamond"/>
+          <w:b w:val="0"/>
+          <w:spacing w:val="-10"/>
+        </w:rPr>
+        <w:t xml:space="preserve"> </w:t>
+      </w:r>
+      <w:r>
+        <w:rPr>
+          <w:rFonts w:ascii="Garamond" w:hAnsi="Garamond"/>
+          <w:b w:val="0"/>
+          <w:spacing w:val="-2"/>
+        </w:rPr>
+        <w:t>Idiomas</w:t>
       </w:r>
     </w:p>
     <w:p>
@@ -1605,84 +1630,6 @@
         <w:rPr>
           <w:rFonts w:ascii="Garamond" w:hAnsi="Garamond"/>
           <w:b w:val="0"/>
-          <w:spacing w:val="-2"/>
-          <w:szCs w:val="22"/>
-        </w:rPr>
-      </w:pPr>
-      <w:r>
-        <w:rPr>
-          <w:rFonts w:ascii="Garamond" w:hAnsi="Garamond"/>
-          <w:b w:val="0"/>
-          <w:szCs w:val="22"/>
-        </w:rPr>
-        <w:t>Hasta</w:t>
-      </w:r>
-      <w:r>
-        <w:rPr>
-          <w:rFonts w:ascii="Garamond" w:hAnsi="Garamond"/>
-          <w:b w:val="0"/>
-          <w:spacing w:val="-11"/>
-          <w:szCs w:val="22"/>
-        </w:rPr>
-        <w:t xml:space="preserve"> </w:t>
-      </w:r>
-      <w:r>
-        <w:rPr>
-          <w:rFonts w:ascii="Garamond" w:hAnsi="Garamond"/>
-          <w:b w:val="0"/>
-          <w:szCs w:val="22"/>
-        </w:rPr>
-        <w:t>8</w:t>
-      </w:r>
-      <w:r>
-        <w:rPr>
-          <w:rFonts w:ascii="Garamond" w:hAnsi="Garamond"/>
-          <w:b w:val="0"/>
-          <w:spacing w:val="-9"/>
-          <w:szCs w:val="22"/>
-        </w:rPr>
-        <w:t xml:space="preserve"> </w:t>
-      </w:r>
-      <w:r>
-        <w:rPr>
-          <w:rFonts w:ascii="Garamond" w:hAnsi="Garamond"/>
-          <w:b w:val="0"/>
-          <w:szCs w:val="22"/>
-        </w:rPr>
-        <w:t>días</w:t>
-      </w:r>
-      <w:r>
-        <w:rPr>
-          <w:rFonts w:ascii="Garamond" w:hAnsi="Garamond"/>
-          <w:b w:val="0"/>
-          <w:spacing w:val="-9"/>
-          <w:szCs w:val="22"/>
-        </w:rPr>
-        <w:t xml:space="preserve"> </w:t>
-      </w:r>
-      <w:r>
-        <w:rPr>
-          <w:rFonts w:ascii="Garamond" w:hAnsi="Garamond"/>
-          <w:b w:val="0"/>
-          <w:spacing w:val="-2"/>
-          <w:szCs w:val="22"/>
-        </w:rPr>
-        <w:t>calendarios</w:t>
-      </w:r>
-    </w:p>
-    <w:p>
-      <w:pPr>
-        <w:pStyle w:val="Ttulo1"/>
-        <w:tabs>
-          <w:tab w:val="left" w:pos="567"/>
-        </w:tabs>
-        <w:spacing w:before="0" w:line="276" w:lineRule="auto"/>
-        <w:ind w:left="0" w:firstLine="0"/>
-        <w:rPr>
-          <w:rFonts w:ascii="Garamond" w:hAnsi="Garamond"/>
-          <w:b w:val="0"/>
-          <w:sz w:val="22"/>
-          <w:szCs w:val="22"/>
         </w:rPr>
       </w:pPr>
     </w:p>
@@ -1697,40 +1644,43 @@
           <w:tab w:val="left" w:pos="567"/>
         </w:tabs>
         <w:spacing w:before="0" w:line="276" w:lineRule="auto"/>
-        <w:ind w:left="0"/>
-        <w:rPr>
-          <w:rFonts w:ascii="Garamond" w:hAnsi="Garamond"/>
-          <w:sz w:val="22"/>
-          <w:szCs w:val="22"/>
-        </w:rPr>
-      </w:pPr>
-      <w:bookmarkStart w:id="5" w:name="IX._MONTO_REFERENCIAL:"/>
-      <w:bookmarkEnd w:id="5"/>
-      <w:r>
-        <w:rPr>
-          <w:rFonts w:ascii="Garamond" w:hAnsi="Garamond"/>
-          <w:sz w:val="22"/>
-          <w:szCs w:val="22"/>
-        </w:rPr>
-        <w:t>MONTO</w:t>
-      </w:r>
-      <w:r>
-        <w:rPr>
-          <w:rFonts w:ascii="Garamond" w:hAnsi="Garamond"/>
-          <w:spacing w:val="-12"/>
-          <w:sz w:val="22"/>
-          <w:szCs w:val="22"/>
-        </w:rPr>
-        <w:t xml:space="preserve"> </w:t>
-      </w:r>
-      <w:r>
-        <w:rPr>
-          <w:rFonts w:ascii="Garamond" w:hAnsi="Garamond"/>
-          <w:spacing w:val="-2"/>
-          <w:sz w:val="22"/>
-          <w:szCs w:val="22"/>
-        </w:rPr>
-        <w:t>REFERENCIAL:</w:t>
+        <w:ind w:left="0" w:hanging="567"/>
+        <w:rPr>
+          <w:rFonts w:ascii="Garamond" w:hAnsi="Garamond"/>
+        </w:rPr>
+      </w:pPr>
+      <w:r>
+        <w:rPr>
+          <w:rFonts w:ascii="Garamond" w:hAnsi="Garamond"/>
+        </w:rPr>
+        <w:t>PLAZO</w:t>
+      </w:r>
+      <w:r>
+        <w:rPr>
+          <w:rFonts w:ascii="Garamond" w:hAnsi="Garamond"/>
+          <w:spacing w:val="-13"/>
+        </w:rPr>
+        <w:t xml:space="preserve"> </w:t>
+      </w:r>
+      <w:r>
+        <w:rPr>
+          <w:rFonts w:ascii="Garamond" w:hAnsi="Garamond"/>
+        </w:rPr>
+        <w:t>DEL</w:t>
+      </w:r>
+      <w:r>
+        <w:rPr>
+          <w:rFonts w:ascii="Garamond" w:hAnsi="Garamond"/>
+          <w:spacing w:val="-7"/>
+        </w:rPr>
+        <w:t xml:space="preserve"> </w:t>
+      </w:r>
+      <w:r>
+        <w:rPr>
+          <w:rFonts w:ascii="Garamond" w:hAnsi="Garamond"/>
+          <w:spacing w:val="-2"/>
+        </w:rPr>
+        <w:t>SERVICIO:</w:t>
       </w:r>
     </w:p>
     <w:p>
@@ -1743,69 +1693,63 @@
         <w:ind w:left="0" w:firstLine="0"/>
         <w:rPr>
           <w:rFonts w:ascii="Garamond" w:hAnsi="Garamond"/>
-          <w:szCs w:val="22"/>
-        </w:rPr>
-      </w:pPr>
-      <w:r>
-        <w:rPr>
-          <w:rFonts w:ascii="Garamond" w:hAnsi="Garamond"/>
-          <w:b w:val="0"/>
-          <w:szCs w:val="22"/>
-        </w:rPr>
-        <w:t>Monto</w:t>
-      </w:r>
-      <w:r>
-        <w:rPr>
-          <w:rFonts w:ascii="Garamond" w:hAnsi="Garamond"/>
-          <w:b w:val="0"/>
-          <w:spacing w:val="-3"/>
-          <w:szCs w:val="22"/>
-        </w:rPr>
-        <w:t xml:space="preserve"> </w:t>
-      </w:r>
-      <w:r>
-        <w:rPr>
-          <w:rFonts w:ascii="Garamond" w:hAnsi="Garamond"/>
-          <w:b w:val="0"/>
-          <w:szCs w:val="22"/>
-        </w:rPr>
-        <w:t>por</w:t>
-      </w:r>
-      <w:r>
-        <w:rPr>
-          <w:rFonts w:ascii="Garamond" w:hAnsi="Garamond"/>
-          <w:b w:val="0"/>
-          <w:spacing w:val="-2"/>
-          <w:szCs w:val="22"/>
-        </w:rPr>
-        <w:t xml:space="preserve"> </w:t>
-      </w:r>
-      <w:r>
-        <w:rPr>
-          <w:rFonts w:ascii="Garamond" w:hAnsi="Garamond"/>
-          <w:b w:val="0"/>
-          <w:szCs w:val="22"/>
-        </w:rPr>
-        <w:t>hora:</w:t>
-      </w:r>
-      <w:r>
-        <w:rPr>
-          <w:rFonts w:ascii="Garamond" w:hAnsi="Garamond"/>
-          <w:szCs w:val="22"/>
-        </w:rPr>
-        <w:t xml:space="preserve"> </w:t>
-      </w:r>
-      <w:proofErr w:type="spellStart"/>
-      <w:r>
-        <w:rPr>
-          <w:rFonts w:ascii="Garamond" w:hAnsi="Garamond"/>
-          <w:b w:val="0"/>
-          <w:bCs w:val="0"/>
-          <w:szCs w:val="22"/>
-        </w:rPr>
-        <w:t>categoria</w:t>
-      </w:r>
-      <w:proofErr w:type="spellEnd"/>
+          <w:b w:val="0"/>
+          <w:spacing w:val="-2"/>
+        </w:rPr>
+      </w:pPr>
+      <w:r>
+        <w:rPr>
+          <w:rFonts w:ascii="Garamond" w:hAnsi="Garamond"/>
+          <w:b w:val="0"/>
+        </w:rPr>
+        <w:t>Hasta</w:t>
+      </w:r>
+      <w:r>
+        <w:rPr>
+          <w:rFonts w:ascii="Garamond" w:hAnsi="Garamond"/>
+          <w:b w:val="0"/>
+          <w:spacing w:val="-11"/>
+        </w:rPr>
+        <w:t xml:space="preserve"> </w:t>
+      </w:r>
+      <w:r>
+        <w:rPr>
+          <w:rFonts w:ascii="Garamond" w:hAnsi="Garamond"/>
+          <w:b w:val="0"/>
+        </w:rPr>
+        <w:t>8</w:t>
+      </w:r>
+      <w:r>
+        <w:rPr>
+          <w:rFonts w:ascii="Garamond" w:hAnsi="Garamond"/>
+          <w:b w:val="0"/>
+          <w:spacing w:val="-9"/>
+        </w:rPr>
+        <w:t xml:space="preserve"> </w:t>
+      </w:r>
+      <w:r>
+        <w:rPr>
+          <w:rFonts w:ascii="Garamond" w:hAnsi="Garamond"/>
+          <w:b w:val="0"/>
+        </w:rPr>
+        <w:t>días</w:t>
+      </w:r>
+      <w:r>
+        <w:rPr>
+          <w:rFonts w:ascii="Garamond" w:hAnsi="Garamond"/>
+          <w:b w:val="0"/>
+          <w:spacing w:val="-9"/>
+        </w:rPr>
+        <w:t xml:space="preserve"> </w:t>
+      </w:r>
+      <w:r>
+        <w:rPr>
+          <w:rFonts w:ascii="Garamond" w:hAnsi="Garamond"/>
+          <w:b w:val="0"/>
+          <w:spacing w:val="-2"/>
+        </w:rPr>
+        <w:t>calendarios</w:t>
+      </w:r>
     </w:p>
     <w:p>
       <w:pPr>
@@ -1818,61 +1762,9 @@
         <w:rPr>
           <w:rFonts w:ascii="Garamond" w:hAnsi="Garamond"/>
           <w:b w:val="0"/>
-          <w:szCs w:val="22"/>
-        </w:rPr>
-      </w:pPr>
-      <w:r>
-        <w:rPr>
-          <w:rFonts w:ascii="Garamond" w:hAnsi="Garamond"/>
-          <w:b w:val="0"/>
-          <w:bCs w:val="0"/>
-          <w:szCs w:val="22"/>
-        </w:rPr>
-        <w:t>Monto del servicio:</w:t>
-      </w:r>
-      <w:r>
-        <w:rPr>
-          <w:rFonts w:ascii="Garamond" w:hAnsi="Garamond"/>
-          <w:szCs w:val="22"/>
-        </w:rPr>
-        <w:t xml:space="preserve"> </w:t>
-      </w:r>
-      <w:proofErr w:type="spellStart"/>
-      <w:r>
-        <w:rPr>
-          <w:rFonts w:ascii="Garamond" w:hAnsi="Garamond"/>
-          <w:b w:val="0"/>
-          <w:bCs w:val="0"/>
-          <w:szCs w:val="22"/>
-        </w:rPr>
-        <w:t>monto_subtotal</w:t>
-      </w:r>
-      <w:proofErr w:type="spellEnd"/>
-      <w:r>
-        <w:rPr>
-          <w:rFonts w:ascii="Garamond" w:hAnsi="Garamond"/>
-          <w:b w:val="0"/>
-          <w:szCs w:val="22"/>
-        </w:rPr>
-        <w:t>.</w:t>
-      </w:r>
-    </w:p>
-    <w:p>
-      <w:pPr>
-        <w:pStyle w:val="Ttulo1"/>
-        <w:tabs>
-          <w:tab w:val="left" w:pos="567"/>
-        </w:tabs>
-        <w:spacing w:before="0" w:line="276" w:lineRule="auto"/>
-        <w:ind w:left="0" w:firstLine="0"/>
-        <w:rPr>
-          <w:rFonts w:ascii="Garamond" w:hAnsi="Garamond"/>
-          <w:b w:val="0"/>
-          <w:szCs w:val="22"/>
-        </w:rPr>
-      </w:pPr>
-      <w:bookmarkStart w:id="6" w:name="_GoBack"/>
-      <w:bookmarkEnd w:id="6"/>
+          <w:spacing w:val="-2"/>
+        </w:rPr>
+      </w:pPr>
     </w:p>
     <w:p>
       <w:pPr>
@@ -1885,19 +1777,900 @@
           <w:tab w:val="left" w:pos="567"/>
         </w:tabs>
         <w:spacing w:before="0" w:line="276" w:lineRule="auto"/>
-        <w:ind w:left="0"/>
-        <w:rPr>
-          <w:rFonts w:ascii="Garamond" w:hAnsi="Garamond"/>
-          <w:sz w:val="22"/>
-          <w:szCs w:val="22"/>
-        </w:rPr>
-      </w:pPr>
-      <w:r>
-        <w:rPr>
-          <w:rFonts w:ascii="Garamond" w:hAnsi="Garamond"/>
-          <w:spacing w:val="-2"/>
-          <w:sz w:val="22"/>
-          <w:szCs w:val="22"/>
+        <w:ind w:left="0" w:hanging="567"/>
+        <w:rPr>
+          <w:rFonts w:ascii="Garamond" w:hAnsi="Garamond"/>
+        </w:rPr>
+      </w:pPr>
+      <w:r>
+        <w:rPr>
+          <w:rFonts w:ascii="Garamond" w:hAnsi="Garamond"/>
+        </w:rPr>
+        <w:t>PRODUCTO O ENTREGABLE</w:t>
+      </w:r>
+    </w:p>
+    <w:p>
+      <w:pPr>
+        <w:pStyle w:val="Ttulo1"/>
+        <w:tabs>
+          <w:tab w:val="left" w:pos="567"/>
+        </w:tabs>
+        <w:spacing w:before="0" w:line="276" w:lineRule="auto"/>
+        <w:ind w:left="0" w:firstLine="0"/>
+        <w:rPr>
+          <w:rFonts w:ascii="Garamond" w:hAnsi="Garamond"/>
+          <w:b w:val="0"/>
+          <w:bCs w:val="0"/>
+        </w:rPr>
+      </w:pPr>
+      <w:r>
+        <w:rPr>
+          <w:rFonts w:ascii="Garamond" w:hAnsi="Garamond"/>
+          <w:b w:val="0"/>
+          <w:bCs w:val="0"/>
+        </w:rPr>
+        <w:t>El contratista deberá entregar, ya sea a través de informe y/o documento desarrollado con motivo de la prestación del servicio mencionado precisando lo realizado en dicho documento, conforme a las actividades determinadas en el numeral VI.</w:t>
+      </w:r>
+    </w:p>
+    <w:p>
+      <w:pPr>
+        <w:pStyle w:val="Ttulo1"/>
+        <w:numPr>
+          <w:ilvl w:val="0"/>
+          <w:numId w:val="2"/>
+        </w:numPr>
+        <w:tabs>
+          <w:tab w:val="left" w:pos="567"/>
+        </w:tabs>
+        <w:spacing w:before="0" w:line="276" w:lineRule="auto"/>
+        <w:ind w:left="0" w:hanging="567"/>
+        <w:rPr>
+          <w:rFonts w:ascii="Garamond" w:hAnsi="Garamond"/>
+        </w:rPr>
+      </w:pPr>
+      <w:r>
+        <w:rPr>
+          <w:rFonts w:ascii="Garamond" w:hAnsi="Garamond"/>
+        </w:rPr>
+        <w:t>RECURSOS Y/O FACILIDADES A SER PROVISTOS POR LA FACULTAD</w:t>
+      </w:r>
+    </w:p>
+    <w:p>
+      <w:pPr>
+        <w:pStyle w:val="Ttulo1"/>
+        <w:tabs>
+          <w:tab w:val="left" w:pos="567"/>
+        </w:tabs>
+        <w:spacing w:before="0" w:line="276" w:lineRule="auto"/>
+        <w:ind w:left="0" w:firstLine="0"/>
+        <w:rPr>
+          <w:rFonts w:ascii="Garamond" w:hAnsi="Garamond"/>
+          <w:b w:val="0"/>
+          <w:bCs w:val="0"/>
+        </w:rPr>
+      </w:pPr>
+      <w:r>
+        <w:rPr>
+          <w:rFonts w:ascii="Garamond" w:hAnsi="Garamond"/>
+          <w:b w:val="0"/>
+          <w:bCs w:val="0"/>
+        </w:rPr>
+        <w:t>Para la ejecución del servicio contratado, la Facultad brindara al contratista los recursos y/o facilidades del caso, una vez terminado el servicio serán devueltos a la Facultad.</w:t>
+      </w:r>
+    </w:p>
+    <w:p>
+      <w:pPr>
+        <w:pStyle w:val="Ttulo1"/>
+        <w:tabs>
+          <w:tab w:val="left" w:pos="567"/>
+        </w:tabs>
+        <w:spacing w:before="0" w:line="276" w:lineRule="auto"/>
+        <w:ind w:left="0" w:firstLine="0"/>
+        <w:rPr>
+          <w:rFonts w:ascii="Garamond" w:hAnsi="Garamond"/>
+          <w:b w:val="0"/>
+          <w:bCs w:val="0"/>
+        </w:rPr>
+      </w:pPr>
+    </w:p>
+    <w:p>
+      <w:pPr>
+        <w:pStyle w:val="Ttulo1"/>
+        <w:numPr>
+          <w:ilvl w:val="0"/>
+          <w:numId w:val="2"/>
+        </w:numPr>
+        <w:tabs>
+          <w:tab w:val="left" w:pos="567"/>
+        </w:tabs>
+        <w:spacing w:before="0" w:line="276" w:lineRule="auto"/>
+        <w:ind w:left="0" w:hanging="567"/>
+        <w:rPr>
+          <w:rFonts w:ascii="Garamond" w:hAnsi="Garamond"/>
+        </w:rPr>
+      </w:pPr>
+      <w:r>
+        <w:rPr>
+          <w:rFonts w:ascii="Garamond" w:hAnsi="Garamond"/>
+        </w:rPr>
+        <w:t>CONFIDENCIALIDAD DE LA INFORMACIÓN.</w:t>
+      </w:r>
+    </w:p>
+    <w:p>
+      <w:pPr>
+        <w:pStyle w:val="Ttulo1"/>
+        <w:tabs>
+          <w:tab w:val="left" w:pos="567"/>
+        </w:tabs>
+        <w:spacing w:before="0" w:line="276" w:lineRule="auto"/>
+        <w:ind w:left="0" w:firstLine="0"/>
+        <w:rPr>
+          <w:rFonts w:ascii="Garamond" w:hAnsi="Garamond"/>
+          <w:b w:val="0"/>
+          <w:bCs w:val="0"/>
+        </w:rPr>
+      </w:pPr>
+      <w:r>
+        <w:rPr>
+          <w:rFonts w:ascii="Garamond" w:hAnsi="Garamond"/>
+          <w:b w:val="0"/>
+          <w:bCs w:val="0"/>
+        </w:rPr>
+        <w:t>Si como parte de la prestación, el proveedor pudiera tomar conocimiento e información (oral o escrita) de la Facultad, esta información debe mantenerse reservada, por tanto, el proveedor debe mantener la confidencialidad de esta. El compromiso de confidencialidad se prolonga aún después de terminada la contratación.</w:t>
+      </w:r>
+    </w:p>
+    <w:p>
+      <w:pPr>
+        <w:pStyle w:val="Ttulo1"/>
+        <w:tabs>
+          <w:tab w:val="left" w:pos="567"/>
+        </w:tabs>
+        <w:spacing w:before="0" w:line="276" w:lineRule="auto"/>
+        <w:ind w:left="0" w:firstLine="0"/>
+        <w:rPr>
+          <w:rFonts w:ascii="Garamond" w:hAnsi="Garamond"/>
+          <w:b w:val="0"/>
+          <w:bCs w:val="0"/>
+        </w:rPr>
+      </w:pPr>
+      <w:r>
+        <w:rPr>
+          <w:rFonts w:ascii="Garamond" w:hAnsi="Garamond"/>
+          <w:b w:val="0"/>
+          <w:bCs w:val="0"/>
+        </w:rPr>
+        <w:lastRenderedPageBreak/>
+        <w:t xml:space="preserve">El contratista deberá cumplir con la confidencialidad y reserva absoluta en el manejo de información a la que se tenga acceso y que se encuentre relacionada con la prestación, quedando prohibido revelar dicha información a terceros. </w:t>
+      </w:r>
+    </w:p>
+    <w:p>
+      <w:pPr>
+        <w:pStyle w:val="Ttulo1"/>
+        <w:tabs>
+          <w:tab w:val="left" w:pos="567"/>
+        </w:tabs>
+        <w:spacing w:before="0" w:line="276" w:lineRule="auto"/>
+        <w:ind w:left="0" w:firstLine="0"/>
+        <w:rPr>
+          <w:rFonts w:ascii="Garamond" w:hAnsi="Garamond"/>
+          <w:b w:val="0"/>
+          <w:bCs w:val="0"/>
+        </w:rPr>
+      </w:pPr>
+      <w:r>
+        <w:rPr>
+          <w:rFonts w:ascii="Garamond" w:hAnsi="Garamond"/>
+          <w:b w:val="0"/>
+          <w:bCs w:val="0"/>
+        </w:rPr>
+        <w:t>En tal sentido, el contratista deberá dar cumplimiento a todas las políticas y estándares impartidas por la Facultad de Letras y Ciencias Humanas en materia de seguridad de la información. Dicha obligación comprende la información que se le entrega, así como la que genera durante la ejecución de las prestaciones y la información producida una vez que se haya concluido las prestaciones. Dicha información puede consistir en informes, oficios, resoluciones, presupuestos, recomendaciones y demás documentos e información compilados o recibidos por el contratista.</w:t>
+      </w:r>
+    </w:p>
+    <w:p>
+      <w:pPr>
+        <w:pStyle w:val="Ttulo1"/>
+        <w:tabs>
+          <w:tab w:val="left" w:pos="567"/>
+        </w:tabs>
+        <w:spacing w:before="0" w:line="276" w:lineRule="auto"/>
+        <w:ind w:left="0" w:firstLine="0"/>
+        <w:rPr>
+          <w:rFonts w:ascii="Garamond" w:hAnsi="Garamond"/>
+          <w:b w:val="0"/>
+          <w:bCs w:val="0"/>
+        </w:rPr>
+      </w:pPr>
+    </w:p>
+    <w:p>
+      <w:pPr>
+        <w:pStyle w:val="Ttulo1"/>
+        <w:numPr>
+          <w:ilvl w:val="0"/>
+          <w:numId w:val="2"/>
+        </w:numPr>
+        <w:tabs>
+          <w:tab w:val="left" w:pos="567"/>
+        </w:tabs>
+        <w:spacing w:before="0" w:line="276" w:lineRule="auto"/>
+        <w:ind w:left="0" w:hanging="567"/>
+        <w:rPr>
+          <w:rFonts w:ascii="Garamond" w:hAnsi="Garamond"/>
+        </w:rPr>
+      </w:pPr>
+      <w:r>
+        <w:rPr>
+          <w:rFonts w:ascii="Garamond" w:hAnsi="Garamond"/>
+        </w:rPr>
+        <w:t>PROPIEDAD INTELECTUAL</w:t>
+      </w:r>
+    </w:p>
+    <w:p>
+      <w:pPr>
+        <w:pStyle w:val="Ttulo1"/>
+        <w:tabs>
+          <w:tab w:val="left" w:pos="567"/>
+        </w:tabs>
+        <w:spacing w:before="0" w:line="276" w:lineRule="auto"/>
+        <w:ind w:left="0" w:firstLine="0"/>
+        <w:rPr>
+          <w:rFonts w:ascii="Garamond" w:hAnsi="Garamond"/>
+        </w:rPr>
+      </w:pPr>
+      <w:r>
+        <w:rPr>
+          <w:rFonts w:ascii="Garamond" w:hAnsi="Garamond"/>
+          <w:b w:val="0"/>
+          <w:bCs w:val="0"/>
+        </w:rPr>
+        <w:t>La Facultad de Letras y Ciencias Humanas, tendrá todos los derechos de propiedad intelectual, incluido sin limitación, las patentes, derechos de autor, nombres comerciales y marcas registradas, respecto a los productos o documentos y otros materiales que guarden una relación directa con la ejecución del servicio o que se hubieren creado o producido como consecuencia o en el curso de la ejecución del servicio</w:t>
+      </w:r>
+      <w:r>
+        <w:rPr>
+          <w:rFonts w:ascii="Garamond" w:hAnsi="Garamond"/>
+        </w:rPr>
+        <w:t>.</w:t>
+      </w:r>
+    </w:p>
+    <w:p>
+      <w:pPr>
+        <w:pStyle w:val="Ttulo1"/>
+        <w:tabs>
+          <w:tab w:val="left" w:pos="567"/>
+        </w:tabs>
+        <w:spacing w:before="0" w:line="276" w:lineRule="auto"/>
+        <w:ind w:left="0" w:firstLine="0"/>
+        <w:rPr>
+          <w:rFonts w:ascii="Garamond" w:hAnsi="Garamond"/>
+        </w:rPr>
+      </w:pPr>
+    </w:p>
+    <w:p>
+      <w:pPr>
+        <w:pStyle w:val="Ttulo1"/>
+        <w:numPr>
+          <w:ilvl w:val="0"/>
+          <w:numId w:val="2"/>
+        </w:numPr>
+        <w:tabs>
+          <w:tab w:val="left" w:pos="567"/>
+        </w:tabs>
+        <w:spacing w:before="0" w:line="276" w:lineRule="auto"/>
+        <w:ind w:left="0" w:hanging="567"/>
+        <w:rPr>
+          <w:rFonts w:ascii="Garamond" w:hAnsi="Garamond"/>
+        </w:rPr>
+      </w:pPr>
+      <w:r>
+        <w:rPr>
+          <w:rFonts w:ascii="Garamond" w:hAnsi="Garamond"/>
+        </w:rPr>
+        <w:t>ANTICORRUPCIÓN.</w:t>
+      </w:r>
+    </w:p>
+    <w:p>
+      <w:pPr>
+        <w:pStyle w:val="Ttulo1"/>
+        <w:tabs>
+          <w:tab w:val="left" w:pos="567"/>
+        </w:tabs>
+        <w:spacing w:before="0" w:line="276" w:lineRule="auto"/>
+        <w:ind w:left="0" w:firstLine="0"/>
+        <w:rPr>
+          <w:rFonts w:ascii="Garamond" w:hAnsi="Garamond"/>
+          <w:b w:val="0"/>
+          <w:bCs w:val="0"/>
+        </w:rPr>
+      </w:pPr>
+      <w:r>
+        <w:rPr>
+          <w:rFonts w:ascii="Garamond" w:hAnsi="Garamond"/>
+          <w:b w:val="0"/>
+          <w:bCs w:val="0"/>
+        </w:rPr>
+        <w:t xml:space="preserve">El contratista se obliga a conducirse en todo momento, durante la ejecución del contrato, con honestidad, probidad, veracidad e integridad y de no cometer actos ilegales o de corrupción, directa o indirectamente. </w:t>
+      </w:r>
+    </w:p>
+    <w:p>
+      <w:pPr>
+        <w:pStyle w:val="Ttulo1"/>
+        <w:tabs>
+          <w:tab w:val="left" w:pos="567"/>
+        </w:tabs>
+        <w:spacing w:before="0" w:line="276" w:lineRule="auto"/>
+        <w:ind w:left="0" w:firstLine="0"/>
+        <w:rPr>
+          <w:rFonts w:ascii="Garamond" w:hAnsi="Garamond"/>
+          <w:b w:val="0"/>
+          <w:bCs w:val="0"/>
+        </w:rPr>
+      </w:pPr>
+      <w:r>
+        <w:rPr>
+          <w:rFonts w:ascii="Garamond" w:hAnsi="Garamond"/>
+          <w:b w:val="0"/>
+          <w:bCs w:val="0"/>
+        </w:rPr>
+        <w:t>Además, el contratista se compromete a:</w:t>
+      </w:r>
+    </w:p>
+    <w:p>
+      <w:pPr>
+        <w:pStyle w:val="Ttulo1"/>
+        <w:tabs>
+          <w:tab w:val="left" w:pos="567"/>
+        </w:tabs>
+        <w:spacing w:before="0" w:line="276" w:lineRule="auto"/>
+        <w:ind w:left="0" w:firstLine="0"/>
+        <w:rPr>
+          <w:rFonts w:ascii="Garamond" w:hAnsi="Garamond"/>
+          <w:b w:val="0"/>
+          <w:bCs w:val="0"/>
+        </w:rPr>
+      </w:pPr>
+      <w:r>
+        <w:rPr>
+          <w:rFonts w:ascii="Garamond" w:hAnsi="Garamond"/>
+          <w:b w:val="0"/>
+          <w:bCs w:val="0"/>
+        </w:rPr>
+        <w:t>Comunicar a las autoridades competentes, de manera directa y oportuna, cualquier acto o conducta ilícita o corrupta de la que tuviera conocimiento.</w:t>
+      </w:r>
+    </w:p>
+    <w:p>
+      <w:pPr>
+        <w:pStyle w:val="Ttulo1"/>
+        <w:tabs>
+          <w:tab w:val="left" w:pos="567"/>
+        </w:tabs>
+        <w:spacing w:before="0" w:line="276" w:lineRule="auto"/>
+        <w:ind w:left="0" w:firstLine="0"/>
+        <w:rPr>
+          <w:rFonts w:ascii="Garamond" w:hAnsi="Garamond"/>
+          <w:b w:val="0"/>
+          <w:bCs w:val="0"/>
+        </w:rPr>
+      </w:pPr>
+      <w:r>
+        <w:rPr>
+          <w:rFonts w:ascii="Garamond" w:hAnsi="Garamond"/>
+          <w:b w:val="0"/>
+          <w:bCs w:val="0"/>
+        </w:rPr>
+        <w:t>Adoptar medidas técnicas, organizativas y/o de personal apropiadas para evitar los referidos actos o prácticas.</w:t>
+      </w:r>
+    </w:p>
+    <w:p>
+      <w:pPr>
+        <w:pStyle w:val="Ttulo1"/>
+        <w:tabs>
+          <w:tab w:val="left" w:pos="567"/>
+        </w:tabs>
+        <w:spacing w:before="0" w:line="276" w:lineRule="auto"/>
+        <w:ind w:left="0" w:firstLine="0"/>
+        <w:rPr>
+          <w:rFonts w:ascii="Garamond" w:hAnsi="Garamond"/>
+          <w:b w:val="0"/>
+          <w:bCs w:val="0"/>
+        </w:rPr>
+      </w:pPr>
+    </w:p>
+    <w:p>
+      <w:pPr>
+        <w:pStyle w:val="Ttulo1"/>
+        <w:numPr>
+          <w:ilvl w:val="0"/>
+          <w:numId w:val="2"/>
+        </w:numPr>
+        <w:tabs>
+          <w:tab w:val="left" w:pos="567"/>
+        </w:tabs>
+        <w:spacing w:before="0" w:line="276" w:lineRule="auto"/>
+        <w:ind w:left="0" w:hanging="567"/>
+        <w:rPr>
+          <w:rFonts w:ascii="Garamond" w:hAnsi="Garamond"/>
+        </w:rPr>
+      </w:pPr>
+      <w:r>
+        <w:rPr>
+          <w:rFonts w:ascii="Garamond" w:hAnsi="Garamond"/>
+        </w:rPr>
+        <w:t>PENALIDADES POR MORA</w:t>
+      </w:r>
+    </w:p>
+    <w:p>
+      <w:pPr>
+        <w:pStyle w:val="Ttulo1"/>
+        <w:tabs>
+          <w:tab w:val="left" w:pos="567"/>
+        </w:tabs>
+        <w:spacing w:before="0" w:line="276" w:lineRule="auto"/>
+        <w:ind w:left="0" w:firstLine="0"/>
+        <w:rPr>
+          <w:rFonts w:ascii="Garamond" w:hAnsi="Garamond"/>
+          <w:b w:val="0"/>
+          <w:bCs w:val="0"/>
+        </w:rPr>
+      </w:pPr>
+      <w:r>
+        <w:rPr>
+          <w:rFonts w:ascii="Garamond" w:hAnsi="Garamond"/>
+          <w:b w:val="0"/>
+          <w:bCs w:val="0"/>
+        </w:rPr>
+        <w:t>Penalidad por Mora en la ejecución de la prestación:</w:t>
+      </w:r>
+    </w:p>
+    <w:p>
+      <w:pPr>
+        <w:pStyle w:val="Ttulo1"/>
+        <w:tabs>
+          <w:tab w:val="left" w:pos="567"/>
+        </w:tabs>
+        <w:spacing w:before="0" w:line="276" w:lineRule="auto"/>
+        <w:ind w:left="0" w:firstLine="0"/>
+        <w:rPr>
+          <w:rFonts w:ascii="Garamond" w:hAnsi="Garamond"/>
+          <w:b w:val="0"/>
+          <w:bCs w:val="0"/>
+        </w:rPr>
+      </w:pPr>
+      <w:r>
+        <w:rPr>
+          <w:rFonts w:ascii="Garamond" w:hAnsi="Garamond"/>
+          <w:b w:val="0"/>
+          <w:bCs w:val="0"/>
+        </w:rPr>
+        <w:t xml:space="preserve">En caso de retraso injustificado del proveedor en la ejecución de las prestaciones objeto del contrato, la Entidad le aplica automáticamente una penalidad por mora por cada día de atraso. La penalidad se aplica automáticamente y se calcula </w:t>
+      </w:r>
+      <w:proofErr w:type="gramStart"/>
+      <w:r>
+        <w:rPr>
+          <w:rFonts w:ascii="Garamond" w:hAnsi="Garamond"/>
+          <w:b w:val="0"/>
+          <w:bCs w:val="0"/>
+        </w:rPr>
+        <w:t>de acuerdo a</w:t>
+      </w:r>
+      <w:proofErr w:type="gramEnd"/>
+      <w:r>
+        <w:rPr>
+          <w:rFonts w:ascii="Garamond" w:hAnsi="Garamond"/>
+          <w:b w:val="0"/>
+          <w:bCs w:val="0"/>
+        </w:rPr>
+        <w:t xml:space="preserve"> la siguiente fórmula: </w:t>
+      </w:r>
+    </w:p>
+    <w:p>
+      <w:pPr>
+        <w:pStyle w:val="Ttulo1"/>
+        <w:tabs>
+          <w:tab w:val="left" w:pos="567"/>
+        </w:tabs>
+        <w:spacing w:before="0" w:line="276" w:lineRule="auto"/>
+        <w:ind w:left="0" w:firstLine="0"/>
+        <w:rPr>
+          <w:rFonts w:ascii="Garamond" w:hAnsi="Garamond"/>
+          <w:b w:val="0"/>
+          <w:bCs w:val="0"/>
+        </w:rPr>
+      </w:pPr>
+    </w:p>
+    <w:p>
+      <w:pPr>
+        <w:pStyle w:val="Ttulo1"/>
+        <w:tabs>
+          <w:tab w:val="left" w:pos="567"/>
+        </w:tabs>
+        <w:spacing w:before="0" w:line="276" w:lineRule="auto"/>
+        <w:ind w:left="0" w:firstLine="0"/>
+        <w:rPr>
+          <w:rFonts w:ascii="Garamond" w:hAnsi="Garamond"/>
+          <w:b w:val="0"/>
+          <w:bCs w:val="0"/>
+        </w:rPr>
+      </w:pPr>
+      <m:oMathPara>
+        <m:oMath>
+          <m:r>
+            <m:rPr>
+              <m:sty m:val="p"/>
+            </m:rPr>
+            <w:rPr>
+              <w:rFonts w:ascii="Cambria Math" w:hAnsi="Cambria Math"/>
+            </w:rPr>
+            <m:t>Penalidad diaria=</m:t>
+          </m:r>
+          <m:f>
+            <m:fPr>
+              <m:ctrlPr>
+                <w:rPr>
+                  <w:rFonts w:ascii="Cambria Math" w:hAnsi="Cambria Math"/>
+                  <w:b w:val="0"/>
+                  <w:bCs w:val="0"/>
+                </w:rPr>
+              </m:ctrlPr>
+            </m:fPr>
+            <m:num>
+              <m:r>
+                <m:rPr>
+                  <m:sty m:val="p"/>
+                </m:rPr>
+                <w:rPr>
+                  <w:rFonts w:ascii="Cambria Math" w:hAnsi="Cambria Math"/>
+                </w:rPr>
+                <m:t>(0.10 x monto)</m:t>
+              </m:r>
+            </m:num>
+            <m:den>
+              <m:r>
+                <m:rPr>
+                  <m:sty m:val="p"/>
+                </m:rPr>
+                <w:rPr>
+                  <w:rFonts w:ascii="Cambria Math" w:hAnsi="Cambria Math"/>
+                </w:rPr>
+                <m:t xml:space="preserve">(F x plazo en días) </m:t>
+              </m:r>
+            </m:den>
+          </m:f>
+        </m:oMath>
+      </m:oMathPara>
+    </w:p>
+    <w:p>
+      <w:pPr>
+        <w:pStyle w:val="Ttulo1"/>
+        <w:tabs>
+          <w:tab w:val="left" w:pos="567"/>
+        </w:tabs>
+        <w:spacing w:before="0" w:line="276" w:lineRule="auto"/>
+        <w:ind w:left="0" w:firstLine="0"/>
+        <w:rPr>
+          <w:rFonts w:ascii="Garamond" w:hAnsi="Garamond"/>
+          <w:b w:val="0"/>
+          <w:bCs w:val="0"/>
+        </w:rPr>
+      </w:pPr>
+    </w:p>
+    <w:p>
+      <w:pPr>
+        <w:pStyle w:val="Ttulo1"/>
+        <w:tabs>
+          <w:tab w:val="left" w:pos="567"/>
+        </w:tabs>
+        <w:spacing w:before="0" w:line="276" w:lineRule="auto"/>
+        <w:ind w:left="0" w:firstLine="0"/>
+        <w:rPr>
+          <w:rFonts w:ascii="Garamond" w:hAnsi="Garamond"/>
+          <w:b w:val="0"/>
+          <w:bCs w:val="0"/>
+        </w:rPr>
+      </w:pPr>
+      <w:r>
+        <w:rPr>
+          <w:rFonts w:ascii="Garamond" w:hAnsi="Garamond"/>
+          <w:b w:val="0"/>
+          <w:bCs w:val="0"/>
+        </w:rPr>
+        <w:t>Donde “F” tiene los siguientes valores:</w:t>
+      </w:r>
+    </w:p>
+    <w:p>
+      <w:pPr>
+        <w:pStyle w:val="Ttulo1"/>
+        <w:tabs>
+          <w:tab w:val="left" w:pos="567"/>
+        </w:tabs>
+        <w:spacing w:before="0" w:line="276" w:lineRule="auto"/>
+        <w:ind w:left="0" w:firstLine="0"/>
+        <w:rPr>
+          <w:rFonts w:ascii="Garamond" w:hAnsi="Garamond"/>
+          <w:b w:val="0"/>
+          <w:bCs w:val="0"/>
+        </w:rPr>
+      </w:pPr>
+      <w:r>
+        <w:rPr>
+          <w:rFonts w:ascii="Garamond" w:hAnsi="Garamond"/>
+          <w:b w:val="0"/>
+          <w:bCs w:val="0"/>
+        </w:rPr>
+        <w:t xml:space="preserve">F = 0.25 para plazos mayores a sesenta (60) días </w:t>
+      </w:r>
+    </w:p>
+    <w:p>
+      <w:pPr>
+        <w:pStyle w:val="Ttulo1"/>
+        <w:tabs>
+          <w:tab w:val="left" w:pos="567"/>
+        </w:tabs>
+        <w:spacing w:before="0" w:line="276" w:lineRule="auto"/>
+        <w:ind w:left="0" w:firstLine="0"/>
+        <w:rPr>
+          <w:rFonts w:ascii="Garamond" w:hAnsi="Garamond"/>
+          <w:b w:val="0"/>
+          <w:bCs w:val="0"/>
+        </w:rPr>
+      </w:pPr>
+      <w:r>
+        <w:rPr>
+          <w:rFonts w:ascii="Garamond" w:hAnsi="Garamond"/>
+          <w:b w:val="0"/>
+          <w:bCs w:val="0"/>
+        </w:rPr>
+        <w:t xml:space="preserve">F = 0.40 para plazos menores o iguales a sesenta (60) días </w:t>
+      </w:r>
+    </w:p>
+    <w:p>
+      <w:pPr>
+        <w:pStyle w:val="Ttulo1"/>
+        <w:tabs>
+          <w:tab w:val="left" w:pos="567"/>
+        </w:tabs>
+        <w:spacing w:before="0" w:line="276" w:lineRule="auto"/>
+        <w:ind w:left="0" w:firstLine="0"/>
+        <w:rPr>
+          <w:rFonts w:ascii="Garamond" w:hAnsi="Garamond"/>
+          <w:b w:val="0"/>
+          <w:bCs w:val="0"/>
+        </w:rPr>
+      </w:pPr>
+      <w:r>
+        <w:rPr>
+          <w:rFonts w:ascii="Garamond" w:hAnsi="Garamond"/>
+          <w:b w:val="0"/>
+          <w:bCs w:val="0"/>
+        </w:rPr>
+        <w:t>b.1) para bienes, servicios en general y consultorías: f = 0.25.</w:t>
+      </w:r>
+    </w:p>
+    <w:p>
+      <w:pPr>
+        <w:pStyle w:val="Ttulo1"/>
+        <w:tabs>
+          <w:tab w:val="left" w:pos="567"/>
+        </w:tabs>
+        <w:spacing w:before="0" w:line="276" w:lineRule="auto"/>
+        <w:ind w:left="0" w:firstLine="0"/>
+        <w:rPr>
+          <w:rFonts w:ascii="Garamond" w:hAnsi="Garamond"/>
+          <w:b w:val="0"/>
+          <w:bCs w:val="0"/>
+        </w:rPr>
+      </w:pPr>
+      <w:r>
+        <w:rPr>
+          <w:rFonts w:ascii="Garamond" w:hAnsi="Garamond"/>
+          <w:b w:val="0"/>
+          <w:bCs w:val="0"/>
+        </w:rPr>
+        <w:t>b.2) para obras: f = 0.15</w:t>
+      </w:r>
+    </w:p>
+    <w:p>
+      <w:pPr>
+        <w:pStyle w:val="Ttulo1"/>
+        <w:tabs>
+          <w:tab w:val="left" w:pos="567"/>
+        </w:tabs>
+        <w:spacing w:before="0" w:line="276" w:lineRule="auto"/>
+        <w:ind w:left="0" w:firstLine="0"/>
+        <w:rPr>
+          <w:rFonts w:ascii="Garamond" w:hAnsi="Garamond"/>
+          <w:b w:val="0"/>
+        </w:rPr>
+      </w:pPr>
+    </w:p>
+    <w:p>
+      <w:pPr>
+        <w:pStyle w:val="Ttulo1"/>
+        <w:numPr>
+          <w:ilvl w:val="0"/>
+          <w:numId w:val="2"/>
+        </w:numPr>
+        <w:tabs>
+          <w:tab w:val="left" w:pos="567"/>
+        </w:tabs>
+        <w:spacing w:before="0" w:line="276" w:lineRule="auto"/>
+        <w:ind w:left="0" w:hanging="567"/>
+        <w:rPr>
+          <w:rFonts w:ascii="Garamond" w:hAnsi="Garamond"/>
+        </w:rPr>
+      </w:pPr>
+      <w:bookmarkStart w:id="5" w:name="IX._MONTO_REFERENCIAL:"/>
+      <w:bookmarkEnd w:id="5"/>
+      <w:r>
+        <w:rPr>
+          <w:rFonts w:ascii="Garamond" w:hAnsi="Garamond"/>
+        </w:rPr>
+        <w:t>MONTO</w:t>
+      </w:r>
+      <w:r>
+        <w:rPr>
+          <w:rFonts w:ascii="Garamond" w:hAnsi="Garamond"/>
+          <w:spacing w:val="-12"/>
+        </w:rPr>
+        <w:t xml:space="preserve"> </w:t>
+      </w:r>
+      <w:r>
+        <w:rPr>
+          <w:rFonts w:ascii="Garamond" w:hAnsi="Garamond"/>
+          <w:spacing w:val="-2"/>
+        </w:rPr>
+        <w:t>REFERENCIAL:</w:t>
+      </w:r>
+    </w:p>
+    <w:p>
+      <w:pPr>
+        <w:pStyle w:val="Ttulo1"/>
+        <w:tabs>
+          <w:tab w:val="left" w:pos="567"/>
+        </w:tabs>
+        <w:spacing w:before="0" w:line="276" w:lineRule="auto"/>
+        <w:ind w:left="0" w:firstLine="0"/>
+        <w:rPr>
+          <w:rFonts w:ascii="Garamond" w:hAnsi="Garamond"/>
+        </w:rPr>
+      </w:pPr>
+      <w:r>
+        <w:rPr>
+          <w:rFonts w:ascii="Garamond" w:hAnsi="Garamond"/>
+          <w:b w:val="0"/>
+        </w:rPr>
+        <w:t>Monto</w:t>
+      </w:r>
+      <w:r>
+        <w:rPr>
+          <w:rFonts w:ascii="Garamond" w:hAnsi="Garamond"/>
+          <w:b w:val="0"/>
+          <w:spacing w:val="-3"/>
+        </w:rPr>
+        <w:t xml:space="preserve"> </w:t>
+      </w:r>
+      <w:r>
+        <w:rPr>
+          <w:rFonts w:ascii="Garamond" w:hAnsi="Garamond"/>
+          <w:b w:val="0"/>
+        </w:rPr>
+        <w:t>por</w:t>
+      </w:r>
+      <w:r>
+        <w:rPr>
+          <w:rFonts w:ascii="Garamond" w:hAnsi="Garamond"/>
+          <w:b w:val="0"/>
+          <w:spacing w:val="-2"/>
+        </w:rPr>
+        <w:t xml:space="preserve"> </w:t>
+      </w:r>
+      <w:r>
+        <w:rPr>
+          <w:rFonts w:ascii="Garamond" w:hAnsi="Garamond"/>
+          <w:b w:val="0"/>
+        </w:rPr>
+        <w:t>hora:</w:t>
+      </w:r>
+      <w:r>
+        <w:rPr>
+          <w:rFonts w:ascii="Garamond" w:hAnsi="Garamond"/>
+        </w:rPr>
+        <w:t xml:space="preserve"> </w:t>
+      </w:r>
+      <w:proofErr w:type="spellStart"/>
+      <w:r>
+        <w:rPr>
+          <w:rFonts w:ascii="Garamond" w:hAnsi="Garamond"/>
+          <w:b w:val="0"/>
+          <w:bCs w:val="0"/>
+        </w:rPr>
+        <w:t>categoria</w:t>
+      </w:r>
+      <w:proofErr w:type="spellEnd"/>
+      <w:r>
+        <w:rPr>
+          <w:rFonts w:ascii="Garamond" w:hAnsi="Garamond"/>
+        </w:rPr>
+        <w:t>.</w:t>
+      </w:r>
+    </w:p>
+    <w:p>
+      <w:pPr>
+        <w:pStyle w:val="Ttulo1"/>
+        <w:tabs>
+          <w:tab w:val="left" w:pos="567"/>
+        </w:tabs>
+        <w:spacing w:before="0" w:line="276" w:lineRule="auto"/>
+        <w:ind w:left="0" w:firstLine="0"/>
+        <w:rPr>
+          <w:rFonts w:ascii="Garamond" w:hAnsi="Garamond"/>
+          <w:b w:val="0"/>
+        </w:rPr>
+      </w:pPr>
+      <w:r>
+        <w:rPr>
+          <w:rFonts w:ascii="Garamond" w:hAnsi="Garamond"/>
+          <w:b w:val="0"/>
+          <w:bCs w:val="0"/>
+        </w:rPr>
+        <w:t>Monto del servicio:</w:t>
+      </w:r>
+      <w:r>
+        <w:rPr>
+          <w:rFonts w:ascii="Garamond" w:hAnsi="Garamond"/>
+        </w:rPr>
+        <w:t xml:space="preserve"> </w:t>
+      </w:r>
+      <w:proofErr w:type="spellStart"/>
+      <w:r>
+        <w:rPr>
+          <w:rFonts w:ascii="Garamond" w:hAnsi="Garamond"/>
+          <w:b w:val="0"/>
+          <w:bCs w:val="0"/>
+        </w:rPr>
+        <w:t>monto_subtotal</w:t>
+      </w:r>
+      <w:proofErr w:type="spellEnd"/>
+      <w:r>
+        <w:rPr>
+          <w:rFonts w:ascii="Garamond" w:hAnsi="Garamond"/>
+          <w:b w:val="0"/>
+        </w:rPr>
+        <w:t>.</w:t>
+      </w:r>
+    </w:p>
+    <w:p>
+      <w:pPr>
+        <w:pStyle w:val="Ttulo1"/>
+        <w:tabs>
+          <w:tab w:val="left" w:pos="567"/>
+        </w:tabs>
+        <w:spacing w:before="0" w:line="276" w:lineRule="auto"/>
+        <w:ind w:left="0" w:firstLine="0"/>
+        <w:rPr>
+          <w:rFonts w:ascii="Garamond" w:hAnsi="Garamond"/>
+          <w:b w:val="0"/>
+        </w:rPr>
+      </w:pPr>
+    </w:p>
+    <w:p>
+      <w:pPr>
+        <w:pStyle w:val="Ttulo1"/>
+        <w:numPr>
+          <w:ilvl w:val="0"/>
+          <w:numId w:val="2"/>
+        </w:numPr>
+        <w:tabs>
+          <w:tab w:val="left" w:pos="567"/>
+        </w:tabs>
+        <w:spacing w:before="0" w:line="276" w:lineRule="auto"/>
+        <w:ind w:left="0" w:hanging="567"/>
+        <w:rPr>
+          <w:rFonts w:ascii="Garamond" w:hAnsi="Garamond"/>
+        </w:rPr>
+      </w:pPr>
+      <w:r>
+        <w:rPr>
+          <w:rFonts w:ascii="Garamond" w:hAnsi="Garamond"/>
+          <w:spacing w:val="-2"/>
         </w:rPr>
         <w:t>CONFORMIDAD</w:t>
       </w:r>
@@ -1905,17 +2678,13 @@
         <w:rPr>
           <w:rFonts w:ascii="Garamond" w:hAnsi="Garamond"/>
           <w:spacing w:val="-4"/>
-          <w:sz w:val="22"/>
-          <w:szCs w:val="22"/>
-        </w:rPr>
-        <w:t xml:space="preserve"> </w:t>
-      </w:r>
-      <w:r>
-        <w:rPr>
-          <w:rFonts w:ascii="Garamond" w:hAnsi="Garamond"/>
-          <w:spacing w:val="-2"/>
-          <w:sz w:val="22"/>
-          <w:szCs w:val="22"/>
+        </w:rPr>
+        <w:t xml:space="preserve"> </w:t>
+      </w:r>
+      <w:r>
+        <w:rPr>
+          <w:rFonts w:ascii="Garamond" w:hAnsi="Garamond"/>
+          <w:spacing w:val="-2"/>
         </w:rPr>
         <w:t>DEL</w:t>
       </w:r>
@@ -1923,17 +2692,13 @@
         <w:rPr>
           <w:rFonts w:ascii="Garamond" w:hAnsi="Garamond"/>
           <w:spacing w:val="-1"/>
-          <w:sz w:val="22"/>
-          <w:szCs w:val="22"/>
-        </w:rPr>
-        <w:t xml:space="preserve"> </w:t>
-      </w:r>
-      <w:r>
-        <w:rPr>
-          <w:rFonts w:ascii="Garamond" w:hAnsi="Garamond"/>
-          <w:spacing w:val="-2"/>
-          <w:sz w:val="22"/>
-          <w:szCs w:val="22"/>
+        </w:rPr>
+        <w:t xml:space="preserve"> </w:t>
+      </w:r>
+      <w:r>
+        <w:rPr>
+          <w:rFonts w:ascii="Garamond" w:hAnsi="Garamond"/>
+          <w:spacing w:val="-2"/>
         </w:rPr>
         <w:t>SERVICIO:</w:t>
       </w:r>
@@ -1950,14 +2715,12 @@
           <w:rFonts w:ascii="Garamond" w:hAnsi="Garamond"/>
           <w:b w:val="0"/>
           <w:spacing w:val="-2"/>
-          <w:szCs w:val="22"/>
-        </w:rPr>
-      </w:pPr>
-      <w:r>
-        <w:rPr>
-          <w:rFonts w:ascii="Garamond" w:hAnsi="Garamond"/>
-          <w:b w:val="0"/>
-          <w:szCs w:val="22"/>
+        </w:rPr>
+      </w:pPr>
+      <w:r>
+        <w:rPr>
+          <w:rFonts w:ascii="Garamond" w:hAnsi="Garamond"/>
+          <w:b w:val="0"/>
         </w:rPr>
         <w:t>La</w:t>
       </w:r>
@@ -1966,15 +2729,13 @@
           <w:rFonts w:ascii="Garamond" w:hAnsi="Garamond"/>
           <w:b w:val="0"/>
           <w:spacing w:val="-14"/>
-          <w:szCs w:val="22"/>
-        </w:rPr>
-        <w:t xml:space="preserve"> </w:t>
-      </w:r>
-      <w:r>
-        <w:rPr>
-          <w:rFonts w:ascii="Garamond" w:hAnsi="Garamond"/>
-          <w:b w:val="0"/>
-          <w:szCs w:val="22"/>
+        </w:rPr>
+        <w:t xml:space="preserve"> </w:t>
+      </w:r>
+      <w:r>
+        <w:rPr>
+          <w:rFonts w:ascii="Garamond" w:hAnsi="Garamond"/>
+          <w:b w:val="0"/>
         </w:rPr>
         <w:t>conformidad</w:t>
       </w:r>
@@ -1983,15 +2744,13 @@
           <w:rFonts w:ascii="Garamond" w:hAnsi="Garamond"/>
           <w:b w:val="0"/>
           <w:spacing w:val="-14"/>
-          <w:szCs w:val="22"/>
-        </w:rPr>
-        <w:t xml:space="preserve"> </w:t>
-      </w:r>
-      <w:r>
-        <w:rPr>
-          <w:rFonts w:ascii="Garamond" w:hAnsi="Garamond"/>
-          <w:b w:val="0"/>
-          <w:szCs w:val="22"/>
+        </w:rPr>
+        <w:t xml:space="preserve"> </w:t>
+      </w:r>
+      <w:r>
+        <w:rPr>
+          <w:rFonts w:ascii="Garamond" w:hAnsi="Garamond"/>
+          <w:b w:val="0"/>
         </w:rPr>
         <w:t>del</w:t>
       </w:r>
@@ -2000,15 +2759,13 @@
           <w:rFonts w:ascii="Garamond" w:hAnsi="Garamond"/>
           <w:b w:val="0"/>
           <w:spacing w:val="-14"/>
-          <w:szCs w:val="22"/>
-        </w:rPr>
-        <w:t xml:space="preserve"> </w:t>
-      </w:r>
-      <w:r>
-        <w:rPr>
-          <w:rFonts w:ascii="Garamond" w:hAnsi="Garamond"/>
-          <w:b w:val="0"/>
-          <w:szCs w:val="22"/>
+        </w:rPr>
+        <w:t xml:space="preserve"> </w:t>
+      </w:r>
+      <w:r>
+        <w:rPr>
+          <w:rFonts w:ascii="Garamond" w:hAnsi="Garamond"/>
+          <w:b w:val="0"/>
         </w:rPr>
         <w:t>servicio</w:t>
       </w:r>
@@ -2017,15 +2774,13 @@
           <w:rFonts w:ascii="Garamond" w:hAnsi="Garamond"/>
           <w:b w:val="0"/>
           <w:spacing w:val="-10"/>
-          <w:szCs w:val="22"/>
-        </w:rPr>
-        <w:t xml:space="preserve"> </w:t>
-      </w:r>
-      <w:r>
-        <w:rPr>
-          <w:rFonts w:ascii="Garamond" w:hAnsi="Garamond"/>
-          <w:b w:val="0"/>
-          <w:szCs w:val="22"/>
+        </w:rPr>
+        <w:t xml:space="preserve"> </w:t>
+      </w:r>
+      <w:r>
+        <w:rPr>
+          <w:rFonts w:ascii="Garamond" w:hAnsi="Garamond"/>
+          <w:b w:val="0"/>
         </w:rPr>
         <w:t>será</w:t>
       </w:r>
@@ -2034,15 +2789,13 @@
           <w:rFonts w:ascii="Garamond" w:hAnsi="Garamond"/>
           <w:b w:val="0"/>
           <w:spacing w:val="-13"/>
-          <w:szCs w:val="22"/>
-        </w:rPr>
-        <w:t xml:space="preserve"> </w:t>
-      </w:r>
-      <w:r>
-        <w:rPr>
-          <w:rFonts w:ascii="Garamond" w:hAnsi="Garamond"/>
-          <w:b w:val="0"/>
-          <w:szCs w:val="22"/>
+        </w:rPr>
+        <w:t xml:space="preserve"> </w:t>
+      </w:r>
+      <w:r>
+        <w:rPr>
+          <w:rFonts w:ascii="Garamond" w:hAnsi="Garamond"/>
+          <w:b w:val="0"/>
         </w:rPr>
         <w:t>brindada</w:t>
       </w:r>
@@ -2051,15 +2804,13 @@
           <w:rFonts w:ascii="Garamond" w:hAnsi="Garamond"/>
           <w:b w:val="0"/>
           <w:spacing w:val="-12"/>
-          <w:szCs w:val="22"/>
-        </w:rPr>
-        <w:t xml:space="preserve"> </w:t>
-      </w:r>
-      <w:r>
-        <w:rPr>
-          <w:rFonts w:ascii="Garamond" w:hAnsi="Garamond"/>
-          <w:b w:val="0"/>
-          <w:szCs w:val="22"/>
+        </w:rPr>
+        <w:t xml:space="preserve"> </w:t>
+      </w:r>
+      <w:r>
+        <w:rPr>
+          <w:rFonts w:ascii="Garamond" w:hAnsi="Garamond"/>
+          <w:b w:val="0"/>
         </w:rPr>
         <w:t>por</w:t>
       </w:r>
@@ -2068,15 +2819,13 @@
           <w:rFonts w:ascii="Garamond" w:hAnsi="Garamond"/>
           <w:b w:val="0"/>
           <w:spacing w:val="-8"/>
-          <w:szCs w:val="22"/>
-        </w:rPr>
-        <w:t xml:space="preserve"> </w:t>
-      </w:r>
-      <w:r>
-        <w:rPr>
-          <w:rFonts w:ascii="Garamond" w:hAnsi="Garamond"/>
-          <w:b w:val="0"/>
-          <w:szCs w:val="22"/>
+        </w:rPr>
+        <w:t xml:space="preserve"> </w:t>
+      </w:r>
+      <w:r>
+        <w:rPr>
+          <w:rFonts w:ascii="Garamond" w:hAnsi="Garamond"/>
+          <w:b w:val="0"/>
         </w:rPr>
         <w:t>el</w:t>
       </w:r>
@@ -2085,40 +2834,28 @@
           <w:rFonts w:ascii="Garamond" w:hAnsi="Garamond"/>
           <w:b w:val="0"/>
           <w:spacing w:val="-13"/>
-          <w:szCs w:val="22"/>
-        </w:rPr>
-        <w:t xml:space="preserve"> </w:t>
-      </w:r>
-      <w:r>
-        <w:rPr>
-          <w:rFonts w:ascii="Garamond" w:hAnsi="Garamond"/>
-          <w:b w:val="0"/>
-          <w:szCs w:val="22"/>
-        </w:rPr>
-        <w:t>d</w:t>
-      </w:r>
-      <w:r>
-        <w:rPr>
-          <w:rFonts w:ascii="Garamond" w:hAnsi="Garamond"/>
-          <w:b w:val="0"/>
-          <w:szCs w:val="22"/>
-        </w:rPr>
-        <w:t>irector</w:t>
+        </w:rPr>
+        <w:t xml:space="preserve"> </w:t>
+      </w:r>
+      <w:r>
+        <w:rPr>
+          <w:rFonts w:ascii="Garamond" w:hAnsi="Garamond"/>
+          <w:b w:val="0"/>
+        </w:rPr>
+        <w:t>director</w:t>
       </w:r>
       <w:r>
         <w:rPr>
           <w:rFonts w:ascii="Garamond" w:hAnsi="Garamond"/>
           <w:b w:val="0"/>
           <w:spacing w:val="-12"/>
-          <w:szCs w:val="22"/>
-        </w:rPr>
-        <w:t xml:space="preserve"> </w:t>
-      </w:r>
-      <w:r>
-        <w:rPr>
-          <w:rFonts w:ascii="Garamond" w:hAnsi="Garamond"/>
-          <w:b w:val="0"/>
-          <w:szCs w:val="22"/>
+        </w:rPr>
+        <w:t xml:space="preserve"> </w:t>
+      </w:r>
+      <w:r>
+        <w:rPr>
+          <w:rFonts w:ascii="Garamond" w:hAnsi="Garamond"/>
+          <w:b w:val="0"/>
         </w:rPr>
         <w:t>de</w:t>
       </w:r>
@@ -2127,51 +2864,21 @@
           <w:rFonts w:ascii="Garamond" w:hAnsi="Garamond"/>
           <w:b w:val="0"/>
           <w:spacing w:val="-12"/>
-          <w:szCs w:val="22"/>
-        </w:rPr>
-        <w:t xml:space="preserve"> </w:t>
-      </w:r>
-      <w:r>
-        <w:rPr>
-          <w:rFonts w:ascii="Garamond" w:hAnsi="Garamond"/>
-          <w:b w:val="0"/>
-          <w:spacing w:val="-12"/>
-          <w:szCs w:val="22"/>
-        </w:rPr>
-        <w:t xml:space="preserve">la </w:t>
-      </w:r>
-      <w:r>
-        <w:rPr>
-          <w:rFonts w:ascii="Garamond" w:hAnsi="Garamond"/>
-          <w:b w:val="0"/>
-          <w:spacing w:val="-12"/>
-          <w:szCs w:val="22"/>
-        </w:rPr>
-        <w:t xml:space="preserve">Dirección </w:t>
-      </w:r>
-      <w:r>
-        <w:rPr>
-          <w:rFonts w:ascii="Garamond" w:hAnsi="Garamond"/>
-          <w:b w:val="0"/>
-          <w:spacing w:val="-12"/>
-          <w:szCs w:val="22"/>
-        </w:rPr>
-        <w:t>Ejecutiva</w:t>
+        </w:rPr>
+        <w:t xml:space="preserve"> la Dirección Ejecutiva</w:t>
       </w:r>
       <w:r>
         <w:rPr>
           <w:rFonts w:ascii="Garamond" w:hAnsi="Garamond"/>
           <w:b w:val="0"/>
           <w:spacing w:val="-8"/>
-          <w:szCs w:val="22"/>
-        </w:rPr>
-        <w:t xml:space="preserve"> </w:t>
-      </w:r>
-      <w:r>
-        <w:rPr>
-          <w:rFonts w:ascii="Garamond" w:hAnsi="Garamond"/>
-          <w:b w:val="0"/>
-          <w:szCs w:val="22"/>
+        </w:rPr>
+        <w:t xml:space="preserve"> </w:t>
+      </w:r>
+      <w:r>
+        <w:rPr>
+          <w:rFonts w:ascii="Garamond" w:hAnsi="Garamond"/>
+          <w:b w:val="0"/>
         </w:rPr>
         <w:t>del</w:t>
       </w:r>
@@ -2180,15 +2887,13 @@
           <w:rFonts w:ascii="Garamond" w:hAnsi="Garamond"/>
           <w:b w:val="0"/>
           <w:spacing w:val="-13"/>
-          <w:szCs w:val="22"/>
-        </w:rPr>
-        <w:t xml:space="preserve"> </w:t>
-      </w:r>
-      <w:r>
-        <w:rPr>
-          <w:rFonts w:ascii="Garamond" w:hAnsi="Garamond"/>
-          <w:b w:val="0"/>
-          <w:szCs w:val="22"/>
+        </w:rPr>
+        <w:t xml:space="preserve"> </w:t>
+      </w:r>
+      <w:r>
+        <w:rPr>
+          <w:rFonts w:ascii="Garamond" w:hAnsi="Garamond"/>
+          <w:b w:val="0"/>
         </w:rPr>
         <w:t>CEID</w:t>
       </w:r>
@@ -2197,15 +2902,13 @@
           <w:rFonts w:ascii="Garamond" w:hAnsi="Garamond"/>
           <w:b w:val="0"/>
           <w:spacing w:val="-9"/>
-          <w:szCs w:val="22"/>
-        </w:rPr>
-        <w:t xml:space="preserve"> </w:t>
-      </w:r>
-      <w:r>
-        <w:rPr>
-          <w:rFonts w:ascii="Garamond" w:hAnsi="Garamond"/>
-          <w:b w:val="0"/>
-          <w:szCs w:val="22"/>
+        </w:rPr>
+        <w:t xml:space="preserve"> </w:t>
+      </w:r>
+      <w:r>
+        <w:rPr>
+          <w:rFonts w:ascii="Garamond" w:hAnsi="Garamond"/>
+          <w:b w:val="0"/>
         </w:rPr>
         <w:t>–</w:t>
       </w:r>
@@ -2214,19 +2917,87 @@
           <w:rFonts w:ascii="Garamond" w:hAnsi="Garamond"/>
           <w:b w:val="0"/>
           <w:spacing w:val="-14"/>
-          <w:szCs w:val="22"/>
-        </w:rPr>
-        <w:t xml:space="preserve"> </w:t>
-      </w:r>
-      <w:r>
-        <w:rPr>
-          <w:rFonts w:ascii="Garamond" w:hAnsi="Garamond"/>
-          <w:b w:val="0"/>
-          <w:spacing w:val="-2"/>
-          <w:szCs w:val="22"/>
+        </w:rPr>
+        <w:t xml:space="preserve"> </w:t>
+      </w:r>
+      <w:r>
+        <w:rPr>
+          <w:rFonts w:ascii="Garamond" w:hAnsi="Garamond"/>
+          <w:b w:val="0"/>
+          <w:spacing w:val="-2"/>
         </w:rPr>
         <w:t>FLCH.</w:t>
       </w:r>
+    </w:p>
+    <w:p>
+      <w:pPr>
+        <w:pStyle w:val="Textoindependiente"/>
+        <w:spacing w:line="276" w:lineRule="auto"/>
+        <w:rPr>
+          <w:rFonts w:ascii="Garamond" w:hAnsi="Garamond"/>
+          <w:u w:val="single"/>
+        </w:rPr>
+      </w:pPr>
+    </w:p>
+    <w:p>
+      <w:pPr>
+        <w:pStyle w:val="Textoindependiente"/>
+        <w:spacing w:line="276" w:lineRule="auto"/>
+        <w:rPr>
+          <w:rFonts w:ascii="Garamond" w:hAnsi="Garamond"/>
+          <w:u w:val="single"/>
+        </w:rPr>
+      </w:pPr>
+    </w:p>
+    <w:p>
+      <w:pPr>
+        <w:pStyle w:val="Textoindependiente"/>
+        <w:spacing w:line="276" w:lineRule="auto"/>
+        <w:rPr>
+          <w:rFonts w:ascii="Garamond" w:hAnsi="Garamond"/>
+          <w:u w:val="single"/>
+        </w:rPr>
+      </w:pPr>
+    </w:p>
+    <w:p>
+      <w:pPr>
+        <w:pStyle w:val="Textoindependiente"/>
+        <w:spacing w:line="276" w:lineRule="auto"/>
+        <w:rPr>
+          <w:rFonts w:ascii="Garamond" w:hAnsi="Garamond"/>
+          <w:u w:val="single"/>
+        </w:rPr>
+      </w:pPr>
+    </w:p>
+    <w:p>
+      <w:pPr>
+        <w:pStyle w:val="Textoindependiente"/>
+        <w:spacing w:line="276" w:lineRule="auto"/>
+        <w:rPr>
+          <w:rFonts w:ascii="Garamond" w:hAnsi="Garamond"/>
+          <w:u w:val="single"/>
+        </w:rPr>
+      </w:pPr>
+    </w:p>
+    <w:p>
+      <w:pPr>
+        <w:pStyle w:val="Textoindependiente"/>
+        <w:spacing w:line="276" w:lineRule="auto"/>
+        <w:rPr>
+          <w:rFonts w:ascii="Garamond" w:hAnsi="Garamond"/>
+          <w:u w:val="single"/>
+        </w:rPr>
+      </w:pPr>
+    </w:p>
+    <w:p>
+      <w:pPr>
+        <w:pStyle w:val="Textoindependiente"/>
+        <w:spacing w:line="276" w:lineRule="auto"/>
+        <w:rPr>
+          <w:rFonts w:ascii="Garamond" w:hAnsi="Garamond"/>
+          <w:u w:val="single"/>
+        </w:rPr>
+      </w:pPr>
     </w:p>
     <w:p>
       <w:pPr>
@@ -2235,10 +3006,16 @@
         <w:jc w:val="center"/>
         <w:rPr>
           <w:rFonts w:ascii="Garamond" w:hAnsi="Garamond"/>
-          <w:sz w:val="22"/>
-          <w:szCs w:val="22"/>
-        </w:rPr>
-      </w:pPr>
+          <w:b/>
+        </w:rPr>
+      </w:pPr>
+      <w:r>
+        <w:rPr>
+          <w:rFonts w:ascii="Garamond" w:hAnsi="Garamond"/>
+          <w:b/>
+        </w:rPr>
+        <w:t>Dr. Guillaume Yannick Serge Oisel</w:t>
+      </w:r>
     </w:p>
     <w:p>
       <w:pPr>
@@ -2247,144 +3024,26 @@
         <w:jc w:val="center"/>
         <w:rPr>
           <w:rFonts w:ascii="Garamond" w:hAnsi="Garamond"/>
-          <w:sz w:val="22"/>
-          <w:szCs w:val="22"/>
-        </w:rPr>
-      </w:pPr>
-    </w:p>
-    <w:p>
-      <w:pPr>
-        <w:pStyle w:val="Textoindependiente"/>
-        <w:spacing w:line="276" w:lineRule="auto"/>
-        <w:rPr>
-          <w:rFonts w:ascii="Garamond" w:hAnsi="Garamond"/>
-          <w:sz w:val="22"/>
-          <w:szCs w:val="22"/>
-        </w:rPr>
-      </w:pPr>
-    </w:p>
-    <w:p>
-      <w:pPr>
-        <w:pStyle w:val="Textoindependiente"/>
-        <w:spacing w:line="276" w:lineRule="auto"/>
-        <w:jc w:val="center"/>
-        <w:rPr>
-          <w:rFonts w:ascii="Garamond" w:hAnsi="Garamond"/>
-          <w:b/>
-          <w:sz w:val="24"/>
-          <w:szCs w:val="22"/>
-        </w:rPr>
-      </w:pPr>
-      <w:r>
-        <w:rPr>
-          <w:rFonts w:ascii="Garamond" w:hAnsi="Garamond"/>
-          <w:b/>
-          <w:sz w:val="24"/>
-          <w:szCs w:val="22"/>
-        </w:rPr>
-        <w:t xml:space="preserve">Dr. Guillaume </w:t>
-      </w:r>
-      <w:proofErr w:type="spellStart"/>
-      <w:r>
-        <w:rPr>
-          <w:rFonts w:ascii="Garamond" w:hAnsi="Garamond"/>
-          <w:b/>
-          <w:sz w:val="24"/>
-          <w:szCs w:val="22"/>
-        </w:rPr>
-        <w:t>Yannick</w:t>
-      </w:r>
-      <w:proofErr w:type="spellEnd"/>
-      <w:r>
-        <w:rPr>
-          <w:rFonts w:ascii="Garamond" w:hAnsi="Garamond"/>
-          <w:b/>
-          <w:sz w:val="24"/>
-          <w:szCs w:val="22"/>
-        </w:rPr>
-        <w:t xml:space="preserve"> </w:t>
-      </w:r>
-      <w:proofErr w:type="spellStart"/>
-      <w:r>
-        <w:rPr>
-          <w:rFonts w:ascii="Garamond" w:hAnsi="Garamond"/>
-          <w:b/>
-          <w:sz w:val="24"/>
-          <w:szCs w:val="22"/>
-        </w:rPr>
-        <w:t>Serge</w:t>
-      </w:r>
-      <w:proofErr w:type="spellEnd"/>
-      <w:r>
-        <w:rPr>
-          <w:rFonts w:ascii="Garamond" w:hAnsi="Garamond"/>
-          <w:b/>
-          <w:sz w:val="24"/>
-          <w:szCs w:val="22"/>
-        </w:rPr>
-        <w:t xml:space="preserve"> </w:t>
-      </w:r>
-      <w:proofErr w:type="spellStart"/>
-      <w:r>
-        <w:rPr>
-          <w:rFonts w:ascii="Garamond" w:hAnsi="Garamond"/>
-          <w:b/>
-          <w:sz w:val="24"/>
-          <w:szCs w:val="22"/>
-        </w:rPr>
-        <w:t>Oisel</w:t>
-      </w:r>
-      <w:proofErr w:type="spellEnd"/>
-    </w:p>
-    <w:p>
-      <w:pPr>
-        <w:pStyle w:val="Textoindependiente"/>
-        <w:spacing w:line="276" w:lineRule="auto"/>
-        <w:jc w:val="center"/>
-        <w:rPr>
-          <w:rFonts w:ascii="Garamond" w:hAnsi="Garamond"/>
-          <w:sz w:val="24"/>
-        </w:rPr>
-      </w:pPr>
-      <w:r>
-        <w:rPr>
-          <w:rFonts w:ascii="Garamond" w:hAnsi="Garamond"/>
-          <w:sz w:val="24"/>
-        </w:rPr>
-        <w:t>Director de la Dirección Ejecutiva</w:t>
-      </w:r>
-    </w:p>
-    <w:p>
-      <w:pPr>
-        <w:pStyle w:val="Textoindependiente"/>
-        <w:spacing w:line="276" w:lineRule="auto"/>
-        <w:jc w:val="center"/>
-        <w:rPr>
-          <w:rFonts w:ascii="Garamond" w:hAnsi="Garamond"/>
-          <w:sz w:val="24"/>
-          <w:szCs w:val="22"/>
-        </w:rPr>
-      </w:pPr>
-      <w:r>
-        <w:rPr>
-          <w:rFonts w:ascii="Garamond" w:hAnsi="Garamond"/>
-          <w:sz w:val="24"/>
-          <w:szCs w:val="22"/>
+        </w:rPr>
+      </w:pPr>
+      <w:r>
+        <w:rPr>
+          <w:rFonts w:ascii="Garamond" w:hAnsi="Garamond"/>
+        </w:rPr>
+        <w:t>Director Ejecutivo</w:t>
+      </w:r>
+      <w:r>
+        <w:rPr>
+          <w:rFonts w:ascii="Garamond" w:hAnsi="Garamond"/>
+        </w:rPr>
+        <w:t xml:space="preserve"> del </w:t>
+      </w:r>
+      <w:r>
+        <w:rPr>
+          <w:rFonts w:ascii="Garamond" w:hAnsi="Garamond"/>
         </w:rPr>
         <w:t>Centro de Idiomas de la UNMSM</w:t>
       </w:r>
-    </w:p>
-    <w:p>
-      <w:pPr>
-        <w:spacing w:line="276" w:lineRule="auto"/>
-        <w:ind w:right="-2"/>
-        <w:jc w:val="center"/>
-        <w:rPr>
-          <w:rFonts w:ascii="Garamond" w:hAnsi="Garamond"/>
-          <w:bCs/>
-          <w:sz w:val="24"/>
-        </w:rPr>
-      </w:pPr>
     </w:p>
     <w:sectPr>
       <w:headerReference w:type="default" r:id="rId7"/>
@@ -2398,7 +3057,7 @@
 </file>
 
 <file path=word/endnotes.xml><?xml version="1.0" encoding="utf-8"?>
-<w:endnotes xmlns:wpc="http://schemas.microsoft.com/office/word/2010/wordprocessingCanvas" xmlns:cx="http://schemas.microsoft.com/office/drawing/2014/chartex" xmlns:mc="http://schemas.openxmlformats.org/markup-compatibility/2006" xmlns:o="urn:schemas-microsoft-com:office:office" xmlns:r="http://schemas.openxmlformats.org/officeDocument/2006/relationships" xmlns:m="http://schemas.openxmlformats.org/officeDocument/2006/math" xmlns:v="urn:schemas-microsoft-com:vml" xmlns:wp14="http://schemas.microsoft.com/office/word/2010/wordprocessingDrawing" xmlns:wp="http://schemas.openxmlformats.org/drawingml/2006/wordprocessingDrawing" xmlns:w10="urn:schemas-microsoft-com:office:word" xmlns:w="http://schemas.openxmlformats.org/wordprocessingml/2006/main" xmlns:w14="http://schemas.microsoft.com/office/word/2010/wordml" xmlns:w15="http://schemas.microsoft.com/office/word/2012/wordml" xmlns:w16se="http://schemas.microsoft.com/office/word/2015/wordml/symex" xmlns:wpg="http://schemas.microsoft.com/office/word/2010/wordprocessingGroup" xmlns:wpi="http://schemas.microsoft.com/office/word/2010/wordprocessingInk" xmlns:wne="http://schemas.microsoft.com/office/word/2006/wordml" xmlns:wps="http://schemas.microsoft.com/office/word/2010/wordprocessingShape" mc:Ignorable="w14 w15 w16se wp14">
+<w:endnotes xmlns:wpc="http://schemas.microsoft.com/office/word/2010/wordprocessingCanvas" xmlns:cx="http://schemas.microsoft.com/office/drawing/2014/chartex" xmlns:cx1="http://schemas.microsoft.com/office/drawing/2015/9/8/chartex" xmlns:cx2="http://schemas.microsoft.com/office/drawing/2015/10/21/chartex" xmlns:cx3="http://schemas.microsoft.com/office/drawing/2016/5/9/chartex" xmlns:cx4="http://schemas.microsoft.com/office/drawing/2016/5/10/chartex" xmlns:cx5="http://schemas.microsoft.com/office/drawing/2016/5/11/chartex" xmlns:cx6="http://schemas.microsoft.com/office/drawing/2016/5/12/chartex" xmlns:cx7="http://schemas.microsoft.com/office/drawing/2016/5/13/chartex" xmlns:cx8="http://schemas.microsoft.com/office/drawing/2016/5/14/chartex" xmlns:mc="http://schemas.openxmlformats.org/markup-compatibility/2006" xmlns:aink="http://schemas.microsoft.com/office/drawing/2016/ink" xmlns:am3d="http://schemas.microsoft.com/office/drawing/2017/model3d" xmlns:o="urn:schemas-microsoft-com:office:office" xmlns:oel="http://schemas.microsoft.com/office/2019/extlst" xmlns:r="http://schemas.openxmlformats.org/officeDocument/2006/relationships" xmlns:m="http://schemas.openxmlformats.org/officeDocument/2006/math" xmlns:v="urn:schemas-microsoft-com:vml" xmlns:wp14="http://schemas.microsoft.com/office/word/2010/wordprocessingDrawing" xmlns:wp="http://schemas.openxmlformats.org/drawingml/2006/wordprocessingDrawing" xmlns:w10="urn:schemas-microsoft-com:office:word" xmlns:w="http://schemas.openxmlformats.org/wordprocessingml/2006/main" xmlns:w14="http://schemas.microsoft.com/office/word/2010/wordml" xmlns:w15="http://schemas.microsoft.com/office/word/2012/wordml" xmlns:w16cex="http://schemas.microsoft.com/office/word/2018/wordml/cex" xmlns:w16cid="http://schemas.microsoft.com/office/word/2016/wordml/cid" xmlns:w16="http://schemas.microsoft.com/office/word/2018/wordml" xmlns:w16du="http://schemas.microsoft.com/office/word/2023/wordml/word16du" xmlns:w16sdtdh="http://schemas.microsoft.com/office/word/2020/wordml/sdtdatahash" xmlns:w16sdtfl="http://schemas.microsoft.com/office/word/2024/wordml/sdtformatlock" xmlns:w16se="http://schemas.microsoft.com/office/word/2015/wordml/symex" xmlns:wpg="http://schemas.microsoft.com/office/word/2010/wordprocessingGroup" xmlns:wpi="http://schemas.microsoft.com/office/word/2010/wordprocessingInk" xmlns:wne="http://schemas.microsoft.com/office/word/2006/wordml" xmlns:wps="http://schemas.microsoft.com/office/word/2010/wordprocessingShape" mc:Ignorable="w14 w15 w16se w16cid w16 w16cex w16sdtdh w16sdtfl w16du wp14">
   <w:endnote w:type="separator" w:id="-1">
     <w:p>
       <w:r>
@@ -2417,7 +3076,7 @@
 </file>
 
 <file path=word/footnotes.xml><?xml version="1.0" encoding="utf-8"?>
-<w:footnotes xmlns:wpc="http://schemas.microsoft.com/office/word/2010/wordprocessingCanvas" xmlns:cx="http://schemas.microsoft.com/office/drawing/2014/chartex" xmlns:mc="http://schemas.openxmlformats.org/markup-compatibility/2006" xmlns:o="urn:schemas-microsoft-com:office:office" xmlns:r="http://schemas.openxmlformats.org/officeDocument/2006/relationships" xmlns:m="http://schemas.openxmlformats.org/officeDocument/2006/math" xmlns:v="urn:schemas-microsoft-com:vml" xmlns:wp14="http://schemas.microsoft.com/office/word/2010/wordprocessingDrawing" xmlns:wp="http://schemas.openxmlformats.org/drawingml/2006/wordprocessingDrawing" xmlns:w10="urn:schemas-microsoft-com:office:word" xmlns:w="http://schemas.openxmlformats.org/wordprocessingml/2006/main" xmlns:w14="http://schemas.microsoft.com/office/word/2010/wordml" xmlns:w15="http://schemas.microsoft.com/office/word/2012/wordml" xmlns:w16se="http://schemas.microsoft.com/office/word/2015/wordml/symex" xmlns:wpg="http://schemas.microsoft.com/office/word/2010/wordprocessingGroup" xmlns:wpi="http://schemas.microsoft.com/office/word/2010/wordprocessingInk" xmlns:wne="http://schemas.microsoft.com/office/word/2006/wordml" xmlns:wps="http://schemas.microsoft.com/office/word/2010/wordprocessingShape" mc:Ignorable="w14 w15 w16se wp14">
+<w:footnotes xmlns:wpc="http://schemas.microsoft.com/office/word/2010/wordprocessingCanvas" xmlns:cx="http://schemas.microsoft.com/office/drawing/2014/chartex" xmlns:cx1="http://schemas.microsoft.com/office/drawing/2015/9/8/chartex" xmlns:cx2="http://schemas.microsoft.com/office/drawing/2015/10/21/chartex" xmlns:cx3="http://schemas.microsoft.com/office/drawing/2016/5/9/chartex" xmlns:cx4="http://schemas.microsoft.com/office/drawing/2016/5/10/chartex" xmlns:cx5="http://schemas.microsoft.com/office/drawing/2016/5/11/chartex" xmlns:cx6="http://schemas.microsoft.com/office/drawing/2016/5/12/chartex" xmlns:cx7="http://schemas.microsoft.com/office/drawing/2016/5/13/chartex" xmlns:cx8="http://schemas.microsoft.com/office/drawing/2016/5/14/chartex" xmlns:mc="http://schemas.openxmlformats.org/markup-compatibility/2006" xmlns:aink="http://schemas.microsoft.com/office/drawing/2016/ink" xmlns:am3d="http://schemas.microsoft.com/office/drawing/2017/model3d" xmlns:o="urn:schemas-microsoft-com:office:office" xmlns:oel="http://schemas.microsoft.com/office/2019/extlst" xmlns:r="http://schemas.openxmlformats.org/officeDocument/2006/relationships" xmlns:m="http://schemas.openxmlformats.org/officeDocument/2006/math" xmlns:v="urn:schemas-microsoft-com:vml" xmlns:wp14="http://schemas.microsoft.com/office/word/2010/wordprocessingDrawing" xmlns:wp="http://schemas.openxmlformats.org/drawingml/2006/wordprocessingDrawing" xmlns:w10="urn:schemas-microsoft-com:office:word" xmlns:w="http://schemas.openxmlformats.org/wordprocessingml/2006/main" xmlns:w14="http://schemas.microsoft.com/office/word/2010/wordml" xmlns:w15="http://schemas.microsoft.com/office/word/2012/wordml" xmlns:w16cex="http://schemas.microsoft.com/office/word/2018/wordml/cex" xmlns:w16cid="http://schemas.microsoft.com/office/word/2016/wordml/cid" xmlns:w16="http://schemas.microsoft.com/office/word/2018/wordml" xmlns:w16du="http://schemas.microsoft.com/office/word/2023/wordml/word16du" xmlns:w16sdtdh="http://schemas.microsoft.com/office/word/2020/wordml/sdtdatahash" xmlns:w16sdtfl="http://schemas.microsoft.com/office/word/2024/wordml/sdtformatlock" xmlns:w16se="http://schemas.microsoft.com/office/word/2015/wordml/symex" xmlns:wpg="http://schemas.microsoft.com/office/word/2010/wordprocessingGroup" xmlns:wpi="http://schemas.microsoft.com/office/word/2010/wordprocessingInk" xmlns:wne="http://schemas.microsoft.com/office/word/2006/wordml" xmlns:wps="http://schemas.microsoft.com/office/word/2010/wordprocessingShape" mc:Ignorable="w14 w15 w16se w16cid w16 w16cex w16sdtdh w16sdtfl w16du wp14">
   <w:footnote w:type="separator" w:id="-1">
     <w:p>
       <w:r>
@@ -2436,7 +3095,7 @@
 </file>
 
 <file path=word/header1.xml><?xml version="1.0" encoding="utf-8"?>
-<w:hdr xmlns:wpc="http://schemas.microsoft.com/office/word/2010/wordprocessingCanvas" xmlns:cx="http://schemas.microsoft.com/office/drawing/2014/chartex" xmlns:mc="http://schemas.openxmlformats.org/markup-compatibility/2006" xmlns:o="urn:schemas-microsoft-com:office:office" xmlns:r="http://schemas.openxmlformats.org/officeDocument/2006/relationships" xmlns:m="http://schemas.openxmlformats.org/officeDocument/2006/math" xmlns:v="urn:schemas-microsoft-com:vml" xmlns:wp14="http://schemas.microsoft.com/office/word/2010/wordprocessingDrawing" xmlns:wp="http://schemas.openxmlformats.org/drawingml/2006/wordprocessingDrawing" xmlns:w10="urn:schemas-microsoft-com:office:word" xmlns:w="http://schemas.openxmlformats.org/wordprocessingml/2006/main" xmlns:w14="http://schemas.microsoft.com/office/word/2010/wordml" xmlns:w15="http://schemas.microsoft.com/office/word/2012/wordml" xmlns:w16se="http://schemas.microsoft.com/office/word/2015/wordml/symex" xmlns:wpg="http://schemas.microsoft.com/office/word/2010/wordprocessingGroup" xmlns:wpi="http://schemas.microsoft.com/office/word/2010/wordprocessingInk" xmlns:wne="http://schemas.microsoft.com/office/word/2006/wordml" xmlns:wps="http://schemas.microsoft.com/office/word/2010/wordprocessingShape" mc:Ignorable="w14 w15 w16se wp14">
+<w:hdr xmlns:wpc="http://schemas.microsoft.com/office/word/2010/wordprocessingCanvas" xmlns:cx="http://schemas.microsoft.com/office/drawing/2014/chartex" xmlns:cx1="http://schemas.microsoft.com/office/drawing/2015/9/8/chartex" xmlns:cx2="http://schemas.microsoft.com/office/drawing/2015/10/21/chartex" xmlns:cx3="http://schemas.microsoft.com/office/drawing/2016/5/9/chartex" xmlns:cx4="http://schemas.microsoft.com/office/drawing/2016/5/10/chartex" xmlns:cx5="http://schemas.microsoft.com/office/drawing/2016/5/11/chartex" xmlns:cx6="http://schemas.microsoft.com/office/drawing/2016/5/12/chartex" xmlns:cx7="http://schemas.microsoft.com/office/drawing/2016/5/13/chartex" xmlns:cx8="http://schemas.microsoft.com/office/drawing/2016/5/14/chartex" xmlns:mc="http://schemas.openxmlformats.org/markup-compatibility/2006" xmlns:aink="http://schemas.microsoft.com/office/drawing/2016/ink" xmlns:am3d="http://schemas.microsoft.com/office/drawing/2017/model3d" xmlns:o="urn:schemas-microsoft-com:office:office" xmlns:oel="http://schemas.microsoft.com/office/2019/extlst" xmlns:r="http://schemas.openxmlformats.org/officeDocument/2006/relationships" xmlns:m="http://schemas.openxmlformats.org/officeDocument/2006/math" xmlns:v="urn:schemas-microsoft-com:vml" xmlns:wp14="http://schemas.microsoft.com/office/word/2010/wordprocessingDrawing" xmlns:wp="http://schemas.openxmlformats.org/drawingml/2006/wordprocessingDrawing" xmlns:w10="urn:schemas-microsoft-com:office:word" xmlns:w="http://schemas.openxmlformats.org/wordprocessingml/2006/main" xmlns:w14="http://schemas.microsoft.com/office/word/2010/wordml" xmlns:w15="http://schemas.microsoft.com/office/word/2012/wordml" xmlns:w16cex="http://schemas.microsoft.com/office/word/2018/wordml/cex" xmlns:w16cid="http://schemas.microsoft.com/office/word/2016/wordml/cid" xmlns:w16="http://schemas.microsoft.com/office/word/2018/wordml" xmlns:w16du="http://schemas.microsoft.com/office/word/2023/wordml/word16du" xmlns:w16sdtdh="http://schemas.microsoft.com/office/word/2020/wordml/sdtdatahash" xmlns:w16sdtfl="http://schemas.microsoft.com/office/word/2024/wordml/sdtformatlock" xmlns:w16se="http://schemas.microsoft.com/office/word/2015/wordml/symex" xmlns:wpg="http://schemas.microsoft.com/office/word/2010/wordprocessingGroup" xmlns:wpi="http://schemas.microsoft.com/office/word/2010/wordprocessingInk" xmlns:wne="http://schemas.microsoft.com/office/word/2006/wordml" xmlns:wps="http://schemas.microsoft.com/office/word/2010/wordprocessingShape" mc:Ignorable="w14 w15 w16se w16cid w16 w16cex w16sdtdh w16sdtfl w16du wp14">
   <w:p>
     <w:pPr>
       <w:pStyle w:val="Encabezado"/>
@@ -2460,7 +3119,7 @@
           <wp:extent cx="1078865" cy="469265"/>
           <wp:effectExtent l="0" t="0" r="6985" b="6985"/>
           <wp:wrapSquare wrapText="bothSides"/>
-          <wp:docPr id="2" name="Imagen 2"/>
+          <wp:docPr id="540387560" name="Imagen 540387560"/>
           <wp:cNvGraphicFramePr>
             <a:graphicFrameLocks xmlns:a="http://schemas.openxmlformats.org/drawingml/2006/main" noChangeAspect="1"/>
           </wp:cNvGraphicFramePr>
@@ -2513,8 +3172,121 @@
 </file>
 
 <file path=word/numbering.xml><?xml version="1.0" encoding="utf-8"?>
-<w:numbering xmlns:wpc="http://schemas.microsoft.com/office/word/2010/wordprocessingCanvas" xmlns:cx="http://schemas.microsoft.com/office/drawing/2014/chartex" xmlns:mc="http://schemas.openxmlformats.org/markup-compatibility/2006" xmlns:o="urn:schemas-microsoft-com:office:office" xmlns:r="http://schemas.openxmlformats.org/officeDocument/2006/relationships" xmlns:m="http://schemas.openxmlformats.org/officeDocument/2006/math" xmlns:v="urn:schemas-microsoft-com:vml" xmlns:wp14="http://schemas.microsoft.com/office/word/2010/wordprocessingDrawing" xmlns:wp="http://schemas.openxmlformats.org/drawingml/2006/wordprocessingDrawing" xmlns:w10="urn:schemas-microsoft-com:office:word" xmlns:w="http://schemas.openxmlformats.org/wordprocessingml/2006/main" xmlns:w14="http://schemas.microsoft.com/office/word/2010/wordml" xmlns:w15="http://schemas.microsoft.com/office/word/2012/wordml" xmlns:w16se="http://schemas.microsoft.com/office/word/2015/wordml/symex" xmlns:wpg="http://schemas.microsoft.com/office/word/2010/wordprocessingGroup" xmlns:wpi="http://schemas.microsoft.com/office/word/2010/wordprocessingInk" xmlns:wne="http://schemas.microsoft.com/office/word/2006/wordml" xmlns:wps="http://schemas.microsoft.com/office/word/2010/wordprocessingShape" mc:Ignorable="w14 w15 w16se wp14">
+<w:numbering xmlns:wpc="http://schemas.microsoft.com/office/word/2010/wordprocessingCanvas" xmlns:cx="http://schemas.microsoft.com/office/drawing/2014/chartex" xmlns:cx1="http://schemas.microsoft.com/office/drawing/2015/9/8/chartex" xmlns:cx2="http://schemas.microsoft.com/office/drawing/2015/10/21/chartex" xmlns:cx3="http://schemas.microsoft.com/office/drawing/2016/5/9/chartex" xmlns:cx4="http://schemas.microsoft.com/office/drawing/2016/5/10/chartex" xmlns:cx5="http://schemas.microsoft.com/office/drawing/2016/5/11/chartex" xmlns:cx6="http://schemas.microsoft.com/office/drawing/2016/5/12/chartex" xmlns:cx7="http://schemas.microsoft.com/office/drawing/2016/5/13/chartex" xmlns:cx8="http://schemas.microsoft.com/office/drawing/2016/5/14/chartex" xmlns:mc="http://schemas.openxmlformats.org/markup-compatibility/2006" xmlns:aink="http://schemas.microsoft.com/office/drawing/2016/ink" xmlns:am3d="http://schemas.microsoft.com/office/drawing/2017/model3d" xmlns:o="urn:schemas-microsoft-com:office:office" xmlns:oel="http://schemas.microsoft.com/office/2019/extlst" xmlns:r="http://schemas.openxmlformats.org/officeDocument/2006/relationships" xmlns:m="http://schemas.openxmlformats.org/officeDocument/2006/math" xmlns:v="urn:schemas-microsoft-com:vml" xmlns:wp14="http://schemas.microsoft.com/office/word/2010/wordprocessingDrawing" xmlns:wp="http://schemas.openxmlformats.org/drawingml/2006/wordprocessingDrawing" xmlns:w10="urn:schemas-microsoft-com:office:word" xmlns:w="http://schemas.openxmlformats.org/wordprocessingml/2006/main" xmlns:w14="http://schemas.microsoft.com/office/word/2010/wordml" xmlns:w15="http://schemas.microsoft.com/office/word/2012/wordml" xmlns:w16cex="http://schemas.microsoft.com/office/word/2018/wordml/cex" xmlns:w16cid="http://schemas.microsoft.com/office/word/2016/wordml/cid" xmlns:w16="http://schemas.microsoft.com/office/word/2018/wordml" xmlns:w16du="http://schemas.microsoft.com/office/word/2023/wordml/word16du" xmlns:w16sdtdh="http://schemas.microsoft.com/office/word/2020/wordml/sdtdatahash" xmlns:w16sdtfl="http://schemas.microsoft.com/office/word/2024/wordml/sdtformatlock" xmlns:w16se="http://schemas.microsoft.com/office/word/2015/wordml/symex" xmlns:wpg="http://schemas.microsoft.com/office/word/2010/wordprocessingGroup" xmlns:wpi="http://schemas.microsoft.com/office/word/2010/wordprocessingInk" xmlns:wne="http://schemas.microsoft.com/office/word/2006/wordml" xmlns:wps="http://schemas.microsoft.com/office/word/2010/wordprocessingShape" mc:Ignorable="w14 w15 w16se w16cid w16 w16cex w16sdtdh w16sdtfl w16du wp14">
   <w:abstractNum w:abstractNumId="0" w15:restartNumberingAfterBreak="0">
+    <w:nsid w:val="495B5C67"/>
+    <w:multiLevelType w:val="hybridMultilevel"/>
+    <w:tmpl w:val="F4FE731E"/>
+    <w:lvl w:ilvl="0" w:tplc="280A000B">
+      <w:start w:val="1"/>
+      <w:numFmt w:val="bullet"/>
+      <w:lvlText w:val=""/>
+      <w:lvlJc w:val="left"/>
+      <w:pPr>
+        <w:ind w:left="1367" w:hanging="360"/>
+      </w:pPr>
+      <w:rPr>
+        <w:rFonts w:ascii="Wingdings" w:hAnsi="Wingdings" w:hint="default"/>
+      </w:rPr>
+    </w:lvl>
+    <w:lvl w:ilvl="1" w:tplc="280A0003" w:tentative="1">
+      <w:start w:val="1"/>
+      <w:numFmt w:val="bullet"/>
+      <w:lvlText w:val="o"/>
+      <w:lvlJc w:val="left"/>
+      <w:pPr>
+        <w:ind w:left="2087" w:hanging="360"/>
+      </w:pPr>
+      <w:rPr>
+        <w:rFonts w:ascii="Courier New" w:hAnsi="Courier New" w:cs="Courier New" w:hint="default"/>
+      </w:rPr>
+    </w:lvl>
+    <w:lvl w:ilvl="2" w:tplc="280A0005" w:tentative="1">
+      <w:start w:val="1"/>
+      <w:numFmt w:val="bullet"/>
+      <w:lvlText w:val=""/>
+      <w:lvlJc w:val="left"/>
+      <w:pPr>
+        <w:ind w:left="2807" w:hanging="360"/>
+      </w:pPr>
+      <w:rPr>
+        <w:rFonts w:ascii="Wingdings" w:hAnsi="Wingdings" w:hint="default"/>
+      </w:rPr>
+    </w:lvl>
+    <w:lvl w:ilvl="3" w:tplc="280A0001" w:tentative="1">
+      <w:start w:val="1"/>
+      <w:numFmt w:val="bullet"/>
+      <w:lvlText w:val=""/>
+      <w:lvlJc w:val="left"/>
+      <w:pPr>
+        <w:ind w:left="3527" w:hanging="360"/>
+      </w:pPr>
+      <w:rPr>
+        <w:rFonts w:ascii="Symbol" w:hAnsi="Symbol" w:hint="default"/>
+      </w:rPr>
+    </w:lvl>
+    <w:lvl w:ilvl="4" w:tplc="280A0003" w:tentative="1">
+      <w:start w:val="1"/>
+      <w:numFmt w:val="bullet"/>
+      <w:lvlText w:val="o"/>
+      <w:lvlJc w:val="left"/>
+      <w:pPr>
+        <w:ind w:left="4247" w:hanging="360"/>
+      </w:pPr>
+      <w:rPr>
+        <w:rFonts w:ascii="Courier New" w:hAnsi="Courier New" w:cs="Courier New" w:hint="default"/>
+      </w:rPr>
+    </w:lvl>
+    <w:lvl w:ilvl="5" w:tplc="280A0005" w:tentative="1">
+      <w:start w:val="1"/>
+      <w:numFmt w:val="bullet"/>
+      <w:lvlText w:val=""/>
+      <w:lvlJc w:val="left"/>
+      <w:pPr>
+        <w:ind w:left="4967" w:hanging="360"/>
+      </w:pPr>
+      <w:rPr>
+        <w:rFonts w:ascii="Wingdings" w:hAnsi="Wingdings" w:hint="default"/>
+      </w:rPr>
+    </w:lvl>
+    <w:lvl w:ilvl="6" w:tplc="280A0001" w:tentative="1">
+      <w:start w:val="1"/>
+      <w:numFmt w:val="bullet"/>
+      <w:lvlText w:val=""/>
+      <w:lvlJc w:val="left"/>
+      <w:pPr>
+        <w:ind w:left="5687" w:hanging="360"/>
+      </w:pPr>
+      <w:rPr>
+        <w:rFonts w:ascii="Symbol" w:hAnsi="Symbol" w:hint="default"/>
+      </w:rPr>
+    </w:lvl>
+    <w:lvl w:ilvl="7" w:tplc="280A0003" w:tentative="1">
+      <w:start w:val="1"/>
+      <w:numFmt w:val="bullet"/>
+      <w:lvlText w:val="o"/>
+      <w:lvlJc w:val="left"/>
+      <w:pPr>
+        <w:ind w:left="6407" w:hanging="360"/>
+      </w:pPr>
+      <w:rPr>
+        <w:rFonts w:ascii="Courier New" w:hAnsi="Courier New" w:cs="Courier New" w:hint="default"/>
+      </w:rPr>
+    </w:lvl>
+    <w:lvl w:ilvl="8" w:tplc="280A0005" w:tentative="1">
+      <w:start w:val="1"/>
+      <w:numFmt w:val="bullet"/>
+      <w:lvlText w:val=""/>
+      <w:lvlJc w:val="left"/>
+      <w:pPr>
+        <w:ind w:left="7127" w:hanging="360"/>
+      </w:pPr>
+      <w:rPr>
+        <w:rFonts w:ascii="Wingdings" w:hAnsi="Wingdings" w:hint="default"/>
+      </w:rPr>
+    </w:lvl>
+  </w:abstractNum>
+  <w:abstractNum w:abstractNumId="1" w15:restartNumberingAfterBreak="0">
     <w:nsid w:val="568B6821"/>
     <w:multiLevelType w:val="hybridMultilevel"/>
     <w:tmpl w:val="0BF891BE"/>
@@ -2636,7 +3408,7 @@
       </w:rPr>
     </w:lvl>
   </w:abstractNum>
-  <w:abstractNum w:abstractNumId="1" w15:restartNumberingAfterBreak="0">
+  <w:abstractNum w:abstractNumId="2" w15:restartNumberingAfterBreak="0">
     <w:nsid w:val="77D44D8A"/>
     <w:multiLevelType w:val="hybridMultilevel"/>
     <w:tmpl w:val="FBB4E244"/>
@@ -2722,17 +3494,20 @@
       </w:pPr>
     </w:lvl>
   </w:abstractNum>
-  <w:num w:numId="1">
+  <w:num w:numId="1" w16cid:durableId="1187720840">
+    <w:abstractNumId w:val="1"/>
+  </w:num>
+  <w:num w:numId="2" w16cid:durableId="416022929">
+    <w:abstractNumId w:val="2"/>
+  </w:num>
+  <w:num w:numId="3" w16cid:durableId="944117210">
     <w:abstractNumId w:val="0"/>
-  </w:num>
-  <w:num w:numId="2">
-    <w:abstractNumId w:val="1"/>
   </w:num>
 </w:numbering>
 </file>
 
 <file path=word/styles.xml><?xml version="1.0" encoding="utf-8"?>
-<w:styles xmlns:mc="http://schemas.openxmlformats.org/markup-compatibility/2006" xmlns:r="http://schemas.openxmlformats.org/officeDocument/2006/relationships" xmlns:w="http://schemas.openxmlformats.org/wordprocessingml/2006/main" xmlns:w14="http://schemas.microsoft.com/office/word/2010/wordml" xmlns:w15="http://schemas.microsoft.com/office/word/2012/wordml" xmlns:w16se="http://schemas.microsoft.com/office/word/2015/wordml/symex" mc:Ignorable="w14 w15 w16se">
+<w:styles xmlns:mc="http://schemas.openxmlformats.org/markup-compatibility/2006" xmlns:r="http://schemas.openxmlformats.org/officeDocument/2006/relationships" xmlns:w="http://schemas.openxmlformats.org/wordprocessingml/2006/main" xmlns:w14="http://schemas.microsoft.com/office/word/2010/wordml" xmlns:w15="http://schemas.microsoft.com/office/word/2012/wordml" xmlns:w16cex="http://schemas.microsoft.com/office/word/2018/wordml/cex" xmlns:w16cid="http://schemas.microsoft.com/office/word/2016/wordml/cid" xmlns:w16="http://schemas.microsoft.com/office/word/2018/wordml" xmlns:w16du="http://schemas.microsoft.com/office/word/2023/wordml/word16du" xmlns:w16sdtdh="http://schemas.microsoft.com/office/word/2020/wordml/sdtdatahash" xmlns:w16sdtfl="http://schemas.microsoft.com/office/word/2024/wordml/sdtformatlock" xmlns:w16se="http://schemas.microsoft.com/office/word/2015/wordml/symex" mc:Ignorable="w14 w15 w16se w16cid w16 w16cex w16sdtdh w16sdtfl w16du">
   <w:docDefaults>
     <w:rPrDefault>
       <w:rPr>
@@ -2750,7 +3525,7 @@
       </w:pPr>
     </w:pPrDefault>
   </w:docDefaults>
-  <w:latentStyles w:defLockedState="0" w:defUIPriority="99" w:defSemiHidden="0" w:defUnhideWhenUsed="0" w:defQFormat="0" w:count="371">
+  <w:latentStyles w:defLockedState="0" w:defUIPriority="99" w:defSemiHidden="0" w:defUnhideWhenUsed="0" w:defQFormat="0" w:count="376">
     <w:lsdException w:name="Normal" w:uiPriority="0" w:qFormat="1"/>
     <w:lsdException w:name="heading 1" w:uiPriority="9" w:qFormat="1"/>
     <w:lsdException w:name="heading 2" w:semiHidden="1" w:uiPriority="9" w:unhideWhenUsed="1" w:qFormat="1"/>
@@ -3122,6 +3897,11 @@
     <w:lsdException w:name="List Table 5 Dark Accent 6" w:uiPriority="50"/>
     <w:lsdException w:name="List Table 6 Colorful Accent 6" w:uiPriority="51"/>
     <w:lsdException w:name="List Table 7 Colorful Accent 6" w:uiPriority="52"/>
+    <w:lsdException w:name="Mention" w:semiHidden="1" w:unhideWhenUsed="1"/>
+    <w:lsdException w:name="Smart Hyperlink" w:semiHidden="1" w:unhideWhenUsed="1"/>
+    <w:lsdException w:name="Hashtag" w:semiHidden="1" w:unhideWhenUsed="1"/>
+    <w:lsdException w:name="Unresolved Mention" w:semiHidden="1" w:unhideWhenUsed="1"/>
+    <w:lsdException w:name="Smart Link" w:semiHidden="1" w:unhideWhenUsed="1"/>
   </w:latentStyles>
   <w:style w:type="paragraph" w:default="1" w:styleId="Normal">
     <w:name w:val="Normal"/>
@@ -3135,6 +3915,7 @@
   <w:style w:type="paragraph" w:styleId="Ttulo1">
     <w:name w:val="heading 1"/>
     <w:basedOn w:val="Normal"/>
+    <w:link w:val="Ttulo1Car"/>
     <w:uiPriority w:val="1"/>
     <w:qFormat/>
     <w:pPr>
@@ -3196,6 +3977,7 @@
   <w:style w:type="paragraph" w:styleId="Textoindependiente">
     <w:name w:val="Body Text"/>
     <w:basedOn w:val="Normal"/>
+    <w:link w:val="TextoindependienteCar"/>
     <w:uiPriority w:val="1"/>
     <w:qFormat/>
     <w:rPr>
@@ -3222,7 +4004,7 @@
   <w:style w:type="paragraph" w:styleId="Prrafodelista">
     <w:name w:val="List Paragraph"/>
     <w:basedOn w:val="Normal"/>
-    <w:uiPriority w:val="1"/>
+    <w:uiPriority w:val="34"/>
     <w:qFormat/>
     <w:pPr>
       <w:spacing w:before="224"/>
@@ -3305,6 +4087,34 @@
       <w:sz w:val="24"/>
       <w:szCs w:val="24"/>
       <w:lang w:val="es-PE"/>
+    </w:rPr>
+  </w:style>
+  <w:style w:type="character" w:customStyle="1" w:styleId="Ttulo1Car">
+    <w:name w:val="Título 1 Car"/>
+    <w:basedOn w:val="Fuentedeprrafopredeter"/>
+    <w:link w:val="Ttulo1"/>
+    <w:uiPriority w:val="1"/>
+    <w:rsid w:val="006F7E63"/>
+    <w:rPr>
+      <w:rFonts w:ascii="Arial" w:eastAsia="Arial" w:hAnsi="Arial" w:cs="Arial"/>
+      <w:b/>
+      <w:bCs/>
+      <w:sz w:val="20"/>
+      <w:szCs w:val="20"/>
+      <w:lang w:val="es-ES"/>
+    </w:rPr>
+  </w:style>
+  <w:style w:type="character" w:customStyle="1" w:styleId="TextoindependienteCar">
+    <w:name w:val="Texto independiente Car"/>
+    <w:basedOn w:val="Fuentedeprrafopredeter"/>
+    <w:link w:val="Textoindependiente"/>
+    <w:uiPriority w:val="1"/>
+    <w:rsid w:val="006F7E63"/>
+    <w:rPr>
+      <w:rFonts w:ascii="Arial MT" w:eastAsia="Arial MT" w:hAnsi="Arial MT" w:cs="Arial MT"/>
+      <w:sz w:val="20"/>
+      <w:szCs w:val="20"/>
+      <w:lang w:val="es-ES"/>
     </w:rPr>
   </w:style>
 </w:styles>

--- a/Modelos_documentos/tdr_tipoB_.docx
+++ b/Modelos_documentos/tdr_tipoB_.docx
@@ -1,6 +1,6 @@
 
 <file path=word/document.xml><?xml version="1.0" encoding="utf-8"?>
-<w:document xmlns:wpc="http://schemas.microsoft.com/office/word/2010/wordprocessingCanvas" xmlns:cx="http://schemas.microsoft.com/office/drawing/2014/chartex" xmlns:cx1="http://schemas.microsoft.com/office/drawing/2015/9/8/chartex" xmlns:cx2="http://schemas.microsoft.com/office/drawing/2015/10/21/chartex" xmlns:cx3="http://schemas.microsoft.com/office/drawing/2016/5/9/chartex" xmlns:cx4="http://schemas.microsoft.com/office/drawing/2016/5/10/chartex" xmlns:cx5="http://schemas.microsoft.com/office/drawing/2016/5/11/chartex" xmlns:cx6="http://schemas.microsoft.com/office/drawing/2016/5/12/chartex" xmlns:cx7="http://schemas.microsoft.com/office/drawing/2016/5/13/chartex" xmlns:cx8="http://schemas.microsoft.com/office/drawing/2016/5/14/chartex" xmlns:mc="http://schemas.openxmlformats.org/markup-compatibility/2006" xmlns:aink="http://schemas.microsoft.com/office/drawing/2016/ink" xmlns:am3d="http://schemas.microsoft.com/office/drawing/2017/model3d" xmlns:o="urn:schemas-microsoft-com:office:office" xmlns:oel="http://schemas.microsoft.com/office/2019/extlst" xmlns:r="http://schemas.openxmlformats.org/officeDocument/2006/relationships" xmlns:m="http://schemas.openxmlformats.org/officeDocument/2006/math" xmlns:v="urn:schemas-microsoft-com:vml" xmlns:wp14="http://schemas.microsoft.com/office/word/2010/wordprocessingDrawing" xmlns:wp="http://schemas.openxmlformats.org/drawingml/2006/wordprocessingDrawing" xmlns:w10="urn:schemas-microsoft-com:office:word" xmlns:w="http://schemas.openxmlformats.org/wordprocessingml/2006/main" xmlns:w14="http://schemas.microsoft.com/office/word/2010/wordml" xmlns:w15="http://schemas.microsoft.com/office/word/2012/wordml" xmlns:w16cex="http://schemas.microsoft.com/office/word/2018/wordml/cex" xmlns:w16cid="http://schemas.microsoft.com/office/word/2016/wordml/cid" xmlns:w16="http://schemas.microsoft.com/office/word/2018/wordml" xmlns:w16du="http://schemas.microsoft.com/office/word/2023/wordml/word16du" xmlns:w16sdtdh="http://schemas.microsoft.com/office/word/2020/wordml/sdtdatahash" xmlns:w16sdtfl="http://schemas.microsoft.com/office/word/2024/wordml/sdtformatlock" xmlns:w16se="http://schemas.microsoft.com/office/word/2015/wordml/symex" xmlns:wpg="http://schemas.microsoft.com/office/word/2010/wordprocessingGroup" xmlns:wpi="http://schemas.microsoft.com/office/word/2010/wordprocessingInk" xmlns:wne="http://schemas.microsoft.com/office/word/2006/wordml" xmlns:wps="http://schemas.microsoft.com/office/word/2010/wordprocessingShape" mc:Ignorable="w14 w15 w16se w16cid w16 w16cex w16sdtdh w16sdtfl w16du wp14">
+<w:document xmlns:wpc="http://schemas.microsoft.com/office/word/2010/wordprocessingCanvas" xmlns:cx="http://schemas.microsoft.com/office/drawing/2014/chartex" xmlns:mc="http://schemas.openxmlformats.org/markup-compatibility/2006" xmlns:o="urn:schemas-microsoft-com:office:office" xmlns:r="http://schemas.openxmlformats.org/officeDocument/2006/relationships" xmlns:m="http://schemas.openxmlformats.org/officeDocument/2006/math" xmlns:v="urn:schemas-microsoft-com:vml" xmlns:wp14="http://schemas.microsoft.com/office/word/2010/wordprocessingDrawing" xmlns:wp="http://schemas.openxmlformats.org/drawingml/2006/wordprocessingDrawing" xmlns:w10="urn:schemas-microsoft-com:office:word" xmlns:w="http://schemas.openxmlformats.org/wordprocessingml/2006/main" xmlns:w14="http://schemas.microsoft.com/office/word/2010/wordml" xmlns:w15="http://schemas.microsoft.com/office/word/2012/wordml" xmlns:w16se="http://schemas.microsoft.com/office/word/2015/wordml/symex" xmlns:wpg="http://schemas.microsoft.com/office/word/2010/wordprocessingGroup" xmlns:wpi="http://schemas.microsoft.com/office/word/2010/wordprocessingInk" xmlns:wne="http://schemas.microsoft.com/office/word/2006/wordml" xmlns:wps="http://schemas.microsoft.com/office/word/2010/wordprocessingShape" mc:Ignorable="w14 w15 w16se wp14">
   <w:body>
     <w:p>
       <w:pPr>
@@ -1251,7 +1251,6 @@
           <w:szCs w:val="20"/>
         </w:rPr>
       </w:pPr>
-      <w:proofErr w:type="gramStart"/>
       <w:r>
         <w:rPr>
           <w:rFonts w:ascii="Garamond" w:hAnsi="Garamond"/>
@@ -1280,18 +1279,7 @@
           <w:sz w:val="20"/>
           <w:szCs w:val="20"/>
         </w:rPr>
-        <w:t>REALIZAR</w:t>
-      </w:r>
-      <w:proofErr w:type="gramEnd"/>
-      <w:r>
-        <w:rPr>
-          <w:rFonts w:ascii="Garamond" w:hAnsi="Garamond"/>
-          <w:b/>
-          <w:spacing w:val="-2"/>
-          <w:sz w:val="20"/>
-          <w:szCs w:val="20"/>
-        </w:rPr>
-        <w:t>:</w:t>
+        <w:t>REALIZAR:</w:t>
       </w:r>
     </w:p>
     <w:p>
@@ -1401,16 +1389,16 @@
           <w:spacing w:val="-2"/>
         </w:rPr>
       </w:pPr>
-      <w:proofErr w:type="spellStart"/>
-      <w:r>
-        <w:rPr>
-          <w:rFonts w:ascii="Garamond" w:hAnsi="Garamond"/>
-          <w:b w:val="0"/>
-          <w:spacing w:val="-2"/>
-        </w:rPr>
-        <w:t>modalidad_servicio</w:t>
-      </w:r>
-      <w:proofErr w:type="spellEnd"/>
+      <w:r>
+        <w:rPr>
+          <w:rFonts w:ascii="Garamond" w:hAnsi="Garamond"/>
+          <w:b w:val="0"/>
+          <w:spacing w:val="-2"/>
+        </w:rPr>
+        <w:t>Híbrida</w:t>
+      </w:r>
+      <w:bookmarkStart w:id="3" w:name="_GoBack"/>
+      <w:bookmarkEnd w:id="3"/>
     </w:p>
     <w:p>
       <w:pPr>
@@ -1442,8 +1430,8 @@
           <w:rFonts w:ascii="Garamond" w:hAnsi="Garamond"/>
         </w:rPr>
       </w:pPr>
-      <w:bookmarkStart w:id="3" w:name="VII._LUGAR_DE_PRESTACIÓN_DEL_SERVICIO:"/>
-      <w:bookmarkEnd w:id="3"/>
+      <w:bookmarkStart w:id="4" w:name="VII._LUGAR_DE_PRESTACIÓN_DEL_SERVICIO:"/>
+      <w:bookmarkEnd w:id="4"/>
       <w:r>
         <w:rPr>
           <w:rFonts w:ascii="Garamond" w:hAnsi="Garamond"/>
@@ -1503,8 +1491,8 @@
         </w:rPr>
         <w:t>SERVICIO:</w:t>
       </w:r>
-      <w:bookmarkStart w:id="4" w:name="VIII._PLAZO_DEL_SERVICIO:"/>
-      <w:bookmarkEnd w:id="4"/>
+      <w:bookmarkStart w:id="5" w:name="VIII._PLAZO_DEL_SERVICIO:"/>
+      <w:bookmarkEnd w:id="5"/>
     </w:p>
     <w:p>
       <w:pPr>
@@ -1702,53 +1690,7 @@
           <w:rFonts w:ascii="Garamond" w:hAnsi="Garamond"/>
           <w:b w:val="0"/>
         </w:rPr>
-        <w:t>Hasta</w:t>
-      </w:r>
-      <w:r>
-        <w:rPr>
-          <w:rFonts w:ascii="Garamond" w:hAnsi="Garamond"/>
-          <w:b w:val="0"/>
-          <w:spacing w:val="-11"/>
-        </w:rPr>
-        <w:t xml:space="preserve"> </w:t>
-      </w:r>
-      <w:r>
-        <w:rPr>
-          <w:rFonts w:ascii="Garamond" w:hAnsi="Garamond"/>
-          <w:b w:val="0"/>
-        </w:rPr>
-        <w:t>8</w:t>
-      </w:r>
-      <w:r>
-        <w:rPr>
-          <w:rFonts w:ascii="Garamond" w:hAnsi="Garamond"/>
-          <w:b w:val="0"/>
-          <w:spacing w:val="-9"/>
-        </w:rPr>
-        <w:t xml:space="preserve"> </w:t>
-      </w:r>
-      <w:r>
-        <w:rPr>
-          <w:rFonts w:ascii="Garamond" w:hAnsi="Garamond"/>
-          <w:b w:val="0"/>
-        </w:rPr>
-        <w:t>días</w:t>
-      </w:r>
-      <w:r>
-        <w:rPr>
-          <w:rFonts w:ascii="Garamond" w:hAnsi="Garamond"/>
-          <w:b w:val="0"/>
-          <w:spacing w:val="-9"/>
-        </w:rPr>
-        <w:t xml:space="preserve"> </w:t>
-      </w:r>
-      <w:r>
-        <w:rPr>
-          <w:rFonts w:ascii="Garamond" w:hAnsi="Garamond"/>
-          <w:b w:val="0"/>
-          <w:spacing w:val="-2"/>
-        </w:rPr>
-        <w:t>calendarios</w:t>
+        <w:t>Hasta 8 días calendario</w:t>
       </w:r>
     </w:p>
     <w:p>
@@ -1939,31 +1881,39 @@
           <w:b w:val="0"/>
           <w:bCs w:val="0"/>
         </w:rPr>
+        <w:t xml:space="preserve">El contratista deberá cumplir con la confidencialidad y reserva absoluta en el manejo de información a la que se tenga acceso y que se encuentre relacionada con la prestación, quedando prohibido revelar dicha información a terceros. </w:t>
+      </w:r>
+    </w:p>
+    <w:p>
+      <w:pPr>
+        <w:pStyle w:val="Ttulo1"/>
+        <w:tabs>
+          <w:tab w:val="left" w:pos="567"/>
+        </w:tabs>
+        <w:spacing w:before="0" w:line="276" w:lineRule="auto"/>
+        <w:ind w:left="0" w:firstLine="0"/>
+        <w:rPr>
+          <w:rFonts w:ascii="Garamond" w:hAnsi="Garamond"/>
+          <w:b w:val="0"/>
+          <w:bCs w:val="0"/>
+        </w:rPr>
+      </w:pPr>
+      <w:r>
+        <w:rPr>
+          <w:rFonts w:ascii="Garamond" w:hAnsi="Garamond"/>
+          <w:b w:val="0"/>
+          <w:bCs w:val="0"/>
+        </w:rPr>
+        <w:t xml:space="preserve">En tal sentido, el contratista deberá dar cumplimiento a todas las políticas y estándares impartidas por la Facultad de Letras y Ciencias Humanas en materia de seguridad de la información. Dicha obligación comprende la información </w:t>
+      </w:r>
+      <w:r>
+        <w:rPr>
+          <w:rFonts w:ascii="Garamond" w:hAnsi="Garamond"/>
+          <w:b w:val="0"/>
+          <w:bCs w:val="0"/>
+        </w:rPr>
         <w:lastRenderedPageBreak/>
-        <w:t xml:space="preserve">El contratista deberá cumplir con la confidencialidad y reserva absoluta en el manejo de información a la que se tenga acceso y que se encuentre relacionada con la prestación, quedando prohibido revelar dicha información a terceros. </w:t>
-      </w:r>
-    </w:p>
-    <w:p>
-      <w:pPr>
-        <w:pStyle w:val="Ttulo1"/>
-        <w:tabs>
-          <w:tab w:val="left" w:pos="567"/>
-        </w:tabs>
-        <w:spacing w:before="0" w:line="276" w:lineRule="auto"/>
-        <w:ind w:left="0" w:firstLine="0"/>
-        <w:rPr>
-          <w:rFonts w:ascii="Garamond" w:hAnsi="Garamond"/>
-          <w:b w:val="0"/>
-          <w:bCs w:val="0"/>
-        </w:rPr>
-      </w:pPr>
-      <w:r>
-        <w:rPr>
-          <w:rFonts w:ascii="Garamond" w:hAnsi="Garamond"/>
-          <w:b w:val="0"/>
-          <w:bCs w:val="0"/>
-        </w:rPr>
-        <w:t>En tal sentido, el contratista deberá dar cumplimiento a todas las políticas y estándares impartidas por la Facultad de Letras y Ciencias Humanas en materia de seguridad de la información. Dicha obligación comprende la información que se le entrega, así como la que genera durante la ejecución de las prestaciones y la información producida una vez que se haya concluido las prestaciones. Dicha información puede consistir en informes, oficios, resoluciones, presupuestos, recomendaciones y demás documentos e información compilados o recibidos por el contratista.</w:t>
+        <w:t>que se le entrega, así como la que genera durante la ejecución de las prestaciones y la información producida una vez que se haya concluido las prestaciones. Dicha información puede consistir en informes, oficios, resoluciones, presupuestos, recomendaciones y demás documentos e información compilados o recibidos por el contratista.</w:t>
       </w:r>
     </w:p>
     <w:p>
@@ -2240,25 +2190,7 @@
           <w:b w:val="0"/>
           <w:bCs w:val="0"/>
         </w:rPr>
-        <w:t xml:space="preserve">En caso de retraso injustificado del proveedor en la ejecución de las prestaciones objeto del contrato, la Entidad le aplica automáticamente una penalidad por mora por cada día de atraso. La penalidad se aplica automáticamente y se calcula </w:t>
-      </w:r>
-      <w:proofErr w:type="gramStart"/>
-      <w:r>
-        <w:rPr>
-          <w:rFonts w:ascii="Garamond" w:hAnsi="Garamond"/>
-          <w:b w:val="0"/>
-          <w:bCs w:val="0"/>
-        </w:rPr>
-        <w:t>de acuerdo a</w:t>
-      </w:r>
-      <w:proofErr w:type="gramEnd"/>
-      <w:r>
-        <w:rPr>
-          <w:rFonts w:ascii="Garamond" w:hAnsi="Garamond"/>
-          <w:b w:val="0"/>
-          <w:bCs w:val="0"/>
-        </w:rPr>
-        <w:t xml:space="preserve"> la siguiente fórmula: </w:t>
+        <w:t xml:space="preserve">En caso de retraso injustificado del proveedor en la ejecución de las prestaciones objeto del contrato, la Entidad le aplica automáticamente una penalidad por mora por cada día de atraso. La penalidad se aplica automáticamente y se calcula de acuerdo a la siguiente fórmula: </w:t>
       </w:r>
     </w:p>
     <w:p>
@@ -2294,7 +2226,7 @@
         <m:oMath>
           <m:r>
             <m:rPr>
-              <m:sty m:val="p"/>
+              <m:sty m:val="b"/>
             </m:rPr>
             <w:rPr>
               <w:rFonts w:ascii="Cambria Math" w:hAnsi="Cambria Math"/>
@@ -2314,7 +2246,7 @@
             <m:num>
               <m:r>
                 <m:rPr>
-                  <m:sty m:val="p"/>
+                  <m:sty m:val="b"/>
                 </m:rPr>
                 <w:rPr>
                   <w:rFonts w:ascii="Cambria Math" w:hAnsi="Cambria Math"/>
@@ -2325,7 +2257,7 @@
             <m:den>
               <m:r>
                 <m:rPr>
-                  <m:sty m:val="p"/>
+                  <m:sty m:val="b"/>
                 </m:rPr>
                 <w:rPr>
                   <w:rFonts w:ascii="Cambria Math" w:hAnsi="Cambria Math"/>
@@ -2497,8 +2429,8 @@
           <w:rFonts w:ascii="Garamond" w:hAnsi="Garamond"/>
         </w:rPr>
       </w:pPr>
-      <w:bookmarkStart w:id="5" w:name="IX._MONTO_REFERENCIAL:"/>
-      <w:bookmarkEnd w:id="5"/>
+      <w:bookmarkStart w:id="6" w:name="IX._MONTO_REFERENCIAL:"/>
+      <w:bookmarkEnd w:id="6"/>
       <w:r>
         <w:rPr>
           <w:rFonts w:ascii="Garamond" w:hAnsi="Garamond"/>
@@ -2619,7 +2551,6 @@
         </w:rPr>
         <w:t xml:space="preserve"> </w:t>
       </w:r>
-      <w:proofErr w:type="spellStart"/>
       <w:r>
         <w:rPr>
           <w:rFonts w:ascii="Garamond" w:hAnsi="Garamond"/>
@@ -2627,14 +2558,6 @@
           <w:bCs w:val="0"/>
         </w:rPr>
         <w:t>monto_subtotal</w:t>
-      </w:r>
-      <w:proofErr w:type="spellEnd"/>
-      <w:r>
-        <w:rPr>
-          <w:rFonts w:ascii="Garamond" w:hAnsi="Garamond"/>
-          <w:b w:val="0"/>
-        </w:rPr>
-        <w:t>.</w:t>
       </w:r>
     </w:p>
     <w:p>
@@ -3048,7 +2971,7 @@
     <w:sectPr>
       <w:headerReference w:type="default" r:id="rId7"/>
       <w:pgSz w:w="11906" w:h="16838" w:code="9"/>
-      <w:pgMar w:top="1304" w:right="1418" w:bottom="1304" w:left="1418" w:header="720" w:footer="720" w:gutter="0"/>
+      <w:pgMar w:top="1304" w:right="1418" w:bottom="142" w:left="1418" w:header="720" w:footer="720" w:gutter="0"/>
       <w:cols w:space="720"/>
       <w:docGrid w:linePitch="299"/>
     </w:sectPr>
@@ -3057,7 +2980,7 @@
 </file>
 
 <file path=word/endnotes.xml><?xml version="1.0" encoding="utf-8"?>
-<w:endnotes xmlns:wpc="http://schemas.microsoft.com/office/word/2010/wordprocessingCanvas" xmlns:cx="http://schemas.microsoft.com/office/drawing/2014/chartex" xmlns:cx1="http://schemas.microsoft.com/office/drawing/2015/9/8/chartex" xmlns:cx2="http://schemas.microsoft.com/office/drawing/2015/10/21/chartex" xmlns:cx3="http://schemas.microsoft.com/office/drawing/2016/5/9/chartex" xmlns:cx4="http://schemas.microsoft.com/office/drawing/2016/5/10/chartex" xmlns:cx5="http://schemas.microsoft.com/office/drawing/2016/5/11/chartex" xmlns:cx6="http://schemas.microsoft.com/office/drawing/2016/5/12/chartex" xmlns:cx7="http://schemas.microsoft.com/office/drawing/2016/5/13/chartex" xmlns:cx8="http://schemas.microsoft.com/office/drawing/2016/5/14/chartex" xmlns:mc="http://schemas.openxmlformats.org/markup-compatibility/2006" xmlns:aink="http://schemas.microsoft.com/office/drawing/2016/ink" xmlns:am3d="http://schemas.microsoft.com/office/drawing/2017/model3d" xmlns:o="urn:schemas-microsoft-com:office:office" xmlns:oel="http://schemas.microsoft.com/office/2019/extlst" xmlns:r="http://schemas.openxmlformats.org/officeDocument/2006/relationships" xmlns:m="http://schemas.openxmlformats.org/officeDocument/2006/math" xmlns:v="urn:schemas-microsoft-com:vml" xmlns:wp14="http://schemas.microsoft.com/office/word/2010/wordprocessingDrawing" xmlns:wp="http://schemas.openxmlformats.org/drawingml/2006/wordprocessingDrawing" xmlns:w10="urn:schemas-microsoft-com:office:word" xmlns:w="http://schemas.openxmlformats.org/wordprocessingml/2006/main" xmlns:w14="http://schemas.microsoft.com/office/word/2010/wordml" xmlns:w15="http://schemas.microsoft.com/office/word/2012/wordml" xmlns:w16cex="http://schemas.microsoft.com/office/word/2018/wordml/cex" xmlns:w16cid="http://schemas.microsoft.com/office/word/2016/wordml/cid" xmlns:w16="http://schemas.microsoft.com/office/word/2018/wordml" xmlns:w16du="http://schemas.microsoft.com/office/word/2023/wordml/word16du" xmlns:w16sdtdh="http://schemas.microsoft.com/office/word/2020/wordml/sdtdatahash" xmlns:w16sdtfl="http://schemas.microsoft.com/office/word/2024/wordml/sdtformatlock" xmlns:w16se="http://schemas.microsoft.com/office/word/2015/wordml/symex" xmlns:wpg="http://schemas.microsoft.com/office/word/2010/wordprocessingGroup" xmlns:wpi="http://schemas.microsoft.com/office/word/2010/wordprocessingInk" xmlns:wne="http://schemas.microsoft.com/office/word/2006/wordml" xmlns:wps="http://schemas.microsoft.com/office/word/2010/wordprocessingShape" mc:Ignorable="w14 w15 w16se w16cid w16 w16cex w16sdtdh w16sdtfl w16du wp14">
+<w:endnotes xmlns:wpc="http://schemas.microsoft.com/office/word/2010/wordprocessingCanvas" xmlns:cx="http://schemas.microsoft.com/office/drawing/2014/chartex" xmlns:mc="http://schemas.openxmlformats.org/markup-compatibility/2006" xmlns:o="urn:schemas-microsoft-com:office:office" xmlns:r="http://schemas.openxmlformats.org/officeDocument/2006/relationships" xmlns:m="http://schemas.openxmlformats.org/officeDocument/2006/math" xmlns:v="urn:schemas-microsoft-com:vml" xmlns:wp14="http://schemas.microsoft.com/office/word/2010/wordprocessingDrawing" xmlns:wp="http://schemas.openxmlformats.org/drawingml/2006/wordprocessingDrawing" xmlns:w10="urn:schemas-microsoft-com:office:word" xmlns:w="http://schemas.openxmlformats.org/wordprocessingml/2006/main" xmlns:w14="http://schemas.microsoft.com/office/word/2010/wordml" xmlns:w15="http://schemas.microsoft.com/office/word/2012/wordml" xmlns:w16se="http://schemas.microsoft.com/office/word/2015/wordml/symex" xmlns:wpg="http://schemas.microsoft.com/office/word/2010/wordprocessingGroup" xmlns:wpi="http://schemas.microsoft.com/office/word/2010/wordprocessingInk" xmlns:wne="http://schemas.microsoft.com/office/word/2006/wordml" xmlns:wps="http://schemas.microsoft.com/office/word/2010/wordprocessingShape" mc:Ignorable="w14 w15 w16se wp14">
   <w:endnote w:type="separator" w:id="-1">
     <w:p>
       <w:r>
@@ -3076,7 +2999,7 @@
 </file>
 
 <file path=word/footnotes.xml><?xml version="1.0" encoding="utf-8"?>
-<w:footnotes xmlns:wpc="http://schemas.microsoft.com/office/word/2010/wordprocessingCanvas" xmlns:cx="http://schemas.microsoft.com/office/drawing/2014/chartex" xmlns:cx1="http://schemas.microsoft.com/office/drawing/2015/9/8/chartex" xmlns:cx2="http://schemas.microsoft.com/office/drawing/2015/10/21/chartex" xmlns:cx3="http://schemas.microsoft.com/office/drawing/2016/5/9/chartex" xmlns:cx4="http://schemas.microsoft.com/office/drawing/2016/5/10/chartex" xmlns:cx5="http://schemas.microsoft.com/office/drawing/2016/5/11/chartex" xmlns:cx6="http://schemas.microsoft.com/office/drawing/2016/5/12/chartex" xmlns:cx7="http://schemas.microsoft.com/office/drawing/2016/5/13/chartex" xmlns:cx8="http://schemas.microsoft.com/office/drawing/2016/5/14/chartex" xmlns:mc="http://schemas.openxmlformats.org/markup-compatibility/2006" xmlns:aink="http://schemas.microsoft.com/office/drawing/2016/ink" xmlns:am3d="http://schemas.microsoft.com/office/drawing/2017/model3d" xmlns:o="urn:schemas-microsoft-com:office:office" xmlns:oel="http://schemas.microsoft.com/office/2019/extlst" xmlns:r="http://schemas.openxmlformats.org/officeDocument/2006/relationships" xmlns:m="http://schemas.openxmlformats.org/officeDocument/2006/math" xmlns:v="urn:schemas-microsoft-com:vml" xmlns:wp14="http://schemas.microsoft.com/office/word/2010/wordprocessingDrawing" xmlns:wp="http://schemas.openxmlformats.org/drawingml/2006/wordprocessingDrawing" xmlns:w10="urn:schemas-microsoft-com:office:word" xmlns:w="http://schemas.openxmlformats.org/wordprocessingml/2006/main" xmlns:w14="http://schemas.microsoft.com/office/word/2010/wordml" xmlns:w15="http://schemas.microsoft.com/office/word/2012/wordml" xmlns:w16cex="http://schemas.microsoft.com/office/word/2018/wordml/cex" xmlns:w16cid="http://schemas.microsoft.com/office/word/2016/wordml/cid" xmlns:w16="http://schemas.microsoft.com/office/word/2018/wordml" xmlns:w16du="http://schemas.microsoft.com/office/word/2023/wordml/word16du" xmlns:w16sdtdh="http://schemas.microsoft.com/office/word/2020/wordml/sdtdatahash" xmlns:w16sdtfl="http://schemas.microsoft.com/office/word/2024/wordml/sdtformatlock" xmlns:w16se="http://schemas.microsoft.com/office/word/2015/wordml/symex" xmlns:wpg="http://schemas.microsoft.com/office/word/2010/wordprocessingGroup" xmlns:wpi="http://schemas.microsoft.com/office/word/2010/wordprocessingInk" xmlns:wne="http://schemas.microsoft.com/office/word/2006/wordml" xmlns:wps="http://schemas.microsoft.com/office/word/2010/wordprocessingShape" mc:Ignorable="w14 w15 w16se w16cid w16 w16cex w16sdtdh w16sdtfl w16du wp14">
+<w:footnotes xmlns:wpc="http://schemas.microsoft.com/office/word/2010/wordprocessingCanvas" xmlns:cx="http://schemas.microsoft.com/office/drawing/2014/chartex" xmlns:mc="http://schemas.openxmlformats.org/markup-compatibility/2006" xmlns:o="urn:schemas-microsoft-com:office:office" xmlns:r="http://schemas.openxmlformats.org/officeDocument/2006/relationships" xmlns:m="http://schemas.openxmlformats.org/officeDocument/2006/math" xmlns:v="urn:schemas-microsoft-com:vml" xmlns:wp14="http://schemas.microsoft.com/office/word/2010/wordprocessingDrawing" xmlns:wp="http://schemas.openxmlformats.org/drawingml/2006/wordprocessingDrawing" xmlns:w10="urn:schemas-microsoft-com:office:word" xmlns:w="http://schemas.openxmlformats.org/wordprocessingml/2006/main" xmlns:w14="http://schemas.microsoft.com/office/word/2010/wordml" xmlns:w15="http://schemas.microsoft.com/office/word/2012/wordml" xmlns:w16se="http://schemas.microsoft.com/office/word/2015/wordml/symex" xmlns:wpg="http://schemas.microsoft.com/office/word/2010/wordprocessingGroup" xmlns:wpi="http://schemas.microsoft.com/office/word/2010/wordprocessingInk" xmlns:wne="http://schemas.microsoft.com/office/word/2006/wordml" xmlns:wps="http://schemas.microsoft.com/office/word/2010/wordprocessingShape" mc:Ignorable="w14 w15 w16se wp14">
   <w:footnote w:type="separator" w:id="-1">
     <w:p>
       <w:r>
@@ -3095,7 +3018,7 @@
 </file>
 
 <file path=word/header1.xml><?xml version="1.0" encoding="utf-8"?>
-<w:hdr xmlns:wpc="http://schemas.microsoft.com/office/word/2010/wordprocessingCanvas" xmlns:cx="http://schemas.microsoft.com/office/drawing/2014/chartex" xmlns:cx1="http://schemas.microsoft.com/office/drawing/2015/9/8/chartex" xmlns:cx2="http://schemas.microsoft.com/office/drawing/2015/10/21/chartex" xmlns:cx3="http://schemas.microsoft.com/office/drawing/2016/5/9/chartex" xmlns:cx4="http://schemas.microsoft.com/office/drawing/2016/5/10/chartex" xmlns:cx5="http://schemas.microsoft.com/office/drawing/2016/5/11/chartex" xmlns:cx6="http://schemas.microsoft.com/office/drawing/2016/5/12/chartex" xmlns:cx7="http://schemas.microsoft.com/office/drawing/2016/5/13/chartex" xmlns:cx8="http://schemas.microsoft.com/office/drawing/2016/5/14/chartex" xmlns:mc="http://schemas.openxmlformats.org/markup-compatibility/2006" xmlns:aink="http://schemas.microsoft.com/office/drawing/2016/ink" xmlns:am3d="http://schemas.microsoft.com/office/drawing/2017/model3d" xmlns:o="urn:schemas-microsoft-com:office:office" xmlns:oel="http://schemas.microsoft.com/office/2019/extlst" xmlns:r="http://schemas.openxmlformats.org/officeDocument/2006/relationships" xmlns:m="http://schemas.openxmlformats.org/officeDocument/2006/math" xmlns:v="urn:schemas-microsoft-com:vml" xmlns:wp14="http://schemas.microsoft.com/office/word/2010/wordprocessingDrawing" xmlns:wp="http://schemas.openxmlformats.org/drawingml/2006/wordprocessingDrawing" xmlns:w10="urn:schemas-microsoft-com:office:word" xmlns:w="http://schemas.openxmlformats.org/wordprocessingml/2006/main" xmlns:w14="http://schemas.microsoft.com/office/word/2010/wordml" xmlns:w15="http://schemas.microsoft.com/office/word/2012/wordml" xmlns:w16cex="http://schemas.microsoft.com/office/word/2018/wordml/cex" xmlns:w16cid="http://schemas.microsoft.com/office/word/2016/wordml/cid" xmlns:w16="http://schemas.microsoft.com/office/word/2018/wordml" xmlns:w16du="http://schemas.microsoft.com/office/word/2023/wordml/word16du" xmlns:w16sdtdh="http://schemas.microsoft.com/office/word/2020/wordml/sdtdatahash" xmlns:w16sdtfl="http://schemas.microsoft.com/office/word/2024/wordml/sdtformatlock" xmlns:w16se="http://schemas.microsoft.com/office/word/2015/wordml/symex" xmlns:wpg="http://schemas.microsoft.com/office/word/2010/wordprocessingGroup" xmlns:wpi="http://schemas.microsoft.com/office/word/2010/wordprocessingInk" xmlns:wne="http://schemas.microsoft.com/office/word/2006/wordml" xmlns:wps="http://schemas.microsoft.com/office/word/2010/wordprocessingShape" mc:Ignorable="w14 w15 w16se w16cid w16 w16cex w16sdtdh w16sdtfl w16du wp14">
+<w:hdr xmlns:wpc="http://schemas.microsoft.com/office/word/2010/wordprocessingCanvas" xmlns:cx="http://schemas.microsoft.com/office/drawing/2014/chartex" xmlns:mc="http://schemas.openxmlformats.org/markup-compatibility/2006" xmlns:o="urn:schemas-microsoft-com:office:office" xmlns:r="http://schemas.openxmlformats.org/officeDocument/2006/relationships" xmlns:m="http://schemas.openxmlformats.org/officeDocument/2006/math" xmlns:v="urn:schemas-microsoft-com:vml" xmlns:wp14="http://schemas.microsoft.com/office/word/2010/wordprocessingDrawing" xmlns:wp="http://schemas.openxmlformats.org/drawingml/2006/wordprocessingDrawing" xmlns:w10="urn:schemas-microsoft-com:office:word" xmlns:w="http://schemas.openxmlformats.org/wordprocessingml/2006/main" xmlns:w14="http://schemas.microsoft.com/office/word/2010/wordml" xmlns:w15="http://schemas.microsoft.com/office/word/2012/wordml" xmlns:w16se="http://schemas.microsoft.com/office/word/2015/wordml/symex" xmlns:wpg="http://schemas.microsoft.com/office/word/2010/wordprocessingGroup" xmlns:wpi="http://schemas.microsoft.com/office/word/2010/wordprocessingInk" xmlns:wne="http://schemas.microsoft.com/office/word/2006/wordml" xmlns:wps="http://schemas.microsoft.com/office/word/2010/wordprocessingShape" mc:Ignorable="w14 w15 w16se wp14">
   <w:p>
     <w:pPr>
       <w:pStyle w:val="Encabezado"/>
@@ -3119,7 +3042,7 @@
           <wp:extent cx="1078865" cy="469265"/>
           <wp:effectExtent l="0" t="0" r="6985" b="6985"/>
           <wp:wrapSquare wrapText="bothSides"/>
-          <wp:docPr id="540387560" name="Imagen 540387560"/>
+          <wp:docPr id="7" name="Imagen 7"/>
           <wp:cNvGraphicFramePr>
             <a:graphicFrameLocks xmlns:a="http://schemas.openxmlformats.org/drawingml/2006/main" noChangeAspect="1"/>
           </wp:cNvGraphicFramePr>
@@ -3172,7 +3095,7 @@
 </file>
 
 <file path=word/numbering.xml><?xml version="1.0" encoding="utf-8"?>
-<w:numbering xmlns:wpc="http://schemas.microsoft.com/office/word/2010/wordprocessingCanvas" xmlns:cx="http://schemas.microsoft.com/office/drawing/2014/chartex" xmlns:cx1="http://schemas.microsoft.com/office/drawing/2015/9/8/chartex" xmlns:cx2="http://schemas.microsoft.com/office/drawing/2015/10/21/chartex" xmlns:cx3="http://schemas.microsoft.com/office/drawing/2016/5/9/chartex" xmlns:cx4="http://schemas.microsoft.com/office/drawing/2016/5/10/chartex" xmlns:cx5="http://schemas.microsoft.com/office/drawing/2016/5/11/chartex" xmlns:cx6="http://schemas.microsoft.com/office/drawing/2016/5/12/chartex" xmlns:cx7="http://schemas.microsoft.com/office/drawing/2016/5/13/chartex" xmlns:cx8="http://schemas.microsoft.com/office/drawing/2016/5/14/chartex" xmlns:mc="http://schemas.openxmlformats.org/markup-compatibility/2006" xmlns:aink="http://schemas.microsoft.com/office/drawing/2016/ink" xmlns:am3d="http://schemas.microsoft.com/office/drawing/2017/model3d" xmlns:o="urn:schemas-microsoft-com:office:office" xmlns:oel="http://schemas.microsoft.com/office/2019/extlst" xmlns:r="http://schemas.openxmlformats.org/officeDocument/2006/relationships" xmlns:m="http://schemas.openxmlformats.org/officeDocument/2006/math" xmlns:v="urn:schemas-microsoft-com:vml" xmlns:wp14="http://schemas.microsoft.com/office/word/2010/wordprocessingDrawing" xmlns:wp="http://schemas.openxmlformats.org/drawingml/2006/wordprocessingDrawing" xmlns:w10="urn:schemas-microsoft-com:office:word" xmlns:w="http://schemas.openxmlformats.org/wordprocessingml/2006/main" xmlns:w14="http://schemas.microsoft.com/office/word/2010/wordml" xmlns:w15="http://schemas.microsoft.com/office/word/2012/wordml" xmlns:w16cex="http://schemas.microsoft.com/office/word/2018/wordml/cex" xmlns:w16cid="http://schemas.microsoft.com/office/word/2016/wordml/cid" xmlns:w16="http://schemas.microsoft.com/office/word/2018/wordml" xmlns:w16du="http://schemas.microsoft.com/office/word/2023/wordml/word16du" xmlns:w16sdtdh="http://schemas.microsoft.com/office/word/2020/wordml/sdtdatahash" xmlns:w16sdtfl="http://schemas.microsoft.com/office/word/2024/wordml/sdtformatlock" xmlns:w16se="http://schemas.microsoft.com/office/word/2015/wordml/symex" xmlns:wpg="http://schemas.microsoft.com/office/word/2010/wordprocessingGroup" xmlns:wpi="http://schemas.microsoft.com/office/word/2010/wordprocessingInk" xmlns:wne="http://schemas.microsoft.com/office/word/2006/wordml" xmlns:wps="http://schemas.microsoft.com/office/word/2010/wordprocessingShape" mc:Ignorable="w14 w15 w16se w16cid w16 w16cex w16sdtdh w16sdtfl w16du wp14">
+<w:numbering xmlns:wpc="http://schemas.microsoft.com/office/word/2010/wordprocessingCanvas" xmlns:cx="http://schemas.microsoft.com/office/drawing/2014/chartex" xmlns:mc="http://schemas.openxmlformats.org/markup-compatibility/2006" xmlns:o="urn:schemas-microsoft-com:office:office" xmlns:r="http://schemas.openxmlformats.org/officeDocument/2006/relationships" xmlns:m="http://schemas.openxmlformats.org/officeDocument/2006/math" xmlns:v="urn:schemas-microsoft-com:vml" xmlns:wp14="http://schemas.microsoft.com/office/word/2010/wordprocessingDrawing" xmlns:wp="http://schemas.openxmlformats.org/drawingml/2006/wordprocessingDrawing" xmlns:w10="urn:schemas-microsoft-com:office:word" xmlns:w="http://schemas.openxmlformats.org/wordprocessingml/2006/main" xmlns:w14="http://schemas.microsoft.com/office/word/2010/wordml" xmlns:w15="http://schemas.microsoft.com/office/word/2012/wordml" xmlns:w16se="http://schemas.microsoft.com/office/word/2015/wordml/symex" xmlns:wpg="http://schemas.microsoft.com/office/word/2010/wordprocessingGroup" xmlns:wpi="http://schemas.microsoft.com/office/word/2010/wordprocessingInk" xmlns:wne="http://schemas.microsoft.com/office/word/2006/wordml" xmlns:wps="http://schemas.microsoft.com/office/word/2010/wordprocessingShape" mc:Ignorable="w14 w15 w16se wp14">
   <w:abstractNum w:abstractNumId="0" w15:restartNumberingAfterBreak="0">
     <w:nsid w:val="495B5C67"/>
     <w:multiLevelType w:val="hybridMultilevel"/>
@@ -3494,20 +3417,20 @@
       </w:pPr>
     </w:lvl>
   </w:abstractNum>
-  <w:num w:numId="1" w16cid:durableId="1187720840">
+  <w:num w:numId="1">
     <w:abstractNumId w:val="1"/>
   </w:num>
-  <w:num w:numId="2" w16cid:durableId="416022929">
+  <w:num w:numId="2">
     <w:abstractNumId w:val="2"/>
   </w:num>
-  <w:num w:numId="3" w16cid:durableId="944117210">
+  <w:num w:numId="3">
     <w:abstractNumId w:val="0"/>
   </w:num>
 </w:numbering>
 </file>
 
 <file path=word/styles.xml><?xml version="1.0" encoding="utf-8"?>
-<w:styles xmlns:mc="http://schemas.openxmlformats.org/markup-compatibility/2006" xmlns:r="http://schemas.openxmlformats.org/officeDocument/2006/relationships" xmlns:w="http://schemas.openxmlformats.org/wordprocessingml/2006/main" xmlns:w14="http://schemas.microsoft.com/office/word/2010/wordml" xmlns:w15="http://schemas.microsoft.com/office/word/2012/wordml" xmlns:w16cex="http://schemas.microsoft.com/office/word/2018/wordml/cex" xmlns:w16cid="http://schemas.microsoft.com/office/word/2016/wordml/cid" xmlns:w16="http://schemas.microsoft.com/office/word/2018/wordml" xmlns:w16du="http://schemas.microsoft.com/office/word/2023/wordml/word16du" xmlns:w16sdtdh="http://schemas.microsoft.com/office/word/2020/wordml/sdtdatahash" xmlns:w16sdtfl="http://schemas.microsoft.com/office/word/2024/wordml/sdtformatlock" xmlns:w16se="http://schemas.microsoft.com/office/word/2015/wordml/symex" mc:Ignorable="w14 w15 w16se w16cid w16 w16cex w16sdtdh w16sdtfl w16du">
+<w:styles xmlns:mc="http://schemas.openxmlformats.org/markup-compatibility/2006" xmlns:r="http://schemas.openxmlformats.org/officeDocument/2006/relationships" xmlns:w="http://schemas.openxmlformats.org/wordprocessingml/2006/main" xmlns:w14="http://schemas.microsoft.com/office/word/2010/wordml" xmlns:w15="http://schemas.microsoft.com/office/word/2012/wordml" xmlns:w16se="http://schemas.microsoft.com/office/word/2015/wordml/symex" mc:Ignorable="w14 w15 w16se">
   <w:docDefaults>
     <w:rPrDefault>
       <w:rPr>
@@ -3525,7 +3448,7 @@
       </w:pPr>
     </w:pPrDefault>
   </w:docDefaults>
-  <w:latentStyles w:defLockedState="0" w:defUIPriority="99" w:defSemiHidden="0" w:defUnhideWhenUsed="0" w:defQFormat="0" w:count="376">
+  <w:latentStyles w:defLockedState="0" w:defUIPriority="99" w:defSemiHidden="0" w:defUnhideWhenUsed="0" w:defQFormat="0" w:count="371">
     <w:lsdException w:name="Normal" w:uiPriority="0" w:qFormat="1"/>
     <w:lsdException w:name="heading 1" w:uiPriority="9" w:qFormat="1"/>
     <w:lsdException w:name="heading 2" w:semiHidden="1" w:uiPriority="9" w:unhideWhenUsed="1" w:qFormat="1"/>
@@ -3897,11 +3820,6 @@
     <w:lsdException w:name="List Table 5 Dark Accent 6" w:uiPriority="50"/>
     <w:lsdException w:name="List Table 6 Colorful Accent 6" w:uiPriority="51"/>
     <w:lsdException w:name="List Table 7 Colorful Accent 6" w:uiPriority="52"/>
-    <w:lsdException w:name="Mention" w:semiHidden="1" w:unhideWhenUsed="1"/>
-    <w:lsdException w:name="Smart Hyperlink" w:semiHidden="1" w:unhideWhenUsed="1"/>
-    <w:lsdException w:name="Hashtag" w:semiHidden="1" w:unhideWhenUsed="1"/>
-    <w:lsdException w:name="Unresolved Mention" w:semiHidden="1" w:unhideWhenUsed="1"/>
-    <w:lsdException w:name="Smart Link" w:semiHidden="1" w:unhideWhenUsed="1"/>
   </w:latentStyles>
   <w:style w:type="paragraph" w:default="1" w:styleId="Normal">
     <w:name w:val="Normal"/>

--- a/Modelos_documentos/tdr_tipoB_.docx
+++ b/Modelos_documentos/tdr_tipoB_.docx
@@ -1,6 +1,6 @@
 
 <file path=word/document.xml><?xml version="1.0" encoding="utf-8"?>
-<w:document xmlns:wpc="http://schemas.microsoft.com/office/word/2010/wordprocessingCanvas" xmlns:cx="http://schemas.microsoft.com/office/drawing/2014/chartex" xmlns:mc="http://schemas.openxmlformats.org/markup-compatibility/2006" xmlns:o="urn:schemas-microsoft-com:office:office" xmlns:r="http://schemas.openxmlformats.org/officeDocument/2006/relationships" xmlns:m="http://schemas.openxmlformats.org/officeDocument/2006/math" xmlns:v="urn:schemas-microsoft-com:vml" xmlns:wp14="http://schemas.microsoft.com/office/word/2010/wordprocessingDrawing" xmlns:wp="http://schemas.openxmlformats.org/drawingml/2006/wordprocessingDrawing" xmlns:w10="urn:schemas-microsoft-com:office:word" xmlns:w="http://schemas.openxmlformats.org/wordprocessingml/2006/main" xmlns:w14="http://schemas.microsoft.com/office/word/2010/wordml" xmlns:w15="http://schemas.microsoft.com/office/word/2012/wordml" xmlns:w16se="http://schemas.microsoft.com/office/word/2015/wordml/symex" xmlns:wpg="http://schemas.microsoft.com/office/word/2010/wordprocessingGroup" xmlns:wpi="http://schemas.microsoft.com/office/word/2010/wordprocessingInk" xmlns:wne="http://schemas.microsoft.com/office/word/2006/wordml" xmlns:wps="http://schemas.microsoft.com/office/word/2010/wordprocessingShape" mc:Ignorable="w14 w15 w16se wp14">
+<w:document xmlns:wpc="http://schemas.microsoft.com/office/word/2010/wordprocessingCanvas" xmlns:cx="http://schemas.microsoft.com/office/drawing/2014/chartex" xmlns:cx1="http://schemas.microsoft.com/office/drawing/2015/9/8/chartex" xmlns:cx2="http://schemas.microsoft.com/office/drawing/2015/10/21/chartex" xmlns:cx3="http://schemas.microsoft.com/office/drawing/2016/5/9/chartex" xmlns:cx4="http://schemas.microsoft.com/office/drawing/2016/5/10/chartex" xmlns:cx5="http://schemas.microsoft.com/office/drawing/2016/5/11/chartex" xmlns:cx6="http://schemas.microsoft.com/office/drawing/2016/5/12/chartex" xmlns:cx7="http://schemas.microsoft.com/office/drawing/2016/5/13/chartex" xmlns:cx8="http://schemas.microsoft.com/office/drawing/2016/5/14/chartex" xmlns:mc="http://schemas.openxmlformats.org/markup-compatibility/2006" xmlns:aink="http://schemas.microsoft.com/office/drawing/2016/ink" xmlns:am3d="http://schemas.microsoft.com/office/drawing/2017/model3d" xmlns:o="urn:schemas-microsoft-com:office:office" xmlns:oel="http://schemas.microsoft.com/office/2019/extlst" xmlns:r="http://schemas.openxmlformats.org/officeDocument/2006/relationships" xmlns:m="http://schemas.openxmlformats.org/officeDocument/2006/math" xmlns:v="urn:schemas-microsoft-com:vml" xmlns:wp14="http://schemas.microsoft.com/office/word/2010/wordprocessingDrawing" xmlns:wp="http://schemas.openxmlformats.org/drawingml/2006/wordprocessingDrawing" xmlns:w10="urn:schemas-microsoft-com:office:word" xmlns:w="http://schemas.openxmlformats.org/wordprocessingml/2006/main" xmlns:w14="http://schemas.microsoft.com/office/word/2010/wordml" xmlns:w15="http://schemas.microsoft.com/office/word/2012/wordml" xmlns:w16cex="http://schemas.microsoft.com/office/word/2018/wordml/cex" xmlns:w16cid="http://schemas.microsoft.com/office/word/2016/wordml/cid" xmlns:w16="http://schemas.microsoft.com/office/word/2018/wordml" xmlns:w16du="http://schemas.microsoft.com/office/word/2023/wordml/word16du" xmlns:w16sdtdh="http://schemas.microsoft.com/office/word/2020/wordml/sdtdatahash" xmlns:w16sdtfl="http://schemas.microsoft.com/office/word/2024/wordml/sdtformatlock" xmlns:w16se="http://schemas.microsoft.com/office/word/2015/wordml/symex" xmlns:wpg="http://schemas.microsoft.com/office/word/2010/wordprocessingGroup" xmlns:wpi="http://schemas.microsoft.com/office/word/2010/wordprocessingInk" xmlns:wne="http://schemas.microsoft.com/office/word/2006/wordml" xmlns:wps="http://schemas.microsoft.com/office/word/2010/wordprocessingShape" mc:Ignorable="w14 w15 w16se w16cid w16 w16cex w16sdtdh w16sdtfl w16du wp14">
   <w:body>
     <w:p>
       <w:pPr>
@@ -1251,6 +1251,7 @@
           <w:szCs w:val="20"/>
         </w:rPr>
       </w:pPr>
+      <w:proofErr w:type="gramStart"/>
       <w:r>
         <w:rPr>
           <w:rFonts w:ascii="Garamond" w:hAnsi="Garamond"/>
@@ -1279,7 +1280,18 @@
           <w:sz w:val="20"/>
           <w:szCs w:val="20"/>
         </w:rPr>
-        <w:t>REALIZAR:</w:t>
+        <w:t>REALIZAR</w:t>
+      </w:r>
+      <w:proofErr w:type="gramEnd"/>
+      <w:r>
+        <w:rPr>
+          <w:rFonts w:ascii="Garamond" w:hAnsi="Garamond"/>
+          <w:b/>
+          <w:spacing w:val="-2"/>
+          <w:sz w:val="20"/>
+          <w:szCs w:val="20"/>
+        </w:rPr>
+        <w:t>:</w:t>
       </w:r>
     </w:p>
     <w:p>
@@ -1385,20 +1397,18 @@
         <w:ind w:left="0" w:firstLine="0"/>
         <w:rPr>
           <w:rFonts w:ascii="Garamond" w:hAnsi="Garamond"/>
-          <w:b w:val="0"/>
-          <w:spacing w:val="-2"/>
-        </w:rPr>
-      </w:pPr>
-      <w:r>
-        <w:rPr>
-          <w:rFonts w:ascii="Garamond" w:hAnsi="Garamond"/>
-          <w:b w:val="0"/>
-          <w:spacing w:val="-2"/>
-        </w:rPr>
-        <w:t>Híbrida</w:t>
-      </w:r>
-      <w:bookmarkStart w:id="3" w:name="_GoBack"/>
-      <w:bookmarkEnd w:id="3"/>
+        </w:rPr>
+      </w:pPr>
+      <w:proofErr w:type="spellStart"/>
+      <w:r>
+        <w:rPr>
+          <w:rFonts w:ascii="Garamond" w:hAnsi="Garamond"/>
+          <w:b w:val="0"/>
+          <w:spacing w:val="-2"/>
+        </w:rPr>
+        <w:t>modalidad_servicio</w:t>
+      </w:r>
+      <w:proofErr w:type="spellEnd"/>
     </w:p>
     <w:p>
       <w:pPr>
@@ -1430,69 +1440,69 @@
           <w:rFonts w:ascii="Garamond" w:hAnsi="Garamond"/>
         </w:rPr>
       </w:pPr>
-      <w:bookmarkStart w:id="4" w:name="VII._LUGAR_DE_PRESTACIÓN_DEL_SERVICIO:"/>
+      <w:bookmarkStart w:id="3" w:name="VII._LUGAR_DE_PRESTACIÓN_DEL_SERVICIO:"/>
+      <w:bookmarkEnd w:id="3"/>
+      <w:r>
+        <w:rPr>
+          <w:rFonts w:ascii="Garamond" w:hAnsi="Garamond"/>
+        </w:rPr>
+        <w:t>LUGAR</w:t>
+      </w:r>
+      <w:r>
+        <w:rPr>
+          <w:rFonts w:ascii="Garamond" w:hAnsi="Garamond"/>
+          <w:spacing w:val="-16"/>
+        </w:rPr>
+        <w:t xml:space="preserve"> </w:t>
+      </w:r>
+      <w:r>
+        <w:rPr>
+          <w:rFonts w:ascii="Garamond" w:hAnsi="Garamond"/>
+        </w:rPr>
+        <w:t>DE</w:t>
+      </w:r>
+      <w:r>
+        <w:rPr>
+          <w:rFonts w:ascii="Garamond" w:hAnsi="Garamond"/>
+          <w:spacing w:val="-12"/>
+        </w:rPr>
+        <w:t xml:space="preserve"> </w:t>
+      </w:r>
+      <w:r>
+        <w:rPr>
+          <w:rFonts w:ascii="Garamond" w:hAnsi="Garamond"/>
+        </w:rPr>
+        <w:t>PRESTACIÓN</w:t>
+      </w:r>
+      <w:r>
+        <w:rPr>
+          <w:rFonts w:ascii="Garamond" w:hAnsi="Garamond"/>
+          <w:spacing w:val="-11"/>
+        </w:rPr>
+        <w:t xml:space="preserve"> </w:t>
+      </w:r>
+      <w:r>
+        <w:rPr>
+          <w:rFonts w:ascii="Garamond" w:hAnsi="Garamond"/>
+        </w:rPr>
+        <w:t>DEL</w:t>
+      </w:r>
+      <w:r>
+        <w:rPr>
+          <w:rFonts w:ascii="Garamond" w:hAnsi="Garamond"/>
+          <w:spacing w:val="-10"/>
+        </w:rPr>
+        <w:t xml:space="preserve"> </w:t>
+      </w:r>
+      <w:r>
+        <w:rPr>
+          <w:rFonts w:ascii="Garamond" w:hAnsi="Garamond"/>
+          <w:spacing w:val="-2"/>
+        </w:rPr>
+        <w:t>SERVICIO:</w:t>
+      </w:r>
+      <w:bookmarkStart w:id="4" w:name="VIII._PLAZO_DEL_SERVICIO:"/>
       <w:bookmarkEnd w:id="4"/>
-      <w:r>
-        <w:rPr>
-          <w:rFonts w:ascii="Garamond" w:hAnsi="Garamond"/>
-        </w:rPr>
-        <w:t>LUGAR</w:t>
-      </w:r>
-      <w:r>
-        <w:rPr>
-          <w:rFonts w:ascii="Garamond" w:hAnsi="Garamond"/>
-          <w:spacing w:val="-16"/>
-        </w:rPr>
-        <w:t xml:space="preserve"> </w:t>
-      </w:r>
-      <w:r>
-        <w:rPr>
-          <w:rFonts w:ascii="Garamond" w:hAnsi="Garamond"/>
-        </w:rPr>
-        <w:t>DE</w:t>
-      </w:r>
-      <w:r>
-        <w:rPr>
-          <w:rFonts w:ascii="Garamond" w:hAnsi="Garamond"/>
-          <w:spacing w:val="-12"/>
-        </w:rPr>
-        <w:t xml:space="preserve"> </w:t>
-      </w:r>
-      <w:r>
-        <w:rPr>
-          <w:rFonts w:ascii="Garamond" w:hAnsi="Garamond"/>
-        </w:rPr>
-        <w:t>PRESTACIÓN</w:t>
-      </w:r>
-      <w:r>
-        <w:rPr>
-          <w:rFonts w:ascii="Garamond" w:hAnsi="Garamond"/>
-          <w:spacing w:val="-11"/>
-        </w:rPr>
-        <w:t xml:space="preserve"> </w:t>
-      </w:r>
-      <w:r>
-        <w:rPr>
-          <w:rFonts w:ascii="Garamond" w:hAnsi="Garamond"/>
-        </w:rPr>
-        <w:t>DEL</w:t>
-      </w:r>
-      <w:r>
-        <w:rPr>
-          <w:rFonts w:ascii="Garamond" w:hAnsi="Garamond"/>
-          <w:spacing w:val="-10"/>
-        </w:rPr>
-        <w:t xml:space="preserve"> </w:t>
-      </w:r>
-      <w:r>
-        <w:rPr>
-          <w:rFonts w:ascii="Garamond" w:hAnsi="Garamond"/>
-          <w:spacing w:val="-2"/>
-        </w:rPr>
-        <w:t>SERVICIO:</w:t>
-      </w:r>
-      <w:bookmarkStart w:id="5" w:name="VIII._PLAZO_DEL_SERVICIO:"/>
-      <w:bookmarkEnd w:id="5"/>
     </w:p>
     <w:p>
       <w:pPr>
@@ -2190,7 +2200,25 @@
           <w:b w:val="0"/>
           <w:bCs w:val="0"/>
         </w:rPr>
-        <w:t xml:space="preserve">En caso de retraso injustificado del proveedor en la ejecución de las prestaciones objeto del contrato, la Entidad le aplica automáticamente una penalidad por mora por cada día de atraso. La penalidad se aplica automáticamente y se calcula de acuerdo a la siguiente fórmula: </w:t>
+        <w:t xml:space="preserve">En caso de retraso injustificado del proveedor en la ejecución de las prestaciones objeto del contrato, la Entidad le aplica automáticamente una penalidad por mora por cada día de atraso. La penalidad se aplica automáticamente y se calcula </w:t>
+      </w:r>
+      <w:proofErr w:type="gramStart"/>
+      <w:r>
+        <w:rPr>
+          <w:rFonts w:ascii="Garamond" w:hAnsi="Garamond"/>
+          <w:b w:val="0"/>
+          <w:bCs w:val="0"/>
+        </w:rPr>
+        <w:t>de acuerdo a</w:t>
+      </w:r>
+      <w:proofErr w:type="gramEnd"/>
+      <w:r>
+        <w:rPr>
+          <w:rFonts w:ascii="Garamond" w:hAnsi="Garamond"/>
+          <w:b w:val="0"/>
+          <w:bCs w:val="0"/>
+        </w:rPr>
+        <w:t xml:space="preserve"> la siguiente fórmula: </w:t>
       </w:r>
     </w:p>
     <w:p>
@@ -2429,8 +2457,8 @@
           <w:rFonts w:ascii="Garamond" w:hAnsi="Garamond"/>
         </w:rPr>
       </w:pPr>
-      <w:bookmarkStart w:id="6" w:name="IX._MONTO_REFERENCIAL:"/>
-      <w:bookmarkEnd w:id="6"/>
+      <w:bookmarkStart w:id="5" w:name="IX._MONTO_REFERENCIAL:"/>
+      <w:bookmarkEnd w:id="5"/>
       <w:r>
         <w:rPr>
           <w:rFonts w:ascii="Garamond" w:hAnsi="Garamond"/>
@@ -2980,7 +3008,7 @@
 </file>
 
 <file path=word/endnotes.xml><?xml version="1.0" encoding="utf-8"?>
-<w:endnotes xmlns:wpc="http://schemas.microsoft.com/office/word/2010/wordprocessingCanvas" xmlns:cx="http://schemas.microsoft.com/office/drawing/2014/chartex" xmlns:mc="http://schemas.openxmlformats.org/markup-compatibility/2006" xmlns:o="urn:schemas-microsoft-com:office:office" xmlns:r="http://schemas.openxmlformats.org/officeDocument/2006/relationships" xmlns:m="http://schemas.openxmlformats.org/officeDocument/2006/math" xmlns:v="urn:schemas-microsoft-com:vml" xmlns:wp14="http://schemas.microsoft.com/office/word/2010/wordprocessingDrawing" xmlns:wp="http://schemas.openxmlformats.org/drawingml/2006/wordprocessingDrawing" xmlns:w10="urn:schemas-microsoft-com:office:word" xmlns:w="http://schemas.openxmlformats.org/wordprocessingml/2006/main" xmlns:w14="http://schemas.microsoft.com/office/word/2010/wordml" xmlns:w15="http://schemas.microsoft.com/office/word/2012/wordml" xmlns:w16se="http://schemas.microsoft.com/office/word/2015/wordml/symex" xmlns:wpg="http://schemas.microsoft.com/office/word/2010/wordprocessingGroup" xmlns:wpi="http://schemas.microsoft.com/office/word/2010/wordprocessingInk" xmlns:wne="http://schemas.microsoft.com/office/word/2006/wordml" xmlns:wps="http://schemas.microsoft.com/office/word/2010/wordprocessingShape" mc:Ignorable="w14 w15 w16se wp14">
+<w:endnotes xmlns:wpc="http://schemas.microsoft.com/office/word/2010/wordprocessingCanvas" xmlns:cx="http://schemas.microsoft.com/office/drawing/2014/chartex" xmlns:cx1="http://schemas.microsoft.com/office/drawing/2015/9/8/chartex" xmlns:cx2="http://schemas.microsoft.com/office/drawing/2015/10/21/chartex" xmlns:cx3="http://schemas.microsoft.com/office/drawing/2016/5/9/chartex" xmlns:cx4="http://schemas.microsoft.com/office/drawing/2016/5/10/chartex" xmlns:cx5="http://schemas.microsoft.com/office/drawing/2016/5/11/chartex" xmlns:cx6="http://schemas.microsoft.com/office/drawing/2016/5/12/chartex" xmlns:cx7="http://schemas.microsoft.com/office/drawing/2016/5/13/chartex" xmlns:cx8="http://schemas.microsoft.com/office/drawing/2016/5/14/chartex" xmlns:mc="http://schemas.openxmlformats.org/markup-compatibility/2006" xmlns:aink="http://schemas.microsoft.com/office/drawing/2016/ink" xmlns:am3d="http://schemas.microsoft.com/office/drawing/2017/model3d" xmlns:o="urn:schemas-microsoft-com:office:office" xmlns:oel="http://schemas.microsoft.com/office/2019/extlst" xmlns:r="http://schemas.openxmlformats.org/officeDocument/2006/relationships" xmlns:m="http://schemas.openxmlformats.org/officeDocument/2006/math" xmlns:v="urn:schemas-microsoft-com:vml" xmlns:wp14="http://schemas.microsoft.com/office/word/2010/wordprocessingDrawing" xmlns:wp="http://schemas.openxmlformats.org/drawingml/2006/wordprocessingDrawing" xmlns:w10="urn:schemas-microsoft-com:office:word" xmlns:w="http://schemas.openxmlformats.org/wordprocessingml/2006/main" xmlns:w14="http://schemas.microsoft.com/office/word/2010/wordml" xmlns:w15="http://schemas.microsoft.com/office/word/2012/wordml" xmlns:w16cex="http://schemas.microsoft.com/office/word/2018/wordml/cex" xmlns:w16cid="http://schemas.microsoft.com/office/word/2016/wordml/cid" xmlns:w16="http://schemas.microsoft.com/office/word/2018/wordml" xmlns:w16du="http://schemas.microsoft.com/office/word/2023/wordml/word16du" xmlns:w16sdtdh="http://schemas.microsoft.com/office/word/2020/wordml/sdtdatahash" xmlns:w16sdtfl="http://schemas.microsoft.com/office/word/2024/wordml/sdtformatlock" xmlns:w16se="http://schemas.microsoft.com/office/word/2015/wordml/symex" xmlns:wpg="http://schemas.microsoft.com/office/word/2010/wordprocessingGroup" xmlns:wpi="http://schemas.microsoft.com/office/word/2010/wordprocessingInk" xmlns:wne="http://schemas.microsoft.com/office/word/2006/wordml" xmlns:wps="http://schemas.microsoft.com/office/word/2010/wordprocessingShape" mc:Ignorable="w14 w15 w16se w16cid w16 w16cex w16sdtdh w16sdtfl w16du wp14">
   <w:endnote w:type="separator" w:id="-1">
     <w:p>
       <w:r>
@@ -2999,7 +3027,7 @@
 </file>
 
 <file path=word/footnotes.xml><?xml version="1.0" encoding="utf-8"?>
-<w:footnotes xmlns:wpc="http://schemas.microsoft.com/office/word/2010/wordprocessingCanvas" xmlns:cx="http://schemas.microsoft.com/office/drawing/2014/chartex" xmlns:mc="http://schemas.openxmlformats.org/markup-compatibility/2006" xmlns:o="urn:schemas-microsoft-com:office:office" xmlns:r="http://schemas.openxmlformats.org/officeDocument/2006/relationships" xmlns:m="http://schemas.openxmlformats.org/officeDocument/2006/math" xmlns:v="urn:schemas-microsoft-com:vml" xmlns:wp14="http://schemas.microsoft.com/office/word/2010/wordprocessingDrawing" xmlns:wp="http://schemas.openxmlformats.org/drawingml/2006/wordprocessingDrawing" xmlns:w10="urn:schemas-microsoft-com:office:word" xmlns:w="http://schemas.openxmlformats.org/wordprocessingml/2006/main" xmlns:w14="http://schemas.microsoft.com/office/word/2010/wordml" xmlns:w15="http://schemas.microsoft.com/office/word/2012/wordml" xmlns:w16se="http://schemas.microsoft.com/office/word/2015/wordml/symex" xmlns:wpg="http://schemas.microsoft.com/office/word/2010/wordprocessingGroup" xmlns:wpi="http://schemas.microsoft.com/office/word/2010/wordprocessingInk" xmlns:wne="http://schemas.microsoft.com/office/word/2006/wordml" xmlns:wps="http://schemas.microsoft.com/office/word/2010/wordprocessingShape" mc:Ignorable="w14 w15 w16se wp14">
+<w:footnotes xmlns:wpc="http://schemas.microsoft.com/office/word/2010/wordprocessingCanvas" xmlns:cx="http://schemas.microsoft.com/office/drawing/2014/chartex" xmlns:cx1="http://schemas.microsoft.com/office/drawing/2015/9/8/chartex" xmlns:cx2="http://schemas.microsoft.com/office/drawing/2015/10/21/chartex" xmlns:cx3="http://schemas.microsoft.com/office/drawing/2016/5/9/chartex" xmlns:cx4="http://schemas.microsoft.com/office/drawing/2016/5/10/chartex" xmlns:cx5="http://schemas.microsoft.com/office/drawing/2016/5/11/chartex" xmlns:cx6="http://schemas.microsoft.com/office/drawing/2016/5/12/chartex" xmlns:cx7="http://schemas.microsoft.com/office/drawing/2016/5/13/chartex" xmlns:cx8="http://schemas.microsoft.com/office/drawing/2016/5/14/chartex" xmlns:mc="http://schemas.openxmlformats.org/markup-compatibility/2006" xmlns:aink="http://schemas.microsoft.com/office/drawing/2016/ink" xmlns:am3d="http://schemas.microsoft.com/office/drawing/2017/model3d" xmlns:o="urn:schemas-microsoft-com:office:office" xmlns:oel="http://schemas.microsoft.com/office/2019/extlst" xmlns:r="http://schemas.openxmlformats.org/officeDocument/2006/relationships" xmlns:m="http://schemas.openxmlformats.org/officeDocument/2006/math" xmlns:v="urn:schemas-microsoft-com:vml" xmlns:wp14="http://schemas.microsoft.com/office/word/2010/wordprocessingDrawing" xmlns:wp="http://schemas.openxmlformats.org/drawingml/2006/wordprocessingDrawing" xmlns:w10="urn:schemas-microsoft-com:office:word" xmlns:w="http://schemas.openxmlformats.org/wordprocessingml/2006/main" xmlns:w14="http://schemas.microsoft.com/office/word/2010/wordml" xmlns:w15="http://schemas.microsoft.com/office/word/2012/wordml" xmlns:w16cex="http://schemas.microsoft.com/office/word/2018/wordml/cex" xmlns:w16cid="http://schemas.microsoft.com/office/word/2016/wordml/cid" xmlns:w16="http://schemas.microsoft.com/office/word/2018/wordml" xmlns:w16du="http://schemas.microsoft.com/office/word/2023/wordml/word16du" xmlns:w16sdtdh="http://schemas.microsoft.com/office/word/2020/wordml/sdtdatahash" xmlns:w16sdtfl="http://schemas.microsoft.com/office/word/2024/wordml/sdtformatlock" xmlns:w16se="http://schemas.microsoft.com/office/word/2015/wordml/symex" xmlns:wpg="http://schemas.microsoft.com/office/word/2010/wordprocessingGroup" xmlns:wpi="http://schemas.microsoft.com/office/word/2010/wordprocessingInk" xmlns:wne="http://schemas.microsoft.com/office/word/2006/wordml" xmlns:wps="http://schemas.microsoft.com/office/word/2010/wordprocessingShape" mc:Ignorable="w14 w15 w16se w16cid w16 w16cex w16sdtdh w16sdtfl w16du wp14">
   <w:footnote w:type="separator" w:id="-1">
     <w:p>
       <w:r>
@@ -3018,7 +3046,7 @@
 </file>
 
 <file path=word/header1.xml><?xml version="1.0" encoding="utf-8"?>
-<w:hdr xmlns:wpc="http://schemas.microsoft.com/office/word/2010/wordprocessingCanvas" xmlns:cx="http://schemas.microsoft.com/office/drawing/2014/chartex" xmlns:mc="http://schemas.openxmlformats.org/markup-compatibility/2006" xmlns:o="urn:schemas-microsoft-com:office:office" xmlns:r="http://schemas.openxmlformats.org/officeDocument/2006/relationships" xmlns:m="http://schemas.openxmlformats.org/officeDocument/2006/math" xmlns:v="urn:schemas-microsoft-com:vml" xmlns:wp14="http://schemas.microsoft.com/office/word/2010/wordprocessingDrawing" xmlns:wp="http://schemas.openxmlformats.org/drawingml/2006/wordprocessingDrawing" xmlns:w10="urn:schemas-microsoft-com:office:word" xmlns:w="http://schemas.openxmlformats.org/wordprocessingml/2006/main" xmlns:w14="http://schemas.microsoft.com/office/word/2010/wordml" xmlns:w15="http://schemas.microsoft.com/office/word/2012/wordml" xmlns:w16se="http://schemas.microsoft.com/office/word/2015/wordml/symex" xmlns:wpg="http://schemas.microsoft.com/office/word/2010/wordprocessingGroup" xmlns:wpi="http://schemas.microsoft.com/office/word/2010/wordprocessingInk" xmlns:wne="http://schemas.microsoft.com/office/word/2006/wordml" xmlns:wps="http://schemas.microsoft.com/office/word/2010/wordprocessingShape" mc:Ignorable="w14 w15 w16se wp14">
+<w:hdr xmlns:wpc="http://schemas.microsoft.com/office/word/2010/wordprocessingCanvas" xmlns:cx="http://schemas.microsoft.com/office/drawing/2014/chartex" xmlns:cx1="http://schemas.microsoft.com/office/drawing/2015/9/8/chartex" xmlns:cx2="http://schemas.microsoft.com/office/drawing/2015/10/21/chartex" xmlns:cx3="http://schemas.microsoft.com/office/drawing/2016/5/9/chartex" xmlns:cx4="http://schemas.microsoft.com/office/drawing/2016/5/10/chartex" xmlns:cx5="http://schemas.microsoft.com/office/drawing/2016/5/11/chartex" xmlns:cx6="http://schemas.microsoft.com/office/drawing/2016/5/12/chartex" xmlns:cx7="http://schemas.microsoft.com/office/drawing/2016/5/13/chartex" xmlns:cx8="http://schemas.microsoft.com/office/drawing/2016/5/14/chartex" xmlns:mc="http://schemas.openxmlformats.org/markup-compatibility/2006" xmlns:aink="http://schemas.microsoft.com/office/drawing/2016/ink" xmlns:am3d="http://schemas.microsoft.com/office/drawing/2017/model3d" xmlns:o="urn:schemas-microsoft-com:office:office" xmlns:oel="http://schemas.microsoft.com/office/2019/extlst" xmlns:r="http://schemas.openxmlformats.org/officeDocument/2006/relationships" xmlns:m="http://schemas.openxmlformats.org/officeDocument/2006/math" xmlns:v="urn:schemas-microsoft-com:vml" xmlns:wp14="http://schemas.microsoft.com/office/word/2010/wordprocessingDrawing" xmlns:wp="http://schemas.openxmlformats.org/drawingml/2006/wordprocessingDrawing" xmlns:w10="urn:schemas-microsoft-com:office:word" xmlns:w="http://schemas.openxmlformats.org/wordprocessingml/2006/main" xmlns:w14="http://schemas.microsoft.com/office/word/2010/wordml" xmlns:w15="http://schemas.microsoft.com/office/word/2012/wordml" xmlns:w16cex="http://schemas.microsoft.com/office/word/2018/wordml/cex" xmlns:w16cid="http://schemas.microsoft.com/office/word/2016/wordml/cid" xmlns:w16="http://schemas.microsoft.com/office/word/2018/wordml" xmlns:w16du="http://schemas.microsoft.com/office/word/2023/wordml/word16du" xmlns:w16sdtdh="http://schemas.microsoft.com/office/word/2020/wordml/sdtdatahash" xmlns:w16sdtfl="http://schemas.microsoft.com/office/word/2024/wordml/sdtformatlock" xmlns:w16se="http://schemas.microsoft.com/office/word/2015/wordml/symex" xmlns:wpg="http://schemas.microsoft.com/office/word/2010/wordprocessingGroup" xmlns:wpi="http://schemas.microsoft.com/office/word/2010/wordprocessingInk" xmlns:wne="http://schemas.microsoft.com/office/word/2006/wordml" xmlns:wps="http://schemas.microsoft.com/office/word/2010/wordprocessingShape" mc:Ignorable="w14 w15 w16se w16cid w16 w16cex w16sdtdh w16sdtfl w16du wp14">
   <w:p>
     <w:pPr>
       <w:pStyle w:val="Encabezado"/>
@@ -3095,7 +3123,7 @@
 </file>
 
 <file path=word/numbering.xml><?xml version="1.0" encoding="utf-8"?>
-<w:numbering xmlns:wpc="http://schemas.microsoft.com/office/word/2010/wordprocessingCanvas" xmlns:cx="http://schemas.microsoft.com/office/drawing/2014/chartex" xmlns:mc="http://schemas.openxmlformats.org/markup-compatibility/2006" xmlns:o="urn:schemas-microsoft-com:office:office" xmlns:r="http://schemas.openxmlformats.org/officeDocument/2006/relationships" xmlns:m="http://schemas.openxmlformats.org/officeDocument/2006/math" xmlns:v="urn:schemas-microsoft-com:vml" xmlns:wp14="http://schemas.microsoft.com/office/word/2010/wordprocessingDrawing" xmlns:wp="http://schemas.openxmlformats.org/drawingml/2006/wordprocessingDrawing" xmlns:w10="urn:schemas-microsoft-com:office:word" xmlns:w="http://schemas.openxmlformats.org/wordprocessingml/2006/main" xmlns:w14="http://schemas.microsoft.com/office/word/2010/wordml" xmlns:w15="http://schemas.microsoft.com/office/word/2012/wordml" xmlns:w16se="http://schemas.microsoft.com/office/word/2015/wordml/symex" xmlns:wpg="http://schemas.microsoft.com/office/word/2010/wordprocessingGroup" xmlns:wpi="http://schemas.microsoft.com/office/word/2010/wordprocessingInk" xmlns:wne="http://schemas.microsoft.com/office/word/2006/wordml" xmlns:wps="http://schemas.microsoft.com/office/word/2010/wordprocessingShape" mc:Ignorable="w14 w15 w16se wp14">
+<w:numbering xmlns:wpc="http://schemas.microsoft.com/office/word/2010/wordprocessingCanvas" xmlns:cx="http://schemas.microsoft.com/office/drawing/2014/chartex" xmlns:cx1="http://schemas.microsoft.com/office/drawing/2015/9/8/chartex" xmlns:cx2="http://schemas.microsoft.com/office/drawing/2015/10/21/chartex" xmlns:cx3="http://schemas.microsoft.com/office/drawing/2016/5/9/chartex" xmlns:cx4="http://schemas.microsoft.com/office/drawing/2016/5/10/chartex" xmlns:cx5="http://schemas.microsoft.com/office/drawing/2016/5/11/chartex" xmlns:cx6="http://schemas.microsoft.com/office/drawing/2016/5/12/chartex" xmlns:cx7="http://schemas.microsoft.com/office/drawing/2016/5/13/chartex" xmlns:cx8="http://schemas.microsoft.com/office/drawing/2016/5/14/chartex" xmlns:mc="http://schemas.openxmlformats.org/markup-compatibility/2006" xmlns:aink="http://schemas.microsoft.com/office/drawing/2016/ink" xmlns:am3d="http://schemas.microsoft.com/office/drawing/2017/model3d" xmlns:o="urn:schemas-microsoft-com:office:office" xmlns:oel="http://schemas.microsoft.com/office/2019/extlst" xmlns:r="http://schemas.openxmlformats.org/officeDocument/2006/relationships" xmlns:m="http://schemas.openxmlformats.org/officeDocument/2006/math" xmlns:v="urn:schemas-microsoft-com:vml" xmlns:wp14="http://schemas.microsoft.com/office/word/2010/wordprocessingDrawing" xmlns:wp="http://schemas.openxmlformats.org/drawingml/2006/wordprocessingDrawing" xmlns:w10="urn:schemas-microsoft-com:office:word" xmlns:w="http://schemas.openxmlformats.org/wordprocessingml/2006/main" xmlns:w14="http://schemas.microsoft.com/office/word/2010/wordml" xmlns:w15="http://schemas.microsoft.com/office/word/2012/wordml" xmlns:w16cex="http://schemas.microsoft.com/office/word/2018/wordml/cex" xmlns:w16cid="http://schemas.microsoft.com/office/word/2016/wordml/cid" xmlns:w16="http://schemas.microsoft.com/office/word/2018/wordml" xmlns:w16du="http://schemas.microsoft.com/office/word/2023/wordml/word16du" xmlns:w16sdtdh="http://schemas.microsoft.com/office/word/2020/wordml/sdtdatahash" xmlns:w16sdtfl="http://schemas.microsoft.com/office/word/2024/wordml/sdtformatlock" xmlns:w16se="http://schemas.microsoft.com/office/word/2015/wordml/symex" xmlns:wpg="http://schemas.microsoft.com/office/word/2010/wordprocessingGroup" xmlns:wpi="http://schemas.microsoft.com/office/word/2010/wordprocessingInk" xmlns:wne="http://schemas.microsoft.com/office/word/2006/wordml" xmlns:wps="http://schemas.microsoft.com/office/word/2010/wordprocessingShape" mc:Ignorable="w14 w15 w16se w16cid w16 w16cex w16sdtdh w16sdtfl w16du wp14">
   <w:abstractNum w:abstractNumId="0" w15:restartNumberingAfterBreak="0">
     <w:nsid w:val="495B5C67"/>
     <w:multiLevelType w:val="hybridMultilevel"/>
@@ -3417,20 +3445,20 @@
       </w:pPr>
     </w:lvl>
   </w:abstractNum>
-  <w:num w:numId="1">
+  <w:num w:numId="1" w16cid:durableId="1956130726">
     <w:abstractNumId w:val="1"/>
   </w:num>
-  <w:num w:numId="2">
+  <w:num w:numId="2" w16cid:durableId="1465153354">
     <w:abstractNumId w:val="2"/>
   </w:num>
-  <w:num w:numId="3">
+  <w:num w:numId="3" w16cid:durableId="525296555">
     <w:abstractNumId w:val="0"/>
   </w:num>
 </w:numbering>
 </file>
 
 <file path=word/styles.xml><?xml version="1.0" encoding="utf-8"?>
-<w:styles xmlns:mc="http://schemas.openxmlformats.org/markup-compatibility/2006" xmlns:r="http://schemas.openxmlformats.org/officeDocument/2006/relationships" xmlns:w="http://schemas.openxmlformats.org/wordprocessingml/2006/main" xmlns:w14="http://schemas.microsoft.com/office/word/2010/wordml" xmlns:w15="http://schemas.microsoft.com/office/word/2012/wordml" xmlns:w16se="http://schemas.microsoft.com/office/word/2015/wordml/symex" mc:Ignorable="w14 w15 w16se">
+<w:styles xmlns:mc="http://schemas.openxmlformats.org/markup-compatibility/2006" xmlns:r="http://schemas.openxmlformats.org/officeDocument/2006/relationships" xmlns:w="http://schemas.openxmlformats.org/wordprocessingml/2006/main" xmlns:w14="http://schemas.microsoft.com/office/word/2010/wordml" xmlns:w15="http://schemas.microsoft.com/office/word/2012/wordml" xmlns:w16cex="http://schemas.microsoft.com/office/word/2018/wordml/cex" xmlns:w16cid="http://schemas.microsoft.com/office/word/2016/wordml/cid" xmlns:w16="http://schemas.microsoft.com/office/word/2018/wordml" xmlns:w16du="http://schemas.microsoft.com/office/word/2023/wordml/word16du" xmlns:w16sdtdh="http://schemas.microsoft.com/office/word/2020/wordml/sdtdatahash" xmlns:w16sdtfl="http://schemas.microsoft.com/office/word/2024/wordml/sdtformatlock" xmlns:w16se="http://schemas.microsoft.com/office/word/2015/wordml/symex" mc:Ignorable="w14 w15 w16se w16cid w16 w16cex w16sdtdh w16sdtfl w16du">
   <w:docDefaults>
     <w:rPrDefault>
       <w:rPr>
@@ -3448,7 +3476,7 @@
       </w:pPr>
     </w:pPrDefault>
   </w:docDefaults>
-  <w:latentStyles w:defLockedState="0" w:defUIPriority="99" w:defSemiHidden="0" w:defUnhideWhenUsed="0" w:defQFormat="0" w:count="371">
+  <w:latentStyles w:defLockedState="0" w:defUIPriority="99" w:defSemiHidden="0" w:defUnhideWhenUsed="0" w:defQFormat="0" w:count="376">
     <w:lsdException w:name="Normal" w:uiPriority="0" w:qFormat="1"/>
     <w:lsdException w:name="heading 1" w:uiPriority="9" w:qFormat="1"/>
     <w:lsdException w:name="heading 2" w:semiHidden="1" w:uiPriority="9" w:unhideWhenUsed="1" w:qFormat="1"/>
@@ -3820,6 +3848,11 @@
     <w:lsdException w:name="List Table 5 Dark Accent 6" w:uiPriority="50"/>
     <w:lsdException w:name="List Table 6 Colorful Accent 6" w:uiPriority="51"/>
     <w:lsdException w:name="List Table 7 Colorful Accent 6" w:uiPriority="52"/>
+    <w:lsdException w:name="Mention" w:semiHidden="1" w:unhideWhenUsed="1"/>
+    <w:lsdException w:name="Smart Hyperlink" w:semiHidden="1" w:unhideWhenUsed="1"/>
+    <w:lsdException w:name="Hashtag" w:semiHidden="1" w:unhideWhenUsed="1"/>
+    <w:lsdException w:name="Unresolved Mention" w:semiHidden="1" w:unhideWhenUsed="1"/>
+    <w:lsdException w:name="Smart Link" w:semiHidden="1" w:unhideWhenUsed="1"/>
   </w:latentStyles>
   <w:style w:type="paragraph" w:default="1" w:styleId="Normal">
     <w:name w:val="Normal"/>
